--- a/docs/HLD/AltitudeMeasurement_HLD.docx
+++ b/docs/HLD/AltitudeMeasurement_HLD.docx
@@ -6,24 +6,42 @@
       <w:pPr>
         <w:pStyle w:val="Heading1"/>
         <w:rPr>
-          <w:rFonts w:ascii="Times New Roman" w:hAnsi="Times New Roman" w:cs="Times New Roman"/>
-          <w:sz w:val="24"/>
-          <w:szCs w:val="24"/>
-        </w:rPr>
-      </w:pPr>
-      <w:r>
-        <w:rPr>
-          <w:rFonts w:ascii="Times New Roman" w:hAnsi="Times New Roman" w:cs="Times New Roman"/>
-          <w:sz w:val="24"/>
-          <w:szCs w:val="24"/>
-        </w:rPr>
-        <w:t xml:space="preserve">Altitude measurement </w:t>
-      </w:r>
-      <w:r>
-        <w:rPr>
-          <w:rFonts w:ascii="Times New Roman" w:hAnsi="Times New Roman" w:cs="Times New Roman"/>
-          <w:sz w:val="24"/>
-          <w:szCs w:val="24"/>
+          <w:rFonts w:cstheme="majorHAnsi"/>
+          <w:sz w:val="22"/>
+          <w:szCs w:val="22"/>
+        </w:rPr>
+      </w:pPr>
+      <w:r>
+        <w:rPr>
+          <w:rFonts w:cstheme="majorHAnsi"/>
+          <w:sz w:val="22"/>
+          <w:szCs w:val="22"/>
+        </w:rPr>
+        <w:t xml:space="preserve">Altitude </w:t>
+      </w:r>
+      <w:proofErr w:type="gramStart"/>
+      <w:r>
+        <w:rPr>
+          <w:rFonts w:cstheme="majorHAnsi"/>
+          <w:sz w:val="22"/>
+          <w:szCs w:val="22"/>
+        </w:rPr>
+        <w:t>measurement</w:t>
+      </w:r>
+      <w:proofErr w:type="gramEnd"/>
+      <w:r>
+        <w:rPr>
+          <w:rFonts w:cstheme="majorHAnsi"/>
+          <w:sz w:val="22"/>
+          <w:szCs w:val="22"/>
+        </w:rPr>
+        <w:t xml:space="preserve"> </w:t>
+      </w:r>
+      <w:r>
+        <w:rPr>
+          <w:rFonts w:cstheme="majorHAnsi"/>
+          <w:sz w:val="22"/>
+          <w:szCs w:val="22"/>
         </w:rPr>
         <w:t>High-Level Design (HLD)</w:t>
       </w:r>
@@ -31,16 +49,12 @@
     <w:p>
       <w:pPr>
         <w:rPr>
-          <w:rFonts w:ascii="Times New Roman" w:hAnsi="Times New Roman" w:cs="Times New Roman"/>
-          <w:sz w:val="24"/>
-          <w:szCs w:val="24"/>
-        </w:rPr>
-      </w:pPr>
-      <w:r>
-        <w:rPr>
-          <w:rFonts w:ascii="Times New Roman" w:hAnsi="Times New Roman" w:cs="Times New Roman"/>
-          <w:sz w:val="24"/>
-          <w:szCs w:val="24"/>
+          <w:rFonts w:asciiTheme="majorHAnsi" w:hAnsiTheme="majorHAnsi" w:cstheme="majorHAnsi"/>
+        </w:rPr>
+      </w:pPr>
+      <w:r>
+        <w:rPr>
+          <w:rFonts w:asciiTheme="majorHAnsi" w:hAnsiTheme="majorHAnsi" w:cstheme="majorHAnsi"/>
         </w:rPr>
         <w:t>Version: 1.0</w:t>
       </w:r>
@@ -48,32 +62,24 @@
     <w:p>
       <w:pPr>
         <w:rPr>
-          <w:rFonts w:ascii="Times New Roman" w:hAnsi="Times New Roman" w:cs="Times New Roman"/>
-          <w:sz w:val="24"/>
-          <w:szCs w:val="24"/>
-        </w:rPr>
-      </w:pPr>
-      <w:r>
-        <w:rPr>
-          <w:rFonts w:ascii="Times New Roman" w:hAnsi="Times New Roman" w:cs="Times New Roman"/>
-          <w:sz w:val="24"/>
-          <w:szCs w:val="24"/>
+          <w:rFonts w:asciiTheme="majorHAnsi" w:hAnsiTheme="majorHAnsi" w:cstheme="majorHAnsi"/>
+        </w:rPr>
+      </w:pPr>
+      <w:r>
+        <w:rPr>
+          <w:rFonts w:asciiTheme="majorHAnsi" w:hAnsiTheme="majorHAnsi" w:cstheme="majorHAnsi"/>
         </w:rPr>
         <w:t>Date: [</w:t>
       </w:r>
       <w:r>
         <w:rPr>
-          <w:rFonts w:ascii="Times New Roman" w:hAnsi="Times New Roman" w:cs="Times New Roman"/>
-          <w:sz w:val="24"/>
-          <w:szCs w:val="24"/>
+          <w:rFonts w:asciiTheme="majorHAnsi" w:hAnsiTheme="majorHAnsi" w:cstheme="majorHAnsi"/>
         </w:rPr>
         <w:t>16-02-206</w:t>
       </w:r>
       <w:r>
         <w:rPr>
-          <w:rFonts w:ascii="Times New Roman" w:hAnsi="Times New Roman" w:cs="Times New Roman"/>
-          <w:sz w:val="24"/>
-          <w:szCs w:val="24"/>
+          <w:rFonts w:asciiTheme="majorHAnsi" w:hAnsiTheme="majorHAnsi" w:cstheme="majorHAnsi"/>
         </w:rPr>
         <w:t>]</w:t>
       </w:r>
@@ -81,32 +87,24 @@
     <w:p>
       <w:pPr>
         <w:rPr>
-          <w:rFonts w:ascii="Times New Roman" w:hAnsi="Times New Roman" w:cs="Times New Roman"/>
-          <w:sz w:val="24"/>
-          <w:szCs w:val="24"/>
-        </w:rPr>
-      </w:pPr>
-      <w:r>
-        <w:rPr>
-          <w:rFonts w:ascii="Times New Roman" w:hAnsi="Times New Roman" w:cs="Times New Roman"/>
-          <w:sz w:val="24"/>
-          <w:szCs w:val="24"/>
+          <w:rFonts w:asciiTheme="majorHAnsi" w:hAnsiTheme="majorHAnsi" w:cstheme="majorHAnsi"/>
+        </w:rPr>
+      </w:pPr>
+      <w:r>
+        <w:rPr>
+          <w:rFonts w:asciiTheme="majorHAnsi" w:hAnsiTheme="majorHAnsi" w:cstheme="majorHAnsi"/>
         </w:rPr>
         <w:t>Prepared by: [</w:t>
       </w:r>
       <w:r>
         <w:rPr>
-          <w:rFonts w:ascii="Times New Roman" w:hAnsi="Times New Roman" w:cs="Times New Roman"/>
-          <w:sz w:val="24"/>
-          <w:szCs w:val="24"/>
+          <w:rFonts w:asciiTheme="majorHAnsi" w:hAnsiTheme="majorHAnsi" w:cstheme="majorHAnsi"/>
         </w:rPr>
         <w:t>Arunya V.A</w:t>
       </w:r>
       <w:r>
         <w:rPr>
-          <w:rFonts w:ascii="Times New Roman" w:hAnsi="Times New Roman" w:cs="Times New Roman"/>
-          <w:sz w:val="24"/>
-          <w:szCs w:val="24"/>
+          <w:rFonts w:asciiTheme="majorHAnsi" w:hAnsiTheme="majorHAnsi" w:cstheme="majorHAnsi"/>
         </w:rPr>
         <w:t>]</w:t>
       </w:r>
@@ -115,17 +113,17 @@
       <w:pPr>
         <w:pStyle w:val="Heading2"/>
         <w:rPr>
-          <w:rFonts w:ascii="Times New Roman" w:hAnsi="Times New Roman" w:cs="Times New Roman"/>
-          <w:sz w:val="24"/>
-          <w:szCs w:val="24"/>
+          <w:rFonts w:cstheme="majorHAnsi"/>
+          <w:sz w:val="22"/>
+          <w:szCs w:val="22"/>
           <w:u w:val="single"/>
         </w:rPr>
       </w:pPr>
       <w:r>
         <w:rPr>
-          <w:rFonts w:ascii="Times New Roman" w:hAnsi="Times New Roman" w:cs="Times New Roman"/>
-          <w:sz w:val="24"/>
-          <w:szCs w:val="24"/>
+          <w:rFonts w:cstheme="majorHAnsi"/>
+          <w:sz w:val="22"/>
+          <w:szCs w:val="22"/>
           <w:u w:val="single"/>
         </w:rPr>
         <w:t>1. Purpose</w:t>
@@ -134,503 +132,447 @@
     <w:p>
       <w:pPr>
         <w:rPr>
-          <w:rFonts w:ascii="Times New Roman" w:hAnsi="Times New Roman" w:cs="Times New Roman"/>
-          <w:sz w:val="24"/>
-          <w:szCs w:val="24"/>
-        </w:rPr>
-      </w:pPr>
-      <w:r>
-        <w:rPr>
-          <w:rFonts w:ascii="Times New Roman" w:hAnsi="Times New Roman" w:cs="Times New Roman"/>
-          <w:sz w:val="24"/>
-          <w:szCs w:val="24"/>
-        </w:rPr>
-        <w:t>The goal of  the system is to monitor the altitude value</w:t>
-      </w:r>
-      <w:r>
-        <w:rPr>
-          <w:rFonts w:ascii="Times New Roman" w:hAnsi="Times New Roman" w:cs="Times New Roman"/>
-          <w:sz w:val="24"/>
-          <w:szCs w:val="24"/>
-        </w:rPr>
-        <w:t xml:space="preserve"> and validate it’s with threshold values</w:t>
-      </w:r>
-      <w:r>
-        <w:rPr>
-          <w:rFonts w:ascii="Times New Roman" w:hAnsi="Times New Roman" w:cs="Times New Roman"/>
-          <w:sz w:val="24"/>
-          <w:szCs w:val="24"/>
+          <w:rFonts w:asciiTheme="majorHAnsi" w:hAnsiTheme="majorHAnsi" w:cstheme="majorHAnsi"/>
+        </w:rPr>
+      </w:pPr>
+      <w:r>
+        <w:rPr>
+          <w:rFonts w:asciiTheme="majorHAnsi" w:hAnsiTheme="majorHAnsi" w:cstheme="majorHAnsi"/>
+        </w:rPr>
+        <w:t xml:space="preserve">The goal </w:t>
+      </w:r>
+      <w:proofErr w:type="gramStart"/>
+      <w:r>
+        <w:rPr>
+          <w:rFonts w:asciiTheme="majorHAnsi" w:hAnsiTheme="majorHAnsi" w:cstheme="majorHAnsi"/>
+        </w:rPr>
+        <w:t>of  the</w:t>
+      </w:r>
+      <w:proofErr w:type="gramEnd"/>
+      <w:r>
+        <w:rPr>
+          <w:rFonts w:asciiTheme="majorHAnsi" w:hAnsiTheme="majorHAnsi" w:cstheme="majorHAnsi"/>
+        </w:rPr>
+        <w:t xml:space="preserve"> system is to monitor the altitude value</w:t>
+      </w:r>
+      <w:r>
+        <w:rPr>
+          <w:rFonts w:asciiTheme="majorHAnsi" w:hAnsiTheme="majorHAnsi" w:cstheme="majorHAnsi"/>
+        </w:rPr>
+        <w:t xml:space="preserve"> and validate </w:t>
+      </w:r>
+      <w:proofErr w:type="gramStart"/>
+      <w:r>
+        <w:rPr>
+          <w:rFonts w:asciiTheme="majorHAnsi" w:hAnsiTheme="majorHAnsi" w:cstheme="majorHAnsi"/>
+        </w:rPr>
+        <w:t>it’s</w:t>
+      </w:r>
+      <w:proofErr w:type="gramEnd"/>
+      <w:r>
+        <w:rPr>
+          <w:rFonts w:asciiTheme="majorHAnsi" w:hAnsiTheme="majorHAnsi" w:cstheme="majorHAnsi"/>
+        </w:rPr>
+        <w:t xml:space="preserve"> with threshold values</w:t>
+      </w:r>
+      <w:r>
+        <w:rPr>
+          <w:rFonts w:asciiTheme="majorHAnsi" w:hAnsiTheme="majorHAnsi" w:cstheme="majorHAnsi"/>
         </w:rPr>
         <w:t>.</w:t>
       </w:r>
       <w:r>
         <w:rPr>
-          <w:rFonts w:ascii="Times New Roman" w:hAnsi="Times New Roman" w:cs="Times New Roman"/>
-          <w:sz w:val="24"/>
-          <w:szCs w:val="24"/>
+          <w:rFonts w:asciiTheme="majorHAnsi" w:hAnsiTheme="majorHAnsi" w:cstheme="majorHAnsi"/>
         </w:rPr>
         <w:t xml:space="preserve"> Perform alarm execution based on the output evolved from the system.</w:t>
       </w:r>
     </w:p>
     <w:p>
       <w:pPr>
-        <w:rPr>
-          <w:rFonts w:ascii="Times New Roman" w:hAnsi="Times New Roman" w:cs="Times New Roman"/>
-          <w:sz w:val="24"/>
-          <w:szCs w:val="24"/>
-        </w:rPr>
-      </w:pPr>
+        <w:pStyle w:val="Heading2"/>
+        <w:rPr>
+          <w:rFonts w:cstheme="majorHAnsi"/>
+          <w:sz w:val="22"/>
+          <w:szCs w:val="22"/>
+          <w:u w:val="single"/>
+        </w:rPr>
+      </w:pPr>
+      <w:r>
+        <w:rPr>
+          <w:rFonts w:cstheme="majorHAnsi"/>
+          <w:sz w:val="22"/>
+          <w:szCs w:val="22"/>
+          <w:u w:val="single"/>
+        </w:rPr>
+        <w:t>2. System Overview</w:t>
+      </w:r>
     </w:p>
     <w:p>
       <w:pPr>
-        <w:pStyle w:val="Heading2"/>
-        <w:rPr>
-          <w:rFonts w:ascii="Times New Roman" w:hAnsi="Times New Roman" w:cs="Times New Roman"/>
-          <w:sz w:val="24"/>
-          <w:szCs w:val="24"/>
-          <w:u w:val="single"/>
-        </w:rPr>
-      </w:pPr>
-      <w:r>
-        <w:rPr>
-          <w:rFonts w:ascii="Times New Roman" w:hAnsi="Times New Roman" w:cs="Times New Roman"/>
-          <w:sz w:val="24"/>
-          <w:szCs w:val="24"/>
-          <w:u w:val="single"/>
-        </w:rPr>
-        <w:t>2. System Overview</w:t>
+        <w:rPr>
+          <w:rFonts w:asciiTheme="majorHAnsi" w:hAnsiTheme="majorHAnsi" w:cstheme="majorHAnsi"/>
+        </w:rPr>
+      </w:pPr>
+      <w:r>
+        <w:rPr>
+          <w:rFonts w:asciiTheme="majorHAnsi" w:hAnsiTheme="majorHAnsi" w:cstheme="majorHAnsi"/>
+        </w:rPr>
+        <w:t xml:space="preserve"> </w:t>
+      </w:r>
+      <w:r>
+        <w:rPr>
+          <w:rFonts w:asciiTheme="majorHAnsi" w:hAnsiTheme="majorHAnsi" w:cstheme="majorHAnsi"/>
+        </w:rPr>
+        <w:t xml:space="preserve"> </w:t>
+      </w:r>
+      <w:r>
+        <w:rPr>
+          <w:rFonts w:asciiTheme="majorHAnsi" w:hAnsiTheme="majorHAnsi" w:cstheme="majorHAnsi"/>
+        </w:rPr>
+        <w:t>The Altitude Measurement System is designed to acquire real-time altitude values from a sensor module. It operates at a defined frequency and monitoring interval. During each interval, the system processes sensor data, performs validation against defined altitude thresholds, and executes an alarm if necessary.</w:t>
       </w:r>
     </w:p>
     <w:p>
       <w:pPr>
         <w:rPr>
-          <w:rFonts w:ascii="Times New Roman" w:hAnsi="Times New Roman" w:cs="Times New Roman"/>
-          <w:sz w:val="24"/>
-          <w:szCs w:val="24"/>
-        </w:rPr>
-      </w:pPr>
-      <w:r>
-        <w:rPr>
-          <w:rFonts w:ascii="Times New Roman" w:hAnsi="Times New Roman" w:cs="Times New Roman"/>
-          <w:sz w:val="24"/>
-          <w:szCs w:val="24"/>
-        </w:rPr>
-        <w:t xml:space="preserve"> </w:t>
-      </w:r>
-      <w:r>
-        <w:rPr>
-          <w:rFonts w:ascii="Times New Roman" w:hAnsi="Times New Roman" w:cs="Times New Roman"/>
-          <w:sz w:val="24"/>
-          <w:szCs w:val="24"/>
-        </w:rPr>
-        <w:t xml:space="preserve"> </w:t>
-      </w:r>
-      <w:r>
-        <w:rPr>
-          <w:rFonts w:ascii="Times New Roman" w:hAnsi="Times New Roman" w:cs="Times New Roman"/>
-          <w:sz w:val="24"/>
-          <w:szCs w:val="24"/>
-        </w:rPr>
-        <w:t>The Altitude Measurement System is designed to acquire real-time altitude values from a sensor module. It operates at a defined frequency and monitoring interval. During each interval, the system processes sensor data, performs validation against defined altitude thresholds, and executes an alarm if necessary.</w:t>
+          <w:rFonts w:asciiTheme="majorHAnsi" w:hAnsiTheme="majorHAnsi" w:cstheme="majorHAnsi"/>
+          <w:b/>
+          <w:bCs/>
+        </w:rPr>
+      </w:pPr>
+      <w:r>
+        <w:rPr>
+          <w:rFonts w:asciiTheme="majorHAnsi" w:hAnsiTheme="majorHAnsi" w:cstheme="majorHAnsi"/>
+          <w:b/>
+          <w:bCs/>
+        </w:rPr>
+        <w:t xml:space="preserve">2.1 </w:t>
+      </w:r>
+      <w:r>
+        <w:rPr>
+          <w:rFonts w:asciiTheme="majorHAnsi" w:hAnsiTheme="majorHAnsi" w:cstheme="majorHAnsi"/>
+          <w:b/>
+          <w:bCs/>
+        </w:rPr>
+        <w:t>Key components</w:t>
       </w:r>
     </w:p>
     <w:p>
       <w:pPr>
         <w:rPr>
-          <w:rFonts w:ascii="Times New Roman" w:hAnsi="Times New Roman" w:cs="Times New Roman"/>
+          <w:rFonts w:asciiTheme="majorHAnsi" w:hAnsiTheme="majorHAnsi" w:cstheme="majorHAnsi"/>
+        </w:rPr>
+      </w:pPr>
+      <w:r>
+        <w:rPr>
+          <w:rFonts w:asciiTheme="majorHAnsi" w:hAnsiTheme="majorHAnsi" w:cstheme="majorHAnsi"/>
+        </w:rPr>
+        <w:t>2.1.</w:t>
+      </w:r>
+      <w:r>
+        <w:rPr>
+          <w:rFonts w:asciiTheme="majorHAnsi" w:hAnsiTheme="majorHAnsi" w:cstheme="majorHAnsi"/>
+          <w:u w:val="single"/>
+        </w:rPr>
+        <w:t>1.</w:t>
+      </w:r>
+      <w:r>
+        <w:rPr>
+          <w:rFonts w:asciiTheme="majorHAnsi" w:hAnsiTheme="majorHAnsi" w:cstheme="majorHAnsi"/>
+          <w:u w:val="single"/>
+        </w:rPr>
+        <w:t xml:space="preserve"> </w:t>
+      </w:r>
+      <w:r>
+        <w:rPr>
+          <w:rFonts w:asciiTheme="majorHAnsi" w:hAnsiTheme="majorHAnsi" w:cstheme="majorHAnsi"/>
+          <w:u w:val="single"/>
+        </w:rPr>
+        <w:t xml:space="preserve">Data </w:t>
+      </w:r>
+      <w:r>
+        <w:rPr>
+          <w:rFonts w:asciiTheme="majorHAnsi" w:hAnsiTheme="majorHAnsi" w:cstheme="majorHAnsi"/>
+          <w:u w:val="single"/>
+        </w:rPr>
+        <w:t>gathering</w:t>
+      </w:r>
+      <w:r>
+        <w:rPr>
+          <w:rFonts w:asciiTheme="majorHAnsi" w:hAnsiTheme="majorHAnsi" w:cstheme="majorHAnsi"/>
+        </w:rPr>
+        <w:t xml:space="preserve"> -</w:t>
+      </w:r>
+      <w:r>
+        <w:rPr>
+          <w:rFonts w:asciiTheme="majorHAnsi" w:hAnsiTheme="majorHAnsi" w:cstheme="majorHAnsi"/>
+        </w:rPr>
+        <w:t xml:space="preserve"> </w:t>
+      </w:r>
+      <w:r>
+        <w:rPr>
+          <w:rFonts w:asciiTheme="majorHAnsi" w:hAnsiTheme="majorHAnsi" w:cstheme="majorHAnsi"/>
+        </w:rPr>
+        <w:t xml:space="preserve">The system </w:t>
+      </w:r>
+      <w:r>
+        <w:rPr>
+          <w:rFonts w:asciiTheme="majorHAnsi" w:hAnsiTheme="majorHAnsi" w:cstheme="majorHAnsi"/>
+        </w:rPr>
+        <w:t>interfaces</w:t>
+      </w:r>
+      <w:r>
+        <w:rPr>
+          <w:rFonts w:asciiTheme="majorHAnsi" w:hAnsiTheme="majorHAnsi" w:cstheme="majorHAnsi"/>
+        </w:rPr>
+        <w:t xml:space="preserve"> with the sensor module to gather real time altitude data. </w:t>
+      </w:r>
+      <w:r>
+        <w:rPr>
+          <w:rFonts w:asciiTheme="majorHAnsi" w:hAnsiTheme="majorHAnsi" w:cstheme="majorHAnsi"/>
+        </w:rPr>
+        <w:t xml:space="preserve">The timing is synchronized to a fixed interval to ensure </w:t>
+      </w:r>
+      <w:r>
+        <w:rPr>
+          <w:rFonts w:asciiTheme="majorHAnsi" w:hAnsiTheme="majorHAnsi" w:cstheme="majorHAnsi"/>
           <w:b/>
           <w:bCs/>
-          <w:sz w:val="24"/>
-          <w:szCs w:val="24"/>
-        </w:rPr>
-      </w:pPr>
-      <w:r>
-        <w:rPr>
-          <w:rFonts w:ascii="Times New Roman" w:hAnsi="Times New Roman" w:cs="Times New Roman"/>
+        </w:rPr>
+        <w:t>data consistency</w:t>
+      </w:r>
+      <w:r>
+        <w:rPr>
+          <w:rFonts w:asciiTheme="majorHAnsi" w:hAnsiTheme="majorHAnsi" w:cstheme="majorHAnsi"/>
+        </w:rPr>
+        <w:t>.</w:t>
+      </w:r>
+    </w:p>
+    <w:p>
+      <w:pPr>
+        <w:rPr>
+          <w:rFonts w:asciiTheme="majorHAnsi" w:hAnsiTheme="majorHAnsi" w:cstheme="majorHAnsi"/>
+        </w:rPr>
+      </w:pPr>
+      <w:r>
+        <w:rPr>
+          <w:rFonts w:asciiTheme="majorHAnsi" w:hAnsiTheme="majorHAnsi" w:cstheme="majorHAnsi"/>
+          <w:u w:val="single"/>
+        </w:rPr>
+        <w:t>2.</w:t>
+      </w:r>
+      <w:r>
+        <w:rPr>
+          <w:rFonts w:asciiTheme="majorHAnsi" w:hAnsiTheme="majorHAnsi" w:cstheme="majorHAnsi"/>
+          <w:u w:val="single"/>
+        </w:rPr>
+        <w:t>1.2</w:t>
+      </w:r>
+      <w:r>
+        <w:rPr>
+          <w:rFonts w:asciiTheme="majorHAnsi" w:hAnsiTheme="majorHAnsi" w:cstheme="majorHAnsi"/>
+          <w:u w:val="single"/>
+        </w:rPr>
+        <w:t xml:space="preserve"> Data processing</w:t>
+      </w:r>
+      <w:r>
+        <w:rPr>
+          <w:rFonts w:asciiTheme="majorHAnsi" w:hAnsiTheme="majorHAnsi" w:cstheme="majorHAnsi"/>
+        </w:rPr>
+        <w:t xml:space="preserve"> – Within a specific interval the system </w:t>
+      </w:r>
+      <w:r>
+        <w:rPr>
+          <w:rFonts w:asciiTheme="majorHAnsi" w:hAnsiTheme="majorHAnsi" w:cstheme="majorHAnsi"/>
+        </w:rPr>
+        <w:t>processes</w:t>
+      </w:r>
+      <w:r>
+        <w:rPr>
+          <w:rFonts w:asciiTheme="majorHAnsi" w:hAnsiTheme="majorHAnsi" w:cstheme="majorHAnsi"/>
+        </w:rPr>
+        <w:t xml:space="preserve"> the raw data to </w:t>
+      </w:r>
+      <w:r>
+        <w:rPr>
+          <w:rFonts w:asciiTheme="majorHAnsi" w:hAnsiTheme="majorHAnsi" w:cstheme="majorHAnsi"/>
+        </w:rPr>
+        <w:t>analyze</w:t>
+      </w:r>
+      <w:r>
+        <w:rPr>
+          <w:rFonts w:asciiTheme="majorHAnsi" w:hAnsiTheme="majorHAnsi" w:cstheme="majorHAnsi"/>
+        </w:rPr>
+        <w:t xml:space="preserve"> the altitude values.</w:t>
+      </w:r>
+    </w:p>
+    <w:p>
+      <w:pPr>
+        <w:rPr>
+          <w:rFonts w:asciiTheme="majorHAnsi" w:hAnsiTheme="majorHAnsi" w:cstheme="majorHAnsi"/>
+        </w:rPr>
+      </w:pPr>
+      <w:r>
+        <w:rPr>
+          <w:rFonts w:asciiTheme="majorHAnsi" w:hAnsiTheme="majorHAnsi" w:cstheme="majorHAnsi"/>
+          <w:u w:val="single"/>
+        </w:rPr>
+        <w:t>2.1.3</w:t>
+      </w:r>
+      <w:r>
+        <w:rPr>
+          <w:rFonts w:asciiTheme="majorHAnsi" w:hAnsiTheme="majorHAnsi" w:cstheme="majorHAnsi"/>
+          <w:u w:val="single"/>
+        </w:rPr>
+        <w:t>.</w:t>
+      </w:r>
+      <w:r>
+        <w:rPr>
+          <w:rFonts w:asciiTheme="majorHAnsi" w:hAnsiTheme="majorHAnsi" w:cstheme="majorHAnsi"/>
+          <w:u w:val="single"/>
+        </w:rPr>
+        <w:t xml:space="preserve"> </w:t>
+      </w:r>
+      <w:proofErr w:type="gramStart"/>
+      <w:r>
+        <w:rPr>
+          <w:rFonts w:asciiTheme="majorHAnsi" w:hAnsiTheme="majorHAnsi" w:cstheme="majorHAnsi"/>
+          <w:u w:val="single"/>
+        </w:rPr>
+        <w:t>Data</w:t>
+      </w:r>
+      <w:proofErr w:type="gramEnd"/>
+      <w:r>
+        <w:rPr>
+          <w:rFonts w:asciiTheme="majorHAnsi" w:hAnsiTheme="majorHAnsi" w:cstheme="majorHAnsi"/>
+          <w:u w:val="single"/>
+        </w:rPr>
+        <w:t xml:space="preserve"> validation</w:t>
+      </w:r>
+      <w:r>
+        <w:rPr>
+          <w:rFonts w:asciiTheme="majorHAnsi" w:hAnsiTheme="majorHAnsi" w:cstheme="majorHAnsi"/>
+        </w:rPr>
+        <w:t xml:space="preserve"> </w:t>
+      </w:r>
+      <w:r>
+        <w:rPr>
+          <w:rFonts w:asciiTheme="majorHAnsi" w:hAnsiTheme="majorHAnsi" w:cstheme="majorHAnsi"/>
+        </w:rPr>
+        <w:t>–</w:t>
+      </w:r>
+      <w:r>
+        <w:rPr>
+          <w:rFonts w:asciiTheme="majorHAnsi" w:hAnsiTheme="majorHAnsi" w:cstheme="majorHAnsi"/>
+        </w:rPr>
+        <w:t xml:space="preserve"> </w:t>
+      </w:r>
+      <w:r>
+        <w:rPr>
+          <w:rFonts w:asciiTheme="majorHAnsi" w:hAnsiTheme="majorHAnsi" w:cstheme="majorHAnsi"/>
+        </w:rPr>
+        <w:t xml:space="preserve">The system </w:t>
+      </w:r>
+      <w:r>
+        <w:rPr>
+          <w:rFonts w:asciiTheme="majorHAnsi" w:hAnsiTheme="majorHAnsi" w:cstheme="majorHAnsi"/>
           <w:b/>
           <w:bCs/>
-          <w:sz w:val="24"/>
-          <w:szCs w:val="24"/>
-        </w:rPr>
-        <w:t xml:space="preserve">      </w:t>
-      </w:r>
-      <w:r>
-        <w:rPr>
-          <w:rFonts w:ascii="Times New Roman" w:hAnsi="Times New Roman" w:cs="Times New Roman"/>
+        </w:rPr>
+        <w:t>validates</w:t>
+      </w:r>
+      <w:r>
+        <w:rPr>
+          <w:rFonts w:asciiTheme="majorHAnsi" w:hAnsiTheme="majorHAnsi" w:cstheme="majorHAnsi"/>
+        </w:rPr>
+        <w:t xml:space="preserve"> the altitude readings against </w:t>
+      </w:r>
+      <w:r>
+        <w:rPr>
+          <w:rFonts w:asciiTheme="majorHAnsi" w:hAnsiTheme="majorHAnsi" w:cstheme="majorHAnsi"/>
           <w:b/>
           <w:bCs/>
-          <w:sz w:val="24"/>
-          <w:szCs w:val="24"/>
-        </w:rPr>
-        <w:t xml:space="preserve">2.1 </w:t>
-      </w:r>
-      <w:r>
-        <w:rPr>
-          <w:rFonts w:ascii="Times New Roman" w:hAnsi="Times New Roman" w:cs="Times New Roman"/>
+        </w:rPr>
+        <w:t>predefined thresholds</w:t>
+      </w:r>
+      <w:r>
+        <w:rPr>
+          <w:rFonts w:asciiTheme="majorHAnsi" w:hAnsiTheme="majorHAnsi" w:cstheme="majorHAnsi"/>
+        </w:rPr>
+        <w:t xml:space="preserve">. If a value </w:t>
+      </w:r>
+      <w:r>
+        <w:rPr>
+          <w:rFonts w:asciiTheme="majorHAnsi" w:hAnsiTheme="majorHAnsi" w:cstheme="majorHAnsi"/>
           <w:b/>
           <w:bCs/>
-          <w:sz w:val="24"/>
-          <w:szCs w:val="24"/>
-        </w:rPr>
-        <w:t>Key components</w:t>
+        </w:rPr>
+        <w:t>exceeds the limit</w:t>
+      </w:r>
+      <w:r>
+        <w:rPr>
+          <w:rFonts w:asciiTheme="majorHAnsi" w:hAnsiTheme="majorHAnsi" w:cstheme="majorHAnsi"/>
+        </w:rPr>
+        <w:t xml:space="preserve">, an alarm is triggered up to a </w:t>
+      </w:r>
+      <w:r>
+        <w:rPr>
+          <w:rFonts w:asciiTheme="majorHAnsi" w:hAnsiTheme="majorHAnsi" w:cstheme="majorHAnsi"/>
+          <w:b/>
+          <w:bCs/>
+        </w:rPr>
+        <w:t xml:space="preserve">specified </w:t>
+      </w:r>
+      <w:r>
+        <w:rPr>
+          <w:rFonts w:asciiTheme="majorHAnsi" w:hAnsiTheme="majorHAnsi" w:cstheme="majorHAnsi"/>
+          <w:b/>
+          <w:bCs/>
+        </w:rPr>
+        <w:t>interval</w:t>
+      </w:r>
+      <w:r>
+        <w:rPr>
+          <w:rFonts w:asciiTheme="majorHAnsi" w:hAnsiTheme="majorHAnsi" w:cstheme="majorHAnsi"/>
+        </w:rPr>
+        <w:t>.</w:t>
       </w:r>
     </w:p>
     <w:p>
       <w:pPr>
         <w:rPr>
-          <w:rFonts w:ascii="Times New Roman" w:hAnsi="Times New Roman" w:cs="Times New Roman"/>
-          <w:sz w:val="24"/>
-          <w:szCs w:val="24"/>
-        </w:rPr>
-      </w:pPr>
-      <w:r>
-        <w:rPr>
-          <w:rFonts w:ascii="Times New Roman" w:hAnsi="Times New Roman" w:cs="Times New Roman"/>
-          <w:sz w:val="24"/>
-          <w:szCs w:val="24"/>
-        </w:rPr>
-        <w:t xml:space="preserve">    </w:t>
-      </w:r>
-      <w:r>
-        <w:rPr>
-          <w:rFonts w:ascii="Times New Roman" w:hAnsi="Times New Roman" w:cs="Times New Roman"/>
-          <w:sz w:val="24"/>
-          <w:szCs w:val="24"/>
-        </w:rPr>
-        <w:t xml:space="preserve">       </w:t>
-      </w:r>
-      <w:r>
-        <w:rPr>
-          <w:rFonts w:ascii="Times New Roman" w:hAnsi="Times New Roman" w:cs="Times New Roman"/>
-          <w:sz w:val="24"/>
-          <w:szCs w:val="24"/>
-          <w:u w:val="single"/>
-        </w:rPr>
-        <w:t xml:space="preserve">1.Data </w:t>
-      </w:r>
-      <w:r>
-        <w:rPr>
-          <w:rFonts w:ascii="Times New Roman" w:hAnsi="Times New Roman" w:cs="Times New Roman"/>
-          <w:sz w:val="24"/>
-          <w:szCs w:val="24"/>
-          <w:u w:val="single"/>
-        </w:rPr>
-        <w:t>gathering</w:t>
-      </w:r>
-      <w:r>
-        <w:rPr>
-          <w:rFonts w:ascii="Times New Roman" w:hAnsi="Times New Roman" w:cs="Times New Roman"/>
-          <w:sz w:val="24"/>
-          <w:szCs w:val="24"/>
-        </w:rPr>
-        <w:t xml:space="preserve"> -</w:t>
-      </w:r>
-      <w:r>
-        <w:rPr>
-          <w:rFonts w:ascii="Times New Roman" w:hAnsi="Times New Roman" w:cs="Times New Roman"/>
-          <w:sz w:val="24"/>
-          <w:szCs w:val="24"/>
-        </w:rPr>
-        <w:t xml:space="preserve"> </w:t>
-      </w:r>
-      <w:r>
-        <w:rPr>
-          <w:rFonts w:ascii="Times New Roman" w:hAnsi="Times New Roman" w:cs="Times New Roman"/>
-          <w:sz w:val="24"/>
-          <w:szCs w:val="24"/>
-        </w:rPr>
-        <w:t xml:space="preserve">The system </w:t>
-      </w:r>
-      <w:r>
-        <w:rPr>
-          <w:rFonts w:ascii="Times New Roman" w:hAnsi="Times New Roman" w:cs="Times New Roman"/>
-          <w:sz w:val="24"/>
-          <w:szCs w:val="24"/>
-        </w:rPr>
-        <w:t>interfaces</w:t>
-      </w:r>
-      <w:r>
-        <w:rPr>
-          <w:rFonts w:ascii="Times New Roman" w:hAnsi="Times New Roman" w:cs="Times New Roman"/>
-          <w:sz w:val="24"/>
-          <w:szCs w:val="24"/>
-        </w:rPr>
-        <w:t xml:space="preserve"> with the sensor module to gather real time altitude data. </w:t>
-      </w:r>
-      <w:r>
-        <w:rPr>
-          <w:rFonts w:ascii="Times New Roman" w:hAnsi="Times New Roman" w:cs="Times New Roman"/>
-          <w:sz w:val="24"/>
-          <w:szCs w:val="24"/>
-        </w:rPr>
-        <w:t xml:space="preserve">The timing is synchronized to a fixed interval to ensure </w:t>
-      </w:r>
-      <w:r>
-        <w:rPr>
-          <w:rFonts w:ascii="Times New Roman" w:hAnsi="Times New Roman" w:cs="Times New Roman"/>
+          <w:rFonts w:asciiTheme="majorHAnsi" w:hAnsiTheme="majorHAnsi" w:cstheme="majorHAnsi"/>
           <w:b/>
           <w:bCs/>
-          <w:sz w:val="24"/>
-          <w:szCs w:val="24"/>
-        </w:rPr>
-        <w:t>data consistency</w:t>
-      </w:r>
-      <w:r>
-        <w:rPr>
-          <w:rFonts w:ascii="Times New Roman" w:hAnsi="Times New Roman" w:cs="Times New Roman"/>
-          <w:sz w:val="24"/>
-          <w:szCs w:val="24"/>
-        </w:rPr>
-        <w:t>.</w:t>
+        </w:rPr>
+      </w:pPr>
+      <w:r>
+        <w:rPr>
+          <w:rFonts w:asciiTheme="majorHAnsi" w:hAnsiTheme="majorHAnsi" w:cstheme="majorHAnsi"/>
+          <w:b/>
+          <w:bCs/>
+        </w:rPr>
+        <w:t>2.2 High Level Architecture</w:t>
       </w:r>
     </w:p>
     <w:p>
       <w:pPr>
         <w:rPr>
-          <w:rFonts w:ascii="Times New Roman" w:hAnsi="Times New Roman" w:cs="Times New Roman"/>
-          <w:sz w:val="24"/>
-          <w:szCs w:val="24"/>
-        </w:rPr>
-      </w:pPr>
-      <w:r>
-        <w:rPr>
-          <w:rFonts w:ascii="Times New Roman" w:hAnsi="Times New Roman" w:cs="Times New Roman"/>
-          <w:sz w:val="24"/>
-          <w:szCs w:val="24"/>
-        </w:rPr>
-        <w:tab/>
-      </w:r>
-      <w:r>
-        <w:rPr>
-          <w:rFonts w:ascii="Times New Roman" w:hAnsi="Times New Roman" w:cs="Times New Roman"/>
-          <w:sz w:val="24"/>
-          <w:szCs w:val="24"/>
-          <w:u w:val="single"/>
-        </w:rPr>
-        <w:t>2. Data processing</w:t>
-      </w:r>
-      <w:r>
-        <w:rPr>
-          <w:rFonts w:ascii="Times New Roman" w:hAnsi="Times New Roman" w:cs="Times New Roman"/>
-          <w:sz w:val="24"/>
-          <w:szCs w:val="24"/>
-        </w:rPr>
-        <w:t xml:space="preserve"> – Within a specific interval the system </w:t>
-      </w:r>
-      <w:r>
-        <w:rPr>
-          <w:rFonts w:ascii="Times New Roman" w:hAnsi="Times New Roman" w:cs="Times New Roman"/>
-          <w:sz w:val="24"/>
-          <w:szCs w:val="24"/>
-        </w:rPr>
-        <w:t>processes</w:t>
-      </w:r>
-      <w:r>
-        <w:rPr>
-          <w:rFonts w:ascii="Times New Roman" w:hAnsi="Times New Roman" w:cs="Times New Roman"/>
-          <w:sz w:val="24"/>
-          <w:szCs w:val="24"/>
-        </w:rPr>
-        <w:t xml:space="preserve"> the raw data to </w:t>
-      </w:r>
-      <w:r>
-        <w:rPr>
-          <w:rFonts w:ascii="Times New Roman" w:hAnsi="Times New Roman" w:cs="Times New Roman"/>
-          <w:sz w:val="24"/>
-          <w:szCs w:val="24"/>
-        </w:rPr>
-        <w:t>analyze</w:t>
-      </w:r>
-      <w:r>
-        <w:rPr>
-          <w:rFonts w:ascii="Times New Roman" w:hAnsi="Times New Roman" w:cs="Times New Roman"/>
-          <w:sz w:val="24"/>
-          <w:szCs w:val="24"/>
-        </w:rPr>
-        <w:t xml:space="preserve"> the altitude values.</w:t>
-      </w:r>
-    </w:p>
-    <w:p>
-      <w:pPr>
-        <w:rPr>
-          <w:rFonts w:ascii="Times New Roman" w:hAnsi="Times New Roman" w:cs="Times New Roman"/>
-          <w:sz w:val="24"/>
-          <w:szCs w:val="24"/>
-        </w:rPr>
-      </w:pPr>
-      <w:r>
-        <w:rPr>
-          <w:rFonts w:ascii="Times New Roman" w:hAnsi="Times New Roman" w:cs="Times New Roman"/>
-          <w:sz w:val="24"/>
-          <w:szCs w:val="24"/>
-        </w:rPr>
-        <w:tab/>
-      </w:r>
-      <w:r>
-        <w:rPr>
-          <w:rFonts w:ascii="Times New Roman" w:hAnsi="Times New Roman" w:cs="Times New Roman"/>
-          <w:sz w:val="24"/>
-          <w:szCs w:val="24"/>
-          <w:u w:val="single"/>
-        </w:rPr>
-        <w:t>3.Data validation</w:t>
-      </w:r>
-      <w:r>
-        <w:rPr>
-          <w:rFonts w:ascii="Times New Roman" w:hAnsi="Times New Roman" w:cs="Times New Roman"/>
-          <w:sz w:val="24"/>
-          <w:szCs w:val="24"/>
-        </w:rPr>
-        <w:t xml:space="preserve"> </w:t>
-      </w:r>
-      <w:r>
-        <w:rPr>
-          <w:rFonts w:ascii="Times New Roman" w:hAnsi="Times New Roman" w:cs="Times New Roman"/>
-          <w:sz w:val="24"/>
-          <w:szCs w:val="24"/>
-        </w:rPr>
-        <w:t>–</w:t>
-      </w:r>
-      <w:r>
-        <w:rPr>
-          <w:rFonts w:ascii="Times New Roman" w:hAnsi="Times New Roman" w:cs="Times New Roman"/>
-          <w:sz w:val="24"/>
-          <w:szCs w:val="24"/>
-        </w:rPr>
-        <w:t xml:space="preserve"> </w:t>
-      </w:r>
-      <w:r>
-        <w:rPr>
-          <w:rFonts w:ascii="Times New Roman" w:hAnsi="Times New Roman" w:cs="Times New Roman"/>
-          <w:sz w:val="24"/>
-          <w:szCs w:val="24"/>
-        </w:rPr>
-        <w:t xml:space="preserve">The system </w:t>
-      </w:r>
-      <w:r>
-        <w:rPr>
-          <w:rFonts w:ascii="Times New Roman" w:hAnsi="Times New Roman" w:cs="Times New Roman"/>
-          <w:b/>
-          <w:bCs/>
-          <w:sz w:val="24"/>
-          <w:szCs w:val="24"/>
-        </w:rPr>
-        <w:t>validates</w:t>
-      </w:r>
-      <w:r>
-        <w:rPr>
-          <w:rFonts w:ascii="Times New Roman" w:hAnsi="Times New Roman" w:cs="Times New Roman"/>
-          <w:sz w:val="24"/>
-          <w:szCs w:val="24"/>
-        </w:rPr>
-        <w:t xml:space="preserve"> the altitude readings against </w:t>
-      </w:r>
-      <w:r>
-        <w:rPr>
-          <w:rFonts w:ascii="Times New Roman" w:hAnsi="Times New Roman" w:cs="Times New Roman"/>
-          <w:b/>
-          <w:bCs/>
-          <w:sz w:val="24"/>
-          <w:szCs w:val="24"/>
-        </w:rPr>
-        <w:t>predefined thresholds</w:t>
-      </w:r>
-      <w:r>
-        <w:rPr>
-          <w:rFonts w:ascii="Times New Roman" w:hAnsi="Times New Roman" w:cs="Times New Roman"/>
-          <w:sz w:val="24"/>
-          <w:szCs w:val="24"/>
-        </w:rPr>
-        <w:t xml:space="preserve">. If a value </w:t>
-      </w:r>
-      <w:r>
-        <w:rPr>
-          <w:rFonts w:ascii="Times New Roman" w:hAnsi="Times New Roman" w:cs="Times New Roman"/>
-          <w:b/>
-          <w:bCs/>
-          <w:sz w:val="24"/>
-          <w:szCs w:val="24"/>
-        </w:rPr>
-        <w:t>exceeds the limit</w:t>
-      </w:r>
-      <w:r>
-        <w:rPr>
-          <w:rFonts w:ascii="Times New Roman" w:hAnsi="Times New Roman" w:cs="Times New Roman"/>
-          <w:sz w:val="24"/>
-          <w:szCs w:val="24"/>
-        </w:rPr>
-        <w:t xml:space="preserve">, an alarm is triggered up to a </w:t>
-      </w:r>
-      <w:r>
-        <w:rPr>
-          <w:rFonts w:ascii="Times New Roman" w:hAnsi="Times New Roman" w:cs="Times New Roman"/>
-          <w:b/>
-          <w:bCs/>
-          <w:sz w:val="24"/>
-          <w:szCs w:val="24"/>
-        </w:rPr>
-        <w:t xml:space="preserve">specified </w:t>
-      </w:r>
-      <w:r>
-        <w:rPr>
-          <w:rFonts w:ascii="Times New Roman" w:hAnsi="Times New Roman" w:cs="Times New Roman"/>
-          <w:b/>
-          <w:bCs/>
-          <w:sz w:val="24"/>
-          <w:szCs w:val="24"/>
-        </w:rPr>
-        <w:t>interval</w:t>
-      </w:r>
-      <w:r>
-        <w:rPr>
-          <w:rFonts w:ascii="Times New Roman" w:hAnsi="Times New Roman" w:cs="Times New Roman"/>
-          <w:sz w:val="24"/>
-          <w:szCs w:val="24"/>
-        </w:rPr>
-        <w:t>.</w:t>
-      </w:r>
-    </w:p>
-    <w:p>
-      <w:pPr>
-        <w:rPr>
-          <w:rFonts w:ascii="Times New Roman" w:hAnsi="Times New Roman" w:cs="Times New Roman"/>
-          <w:b/>
-          <w:bCs/>
-          <w:sz w:val="24"/>
-          <w:szCs w:val="24"/>
-        </w:rPr>
-      </w:pPr>
-      <w:r>
-        <w:rPr>
-          <w:rFonts w:ascii="Times New Roman" w:hAnsi="Times New Roman" w:cs="Times New Roman"/>
-          <w:b/>
-          <w:bCs/>
-          <w:sz w:val="24"/>
-          <w:szCs w:val="24"/>
-        </w:rPr>
-        <w:t>2.2 High Level Architecture</w:t>
-      </w:r>
-    </w:p>
-    <w:p>
-      <w:pPr>
-        <w:rPr>
-          <w:rFonts w:ascii="Times New Roman" w:hAnsi="Times New Roman" w:cs="Times New Roman"/>
-          <w:sz w:val="24"/>
-          <w:szCs w:val="24"/>
-        </w:rPr>
-      </w:pPr>
-      <w:r>
-        <w:rPr>
-          <w:rFonts w:ascii="Times New Roman" w:hAnsi="Times New Roman" w:cs="Times New Roman"/>
-          <w:noProof/>
-          <w:sz w:val="24"/>
-          <w:szCs w:val="24"/>
+          <w:rFonts w:asciiTheme="majorHAnsi" w:hAnsiTheme="majorHAnsi" w:cstheme="majorHAnsi"/>
+          <w:lang w:val="en-IN"/>
+        </w:rPr>
+      </w:pPr>
+      <w:r>
+        <w:rPr>
+          <w:rFonts w:asciiTheme="majorHAnsi" w:hAnsiTheme="majorHAnsi" w:cstheme="majorHAnsi"/>
+          <w:lang w:val="en-IN"/>
         </w:rPr>
         <w:drawing>
-          <wp:inline distT="0" distB="0" distL="0" distR="0" wp14:anchorId="2CA05213" wp14:editId="48C00D1D">
-            <wp:extent cx="5899150" cy="1447800"/>
-            <wp:effectExtent l="0" t="0" r="6350" b="0"/>
-            <wp:docPr id="791388508" name="Picture 2"/>
+          <wp:inline distT="0" distB="0" distL="0" distR="0" wp14:anchorId="169A5739" wp14:editId="398FCFFE">
+            <wp:extent cx="5486400" cy="711835"/>
+            <wp:effectExtent l="0" t="0" r="0" b="0"/>
+            <wp:docPr id="550993247" name="Picture 2"/>
             <wp:cNvGraphicFramePr>
               <a:graphicFrameLocks xmlns:a="http://schemas.openxmlformats.org/drawingml/2006/main" noChangeAspect="1"/>
             </wp:cNvGraphicFramePr>
@@ -638,23 +580,36 @@
               <a:graphicData uri="http://schemas.openxmlformats.org/drawingml/2006/picture">
                 <pic:pic xmlns:pic="http://schemas.openxmlformats.org/drawingml/2006/picture">
                   <pic:nvPicPr>
-                    <pic:cNvPr id="791388508" name="Picture 791388508"/>
-                    <pic:cNvPicPr/>
+                    <pic:cNvPr id="0" name="Picture 6"/>
+                    <pic:cNvPicPr>
+                      <a:picLocks noChangeAspect="1" noChangeArrowheads="1"/>
+                    </pic:cNvPicPr>
                   </pic:nvPicPr>
                   <pic:blipFill>
-                    <a:blip r:embed="rId8"/>
+                    <a:blip r:embed="rId8">
+                      <a:extLst>
+                        <a:ext uri="{28A0092B-C50C-407E-A947-70E740481C1C}">
+                          <a14:useLocalDpi xmlns:a14="http://schemas.microsoft.com/office/drawing/2010/main" val="0"/>
+                        </a:ext>
+                      </a:extLst>
+                    </a:blip>
+                    <a:srcRect/>
                     <a:stretch>
                       <a:fillRect/>
                     </a:stretch>
                   </pic:blipFill>
-                  <pic:spPr>
+                  <pic:spPr bwMode="auto">
                     <a:xfrm>
                       <a:off x="0" y="0"/>
-                      <a:ext cx="5899150" cy="1447800"/>
+                      <a:ext cx="5486400" cy="711835"/>
                     </a:xfrm>
                     <a:prstGeom prst="rect">
                       <a:avLst/>
                     </a:prstGeom>
+                    <a:noFill/>
+                    <a:ln>
+                      <a:noFill/>
+                    </a:ln>
                   </pic:spPr>
                 </pic:pic>
               </a:graphicData>
@@ -667,95 +622,98 @@
       <w:pPr>
         <w:pStyle w:val="Heading2"/>
         <w:rPr>
-          <w:rFonts w:ascii="Times New Roman" w:hAnsi="Times New Roman" w:cs="Times New Roman"/>
-          <w:sz w:val="24"/>
-          <w:szCs w:val="24"/>
+          <w:rFonts w:cstheme="majorHAnsi"/>
+          <w:sz w:val="22"/>
+          <w:szCs w:val="22"/>
           <w:u w:val="single"/>
         </w:rPr>
       </w:pPr>
+      <w:r>
+        <w:rPr>
+          <w:rFonts w:cstheme="majorHAnsi"/>
+          <w:sz w:val="22"/>
+          <w:szCs w:val="22"/>
+          <w:u w:val="single"/>
+        </w:rPr>
+        <w:t>3. Software Architecture</w:t>
+      </w:r>
     </w:p>
     <w:p>
       <w:pPr>
-        <w:pStyle w:val="Heading2"/>
-        <w:rPr>
-          <w:rFonts w:ascii="Times New Roman" w:hAnsi="Times New Roman" w:cs="Times New Roman"/>
-          <w:sz w:val="24"/>
-          <w:szCs w:val="24"/>
-          <w:u w:val="single"/>
-        </w:rPr>
-      </w:pPr>
-      <w:r>
-        <w:rPr>
-          <w:rFonts w:ascii="Times New Roman" w:hAnsi="Times New Roman" w:cs="Times New Roman"/>
-          <w:sz w:val="24"/>
-          <w:szCs w:val="24"/>
-          <w:u w:val="single"/>
-        </w:rPr>
-        <w:t>3. Software Architecture</w:t>
+        <w:rPr>
+          <w:rFonts w:asciiTheme="majorHAnsi" w:hAnsiTheme="majorHAnsi" w:cstheme="majorHAnsi"/>
+        </w:rPr>
+      </w:pPr>
+      <w:r>
+        <w:rPr>
+          <w:rFonts w:asciiTheme="majorHAnsi" w:hAnsiTheme="majorHAnsi" w:cstheme="majorHAnsi"/>
+        </w:rPr>
+        <w:t xml:space="preserve">  The software </w:t>
+      </w:r>
+      <w:r>
+        <w:rPr>
+          <w:rFonts w:asciiTheme="majorHAnsi" w:hAnsiTheme="majorHAnsi" w:cstheme="majorHAnsi"/>
+        </w:rPr>
+        <w:t xml:space="preserve">is designed to follow layered </w:t>
+      </w:r>
+      <w:proofErr w:type="gramStart"/>
+      <w:r>
+        <w:rPr>
+          <w:rFonts w:asciiTheme="majorHAnsi" w:hAnsiTheme="majorHAnsi" w:cstheme="majorHAnsi"/>
+        </w:rPr>
+        <w:t>architecture ,</w:t>
+      </w:r>
+      <w:proofErr w:type="gramEnd"/>
+      <w:r>
+        <w:rPr>
+          <w:rFonts w:asciiTheme="majorHAnsi" w:hAnsiTheme="majorHAnsi" w:cstheme="majorHAnsi"/>
+        </w:rPr>
+        <w:t xml:space="preserve"> that </w:t>
+      </w:r>
+      <w:proofErr w:type="gramStart"/>
+      <w:r>
+        <w:rPr>
+          <w:rFonts w:asciiTheme="majorHAnsi" w:hAnsiTheme="majorHAnsi" w:cstheme="majorHAnsi"/>
+        </w:rPr>
+        <w:t>ensure</w:t>
+      </w:r>
+      <w:proofErr w:type="gramEnd"/>
+      <w:r>
+        <w:rPr>
+          <w:rFonts w:asciiTheme="majorHAnsi" w:hAnsiTheme="majorHAnsi" w:cstheme="majorHAnsi"/>
+        </w:rPr>
+        <w:t xml:space="preserve"> each module is well defined and organized manner.</w:t>
       </w:r>
     </w:p>
     <w:p>
       <w:pPr>
         <w:rPr>
-          <w:rFonts w:ascii="Times New Roman" w:hAnsi="Times New Roman" w:cs="Times New Roman"/>
-          <w:sz w:val="24"/>
-          <w:szCs w:val="24"/>
-        </w:rPr>
-      </w:pPr>
-      <w:r>
-        <w:rPr>
-          <w:rFonts w:ascii="Times New Roman" w:hAnsi="Times New Roman" w:cs="Times New Roman"/>
-          <w:sz w:val="24"/>
-          <w:szCs w:val="24"/>
-        </w:rPr>
-        <w:t xml:space="preserve">  The software </w:t>
-      </w:r>
-      <w:r>
-        <w:rPr>
-          <w:rFonts w:ascii="Times New Roman" w:hAnsi="Times New Roman" w:cs="Times New Roman"/>
-          <w:sz w:val="24"/>
-          <w:szCs w:val="24"/>
-        </w:rPr>
-        <w:t>is designed to follow layered architecture , that ensure each module is well defined and organized manner.</w:t>
-      </w:r>
-    </w:p>
-    <w:p>
-      <w:pPr>
-        <w:rPr>
-          <w:rFonts w:ascii="Times New Roman" w:hAnsi="Times New Roman" w:cs="Times New Roman"/>
+          <w:rFonts w:asciiTheme="majorHAnsi" w:hAnsiTheme="majorHAnsi" w:cstheme="majorHAnsi"/>
           <w:b/>
           <w:bCs/>
-          <w:sz w:val="24"/>
-          <w:szCs w:val="24"/>
-        </w:rPr>
-      </w:pPr>
-      <w:r>
-        <w:rPr>
-          <w:rFonts w:ascii="Times New Roman" w:hAnsi="Times New Roman" w:cs="Times New Roman"/>
+        </w:rPr>
+      </w:pPr>
+      <w:r>
+        <w:rPr>
+          <w:rFonts w:asciiTheme="majorHAnsi" w:hAnsiTheme="majorHAnsi" w:cstheme="majorHAnsi"/>
           <w:b/>
           <w:bCs/>
-          <w:sz w:val="24"/>
-          <w:szCs w:val="24"/>
         </w:rPr>
         <w:t>3.1.</w:t>
       </w:r>
       <w:r>
         <w:rPr>
-          <w:rFonts w:ascii="Times New Roman" w:hAnsi="Times New Roman" w:cs="Times New Roman"/>
+          <w:rFonts w:asciiTheme="majorHAnsi" w:hAnsiTheme="majorHAnsi" w:cstheme="majorHAnsi"/>
           <w:b/>
           <w:bCs/>
-          <w:sz w:val="24"/>
-          <w:szCs w:val="24"/>
         </w:rPr>
         <w:t xml:space="preserve"> </w:t>
       </w:r>
       <w:r>
         <w:rPr>
-          <w:rFonts w:ascii="Times New Roman" w:hAnsi="Times New Roman" w:cs="Times New Roman"/>
+          <w:rFonts w:asciiTheme="majorHAnsi" w:hAnsiTheme="majorHAnsi" w:cstheme="majorHAnsi"/>
           <w:b/>
           <w:bCs/>
-          <w:sz w:val="24"/>
-          <w:szCs w:val="24"/>
         </w:rPr>
         <w:t xml:space="preserve">Modules </w:t>
       </w:r>
@@ -780,20 +738,16 @@
             <w:pPr>
               <w:jc w:val="center"/>
               <w:rPr>
-                <w:rFonts w:ascii="Times New Roman" w:hAnsi="Times New Roman" w:cs="Times New Roman"/>
+                <w:rFonts w:asciiTheme="majorHAnsi" w:hAnsiTheme="majorHAnsi" w:cstheme="majorHAnsi"/>
                 <w:b/>
                 <w:bCs/>
-                <w:sz w:val="24"/>
-                <w:szCs w:val="24"/>
               </w:rPr>
             </w:pPr>
             <w:r>
               <w:rPr>
-                <w:rFonts w:ascii="Times New Roman" w:hAnsi="Times New Roman" w:cs="Times New Roman"/>
+                <w:rFonts w:asciiTheme="majorHAnsi" w:hAnsiTheme="majorHAnsi" w:cstheme="majorHAnsi"/>
                 <w:b/>
                 <w:bCs/>
-                <w:sz w:val="24"/>
-                <w:szCs w:val="24"/>
               </w:rPr>
               <w:t>No</w:t>
             </w:r>
@@ -806,20 +760,16 @@
           <w:p>
             <w:pPr>
               <w:rPr>
-                <w:rFonts w:ascii="Times New Roman" w:hAnsi="Times New Roman" w:cs="Times New Roman"/>
+                <w:rFonts w:asciiTheme="majorHAnsi" w:hAnsiTheme="majorHAnsi" w:cstheme="majorHAnsi"/>
                 <w:b/>
                 <w:bCs/>
-                <w:sz w:val="24"/>
-                <w:szCs w:val="24"/>
               </w:rPr>
             </w:pPr>
             <w:r>
               <w:rPr>
-                <w:rFonts w:ascii="Times New Roman" w:hAnsi="Times New Roman" w:cs="Times New Roman"/>
+                <w:rFonts w:asciiTheme="majorHAnsi" w:hAnsiTheme="majorHAnsi" w:cstheme="majorHAnsi"/>
                 <w:b/>
                 <w:bCs/>
-                <w:sz w:val="24"/>
-                <w:szCs w:val="24"/>
               </w:rPr>
               <w:t>Modules</w:t>
             </w:r>
@@ -832,20 +782,16 @@
           <w:p>
             <w:pPr>
               <w:rPr>
-                <w:rFonts w:ascii="Times New Roman" w:hAnsi="Times New Roman" w:cs="Times New Roman"/>
+                <w:rFonts w:asciiTheme="majorHAnsi" w:hAnsiTheme="majorHAnsi" w:cstheme="majorHAnsi"/>
                 <w:b/>
                 <w:bCs/>
-                <w:sz w:val="24"/>
-                <w:szCs w:val="24"/>
               </w:rPr>
             </w:pPr>
             <w:r>
               <w:rPr>
-                <w:rFonts w:ascii="Times New Roman" w:hAnsi="Times New Roman" w:cs="Times New Roman"/>
+                <w:rFonts w:asciiTheme="majorHAnsi" w:hAnsiTheme="majorHAnsi" w:cstheme="majorHAnsi"/>
                 <w:b/>
                 <w:bCs/>
-                <w:sz w:val="24"/>
-                <w:szCs w:val="24"/>
               </w:rPr>
               <w:t>Responsibility</w:t>
             </w:r>
@@ -861,16 +807,12 @@
             <w:pPr>
               <w:jc w:val="center"/>
               <w:rPr>
-                <w:rFonts w:ascii="Times New Roman" w:hAnsi="Times New Roman" w:cs="Times New Roman"/>
-                <w:sz w:val="24"/>
-                <w:szCs w:val="24"/>
+                <w:rFonts w:asciiTheme="majorHAnsi" w:hAnsiTheme="majorHAnsi" w:cstheme="majorHAnsi"/>
               </w:rPr>
             </w:pPr>
             <w:r>
               <w:rPr>
-                <w:rFonts w:ascii="Times New Roman" w:hAnsi="Times New Roman" w:cs="Times New Roman"/>
-                <w:sz w:val="24"/>
-                <w:szCs w:val="24"/>
+                <w:rFonts w:asciiTheme="majorHAnsi" w:hAnsiTheme="majorHAnsi" w:cstheme="majorHAnsi"/>
               </w:rPr>
               <w:t>1</w:t>
             </w:r>
@@ -883,25 +825,19 @@
           <w:p>
             <w:pPr>
               <w:rPr>
-                <w:rFonts w:ascii="Times New Roman" w:hAnsi="Times New Roman" w:cs="Times New Roman"/>
-                <w:sz w:val="24"/>
-                <w:szCs w:val="24"/>
+                <w:rFonts w:asciiTheme="majorHAnsi" w:hAnsiTheme="majorHAnsi" w:cstheme="majorHAnsi"/>
               </w:rPr>
             </w:pPr>
             <w:proofErr w:type="spellStart"/>
             <w:r>
               <w:rPr>
-                <w:rFonts w:ascii="Times New Roman" w:hAnsi="Times New Roman" w:cs="Times New Roman"/>
-                <w:sz w:val="24"/>
-                <w:szCs w:val="24"/>
+                <w:rFonts w:asciiTheme="majorHAnsi" w:hAnsiTheme="majorHAnsi" w:cstheme="majorHAnsi"/>
               </w:rPr>
               <w:t>Sensor</w:t>
             </w:r>
             <w:r>
               <w:rPr>
-                <w:rFonts w:ascii="Times New Roman" w:hAnsi="Times New Roman" w:cs="Times New Roman"/>
-                <w:sz w:val="24"/>
-                <w:szCs w:val="24"/>
+                <w:rFonts w:asciiTheme="majorHAnsi" w:hAnsiTheme="majorHAnsi" w:cstheme="majorHAnsi"/>
               </w:rPr>
               <w:t>Module</w:t>
             </w:r>
@@ -915,32 +851,24 @@
           <w:p>
             <w:pPr>
               <w:rPr>
-                <w:rFonts w:ascii="Times New Roman" w:hAnsi="Times New Roman" w:cs="Times New Roman"/>
-                <w:sz w:val="24"/>
-                <w:szCs w:val="24"/>
+                <w:rFonts w:asciiTheme="majorHAnsi" w:hAnsiTheme="majorHAnsi" w:cstheme="majorHAnsi"/>
               </w:rPr>
             </w:pPr>
             <w:r>
               <w:rPr>
-                <w:rFonts w:ascii="Times New Roman" w:hAnsi="Times New Roman" w:cs="Times New Roman"/>
-                <w:sz w:val="24"/>
-                <w:szCs w:val="24"/>
+                <w:rFonts w:asciiTheme="majorHAnsi" w:hAnsiTheme="majorHAnsi" w:cstheme="majorHAnsi"/>
               </w:rPr>
               <w:t xml:space="preserve">Initialize the sensor module with ‘f’ </w:t>
             </w:r>
             <w:r>
               <w:rPr>
-                <w:rFonts w:ascii="Times New Roman" w:hAnsi="Times New Roman" w:cs="Times New Roman"/>
-                <w:sz w:val="24"/>
-                <w:szCs w:val="24"/>
+                <w:rFonts w:asciiTheme="majorHAnsi" w:hAnsiTheme="majorHAnsi" w:cstheme="majorHAnsi"/>
               </w:rPr>
               <w:t>frequency.</w:t>
             </w:r>
             <w:r>
               <w:rPr>
-                <w:rFonts w:ascii="Times New Roman" w:hAnsi="Times New Roman" w:cs="Times New Roman"/>
-                <w:sz w:val="24"/>
-                <w:szCs w:val="24"/>
+                <w:rFonts w:asciiTheme="majorHAnsi" w:hAnsiTheme="majorHAnsi" w:cstheme="majorHAnsi"/>
               </w:rPr>
               <w:t xml:space="preserve"> Read data from ‘I’ interval and push to the message queue </w:t>
             </w:r>
@@ -956,17 +884,14 @@
             <w:pPr>
               <w:jc w:val="center"/>
               <w:rPr>
-                <w:rFonts w:ascii="Times New Roman" w:hAnsi="Times New Roman" w:cs="Times New Roman"/>
-                <w:sz w:val="24"/>
-                <w:szCs w:val="24"/>
+                <w:rFonts w:asciiTheme="majorHAnsi" w:hAnsiTheme="majorHAnsi" w:cstheme="majorHAnsi"/>
               </w:rPr>
             </w:pPr>
             <w:r>
               <w:rPr>
-                <w:rFonts w:ascii="Times New Roman" w:hAnsi="Times New Roman" w:cs="Times New Roman"/>
-                <w:sz w:val="24"/>
-                <w:szCs w:val="24"/>
-              </w:rPr>
+                <w:rFonts w:asciiTheme="majorHAnsi" w:hAnsiTheme="majorHAnsi" w:cstheme="majorHAnsi"/>
+              </w:rPr>
+              <w:lastRenderedPageBreak/>
               <w:t>2</w:t>
             </w:r>
           </w:p>
@@ -978,25 +903,19 @@
           <w:p>
             <w:pPr>
               <w:rPr>
-                <w:rFonts w:ascii="Times New Roman" w:hAnsi="Times New Roman" w:cs="Times New Roman"/>
-                <w:sz w:val="24"/>
-                <w:szCs w:val="24"/>
+                <w:rFonts w:asciiTheme="majorHAnsi" w:hAnsiTheme="majorHAnsi" w:cstheme="majorHAnsi"/>
               </w:rPr>
             </w:pPr>
             <w:proofErr w:type="spellStart"/>
             <w:r>
               <w:rPr>
-                <w:rFonts w:ascii="Times New Roman" w:hAnsi="Times New Roman" w:cs="Times New Roman"/>
-                <w:sz w:val="24"/>
-                <w:szCs w:val="24"/>
+                <w:rFonts w:asciiTheme="majorHAnsi" w:hAnsiTheme="majorHAnsi" w:cstheme="majorHAnsi"/>
               </w:rPr>
               <w:t>Process</w:t>
             </w:r>
             <w:r>
               <w:rPr>
-                <w:rFonts w:ascii="Times New Roman" w:hAnsi="Times New Roman" w:cs="Times New Roman"/>
-                <w:sz w:val="24"/>
-                <w:szCs w:val="24"/>
+                <w:rFonts w:asciiTheme="majorHAnsi" w:hAnsiTheme="majorHAnsi" w:cstheme="majorHAnsi"/>
               </w:rPr>
               <w:t>Module</w:t>
             </w:r>
@@ -1010,64 +929,48 @@
           <w:p>
             <w:pPr>
               <w:rPr>
-                <w:rFonts w:ascii="Times New Roman" w:hAnsi="Times New Roman" w:cs="Times New Roman"/>
-                <w:sz w:val="24"/>
-                <w:szCs w:val="24"/>
+                <w:rFonts w:asciiTheme="majorHAnsi" w:hAnsiTheme="majorHAnsi" w:cstheme="majorHAnsi"/>
               </w:rPr>
             </w:pPr>
             <w:r>
               <w:rPr>
-                <w:rFonts w:ascii="Times New Roman" w:hAnsi="Times New Roman" w:cs="Times New Roman"/>
-                <w:sz w:val="24"/>
-                <w:szCs w:val="24"/>
+                <w:rFonts w:asciiTheme="majorHAnsi" w:hAnsiTheme="majorHAnsi" w:cstheme="majorHAnsi"/>
               </w:rPr>
               <w:t xml:space="preserve">Read data from the message queue and </w:t>
             </w:r>
             <w:r>
               <w:rPr>
-                <w:rFonts w:ascii="Times New Roman" w:hAnsi="Times New Roman" w:cs="Times New Roman"/>
-                <w:sz w:val="24"/>
-                <w:szCs w:val="24"/>
+                <w:rFonts w:asciiTheme="majorHAnsi" w:hAnsiTheme="majorHAnsi" w:cstheme="majorHAnsi"/>
               </w:rPr>
               <w:t xml:space="preserve">perform validation. If processed output </w:t>
             </w:r>
             <w:r>
               <w:rPr>
-                <w:rFonts w:ascii="Times New Roman" w:hAnsi="Times New Roman" w:cs="Times New Roman"/>
-                <w:sz w:val="24"/>
-                <w:szCs w:val="24"/>
+                <w:rFonts w:asciiTheme="majorHAnsi" w:hAnsiTheme="majorHAnsi" w:cstheme="majorHAnsi"/>
               </w:rPr>
               <w:t>exceeds</w:t>
             </w:r>
             <w:r>
               <w:rPr>
-                <w:rFonts w:ascii="Times New Roman" w:hAnsi="Times New Roman" w:cs="Times New Roman"/>
-                <w:sz w:val="24"/>
-                <w:szCs w:val="24"/>
+                <w:rFonts w:asciiTheme="majorHAnsi" w:hAnsiTheme="majorHAnsi" w:cstheme="majorHAnsi"/>
               </w:rPr>
               <w:t xml:space="preserve"> the limit</w:t>
             </w:r>
             <w:r>
               <w:rPr>
-                <w:rFonts w:ascii="Times New Roman" w:hAnsi="Times New Roman" w:cs="Times New Roman"/>
-                <w:sz w:val="24"/>
-                <w:szCs w:val="24"/>
+                <w:rFonts w:asciiTheme="majorHAnsi" w:hAnsiTheme="majorHAnsi" w:cstheme="majorHAnsi"/>
               </w:rPr>
               <w:t>, it</w:t>
             </w:r>
             <w:r>
               <w:rPr>
-                <w:rFonts w:ascii="Times New Roman" w:hAnsi="Times New Roman" w:cs="Times New Roman"/>
-                <w:sz w:val="24"/>
-                <w:szCs w:val="24"/>
+                <w:rFonts w:asciiTheme="majorHAnsi" w:hAnsiTheme="majorHAnsi" w:cstheme="majorHAnsi"/>
               </w:rPr>
               <w:t xml:space="preserve"> set event </w:t>
             </w:r>
             <w:r>
               <w:rPr>
-                <w:rFonts w:ascii="Times New Roman" w:hAnsi="Times New Roman" w:cs="Times New Roman"/>
-                <w:sz w:val="24"/>
-                <w:szCs w:val="24"/>
+                <w:rFonts w:asciiTheme="majorHAnsi" w:hAnsiTheme="majorHAnsi" w:cstheme="majorHAnsi"/>
               </w:rPr>
               <w:t>signal.</w:t>
             </w:r>
@@ -1083,16 +986,12 @@
             <w:pPr>
               <w:jc w:val="center"/>
               <w:rPr>
-                <w:rFonts w:ascii="Times New Roman" w:hAnsi="Times New Roman" w:cs="Times New Roman"/>
-                <w:sz w:val="24"/>
-                <w:szCs w:val="24"/>
+                <w:rFonts w:asciiTheme="majorHAnsi" w:hAnsiTheme="majorHAnsi" w:cstheme="majorHAnsi"/>
               </w:rPr>
             </w:pPr>
             <w:r>
               <w:rPr>
-                <w:rFonts w:ascii="Times New Roman" w:hAnsi="Times New Roman" w:cs="Times New Roman"/>
-                <w:sz w:val="24"/>
-                <w:szCs w:val="24"/>
+                <w:rFonts w:asciiTheme="majorHAnsi" w:hAnsiTheme="majorHAnsi" w:cstheme="majorHAnsi"/>
               </w:rPr>
               <w:t>3</w:t>
             </w:r>
@@ -1105,17 +1004,13 @@
           <w:p>
             <w:pPr>
               <w:rPr>
-                <w:rFonts w:ascii="Times New Roman" w:hAnsi="Times New Roman" w:cs="Times New Roman"/>
-                <w:sz w:val="24"/>
-                <w:szCs w:val="24"/>
+                <w:rFonts w:asciiTheme="majorHAnsi" w:hAnsiTheme="majorHAnsi" w:cstheme="majorHAnsi"/>
               </w:rPr>
             </w:pPr>
             <w:proofErr w:type="spellStart"/>
             <w:r>
               <w:rPr>
-                <w:rFonts w:ascii="Times New Roman" w:hAnsi="Times New Roman" w:cs="Times New Roman"/>
-                <w:sz w:val="24"/>
-                <w:szCs w:val="24"/>
+                <w:rFonts w:asciiTheme="majorHAnsi" w:hAnsiTheme="majorHAnsi" w:cstheme="majorHAnsi"/>
               </w:rPr>
               <w:t>AlarmModule</w:t>
             </w:r>
@@ -1129,32 +1024,24 @@
           <w:p>
             <w:pPr>
               <w:rPr>
-                <w:rFonts w:ascii="Times New Roman" w:hAnsi="Times New Roman" w:cs="Times New Roman"/>
-                <w:sz w:val="24"/>
-                <w:szCs w:val="24"/>
+                <w:rFonts w:asciiTheme="majorHAnsi" w:hAnsiTheme="majorHAnsi" w:cstheme="majorHAnsi"/>
               </w:rPr>
             </w:pPr>
             <w:r>
               <w:rPr>
-                <w:rFonts w:ascii="Times New Roman" w:hAnsi="Times New Roman" w:cs="Times New Roman"/>
-                <w:sz w:val="24"/>
-                <w:szCs w:val="24"/>
+                <w:rFonts w:asciiTheme="majorHAnsi" w:hAnsiTheme="majorHAnsi" w:cstheme="majorHAnsi"/>
               </w:rPr>
               <w:t xml:space="preserve">Check the event signal and execute alarm </w:t>
             </w:r>
             <w:r>
               <w:rPr>
-                <w:rFonts w:ascii="Times New Roman" w:hAnsi="Times New Roman" w:cs="Times New Roman"/>
-                <w:sz w:val="24"/>
-                <w:szCs w:val="24"/>
+                <w:rFonts w:asciiTheme="majorHAnsi" w:hAnsiTheme="majorHAnsi" w:cstheme="majorHAnsi"/>
               </w:rPr>
               <w:t>up to</w:t>
             </w:r>
             <w:r>
               <w:rPr>
-                <w:rFonts w:ascii="Times New Roman" w:hAnsi="Times New Roman" w:cs="Times New Roman"/>
-                <w:sz w:val="24"/>
-                <w:szCs w:val="24"/>
+                <w:rFonts w:asciiTheme="majorHAnsi" w:hAnsiTheme="majorHAnsi" w:cstheme="majorHAnsi"/>
               </w:rPr>
               <w:t xml:space="preserve"> a defined timeout.</w:t>
             </w:r>
@@ -1165,37 +1052,29 @@
     <w:p>
       <w:pPr>
         <w:rPr>
-          <w:rFonts w:ascii="Times New Roman" w:hAnsi="Times New Roman" w:cs="Times New Roman"/>
-          <w:sz w:val="24"/>
-          <w:szCs w:val="24"/>
+          <w:rFonts w:asciiTheme="majorHAnsi" w:hAnsiTheme="majorHAnsi" w:cstheme="majorHAnsi"/>
         </w:rPr>
       </w:pPr>
     </w:p>
     <w:p>
       <w:pPr>
         <w:rPr>
-          <w:rFonts w:ascii="Times New Roman" w:hAnsi="Times New Roman" w:cs="Times New Roman"/>
+          <w:rFonts w:asciiTheme="majorHAnsi" w:hAnsiTheme="majorHAnsi" w:cstheme="majorHAnsi"/>
           <w:b/>
           <w:bCs/>
-          <w:sz w:val="24"/>
-          <w:szCs w:val="24"/>
-        </w:rPr>
-      </w:pPr>
-      <w:r>
-        <w:rPr>
-          <w:rFonts w:ascii="Times New Roman" w:hAnsi="Times New Roman" w:cs="Times New Roman"/>
-          <w:sz w:val="24"/>
-          <w:szCs w:val="24"/>
+        </w:rPr>
+      </w:pPr>
+      <w:r>
+        <w:rPr>
+          <w:rFonts w:asciiTheme="majorHAnsi" w:hAnsiTheme="majorHAnsi" w:cstheme="majorHAnsi"/>
         </w:rPr>
         <w:t xml:space="preserve"> </w:t>
       </w:r>
       <w:r>
         <w:rPr>
-          <w:rFonts w:ascii="Times New Roman" w:hAnsi="Times New Roman" w:cs="Times New Roman"/>
+          <w:rFonts w:asciiTheme="majorHAnsi" w:hAnsiTheme="majorHAnsi" w:cstheme="majorHAnsi"/>
           <w:b/>
           <w:bCs/>
-          <w:sz w:val="24"/>
-          <w:szCs w:val="24"/>
         </w:rPr>
         <w:t xml:space="preserve">3.2 Data control Flow Diagram </w:t>
       </w:r>
@@ -1203,23 +1082,20 @@
     <w:p>
       <w:pPr>
         <w:rPr>
-          <w:rFonts w:ascii="Times New Roman" w:hAnsi="Times New Roman" w:cs="Times New Roman"/>
-          <w:sz w:val="24"/>
-          <w:szCs w:val="24"/>
-        </w:rPr>
-      </w:pPr>
-      <w:r>
-        <w:rPr>
-          <w:rFonts w:ascii="Times New Roman" w:hAnsi="Times New Roman" w:cs="Times New Roman"/>
-          <w:noProof/>
-          <w:sz w:val="24"/>
-          <w:szCs w:val="24"/>
+          <w:rFonts w:asciiTheme="majorHAnsi" w:hAnsiTheme="majorHAnsi" w:cstheme="majorHAnsi"/>
+          <w:lang w:val="en-IN"/>
+        </w:rPr>
+      </w:pPr>
+      <w:r>
+        <w:rPr>
+          <w:rFonts w:asciiTheme="majorHAnsi" w:hAnsiTheme="majorHAnsi" w:cstheme="majorHAnsi"/>
+          <w:lang w:val="en-IN"/>
         </w:rPr>
         <w:drawing>
-          <wp:inline distT="0" distB="0" distL="0" distR="0" wp14:anchorId="157B661F" wp14:editId="2F5B99FE">
-            <wp:extent cx="5486400" cy="3230880"/>
-            <wp:effectExtent l="0" t="0" r="0" b="7620"/>
-            <wp:docPr id="1667277445" name="Picture 4"/>
+          <wp:inline distT="0" distB="0" distL="0" distR="0" wp14:anchorId="6F7725F8" wp14:editId="51861124">
+            <wp:extent cx="5486400" cy="3226435"/>
+            <wp:effectExtent l="0" t="0" r="0" b="0"/>
+            <wp:docPr id="807457551" name="Picture 4"/>
             <wp:cNvGraphicFramePr>
               <a:graphicFrameLocks xmlns:a="http://schemas.openxmlformats.org/drawingml/2006/main" noChangeAspect="1"/>
             </wp:cNvGraphicFramePr>
@@ -1227,23 +1103,36 @@
               <a:graphicData uri="http://schemas.openxmlformats.org/drawingml/2006/picture">
                 <pic:pic xmlns:pic="http://schemas.openxmlformats.org/drawingml/2006/picture">
                   <pic:nvPicPr>
-                    <pic:cNvPr id="1667277445" name="Picture 1667277445"/>
-                    <pic:cNvPicPr/>
+                    <pic:cNvPr id="0" name="Picture 13"/>
+                    <pic:cNvPicPr>
+                      <a:picLocks noChangeAspect="1" noChangeArrowheads="1"/>
+                    </pic:cNvPicPr>
                   </pic:nvPicPr>
                   <pic:blipFill>
-                    <a:blip r:embed="rId9"/>
+                    <a:blip r:embed="rId9">
+                      <a:extLst>
+                        <a:ext uri="{28A0092B-C50C-407E-A947-70E740481C1C}">
+                          <a14:useLocalDpi xmlns:a14="http://schemas.microsoft.com/office/drawing/2010/main" val="0"/>
+                        </a:ext>
+                      </a:extLst>
+                    </a:blip>
+                    <a:srcRect/>
                     <a:stretch>
                       <a:fillRect/>
                     </a:stretch>
                   </pic:blipFill>
-                  <pic:spPr>
+                  <pic:spPr bwMode="auto">
                     <a:xfrm>
                       <a:off x="0" y="0"/>
-                      <a:ext cx="5486400" cy="3230880"/>
+                      <a:ext cx="5486400" cy="3226435"/>
                     </a:xfrm>
                     <a:prstGeom prst="rect">
                       <a:avLst/>
                     </a:prstGeom>
+                    <a:noFill/>
+                    <a:ln>
+                      <a:noFill/>
+                    </a:ln>
                   </pic:spPr>
                 </pic:pic>
               </a:graphicData>
@@ -1254,88 +1143,43 @@
     </w:p>
     <w:p>
       <w:pPr>
-        <w:pStyle w:val="ListParagraph"/>
-        <w:rPr>
-          <w:rFonts w:ascii="Times New Roman" w:hAnsi="Times New Roman" w:cs="Times New Roman"/>
-          <w:sz w:val="24"/>
-          <w:szCs w:val="24"/>
-        </w:rPr>
-      </w:pPr>
+        <w:pStyle w:val="Heading2"/>
+        <w:rPr>
+          <w:rFonts w:cstheme="majorHAnsi"/>
+          <w:sz w:val="22"/>
+          <w:szCs w:val="22"/>
+        </w:rPr>
+      </w:pPr>
+      <w:r>
+        <w:rPr>
+          <w:rFonts w:cstheme="majorHAnsi"/>
+          <w:sz w:val="22"/>
+          <w:szCs w:val="22"/>
+        </w:rPr>
+        <w:t>4. Module Descriptions</w:t>
+      </w:r>
     </w:p>
     <w:p>
       <w:pPr>
-        <w:pStyle w:val="ListParagraph"/>
-        <w:rPr>
-          <w:rFonts w:ascii="Times New Roman" w:hAnsi="Times New Roman" w:cs="Times New Roman"/>
-          <w:sz w:val="24"/>
-          <w:szCs w:val="24"/>
-        </w:rPr>
-      </w:pPr>
-    </w:p>
-    <w:p>
-      <w:pPr>
-        <w:pStyle w:val="Heading2"/>
-        <w:rPr>
-          <w:rFonts w:ascii="Times New Roman" w:hAnsi="Times New Roman" w:cs="Times New Roman"/>
-          <w:sz w:val="24"/>
-          <w:szCs w:val="24"/>
-        </w:rPr>
-      </w:pPr>
-    </w:p>
-    <w:p>
-      <w:pPr>
-        <w:pStyle w:val="Heading2"/>
-        <w:rPr>
-          <w:rFonts w:ascii="Times New Roman" w:hAnsi="Times New Roman" w:cs="Times New Roman"/>
-          <w:sz w:val="24"/>
-          <w:szCs w:val="24"/>
-        </w:rPr>
-      </w:pPr>
-      <w:r>
-        <w:rPr>
-          <w:rFonts w:ascii="Times New Roman" w:hAnsi="Times New Roman" w:cs="Times New Roman"/>
-          <w:sz w:val="24"/>
-          <w:szCs w:val="24"/>
-        </w:rPr>
-        <w:t>4. Module Descriptions</w:t>
-      </w:r>
-    </w:p>
-    <w:p>
-      <w:pPr>
-        <w:rPr>
-          <w:rFonts w:ascii="Times New Roman" w:hAnsi="Times New Roman" w:cs="Times New Roman"/>
-          <w:sz w:val="24"/>
-          <w:szCs w:val="24"/>
-        </w:rPr>
-      </w:pPr>
-    </w:p>
-    <w:p>
-      <w:pPr>
-        <w:rPr>
-          <w:rFonts w:ascii="Times New Roman" w:hAnsi="Times New Roman" w:cs="Times New Roman"/>
+        <w:rPr>
+          <w:rFonts w:asciiTheme="majorHAnsi" w:hAnsiTheme="majorHAnsi" w:cstheme="majorHAnsi"/>
           <w:b/>
           <w:bCs/>
-          <w:sz w:val="24"/>
-          <w:szCs w:val="24"/>
-        </w:rPr>
-      </w:pPr>
-      <w:r>
-        <w:rPr>
-          <w:rFonts w:ascii="Times New Roman" w:hAnsi="Times New Roman" w:cs="Times New Roman"/>
+        </w:rPr>
+      </w:pPr>
+      <w:r>
+        <w:rPr>
+          <w:rFonts w:asciiTheme="majorHAnsi" w:hAnsiTheme="majorHAnsi" w:cstheme="majorHAnsi"/>
           <w:b/>
           <w:bCs/>
-          <w:sz w:val="24"/>
-          <w:szCs w:val="24"/>
-        </w:rPr>
-        <w:t xml:space="preserve"> 4</w:t>
-      </w:r>
-      <w:r>
-        <w:rPr>
-          <w:rFonts w:ascii="Times New Roman" w:hAnsi="Times New Roman" w:cs="Times New Roman"/>
+        </w:rPr>
+        <w:t>4</w:t>
+      </w:r>
+      <w:r>
+        <w:rPr>
+          <w:rFonts w:asciiTheme="majorHAnsi" w:hAnsiTheme="majorHAnsi" w:cstheme="majorHAnsi"/>
           <w:b/>
           <w:bCs/>
-          <w:sz w:val="24"/>
-          <w:szCs w:val="24"/>
         </w:rPr>
         <w:t xml:space="preserve">.1 Sensor Module </w:t>
       </w:r>
@@ -1348,18 +1192,42 @@
           <w:numId w:val="23"/>
         </w:numPr>
         <w:rPr>
-          <w:rFonts w:ascii="Times New Roman" w:hAnsi="Times New Roman" w:cs="Times New Roman"/>
-          <w:sz w:val="24"/>
-          <w:szCs w:val="24"/>
-        </w:rPr>
-      </w:pPr>
-      <w:r>
-        <w:rPr>
-          <w:rFonts w:ascii="Times New Roman" w:hAnsi="Times New Roman" w:cs="Times New Roman"/>
-          <w:sz w:val="24"/>
-          <w:szCs w:val="24"/>
-        </w:rPr>
-        <w:t>This module also responsible for the initialization of sensor module with ‘f ‘ frequency.</w:t>
+          <w:rFonts w:asciiTheme="majorHAnsi" w:hAnsiTheme="majorHAnsi" w:cstheme="majorHAnsi"/>
+        </w:rPr>
+      </w:pPr>
+      <w:r>
+        <w:rPr>
+          <w:rFonts w:asciiTheme="majorHAnsi" w:hAnsiTheme="majorHAnsi" w:cstheme="majorHAnsi"/>
+        </w:rPr>
+        <w:t xml:space="preserve">This module </w:t>
+      </w:r>
+      <w:proofErr w:type="gramStart"/>
+      <w:r>
+        <w:rPr>
+          <w:rFonts w:asciiTheme="majorHAnsi" w:hAnsiTheme="majorHAnsi" w:cstheme="majorHAnsi"/>
+        </w:rPr>
+        <w:t>also</w:t>
+      </w:r>
+      <w:proofErr w:type="gramEnd"/>
+      <w:r>
+        <w:rPr>
+          <w:rFonts w:asciiTheme="majorHAnsi" w:hAnsiTheme="majorHAnsi" w:cstheme="majorHAnsi"/>
+        </w:rPr>
+        <w:t xml:space="preserve"> responsible for the initialization of sensor module with ‘f </w:t>
+      </w:r>
+      <w:proofErr w:type="gramStart"/>
+      <w:r>
+        <w:rPr>
+          <w:rFonts w:asciiTheme="majorHAnsi" w:hAnsiTheme="majorHAnsi" w:cstheme="majorHAnsi"/>
+        </w:rPr>
+        <w:t>‘ frequency</w:t>
+      </w:r>
+      <w:proofErr w:type="gramEnd"/>
+      <w:r>
+        <w:rPr>
+          <w:rFonts w:asciiTheme="majorHAnsi" w:hAnsiTheme="majorHAnsi" w:cstheme="majorHAnsi"/>
+        </w:rPr>
+        <w:t>.</w:t>
       </w:r>
     </w:p>
     <w:p>
@@ -1370,82 +1238,112 @@
           <w:numId w:val="23"/>
         </w:numPr>
         <w:rPr>
-          <w:rFonts w:ascii="Times New Roman" w:hAnsi="Times New Roman" w:cs="Times New Roman"/>
-          <w:sz w:val="24"/>
-          <w:szCs w:val="24"/>
-        </w:rPr>
-      </w:pPr>
-      <w:r>
-        <w:rPr>
-          <w:rFonts w:ascii="Times New Roman" w:hAnsi="Times New Roman" w:cs="Times New Roman"/>
-          <w:sz w:val="24"/>
-          <w:szCs w:val="24"/>
+          <w:rFonts w:asciiTheme="majorHAnsi" w:hAnsiTheme="majorHAnsi" w:cstheme="majorHAnsi"/>
+        </w:rPr>
+      </w:pPr>
+      <w:r>
+        <w:rPr>
+          <w:rFonts w:asciiTheme="majorHAnsi" w:hAnsiTheme="majorHAnsi" w:cstheme="majorHAnsi"/>
         </w:rPr>
         <w:t>It</w:t>
       </w:r>
       <w:r>
         <w:rPr>
-          <w:rFonts w:ascii="Times New Roman" w:hAnsi="Times New Roman" w:cs="Times New Roman"/>
-          <w:sz w:val="24"/>
-          <w:szCs w:val="24"/>
-        </w:rPr>
-        <w:t xml:space="preserve"> trigger </w:t>
+          <w:rFonts w:asciiTheme="majorHAnsi" w:hAnsiTheme="majorHAnsi" w:cstheme="majorHAnsi"/>
+        </w:rPr>
+        <w:t xml:space="preserve"> </w:t>
+      </w:r>
+      <w:proofErr w:type="gramStart"/>
+      <w:r>
+        <w:rPr>
+          <w:rFonts w:asciiTheme="majorHAnsi" w:hAnsiTheme="majorHAnsi" w:cstheme="majorHAnsi"/>
+        </w:rPr>
+        <w:t>trigger</w:t>
+      </w:r>
+      <w:proofErr w:type="gramEnd"/>
+      <w:r>
+        <w:rPr>
+          <w:rFonts w:asciiTheme="majorHAnsi" w:hAnsiTheme="majorHAnsi" w:cstheme="majorHAnsi"/>
+        </w:rPr>
+        <w:t xml:space="preserve"> </w:t>
       </w:r>
       <w:proofErr w:type="spellStart"/>
-      <w:r>
-        <w:rPr>
-          <w:rFonts w:ascii="Times New Roman" w:hAnsi="Times New Roman" w:cs="Times New Roman"/>
-          <w:sz w:val="24"/>
-          <w:szCs w:val="24"/>
+      <w:proofErr w:type="gramStart"/>
+      <w:r>
+        <w:rPr>
+          <w:rFonts w:asciiTheme="majorHAnsi" w:hAnsiTheme="majorHAnsi" w:cstheme="majorHAnsi"/>
         </w:rPr>
         <w:t>SensorReadData</w:t>
       </w:r>
       <w:proofErr w:type="spellEnd"/>
       <w:r>
         <w:rPr>
-          <w:rFonts w:ascii="Times New Roman" w:hAnsi="Times New Roman" w:cs="Times New Roman"/>
-          <w:sz w:val="24"/>
-          <w:szCs w:val="24"/>
-        </w:rPr>
-        <w:t>()</w:t>
-      </w:r>
-      <w:r>
-        <w:rPr>
-          <w:rFonts w:ascii="Times New Roman" w:hAnsi="Times New Roman" w:cs="Times New Roman"/>
-          <w:sz w:val="24"/>
-          <w:szCs w:val="24"/>
+          <w:rFonts w:asciiTheme="majorHAnsi" w:hAnsiTheme="majorHAnsi" w:cstheme="majorHAnsi"/>
+        </w:rPr>
+        <w:t>(</w:t>
+      </w:r>
+      <w:proofErr w:type="gramEnd"/>
+      <w:r>
+        <w:rPr>
+          <w:rFonts w:asciiTheme="majorHAnsi" w:hAnsiTheme="majorHAnsi" w:cstheme="majorHAnsi"/>
+        </w:rPr>
+        <w:t>)</w:t>
+      </w:r>
+      <w:r>
+        <w:rPr>
+          <w:rFonts w:asciiTheme="majorHAnsi" w:hAnsiTheme="majorHAnsi" w:cstheme="majorHAnsi"/>
         </w:rPr>
         <w:t xml:space="preserve"> </w:t>
       </w:r>
       <w:r>
         <w:rPr>
-          <w:rFonts w:ascii="Times New Roman" w:hAnsi="Times New Roman" w:cs="Times New Roman"/>
-          <w:sz w:val="24"/>
-          <w:szCs w:val="24"/>
-        </w:rPr>
-        <w:t xml:space="preserve">in ‘I’ interval and push the raw data in </w:t>
-      </w:r>
-      <w:r>
-        <w:rPr>
-          <w:rFonts w:ascii="Times New Roman" w:hAnsi="Times New Roman" w:cs="Times New Roman"/>
-          <w:sz w:val="24"/>
-          <w:szCs w:val="24"/>
+          <w:rFonts w:asciiTheme="majorHAnsi" w:hAnsiTheme="majorHAnsi" w:cstheme="majorHAnsi"/>
+        </w:rPr>
+        <w:t xml:space="preserve">in ‘I’ interval and </w:t>
+      </w:r>
+      <w:proofErr w:type="gramStart"/>
+      <w:r>
+        <w:rPr>
+          <w:rFonts w:asciiTheme="majorHAnsi" w:hAnsiTheme="majorHAnsi" w:cstheme="majorHAnsi"/>
+        </w:rPr>
+        <w:t>push</w:t>
+      </w:r>
+      <w:proofErr w:type="gramEnd"/>
+      <w:r>
+        <w:rPr>
+          <w:rFonts w:asciiTheme="majorHAnsi" w:hAnsiTheme="majorHAnsi" w:cstheme="majorHAnsi"/>
+        </w:rPr>
+        <w:t xml:space="preserve"> the raw data in </w:t>
+      </w:r>
+      <w:r>
+        <w:rPr>
+          <w:rFonts w:asciiTheme="majorHAnsi" w:hAnsiTheme="majorHAnsi" w:cstheme="majorHAnsi"/>
         </w:rPr>
         <w:t>a</w:t>
       </w:r>
       <w:r>
         <w:rPr>
-          <w:rFonts w:ascii="Times New Roman" w:hAnsi="Times New Roman" w:cs="Times New Roman"/>
-          <w:sz w:val="24"/>
-          <w:szCs w:val="24"/>
-        </w:rPr>
-        <w:t xml:space="preserve"> queue. We expect data with limit 0 to max value of 4 bytes.</w:t>
-      </w:r>
-      <w:r>
-        <w:rPr>
-          <w:rFonts w:ascii="Times New Roman" w:hAnsi="Times New Roman" w:cs="Times New Roman"/>
-          <w:sz w:val="24"/>
-          <w:szCs w:val="24"/>
+          <w:rFonts w:asciiTheme="majorHAnsi" w:hAnsiTheme="majorHAnsi" w:cstheme="majorHAnsi"/>
+        </w:rPr>
+        <w:t xml:space="preserve"> queue. We expect data with </w:t>
+      </w:r>
+      <w:proofErr w:type="gramStart"/>
+      <w:r>
+        <w:rPr>
+          <w:rFonts w:asciiTheme="majorHAnsi" w:hAnsiTheme="majorHAnsi" w:cstheme="majorHAnsi"/>
+        </w:rPr>
+        <w:t>limit</w:t>
+      </w:r>
+      <w:proofErr w:type="gramEnd"/>
+      <w:r>
+        <w:rPr>
+          <w:rFonts w:asciiTheme="majorHAnsi" w:hAnsiTheme="majorHAnsi" w:cstheme="majorHAnsi"/>
+        </w:rPr>
+        <w:t xml:space="preserve"> 0 to max value of 4 bytes.</w:t>
+      </w:r>
+      <w:r>
+        <w:rPr>
+          <w:rFonts w:asciiTheme="majorHAnsi" w:hAnsiTheme="majorHAnsi" w:cstheme="majorHAnsi"/>
         </w:rPr>
         <w:t xml:space="preserve"> </w:t>
       </w:r>
@@ -1453,61 +1351,42 @@
     <w:p>
       <w:pPr>
         <w:rPr>
-          <w:rFonts w:ascii="Times New Roman" w:hAnsi="Times New Roman" w:cs="Times New Roman"/>
-          <w:sz w:val="24"/>
-          <w:szCs w:val="24"/>
-        </w:rPr>
-      </w:pPr>
-    </w:p>
-    <w:p>
-      <w:pPr>
-        <w:rPr>
-          <w:rFonts w:ascii="Times New Roman" w:hAnsi="Times New Roman" w:cs="Times New Roman"/>
+          <w:rFonts w:asciiTheme="majorHAnsi" w:hAnsiTheme="majorHAnsi" w:cstheme="majorHAnsi"/>
           <w:b/>
           <w:bCs/>
-          <w:sz w:val="24"/>
-          <w:szCs w:val="24"/>
-        </w:rPr>
-      </w:pPr>
-      <w:r>
-        <w:rPr>
-          <w:rFonts w:ascii="Times New Roman" w:hAnsi="Times New Roman" w:cs="Times New Roman"/>
+        </w:rPr>
+      </w:pPr>
+      <w:r>
+        <w:rPr>
+          <w:rFonts w:asciiTheme="majorHAnsi" w:hAnsiTheme="majorHAnsi" w:cstheme="majorHAnsi"/>
           <w:b/>
           <w:bCs/>
-          <w:sz w:val="24"/>
-          <w:szCs w:val="24"/>
         </w:rPr>
         <w:t xml:space="preserve">4.2 </w:t>
       </w:r>
       <w:proofErr w:type="spellStart"/>
       <w:r>
         <w:rPr>
-          <w:rFonts w:ascii="Times New Roman" w:hAnsi="Times New Roman" w:cs="Times New Roman"/>
+          <w:rFonts w:asciiTheme="majorHAnsi" w:hAnsiTheme="majorHAnsi" w:cstheme="majorHAnsi"/>
           <w:b/>
           <w:bCs/>
-          <w:sz w:val="24"/>
-          <w:szCs w:val="24"/>
         </w:rPr>
         <w:t>ProcessSensorData</w:t>
       </w:r>
       <w:r>
         <w:rPr>
-          <w:rFonts w:ascii="Times New Roman" w:hAnsi="Times New Roman" w:cs="Times New Roman"/>
+          <w:rFonts w:asciiTheme="majorHAnsi" w:hAnsiTheme="majorHAnsi" w:cstheme="majorHAnsi"/>
           <w:b/>
           <w:bCs/>
-          <w:sz w:val="24"/>
-          <w:szCs w:val="24"/>
         </w:rPr>
         <w:t>Module</w:t>
       </w:r>
       <w:proofErr w:type="spellEnd"/>
       <w:r>
         <w:rPr>
-          <w:rFonts w:ascii="Times New Roman" w:hAnsi="Times New Roman" w:cs="Times New Roman"/>
+          <w:rFonts w:asciiTheme="majorHAnsi" w:hAnsiTheme="majorHAnsi" w:cstheme="majorHAnsi"/>
           <w:b/>
           <w:bCs/>
-          <w:sz w:val="24"/>
-          <w:szCs w:val="24"/>
         </w:rPr>
         <w:t xml:space="preserve"> </w:t>
       </w:r>
@@ -1520,18 +1399,70 @@
           <w:numId w:val="26"/>
         </w:numPr>
         <w:rPr>
-          <w:rFonts w:ascii="Times New Roman" w:hAnsi="Times New Roman" w:cs="Times New Roman"/>
-          <w:sz w:val="24"/>
-          <w:szCs w:val="24"/>
-        </w:rPr>
-      </w:pPr>
-      <w:r>
-        <w:rPr>
-          <w:rFonts w:ascii="Times New Roman" w:hAnsi="Times New Roman" w:cs="Times New Roman"/>
-          <w:sz w:val="24"/>
-          <w:szCs w:val="24"/>
-        </w:rPr>
-        <w:t>The module responsible for parse the raw data from the message queue and convert to required altitude format. We expect a 4 byte data in message queue.</w:t>
+          <w:rFonts w:asciiTheme="majorHAnsi" w:hAnsiTheme="majorHAnsi" w:cstheme="majorHAnsi"/>
+        </w:rPr>
+      </w:pPr>
+      <w:r>
+        <w:rPr>
+          <w:rFonts w:asciiTheme="majorHAnsi" w:hAnsiTheme="majorHAnsi" w:cstheme="majorHAnsi"/>
+        </w:rPr>
+        <w:t xml:space="preserve">The module </w:t>
+      </w:r>
+      <w:proofErr w:type="gramStart"/>
+      <w:r>
+        <w:rPr>
+          <w:rFonts w:asciiTheme="majorHAnsi" w:hAnsiTheme="majorHAnsi" w:cstheme="majorHAnsi"/>
+        </w:rPr>
+        <w:t>responsible</w:t>
+      </w:r>
+      <w:proofErr w:type="gramEnd"/>
+      <w:r>
+        <w:rPr>
+          <w:rFonts w:asciiTheme="majorHAnsi" w:hAnsiTheme="majorHAnsi" w:cstheme="majorHAnsi"/>
+        </w:rPr>
+        <w:t xml:space="preserve"> for </w:t>
+      </w:r>
+      <w:proofErr w:type="gramStart"/>
+      <w:r>
+        <w:rPr>
+          <w:rFonts w:asciiTheme="majorHAnsi" w:hAnsiTheme="majorHAnsi" w:cstheme="majorHAnsi"/>
+        </w:rPr>
+        <w:t>parse</w:t>
+      </w:r>
+      <w:proofErr w:type="gramEnd"/>
+      <w:r>
+        <w:rPr>
+          <w:rFonts w:asciiTheme="majorHAnsi" w:hAnsiTheme="majorHAnsi" w:cstheme="majorHAnsi"/>
+        </w:rPr>
+        <w:t xml:space="preserve"> the raw data from the message queue and </w:t>
+      </w:r>
+      <w:proofErr w:type="gramStart"/>
+      <w:r>
+        <w:rPr>
+          <w:rFonts w:asciiTheme="majorHAnsi" w:hAnsiTheme="majorHAnsi" w:cstheme="majorHAnsi"/>
+        </w:rPr>
+        <w:t>convert</w:t>
+      </w:r>
+      <w:proofErr w:type="gramEnd"/>
+      <w:r>
+        <w:rPr>
+          <w:rFonts w:asciiTheme="majorHAnsi" w:hAnsiTheme="majorHAnsi" w:cstheme="majorHAnsi"/>
+        </w:rPr>
+        <w:t xml:space="preserve"> to required altitude format. We expect a </w:t>
+      </w:r>
+      <w:proofErr w:type="gramStart"/>
+      <w:r>
+        <w:rPr>
+          <w:rFonts w:asciiTheme="majorHAnsi" w:hAnsiTheme="majorHAnsi" w:cstheme="majorHAnsi"/>
+        </w:rPr>
+        <w:t>4 byte</w:t>
+      </w:r>
+      <w:proofErr w:type="gramEnd"/>
+      <w:r>
+        <w:rPr>
+          <w:rFonts w:asciiTheme="majorHAnsi" w:hAnsiTheme="majorHAnsi" w:cstheme="majorHAnsi"/>
+        </w:rPr>
+        <w:t xml:space="preserve"> data in message queue.</w:t>
       </w:r>
     </w:p>
     <w:p>
@@ -1542,58 +1473,60 @@
           <w:numId w:val="26"/>
         </w:numPr>
         <w:rPr>
-          <w:rFonts w:ascii="Times New Roman" w:hAnsi="Times New Roman" w:cs="Times New Roman"/>
-          <w:sz w:val="24"/>
-          <w:szCs w:val="24"/>
-        </w:rPr>
-      </w:pPr>
-      <w:r>
-        <w:rPr>
-          <w:rFonts w:ascii="Times New Roman" w:hAnsi="Times New Roman" w:cs="Times New Roman"/>
-          <w:sz w:val="24"/>
-          <w:szCs w:val="24"/>
-        </w:rPr>
-        <w:t>Validate the altitude data with predefined threshold value set in the system. If it exceed the limit set event signal.</w:t>
+          <w:rFonts w:asciiTheme="majorHAnsi" w:hAnsiTheme="majorHAnsi" w:cstheme="majorHAnsi"/>
+        </w:rPr>
+      </w:pPr>
+      <w:r>
+        <w:rPr>
+          <w:rFonts w:asciiTheme="majorHAnsi" w:hAnsiTheme="majorHAnsi" w:cstheme="majorHAnsi"/>
+        </w:rPr>
+        <w:t xml:space="preserve">Validate the altitude data with predefined threshold value set in the system. If it </w:t>
+      </w:r>
+      <w:proofErr w:type="gramStart"/>
+      <w:r>
+        <w:rPr>
+          <w:rFonts w:asciiTheme="majorHAnsi" w:hAnsiTheme="majorHAnsi" w:cstheme="majorHAnsi"/>
+        </w:rPr>
+        <w:t>exceed</w:t>
+      </w:r>
+      <w:proofErr w:type="gramEnd"/>
+      <w:r>
+        <w:rPr>
+          <w:rFonts w:asciiTheme="majorHAnsi" w:hAnsiTheme="majorHAnsi" w:cstheme="majorHAnsi"/>
+        </w:rPr>
+        <w:t xml:space="preserve"> the limit set event signal.</w:t>
       </w:r>
     </w:p>
     <w:p>
       <w:pPr>
         <w:rPr>
-          <w:rFonts w:ascii="Times New Roman" w:hAnsi="Times New Roman" w:cs="Times New Roman"/>
+          <w:rFonts w:asciiTheme="majorHAnsi" w:hAnsiTheme="majorHAnsi" w:cstheme="majorHAnsi"/>
           <w:b/>
           <w:bCs/>
-          <w:sz w:val="24"/>
-          <w:szCs w:val="24"/>
-        </w:rPr>
-      </w:pPr>
-      <w:r>
-        <w:rPr>
-          <w:rFonts w:ascii="Times New Roman" w:hAnsi="Times New Roman" w:cs="Times New Roman"/>
+        </w:rPr>
+      </w:pPr>
+      <w:r>
+        <w:rPr>
+          <w:rFonts w:asciiTheme="majorHAnsi" w:hAnsiTheme="majorHAnsi" w:cstheme="majorHAnsi"/>
           <w:b/>
           <w:bCs/>
-          <w:sz w:val="24"/>
-          <w:szCs w:val="24"/>
         </w:rPr>
         <w:t xml:space="preserve">4.3 </w:t>
       </w:r>
       <w:proofErr w:type="spellStart"/>
       <w:r>
         <w:rPr>
-          <w:rFonts w:ascii="Times New Roman" w:hAnsi="Times New Roman" w:cs="Times New Roman"/>
+          <w:rFonts w:asciiTheme="majorHAnsi" w:hAnsiTheme="majorHAnsi" w:cstheme="majorHAnsi"/>
           <w:b/>
           <w:bCs/>
-          <w:sz w:val="24"/>
-          <w:szCs w:val="24"/>
         </w:rPr>
         <w:t>AlarmData</w:t>
       </w:r>
       <w:r>
         <w:rPr>
-          <w:rFonts w:ascii="Times New Roman" w:hAnsi="Times New Roman" w:cs="Times New Roman"/>
+          <w:rFonts w:asciiTheme="majorHAnsi" w:hAnsiTheme="majorHAnsi" w:cstheme="majorHAnsi"/>
           <w:b/>
           <w:bCs/>
-          <w:sz w:val="24"/>
-          <w:szCs w:val="24"/>
         </w:rPr>
         <w:t>Module</w:t>
       </w:r>
@@ -1607,142 +1540,162 @@
           <w:numId w:val="27"/>
         </w:numPr>
         <w:rPr>
-          <w:rFonts w:ascii="Times New Roman" w:hAnsi="Times New Roman" w:cs="Times New Roman"/>
-          <w:sz w:val="24"/>
-          <w:szCs w:val="24"/>
-        </w:rPr>
-      </w:pPr>
-      <w:r>
-        <w:rPr>
-          <w:rFonts w:ascii="Times New Roman" w:hAnsi="Times New Roman" w:cs="Times New Roman"/>
-          <w:sz w:val="24"/>
-          <w:szCs w:val="24"/>
+          <w:rFonts w:asciiTheme="majorHAnsi" w:hAnsiTheme="majorHAnsi" w:cstheme="majorHAnsi"/>
+        </w:rPr>
+      </w:pPr>
+      <w:r>
+        <w:rPr>
+          <w:rFonts w:asciiTheme="majorHAnsi" w:hAnsiTheme="majorHAnsi" w:cstheme="majorHAnsi"/>
         </w:rPr>
         <w:t xml:space="preserve">Once the </w:t>
       </w:r>
       <w:proofErr w:type="spellStart"/>
       <w:r>
         <w:rPr>
-          <w:rFonts w:ascii="Times New Roman" w:hAnsi="Times New Roman" w:cs="Times New Roman"/>
-          <w:sz w:val="24"/>
-          <w:szCs w:val="24"/>
+          <w:rFonts w:asciiTheme="majorHAnsi" w:hAnsiTheme="majorHAnsi" w:cstheme="majorHAnsi"/>
         </w:rPr>
         <w:t>ProcessSensorData</w:t>
       </w:r>
       <w:proofErr w:type="spellEnd"/>
       <w:r>
         <w:rPr>
-          <w:rFonts w:ascii="Times New Roman" w:hAnsi="Times New Roman" w:cs="Times New Roman"/>
-          <w:sz w:val="24"/>
-          <w:szCs w:val="24"/>
+          <w:rFonts w:asciiTheme="majorHAnsi" w:hAnsiTheme="majorHAnsi" w:cstheme="majorHAnsi"/>
         </w:rPr>
         <w:t xml:space="preserve"> module </w:t>
       </w:r>
       <w:r>
         <w:rPr>
-          <w:rFonts w:ascii="Times New Roman" w:hAnsi="Times New Roman" w:cs="Times New Roman"/>
-          <w:sz w:val="24"/>
-          <w:szCs w:val="24"/>
+          <w:rFonts w:asciiTheme="majorHAnsi" w:hAnsiTheme="majorHAnsi" w:cstheme="majorHAnsi"/>
         </w:rPr>
         <w:t>sets</w:t>
       </w:r>
       <w:r>
         <w:rPr>
-          <w:rFonts w:ascii="Times New Roman" w:hAnsi="Times New Roman" w:cs="Times New Roman"/>
-          <w:sz w:val="24"/>
-          <w:szCs w:val="24"/>
-        </w:rPr>
-        <w:t xml:space="preserve"> signal , it trigger a alarm </w:t>
-      </w:r>
-      <w:r>
-        <w:rPr>
-          <w:rFonts w:ascii="Times New Roman" w:hAnsi="Times New Roman" w:cs="Times New Roman"/>
-          <w:sz w:val="24"/>
-          <w:szCs w:val="24"/>
+          <w:rFonts w:asciiTheme="majorHAnsi" w:hAnsiTheme="majorHAnsi" w:cstheme="majorHAnsi"/>
+        </w:rPr>
+        <w:t xml:space="preserve"> </w:t>
+      </w:r>
+      <w:proofErr w:type="gramStart"/>
+      <w:r>
+        <w:rPr>
+          <w:rFonts w:asciiTheme="majorHAnsi" w:hAnsiTheme="majorHAnsi" w:cstheme="majorHAnsi"/>
+        </w:rPr>
+        <w:t>signal ,</w:t>
+      </w:r>
+      <w:proofErr w:type="gramEnd"/>
+      <w:r>
+        <w:rPr>
+          <w:rFonts w:asciiTheme="majorHAnsi" w:hAnsiTheme="majorHAnsi" w:cstheme="majorHAnsi"/>
+        </w:rPr>
+        <w:t xml:space="preserve"> it </w:t>
+      </w:r>
+      <w:proofErr w:type="gramStart"/>
+      <w:r>
+        <w:rPr>
+          <w:rFonts w:asciiTheme="majorHAnsi" w:hAnsiTheme="majorHAnsi" w:cstheme="majorHAnsi"/>
+        </w:rPr>
+        <w:t>trigger</w:t>
+      </w:r>
+      <w:proofErr w:type="gramEnd"/>
+      <w:r>
+        <w:rPr>
+          <w:rFonts w:asciiTheme="majorHAnsi" w:hAnsiTheme="majorHAnsi" w:cstheme="majorHAnsi"/>
+        </w:rPr>
+        <w:t xml:space="preserve"> </w:t>
+      </w:r>
+      <w:proofErr w:type="gramStart"/>
+      <w:r>
+        <w:rPr>
+          <w:rFonts w:asciiTheme="majorHAnsi" w:hAnsiTheme="majorHAnsi" w:cstheme="majorHAnsi"/>
+        </w:rPr>
+        <w:t>a</w:t>
+      </w:r>
+      <w:proofErr w:type="gramEnd"/>
+      <w:r>
+        <w:rPr>
+          <w:rFonts w:asciiTheme="majorHAnsi" w:hAnsiTheme="majorHAnsi" w:cstheme="majorHAnsi"/>
+        </w:rPr>
+        <w:t xml:space="preserve"> alarm </w:t>
+      </w:r>
+      <w:r>
+        <w:rPr>
+          <w:rFonts w:asciiTheme="majorHAnsi" w:hAnsiTheme="majorHAnsi" w:cstheme="majorHAnsi"/>
         </w:rPr>
         <w:t>up to</w:t>
       </w:r>
       <w:r>
         <w:rPr>
-          <w:rFonts w:ascii="Times New Roman" w:hAnsi="Times New Roman" w:cs="Times New Roman"/>
-          <w:sz w:val="24"/>
-          <w:szCs w:val="24"/>
+          <w:rFonts w:asciiTheme="majorHAnsi" w:hAnsiTheme="majorHAnsi" w:cstheme="majorHAnsi"/>
         </w:rPr>
         <w:t xml:space="preserve"> </w:t>
       </w:r>
       <w:r>
         <w:rPr>
-          <w:rFonts w:ascii="Times New Roman" w:hAnsi="Times New Roman" w:cs="Times New Roman"/>
-          <w:sz w:val="24"/>
-          <w:szCs w:val="24"/>
+          <w:rFonts w:asciiTheme="majorHAnsi" w:hAnsiTheme="majorHAnsi" w:cstheme="majorHAnsi"/>
         </w:rPr>
         <w:t xml:space="preserve">a </w:t>
       </w:r>
       <w:r>
         <w:rPr>
-          <w:rFonts w:ascii="Times New Roman" w:hAnsi="Times New Roman" w:cs="Times New Roman"/>
-          <w:sz w:val="24"/>
-          <w:szCs w:val="24"/>
+          <w:rFonts w:asciiTheme="majorHAnsi" w:hAnsiTheme="majorHAnsi" w:cstheme="majorHAnsi"/>
         </w:rPr>
         <w:t>define tim</w:t>
       </w:r>
       <w:r>
         <w:rPr>
-          <w:rFonts w:ascii="Times New Roman" w:hAnsi="Times New Roman" w:cs="Times New Roman"/>
-          <w:sz w:val="24"/>
-          <w:szCs w:val="24"/>
+          <w:rFonts w:asciiTheme="majorHAnsi" w:hAnsiTheme="majorHAnsi" w:cstheme="majorHAnsi"/>
         </w:rPr>
         <w:t>e</w:t>
       </w:r>
       <w:r>
         <w:rPr>
-          <w:rFonts w:ascii="Times New Roman" w:hAnsi="Times New Roman" w:cs="Times New Roman"/>
-          <w:sz w:val="24"/>
-          <w:szCs w:val="24"/>
-        </w:rPr>
-        <w:t>out and clear the event signal.</w:t>
-      </w:r>
-      <w:r>
-        <w:rPr>
-          <w:rFonts w:ascii="Times New Roman" w:hAnsi="Times New Roman" w:cs="Times New Roman"/>
-          <w:sz w:val="24"/>
-          <w:szCs w:val="24"/>
+          <w:rFonts w:asciiTheme="majorHAnsi" w:hAnsiTheme="majorHAnsi" w:cstheme="majorHAnsi"/>
+        </w:rPr>
+        <w:t xml:space="preserve">out and </w:t>
+      </w:r>
+      <w:proofErr w:type="gramStart"/>
+      <w:r>
+        <w:rPr>
+          <w:rFonts w:asciiTheme="majorHAnsi" w:hAnsiTheme="majorHAnsi" w:cstheme="majorHAnsi"/>
+        </w:rPr>
+        <w:t>clear</w:t>
+      </w:r>
+      <w:proofErr w:type="gramEnd"/>
+      <w:r>
+        <w:rPr>
+          <w:rFonts w:asciiTheme="majorHAnsi" w:hAnsiTheme="majorHAnsi" w:cstheme="majorHAnsi"/>
+        </w:rPr>
+        <w:t xml:space="preserve"> the event signal.</w:t>
+      </w:r>
+      <w:r>
+        <w:rPr>
+          <w:rFonts w:asciiTheme="majorHAnsi" w:hAnsiTheme="majorHAnsi" w:cstheme="majorHAnsi"/>
+        </w:rPr>
+        <w:t xml:space="preserve"> </w:t>
+      </w:r>
+      <w:r>
+        <w:rPr>
+          <w:rFonts w:asciiTheme="majorHAnsi" w:hAnsiTheme="majorHAnsi" w:cstheme="majorHAnsi"/>
         </w:rPr>
         <w:t xml:space="preserve"> </w:t>
       </w:r>
     </w:p>
     <w:p>
       <w:pPr>
-        <w:rPr>
-          <w:rFonts w:ascii="Times New Roman" w:hAnsi="Times New Roman" w:cs="Times New Roman"/>
-          <w:sz w:val="24"/>
-          <w:szCs w:val="24"/>
-        </w:rPr>
-      </w:pPr>
-      <w:r>
-        <w:rPr>
-          <w:rFonts w:ascii="Times New Roman" w:hAnsi="Times New Roman" w:cs="Times New Roman"/>
-          <w:sz w:val="24"/>
-          <w:szCs w:val="24"/>
-        </w:rPr>
-        <w:t xml:space="preserve"> </w:t>
-      </w:r>
-    </w:p>
-    <w:p>
-      <w:pPr>
         <w:pStyle w:val="Heading2"/>
         <w:rPr>
-          <w:rFonts w:ascii="Times New Roman" w:hAnsi="Times New Roman" w:cs="Times New Roman"/>
-          <w:sz w:val="24"/>
-          <w:szCs w:val="24"/>
-        </w:rPr>
-      </w:pPr>
-      <w:r>
-        <w:rPr>
-          <w:rFonts w:ascii="Times New Roman" w:hAnsi="Times New Roman" w:cs="Times New Roman"/>
-          <w:sz w:val="24"/>
-          <w:szCs w:val="24"/>
-        </w:rPr>
+          <w:rFonts w:cstheme="majorHAnsi"/>
+          <w:sz w:val="22"/>
+          <w:szCs w:val="22"/>
+        </w:rPr>
+      </w:pPr>
+      <w:r>
+        <w:rPr>
+          <w:rFonts w:cstheme="majorHAnsi"/>
+          <w:sz w:val="22"/>
+          <w:szCs w:val="22"/>
+        </w:rPr>
+        <w:lastRenderedPageBreak/>
         <w:t>5. Interface Design</w:t>
       </w:r>
     </w:p>
@@ -1753,11 +1706,11 @@
         <w:tblLook w:val="04A0" w:firstRow="1" w:lastRow="0" w:firstColumn="1" w:lastColumn="0" w:noHBand="0" w:noVBand="1"/>
       </w:tblPr>
       <w:tblGrid>
-        <w:gridCol w:w="3007"/>
-        <w:gridCol w:w="2355"/>
-        <w:gridCol w:w="158"/>
-        <w:gridCol w:w="2333"/>
-        <w:gridCol w:w="1003"/>
+        <w:gridCol w:w="3009"/>
+        <w:gridCol w:w="2379"/>
+        <w:gridCol w:w="163"/>
+        <w:gridCol w:w="2367"/>
+        <w:gridCol w:w="938"/>
       </w:tblGrid>
       <w:tr>
         <w:tc>
@@ -1767,20 +1720,16 @@
           <w:p>
             <w:pPr>
               <w:rPr>
-                <w:rFonts w:ascii="Times New Roman" w:hAnsi="Times New Roman" w:cs="Times New Roman"/>
+                <w:rFonts w:asciiTheme="majorHAnsi" w:hAnsiTheme="majorHAnsi" w:cstheme="majorHAnsi"/>
                 <w:b/>
                 <w:bCs/>
-                <w:sz w:val="24"/>
-                <w:szCs w:val="24"/>
               </w:rPr>
             </w:pPr>
             <w:r>
               <w:rPr>
-                <w:rFonts w:ascii="Times New Roman" w:hAnsi="Times New Roman" w:cs="Times New Roman"/>
+                <w:rFonts w:asciiTheme="majorHAnsi" w:hAnsiTheme="majorHAnsi" w:cstheme="majorHAnsi"/>
                 <w:b/>
                 <w:bCs/>
-                <w:sz w:val="24"/>
-                <w:szCs w:val="24"/>
               </w:rPr>
               <w:t xml:space="preserve">File Name </w:t>
             </w:r>
@@ -1793,21 +1742,17 @@
           <w:p>
             <w:pPr>
               <w:rPr>
-                <w:rFonts w:ascii="Times New Roman" w:hAnsi="Times New Roman" w:cs="Times New Roman"/>
+                <w:rFonts w:asciiTheme="majorHAnsi" w:hAnsiTheme="majorHAnsi" w:cstheme="majorHAnsi"/>
                 <w:b/>
                 <w:bCs/>
-                <w:sz w:val="24"/>
-                <w:szCs w:val="24"/>
               </w:rPr>
             </w:pPr>
             <w:proofErr w:type="spellStart"/>
             <w:r>
               <w:rPr>
-                <w:rFonts w:ascii="Times New Roman" w:hAnsi="Times New Roman" w:cs="Times New Roman"/>
+                <w:rFonts w:asciiTheme="majorHAnsi" w:hAnsiTheme="majorHAnsi" w:cstheme="majorHAnsi"/>
                 <w:b/>
                 <w:bCs/>
-                <w:sz w:val="24"/>
-                <w:szCs w:val="24"/>
               </w:rPr>
               <w:t>sensor.c</w:t>
             </w:r>
@@ -1822,9 +1767,7 @@
           <w:p>
             <w:pPr>
               <w:rPr>
-                <w:rFonts w:ascii="Times New Roman" w:hAnsi="Times New Roman" w:cs="Times New Roman"/>
-                <w:sz w:val="24"/>
-                <w:szCs w:val="24"/>
+                <w:rFonts w:asciiTheme="majorHAnsi" w:hAnsiTheme="majorHAnsi" w:cstheme="majorHAnsi"/>
               </w:rPr>
             </w:pPr>
           </w:p>
@@ -1841,16 +1784,12 @@
           <w:p>
             <w:pPr>
               <w:rPr>
-                <w:rFonts w:ascii="Times New Roman" w:hAnsi="Times New Roman" w:cs="Times New Roman"/>
-                <w:sz w:val="24"/>
-                <w:szCs w:val="24"/>
+                <w:rFonts w:asciiTheme="majorHAnsi" w:hAnsiTheme="majorHAnsi" w:cstheme="majorHAnsi"/>
               </w:rPr>
             </w:pPr>
             <w:r>
               <w:rPr>
-                <w:rFonts w:ascii="Times New Roman" w:hAnsi="Times New Roman" w:cs="Times New Roman"/>
-                <w:sz w:val="24"/>
-                <w:szCs w:val="24"/>
+                <w:rFonts w:asciiTheme="majorHAnsi" w:hAnsiTheme="majorHAnsi" w:cstheme="majorHAnsi"/>
               </w:rPr>
               <w:t xml:space="preserve">Summary </w:t>
             </w:r>
@@ -1867,18 +1806,26 @@
           <w:p>
             <w:pPr>
               <w:rPr>
-                <w:rFonts w:ascii="Times New Roman" w:hAnsi="Times New Roman" w:cs="Times New Roman"/>
-                <w:sz w:val="24"/>
-                <w:szCs w:val="24"/>
+                <w:rFonts w:asciiTheme="majorHAnsi" w:hAnsiTheme="majorHAnsi" w:cstheme="majorHAnsi"/>
               </w:rPr>
             </w:pPr>
             <w:r>
               <w:rPr>
-                <w:rFonts w:ascii="Times New Roman" w:hAnsi="Times New Roman" w:cs="Times New Roman"/>
-                <w:sz w:val="24"/>
-                <w:szCs w:val="24"/>
-              </w:rPr>
-              <w:t>Which include interface for initializing the sensor module with ‘f’ frequency, Read sensor data with ‘I’ interval and Push to the message queue.</w:t>
+                <w:rFonts w:asciiTheme="majorHAnsi" w:hAnsiTheme="majorHAnsi" w:cstheme="majorHAnsi"/>
+              </w:rPr>
+              <w:t xml:space="preserve">Which </w:t>
+            </w:r>
+            <w:r>
+              <w:rPr>
+                <w:rFonts w:asciiTheme="majorHAnsi" w:hAnsiTheme="majorHAnsi" w:cstheme="majorHAnsi"/>
+              </w:rPr>
+              <w:t>includes</w:t>
+            </w:r>
+            <w:r>
+              <w:rPr>
+                <w:rFonts w:asciiTheme="majorHAnsi" w:hAnsiTheme="majorHAnsi" w:cstheme="majorHAnsi"/>
+              </w:rPr>
+              <w:t xml:space="preserve"> interface for initializing the sensor module with ‘f’ frequency, Read sensor data with ‘I’ interval and Push to the message queue.</w:t>
             </w:r>
           </w:p>
         </w:tc>
@@ -1897,30 +1844,24 @@
           <w:p>
             <w:pPr>
               <w:rPr>
-                <w:rFonts w:ascii="Times New Roman" w:hAnsi="Times New Roman" w:cs="Times New Roman"/>
+                <w:rFonts w:asciiTheme="majorHAnsi" w:hAnsiTheme="majorHAnsi" w:cstheme="majorHAnsi"/>
                 <w:b/>
                 <w:bCs/>
-                <w:sz w:val="24"/>
-                <w:szCs w:val="24"/>
               </w:rPr>
             </w:pPr>
             <w:r>
               <w:rPr>
-                <w:rFonts w:ascii="Times New Roman" w:hAnsi="Times New Roman" w:cs="Times New Roman"/>
+                <w:rFonts w:asciiTheme="majorHAnsi" w:hAnsiTheme="majorHAnsi" w:cstheme="majorHAnsi"/>
                 <w:b/>
                 <w:bCs/>
-                <w:sz w:val="24"/>
-                <w:szCs w:val="24"/>
               </w:rPr>
               <w:t>Interface</w:t>
             </w:r>
             <w:r>
               <w:rPr>
-                <w:rFonts w:ascii="Times New Roman" w:hAnsi="Times New Roman" w:cs="Times New Roman"/>
+                <w:rFonts w:asciiTheme="majorHAnsi" w:hAnsiTheme="majorHAnsi" w:cstheme="majorHAnsi"/>
                 <w:b/>
                 <w:bCs/>
-                <w:sz w:val="24"/>
-                <w:szCs w:val="24"/>
               </w:rPr>
               <w:t>s</w:t>
             </w:r>
@@ -1940,20 +1881,16 @@
           <w:p>
             <w:pPr>
               <w:rPr>
-                <w:rFonts w:ascii="Times New Roman" w:hAnsi="Times New Roman" w:cs="Times New Roman"/>
+                <w:rFonts w:asciiTheme="majorHAnsi" w:hAnsiTheme="majorHAnsi" w:cstheme="majorHAnsi"/>
                 <w:b/>
                 <w:bCs/>
-                <w:sz w:val="24"/>
-                <w:szCs w:val="24"/>
               </w:rPr>
             </w:pPr>
             <w:r>
               <w:rPr>
-                <w:rFonts w:ascii="Times New Roman" w:hAnsi="Times New Roman" w:cs="Times New Roman"/>
+                <w:rFonts w:asciiTheme="majorHAnsi" w:hAnsiTheme="majorHAnsi" w:cstheme="majorHAnsi"/>
                 <w:b/>
                 <w:bCs/>
-                <w:sz w:val="24"/>
-                <w:szCs w:val="24"/>
               </w:rPr>
               <w:t>Purpose</w:t>
             </w:r>
@@ -1972,20 +1909,16 @@
           <w:p>
             <w:pPr>
               <w:rPr>
-                <w:rFonts w:ascii="Times New Roman" w:hAnsi="Times New Roman" w:cs="Times New Roman"/>
+                <w:rFonts w:asciiTheme="majorHAnsi" w:hAnsiTheme="majorHAnsi" w:cstheme="majorHAnsi"/>
                 <w:b/>
                 <w:bCs/>
-                <w:sz w:val="24"/>
-                <w:szCs w:val="24"/>
               </w:rPr>
             </w:pPr>
             <w:r>
               <w:rPr>
-                <w:rFonts w:ascii="Times New Roman" w:hAnsi="Times New Roman" w:cs="Times New Roman"/>
+                <w:rFonts w:asciiTheme="majorHAnsi" w:hAnsiTheme="majorHAnsi" w:cstheme="majorHAnsi"/>
                 <w:b/>
                 <w:bCs/>
-                <w:sz w:val="24"/>
-                <w:szCs w:val="24"/>
               </w:rPr>
               <w:t>Input</w:t>
             </w:r>
@@ -2004,20 +1937,16 @@
           <w:p>
             <w:pPr>
               <w:rPr>
-                <w:rFonts w:ascii="Times New Roman" w:hAnsi="Times New Roman" w:cs="Times New Roman"/>
+                <w:rFonts w:asciiTheme="majorHAnsi" w:hAnsiTheme="majorHAnsi" w:cstheme="majorHAnsi"/>
                 <w:b/>
                 <w:bCs/>
-                <w:sz w:val="24"/>
-                <w:szCs w:val="24"/>
               </w:rPr>
             </w:pPr>
             <w:r>
               <w:rPr>
-                <w:rFonts w:ascii="Times New Roman" w:hAnsi="Times New Roman" w:cs="Times New Roman"/>
+                <w:rFonts w:asciiTheme="majorHAnsi" w:hAnsiTheme="majorHAnsi" w:cstheme="majorHAnsi"/>
                 <w:b/>
                 <w:bCs/>
-                <w:sz w:val="24"/>
-                <w:szCs w:val="24"/>
               </w:rPr>
               <w:t>Return</w:t>
             </w:r>
@@ -2038,52 +1967,48 @@
           <w:p>
             <w:pPr>
               <w:rPr>
-                <w:rFonts w:ascii="Times New Roman" w:hAnsi="Times New Roman" w:cs="Times New Roman"/>
-                <w:sz w:val="24"/>
-                <w:szCs w:val="24"/>
+                <w:rFonts w:asciiTheme="majorHAnsi" w:hAnsiTheme="majorHAnsi" w:cstheme="majorHAnsi"/>
               </w:rPr>
             </w:pPr>
             <w:r>
               <w:rPr>
-                <w:rFonts w:ascii="Times New Roman" w:hAnsi="Times New Roman" w:cs="Times New Roman"/>
-                <w:sz w:val="24"/>
-                <w:szCs w:val="24"/>
+                <w:rFonts w:asciiTheme="majorHAnsi" w:hAnsiTheme="majorHAnsi" w:cstheme="majorHAnsi"/>
               </w:rPr>
               <w:t xml:space="preserve">bool </w:t>
             </w:r>
             <w:proofErr w:type="spellStart"/>
+            <w:proofErr w:type="gramStart"/>
             <w:r>
               <w:rPr>
-                <w:rFonts w:ascii="Times New Roman" w:hAnsi="Times New Roman" w:cs="Times New Roman"/>
-                <w:sz w:val="24"/>
-                <w:szCs w:val="24"/>
+                <w:rFonts w:asciiTheme="majorHAnsi" w:hAnsiTheme="majorHAnsi" w:cstheme="majorHAnsi"/>
               </w:rPr>
               <w:t>SensorInitialization</w:t>
             </w:r>
             <w:proofErr w:type="spellEnd"/>
             <w:r>
               <w:rPr>
-                <w:rFonts w:ascii="Times New Roman" w:hAnsi="Times New Roman" w:cs="Times New Roman"/>
-                <w:sz w:val="24"/>
-                <w:szCs w:val="24"/>
-              </w:rPr>
-              <w:t xml:space="preserve">(uint32_t </w:t>
+                <w:rFonts w:asciiTheme="majorHAnsi" w:hAnsiTheme="majorHAnsi" w:cstheme="majorHAnsi"/>
+              </w:rPr>
+              <w:t>(</w:t>
+            </w:r>
+            <w:proofErr w:type="gramEnd"/>
+            <w:r>
+              <w:rPr>
+                <w:rFonts w:asciiTheme="majorHAnsi" w:hAnsiTheme="majorHAnsi" w:cstheme="majorHAnsi"/>
+              </w:rPr>
+              <w:t xml:space="preserve">uint32_t </w:t>
             </w:r>
             <w:proofErr w:type="spellStart"/>
             <w:r>
               <w:rPr>
-                <w:rFonts w:ascii="Times New Roman" w:hAnsi="Times New Roman" w:cs="Times New Roman"/>
-                <w:sz w:val="24"/>
-                <w:szCs w:val="24"/>
+                <w:rFonts w:asciiTheme="majorHAnsi" w:hAnsiTheme="majorHAnsi" w:cstheme="majorHAnsi"/>
               </w:rPr>
               <w:t>ulFrequency</w:t>
             </w:r>
             <w:proofErr w:type="spellEnd"/>
             <w:r>
               <w:rPr>
-                <w:rFonts w:ascii="Times New Roman" w:hAnsi="Times New Roman" w:cs="Times New Roman"/>
-                <w:sz w:val="24"/>
-                <w:szCs w:val="24"/>
+                <w:rFonts w:asciiTheme="majorHAnsi" w:hAnsiTheme="majorHAnsi" w:cstheme="majorHAnsi"/>
               </w:rPr>
               <w:t>)</w:t>
             </w:r>
@@ -2103,16 +2028,12 @@
           <w:p>
             <w:pPr>
               <w:rPr>
-                <w:rFonts w:ascii="Times New Roman" w:hAnsi="Times New Roman" w:cs="Times New Roman"/>
-                <w:sz w:val="24"/>
-                <w:szCs w:val="24"/>
+                <w:rFonts w:asciiTheme="majorHAnsi" w:hAnsiTheme="majorHAnsi" w:cstheme="majorHAnsi"/>
               </w:rPr>
             </w:pPr>
             <w:r>
               <w:rPr>
-                <w:rFonts w:ascii="Times New Roman" w:hAnsi="Times New Roman" w:cs="Times New Roman"/>
-                <w:sz w:val="24"/>
-                <w:szCs w:val="24"/>
+                <w:rFonts w:asciiTheme="majorHAnsi" w:hAnsiTheme="majorHAnsi" w:cstheme="majorHAnsi"/>
               </w:rPr>
               <w:t>This is used to initialize the sensor module with ‘f’ frequency.</w:t>
             </w:r>
@@ -2131,25 +2052,19 @@
           <w:p>
             <w:pPr>
               <w:rPr>
-                <w:rFonts w:ascii="Times New Roman" w:hAnsi="Times New Roman" w:cs="Times New Roman"/>
-                <w:sz w:val="24"/>
-                <w:szCs w:val="24"/>
+                <w:rFonts w:asciiTheme="majorHAnsi" w:hAnsiTheme="majorHAnsi" w:cstheme="majorHAnsi"/>
               </w:rPr>
             </w:pPr>
             <w:r>
               <w:rPr>
-                <w:rFonts w:ascii="Times New Roman" w:hAnsi="Times New Roman" w:cs="Times New Roman"/>
-                <w:sz w:val="24"/>
-                <w:szCs w:val="24"/>
+                <w:rFonts w:asciiTheme="majorHAnsi" w:hAnsiTheme="majorHAnsi" w:cstheme="majorHAnsi"/>
               </w:rPr>
               <w:t xml:space="preserve">uint32_t </w:t>
             </w:r>
             <w:proofErr w:type="spellStart"/>
             <w:r>
               <w:rPr>
-                <w:rFonts w:ascii="Times New Roman" w:hAnsi="Times New Roman" w:cs="Times New Roman"/>
-                <w:sz w:val="24"/>
-                <w:szCs w:val="24"/>
+                <w:rFonts w:asciiTheme="majorHAnsi" w:hAnsiTheme="majorHAnsi" w:cstheme="majorHAnsi"/>
               </w:rPr>
               <w:t>ulFrequency</w:t>
             </w:r>
@@ -2170,16 +2085,12 @@
             <w:pPr>
               <w:jc w:val="both"/>
               <w:rPr>
-                <w:rFonts w:ascii="Times New Roman" w:hAnsi="Times New Roman" w:cs="Times New Roman"/>
-                <w:sz w:val="24"/>
-                <w:szCs w:val="24"/>
+                <w:rFonts w:asciiTheme="majorHAnsi" w:hAnsiTheme="majorHAnsi" w:cstheme="majorHAnsi"/>
               </w:rPr>
             </w:pPr>
             <w:r>
               <w:rPr>
-                <w:rFonts w:ascii="Times New Roman" w:hAnsi="Times New Roman" w:cs="Times New Roman"/>
-                <w:sz w:val="24"/>
-                <w:szCs w:val="24"/>
+                <w:rFonts w:asciiTheme="majorHAnsi" w:hAnsiTheme="majorHAnsi" w:cstheme="majorHAnsi"/>
               </w:rPr>
               <w:t>1-On success</w:t>
             </w:r>
@@ -2188,16 +2099,12 @@
             <w:pPr>
               <w:jc w:val="both"/>
               <w:rPr>
-                <w:rFonts w:ascii="Times New Roman" w:hAnsi="Times New Roman" w:cs="Times New Roman"/>
-                <w:sz w:val="24"/>
-                <w:szCs w:val="24"/>
+                <w:rFonts w:asciiTheme="majorHAnsi" w:hAnsiTheme="majorHAnsi" w:cstheme="majorHAnsi"/>
               </w:rPr>
             </w:pPr>
             <w:r>
               <w:rPr>
-                <w:rFonts w:ascii="Times New Roman" w:hAnsi="Times New Roman" w:cs="Times New Roman"/>
-                <w:sz w:val="24"/>
-                <w:szCs w:val="24"/>
+                <w:rFonts w:asciiTheme="majorHAnsi" w:hAnsiTheme="majorHAnsi" w:cstheme="majorHAnsi"/>
               </w:rPr>
               <w:t>0-On failure</w:t>
             </w:r>
@@ -2218,36 +2125,36 @@
           <w:p>
             <w:pPr>
               <w:rPr>
-                <w:rFonts w:ascii="Times New Roman" w:hAnsi="Times New Roman" w:cs="Times New Roman"/>
-                <w:sz w:val="24"/>
-                <w:szCs w:val="24"/>
+                <w:rFonts w:asciiTheme="majorHAnsi" w:hAnsiTheme="majorHAnsi" w:cstheme="majorHAnsi"/>
               </w:rPr>
             </w:pPr>
             <w:r>
               <w:rPr>
-                <w:rFonts w:ascii="Times New Roman" w:hAnsi="Times New Roman" w:cs="Times New Roman"/>
-                <w:sz w:val="24"/>
-                <w:szCs w:val="24"/>
+                <w:rFonts w:asciiTheme="majorHAnsi" w:hAnsiTheme="majorHAnsi" w:cstheme="majorHAnsi"/>
               </w:rPr>
               <w:t xml:space="preserve">void* </w:t>
             </w:r>
             <w:proofErr w:type="spellStart"/>
+            <w:proofErr w:type="gramStart"/>
             <w:r>
               <w:rPr>
-                <w:rFonts w:ascii="Times New Roman" w:hAnsi="Times New Roman" w:cs="Times New Roman"/>
-                <w:sz w:val="24"/>
-                <w:szCs w:val="24"/>
+                <w:rFonts w:asciiTheme="majorHAnsi" w:hAnsiTheme="majorHAnsi" w:cstheme="majorHAnsi"/>
               </w:rPr>
               <w:t>SensorReadHandler</w:t>
             </w:r>
             <w:proofErr w:type="spellEnd"/>
             <w:r>
               <w:rPr>
-                <w:rFonts w:ascii="Times New Roman" w:hAnsi="Times New Roman" w:cs="Times New Roman"/>
-                <w:sz w:val="24"/>
-                <w:szCs w:val="24"/>
-              </w:rPr>
-              <w:t>()</w:t>
+                <w:rFonts w:asciiTheme="majorHAnsi" w:hAnsiTheme="majorHAnsi" w:cstheme="majorHAnsi"/>
+              </w:rPr>
+              <w:t>(</w:t>
+            </w:r>
+            <w:proofErr w:type="gramEnd"/>
+            <w:r>
+              <w:rPr>
+                <w:rFonts w:asciiTheme="majorHAnsi" w:hAnsiTheme="majorHAnsi" w:cstheme="majorHAnsi"/>
+              </w:rPr>
+              <w:t>)</w:t>
             </w:r>
           </w:p>
         </w:tc>
@@ -2265,16 +2172,12 @@
           <w:p>
             <w:pPr>
               <w:rPr>
-                <w:rFonts w:ascii="Times New Roman" w:hAnsi="Times New Roman" w:cs="Times New Roman"/>
-                <w:sz w:val="24"/>
-                <w:szCs w:val="24"/>
+                <w:rFonts w:asciiTheme="majorHAnsi" w:hAnsiTheme="majorHAnsi" w:cstheme="majorHAnsi"/>
               </w:rPr>
             </w:pPr>
             <w:r>
               <w:rPr>
-                <w:rFonts w:ascii="Times New Roman" w:hAnsi="Times New Roman" w:cs="Times New Roman"/>
-                <w:sz w:val="24"/>
-                <w:szCs w:val="24"/>
+                <w:rFonts w:asciiTheme="majorHAnsi" w:hAnsiTheme="majorHAnsi" w:cstheme="majorHAnsi"/>
               </w:rPr>
               <w:t>Thread implementation to read sensor data from a define interval and push to the message queue</w:t>
             </w:r>
@@ -2293,9 +2196,7 @@
           <w:p>
             <w:pPr>
               <w:rPr>
-                <w:rFonts w:ascii="Times New Roman" w:hAnsi="Times New Roman" w:cs="Times New Roman"/>
-                <w:sz w:val="24"/>
-                <w:szCs w:val="24"/>
+                <w:rFonts w:asciiTheme="majorHAnsi" w:hAnsiTheme="majorHAnsi" w:cstheme="majorHAnsi"/>
               </w:rPr>
             </w:pPr>
           </w:p>
@@ -2313,9 +2214,7 @@
           <w:p>
             <w:pPr>
               <w:rPr>
-                <w:rFonts w:ascii="Times New Roman" w:hAnsi="Times New Roman" w:cs="Times New Roman"/>
-                <w:sz w:val="24"/>
-                <w:szCs w:val="24"/>
+                <w:rFonts w:asciiTheme="majorHAnsi" w:hAnsiTheme="majorHAnsi" w:cstheme="majorHAnsi"/>
               </w:rPr>
             </w:pPr>
           </w:p>
@@ -2335,34 +2234,26 @@
           <w:p>
             <w:pPr>
               <w:rPr>
-                <w:rFonts w:ascii="Times New Roman" w:hAnsi="Times New Roman" w:cs="Times New Roman"/>
-                <w:sz w:val="24"/>
-                <w:szCs w:val="24"/>
+                <w:rFonts w:asciiTheme="majorHAnsi" w:hAnsiTheme="majorHAnsi" w:cstheme="majorHAnsi"/>
               </w:rPr>
             </w:pPr>
             <w:r>
               <w:rPr>
-                <w:rFonts w:ascii="Times New Roman" w:hAnsi="Times New Roman" w:cs="Times New Roman"/>
-                <w:sz w:val="24"/>
-                <w:szCs w:val="24"/>
+                <w:rFonts w:asciiTheme="majorHAnsi" w:hAnsiTheme="majorHAnsi" w:cstheme="majorHAnsi"/>
               </w:rPr>
               <w:t xml:space="preserve">uint32_t </w:t>
             </w:r>
             <w:proofErr w:type="spellStart"/>
             <w:r>
               <w:rPr>
-                <w:rFonts w:ascii="Times New Roman" w:hAnsi="Times New Roman" w:cs="Times New Roman"/>
-                <w:sz w:val="24"/>
-                <w:szCs w:val="24"/>
+                <w:rFonts w:asciiTheme="majorHAnsi" w:hAnsiTheme="majorHAnsi" w:cstheme="majorHAnsi"/>
               </w:rPr>
               <w:t>SensorReadData</w:t>
             </w:r>
             <w:proofErr w:type="spellEnd"/>
             <w:r>
               <w:rPr>
-                <w:rFonts w:ascii="Times New Roman" w:hAnsi="Times New Roman" w:cs="Times New Roman"/>
-                <w:sz w:val="24"/>
-                <w:szCs w:val="24"/>
+                <w:rFonts w:asciiTheme="majorHAnsi" w:hAnsiTheme="majorHAnsi" w:cstheme="majorHAnsi"/>
               </w:rPr>
               <w:t>(void)</w:t>
             </w:r>
@@ -2382,16 +2273,12 @@
           <w:p>
             <w:pPr>
               <w:rPr>
-                <w:rFonts w:ascii="Times New Roman" w:hAnsi="Times New Roman" w:cs="Times New Roman"/>
-                <w:sz w:val="24"/>
-                <w:szCs w:val="24"/>
+                <w:rFonts w:asciiTheme="majorHAnsi" w:hAnsiTheme="majorHAnsi" w:cstheme="majorHAnsi"/>
               </w:rPr>
             </w:pPr>
             <w:r>
               <w:rPr>
-                <w:rFonts w:ascii="Times New Roman" w:hAnsi="Times New Roman" w:cs="Times New Roman"/>
-                <w:sz w:val="24"/>
-                <w:szCs w:val="24"/>
+                <w:rFonts w:asciiTheme="majorHAnsi" w:hAnsiTheme="majorHAnsi" w:cstheme="majorHAnsi"/>
               </w:rPr>
               <w:t>Read the value from the sensor.</w:t>
             </w:r>
@@ -2410,9 +2297,7 @@
           <w:p>
             <w:pPr>
               <w:rPr>
-                <w:rFonts w:ascii="Times New Roman" w:hAnsi="Times New Roman" w:cs="Times New Roman"/>
-                <w:sz w:val="24"/>
-                <w:szCs w:val="24"/>
+                <w:rFonts w:asciiTheme="majorHAnsi" w:hAnsiTheme="majorHAnsi" w:cstheme="majorHAnsi"/>
               </w:rPr>
             </w:pPr>
           </w:p>
@@ -2430,16 +2315,12 @@
           <w:p>
             <w:pPr>
               <w:rPr>
-                <w:rFonts w:ascii="Times New Roman" w:hAnsi="Times New Roman" w:cs="Times New Roman"/>
-                <w:sz w:val="24"/>
-                <w:szCs w:val="24"/>
+                <w:rFonts w:asciiTheme="majorHAnsi" w:hAnsiTheme="majorHAnsi" w:cstheme="majorHAnsi"/>
               </w:rPr>
             </w:pPr>
             <w:r>
               <w:rPr>
-                <w:rFonts w:ascii="Times New Roman" w:hAnsi="Times New Roman" w:cs="Times New Roman"/>
-                <w:sz w:val="24"/>
-                <w:szCs w:val="24"/>
+                <w:rFonts w:asciiTheme="majorHAnsi" w:hAnsiTheme="majorHAnsi" w:cstheme="majorHAnsi"/>
               </w:rPr>
               <w:t>Altitude data</w:t>
             </w:r>
@@ -2450,9 +2331,7 @@
     <w:p>
       <w:pPr>
         <w:rPr>
-          <w:rFonts w:ascii="Times New Roman" w:hAnsi="Times New Roman" w:cs="Times New Roman"/>
-          <w:sz w:val="24"/>
-          <w:szCs w:val="24"/>
+          <w:rFonts w:asciiTheme="majorHAnsi" w:hAnsiTheme="majorHAnsi" w:cstheme="majorHAnsi"/>
         </w:rPr>
       </w:pPr>
     </w:p>
@@ -2463,10 +2342,10 @@
         <w:tblLook w:val="04A0" w:firstRow="1" w:lastRow="0" w:firstColumn="1" w:lastColumn="0" w:noHBand="0" w:noVBand="1"/>
       </w:tblPr>
       <w:tblGrid>
-        <w:gridCol w:w="3044"/>
-        <w:gridCol w:w="2382"/>
-        <w:gridCol w:w="2516"/>
-        <w:gridCol w:w="914"/>
+        <w:gridCol w:w="3054"/>
+        <w:gridCol w:w="2369"/>
+        <w:gridCol w:w="2498"/>
+        <w:gridCol w:w="935"/>
       </w:tblGrid>
       <w:tr>
         <w:tc>
@@ -2476,20 +2355,15 @@
           <w:p>
             <w:pPr>
               <w:rPr>
-                <w:rFonts w:ascii="Times New Roman" w:hAnsi="Times New Roman" w:cs="Times New Roman"/>
-                <w:sz w:val="24"/>
-                <w:szCs w:val="24"/>
+                <w:rFonts w:asciiTheme="majorHAnsi" w:hAnsiTheme="majorHAnsi" w:cstheme="majorHAnsi"/>
               </w:rPr>
             </w:pPr>
             <w:r>
               <w:rPr>
-                <w:rFonts w:ascii="Times New Roman" w:hAnsi="Times New Roman" w:cs="Times New Roman"/>
+                <w:rFonts w:asciiTheme="majorHAnsi" w:hAnsiTheme="majorHAnsi" w:cstheme="majorHAnsi"/>
                 <w:b/>
                 <w:bCs/>
-                <w:sz w:val="24"/>
-                <w:szCs w:val="24"/>
-              </w:rPr>
-              <w:lastRenderedPageBreak/>
+              </w:rPr>
               <w:t>File</w:t>
             </w:r>
           </w:p>
@@ -2502,21 +2376,17 @@
           <w:p>
             <w:pPr>
               <w:rPr>
-                <w:rFonts w:ascii="Times New Roman" w:hAnsi="Times New Roman" w:cs="Times New Roman"/>
+                <w:rFonts w:asciiTheme="majorHAnsi" w:hAnsiTheme="majorHAnsi" w:cstheme="majorHAnsi"/>
                 <w:b/>
                 <w:bCs/>
-                <w:sz w:val="24"/>
-                <w:szCs w:val="24"/>
               </w:rPr>
             </w:pPr>
             <w:proofErr w:type="spellStart"/>
             <w:r>
               <w:rPr>
-                <w:rFonts w:ascii="Times New Roman" w:hAnsi="Times New Roman" w:cs="Times New Roman"/>
+                <w:rFonts w:asciiTheme="majorHAnsi" w:hAnsiTheme="majorHAnsi" w:cstheme="majorHAnsi"/>
                 <w:b/>
                 <w:bCs/>
-                <w:sz w:val="24"/>
-                <w:szCs w:val="24"/>
               </w:rPr>
               <w:t>Process.c</w:t>
             </w:r>
@@ -2525,9 +2395,7 @@
           <w:p>
             <w:pPr>
               <w:rPr>
-                <w:rFonts w:ascii="Times New Roman" w:hAnsi="Times New Roman" w:cs="Times New Roman"/>
-                <w:sz w:val="24"/>
-                <w:szCs w:val="24"/>
+                <w:rFonts w:asciiTheme="majorHAnsi" w:hAnsiTheme="majorHAnsi" w:cstheme="majorHAnsi"/>
               </w:rPr>
             </w:pPr>
           </w:p>
@@ -2541,16 +2409,12 @@
           <w:p>
             <w:pPr>
               <w:rPr>
-                <w:rFonts w:ascii="Times New Roman" w:hAnsi="Times New Roman" w:cs="Times New Roman"/>
-                <w:sz w:val="24"/>
-                <w:szCs w:val="24"/>
+                <w:rFonts w:asciiTheme="majorHAnsi" w:hAnsiTheme="majorHAnsi" w:cstheme="majorHAnsi"/>
               </w:rPr>
             </w:pPr>
             <w:r>
               <w:rPr>
-                <w:rFonts w:ascii="Times New Roman" w:hAnsi="Times New Roman" w:cs="Times New Roman"/>
-                <w:sz w:val="24"/>
-                <w:szCs w:val="24"/>
+                <w:rFonts w:asciiTheme="majorHAnsi" w:hAnsiTheme="majorHAnsi" w:cstheme="majorHAnsi"/>
               </w:rPr>
               <w:t>Summary</w:t>
             </w:r>
@@ -2564,16 +2428,12 @@
           <w:p>
             <w:pPr>
               <w:rPr>
-                <w:rFonts w:ascii="Times New Roman" w:hAnsi="Times New Roman" w:cs="Times New Roman"/>
-                <w:sz w:val="24"/>
-                <w:szCs w:val="24"/>
+                <w:rFonts w:asciiTheme="majorHAnsi" w:hAnsiTheme="majorHAnsi" w:cstheme="majorHAnsi"/>
               </w:rPr>
             </w:pPr>
             <w:r>
               <w:rPr>
-                <w:rFonts w:ascii="Times New Roman" w:hAnsi="Times New Roman" w:cs="Times New Roman"/>
-                <w:sz w:val="24"/>
-                <w:szCs w:val="24"/>
+                <w:rFonts w:asciiTheme="majorHAnsi" w:hAnsiTheme="majorHAnsi" w:cstheme="majorHAnsi"/>
               </w:rPr>
               <w:t>This defines the interface to process data from message queue and compare with defined threshold values</w:t>
             </w:r>
@@ -2588,18 +2448,14 @@
           <w:p>
             <w:pPr>
               <w:rPr>
-                <w:rFonts w:ascii="Times New Roman" w:hAnsi="Times New Roman" w:cs="Times New Roman"/>
-                <w:sz w:val="24"/>
-                <w:szCs w:val="24"/>
+                <w:rFonts w:asciiTheme="majorHAnsi" w:hAnsiTheme="majorHAnsi" w:cstheme="majorHAnsi"/>
               </w:rPr>
             </w:pPr>
             <w:r>
               <w:rPr>
-                <w:rFonts w:ascii="Times New Roman" w:hAnsi="Times New Roman" w:cs="Times New Roman"/>
+                <w:rFonts w:asciiTheme="majorHAnsi" w:hAnsiTheme="majorHAnsi" w:cstheme="majorHAnsi"/>
                 <w:b/>
                 <w:bCs/>
-                <w:sz w:val="24"/>
-                <w:szCs w:val="24"/>
               </w:rPr>
               <w:t>Interfaces</w:t>
             </w:r>
@@ -2612,18 +2468,14 @@
           <w:p>
             <w:pPr>
               <w:rPr>
-                <w:rFonts w:ascii="Times New Roman" w:hAnsi="Times New Roman" w:cs="Times New Roman"/>
-                <w:sz w:val="24"/>
-                <w:szCs w:val="24"/>
+                <w:rFonts w:asciiTheme="majorHAnsi" w:hAnsiTheme="majorHAnsi" w:cstheme="majorHAnsi"/>
               </w:rPr>
             </w:pPr>
             <w:r>
               <w:rPr>
-                <w:rFonts w:ascii="Times New Roman" w:hAnsi="Times New Roman" w:cs="Times New Roman"/>
+                <w:rFonts w:asciiTheme="majorHAnsi" w:hAnsiTheme="majorHAnsi" w:cstheme="majorHAnsi"/>
                 <w:b/>
                 <w:bCs/>
-                <w:sz w:val="24"/>
-                <w:szCs w:val="24"/>
               </w:rPr>
               <w:t>Purpose</w:t>
             </w:r>
@@ -2636,18 +2488,14 @@
           <w:p>
             <w:pPr>
               <w:rPr>
-                <w:rFonts w:ascii="Times New Roman" w:hAnsi="Times New Roman" w:cs="Times New Roman"/>
-                <w:sz w:val="24"/>
-                <w:szCs w:val="24"/>
+                <w:rFonts w:asciiTheme="majorHAnsi" w:hAnsiTheme="majorHAnsi" w:cstheme="majorHAnsi"/>
               </w:rPr>
             </w:pPr>
             <w:r>
               <w:rPr>
-                <w:rFonts w:ascii="Times New Roman" w:hAnsi="Times New Roman" w:cs="Times New Roman"/>
+                <w:rFonts w:asciiTheme="majorHAnsi" w:hAnsiTheme="majorHAnsi" w:cstheme="majorHAnsi"/>
                 <w:b/>
                 <w:bCs/>
-                <w:sz w:val="24"/>
-                <w:szCs w:val="24"/>
               </w:rPr>
               <w:t>Input</w:t>
             </w:r>
@@ -2660,18 +2508,14 @@
           <w:p>
             <w:pPr>
               <w:rPr>
-                <w:rFonts w:ascii="Times New Roman" w:hAnsi="Times New Roman" w:cs="Times New Roman"/>
-                <w:sz w:val="24"/>
-                <w:szCs w:val="24"/>
+                <w:rFonts w:asciiTheme="majorHAnsi" w:hAnsiTheme="majorHAnsi" w:cstheme="majorHAnsi"/>
               </w:rPr>
             </w:pPr>
             <w:r>
               <w:rPr>
-                <w:rFonts w:ascii="Times New Roman" w:hAnsi="Times New Roman" w:cs="Times New Roman"/>
+                <w:rFonts w:asciiTheme="majorHAnsi" w:hAnsiTheme="majorHAnsi" w:cstheme="majorHAnsi"/>
                 <w:b/>
                 <w:bCs/>
-                <w:sz w:val="24"/>
-                <w:szCs w:val="24"/>
               </w:rPr>
               <w:t>Return</w:t>
             </w:r>
@@ -2686,36 +2530,36 @@
           <w:p>
             <w:pPr>
               <w:rPr>
-                <w:rFonts w:ascii="Times New Roman" w:hAnsi="Times New Roman" w:cs="Times New Roman"/>
-                <w:sz w:val="24"/>
-                <w:szCs w:val="24"/>
+                <w:rFonts w:asciiTheme="majorHAnsi" w:hAnsiTheme="majorHAnsi" w:cstheme="majorHAnsi"/>
               </w:rPr>
             </w:pPr>
             <w:r>
               <w:rPr>
-                <w:rFonts w:ascii="Times New Roman" w:hAnsi="Times New Roman" w:cs="Times New Roman"/>
-                <w:sz w:val="24"/>
-                <w:szCs w:val="24"/>
+                <w:rFonts w:asciiTheme="majorHAnsi" w:hAnsiTheme="majorHAnsi" w:cstheme="majorHAnsi"/>
               </w:rPr>
               <w:t xml:space="preserve">void* </w:t>
             </w:r>
             <w:proofErr w:type="spellStart"/>
+            <w:proofErr w:type="gramStart"/>
             <w:r>
               <w:rPr>
-                <w:rFonts w:ascii="Times New Roman" w:hAnsi="Times New Roman" w:cs="Times New Roman"/>
-                <w:sz w:val="24"/>
-                <w:szCs w:val="24"/>
+                <w:rFonts w:asciiTheme="majorHAnsi" w:hAnsiTheme="majorHAnsi" w:cstheme="majorHAnsi"/>
               </w:rPr>
               <w:t>ProcessSensorData</w:t>
             </w:r>
             <w:proofErr w:type="spellEnd"/>
             <w:r>
               <w:rPr>
-                <w:rFonts w:ascii="Times New Roman" w:hAnsi="Times New Roman" w:cs="Times New Roman"/>
-                <w:sz w:val="24"/>
-                <w:szCs w:val="24"/>
-              </w:rPr>
-              <w:t>()</w:t>
+                <w:rFonts w:asciiTheme="majorHAnsi" w:hAnsiTheme="majorHAnsi" w:cstheme="majorHAnsi"/>
+              </w:rPr>
+              <w:t>(</w:t>
+            </w:r>
+            <w:proofErr w:type="gramEnd"/>
+            <w:r>
+              <w:rPr>
+                <w:rFonts w:asciiTheme="majorHAnsi" w:hAnsiTheme="majorHAnsi" w:cstheme="majorHAnsi"/>
+              </w:rPr>
+              <w:t>)</w:t>
             </w:r>
           </w:p>
         </w:tc>
@@ -2726,18 +2570,28 @@
           <w:p>
             <w:pPr>
               <w:rPr>
-                <w:rFonts w:ascii="Times New Roman" w:hAnsi="Times New Roman" w:cs="Times New Roman"/>
-                <w:sz w:val="24"/>
-                <w:szCs w:val="24"/>
+                <w:rFonts w:asciiTheme="majorHAnsi" w:hAnsiTheme="majorHAnsi" w:cstheme="majorHAnsi"/>
               </w:rPr>
             </w:pPr>
             <w:r>
               <w:rPr>
-                <w:rFonts w:ascii="Times New Roman" w:hAnsi="Times New Roman" w:cs="Times New Roman"/>
-                <w:sz w:val="24"/>
-                <w:szCs w:val="24"/>
-              </w:rPr>
-              <w:t>Thread implementation to process the sensor data from the message queue and validate with define threshold value ,set event flag if limit exceeds</w:t>
+                <w:rFonts w:asciiTheme="majorHAnsi" w:hAnsiTheme="majorHAnsi" w:cstheme="majorHAnsi"/>
+              </w:rPr>
+              <w:t xml:space="preserve">Thread implementation to process the sensor data from the message queue and validate with define threshold </w:t>
+            </w:r>
+            <w:proofErr w:type="gramStart"/>
+            <w:r>
+              <w:rPr>
+                <w:rFonts w:asciiTheme="majorHAnsi" w:hAnsiTheme="majorHAnsi" w:cstheme="majorHAnsi"/>
+              </w:rPr>
+              <w:t>value ,set</w:t>
+            </w:r>
+            <w:proofErr w:type="gramEnd"/>
+            <w:r>
+              <w:rPr>
+                <w:rFonts w:asciiTheme="majorHAnsi" w:hAnsiTheme="majorHAnsi" w:cstheme="majorHAnsi"/>
+              </w:rPr>
+              <w:t xml:space="preserve"> event flag if limit exceeds</w:t>
             </w:r>
           </w:p>
         </w:tc>
@@ -2748,9 +2602,7 @@
           <w:p>
             <w:pPr>
               <w:rPr>
-                <w:rFonts w:ascii="Times New Roman" w:hAnsi="Times New Roman" w:cs="Times New Roman"/>
-                <w:sz w:val="24"/>
-                <w:szCs w:val="24"/>
+                <w:rFonts w:asciiTheme="majorHAnsi" w:hAnsiTheme="majorHAnsi" w:cstheme="majorHAnsi"/>
               </w:rPr>
             </w:pPr>
           </w:p>
@@ -2762,9 +2614,7 @@
           <w:p>
             <w:pPr>
               <w:rPr>
-                <w:rFonts w:ascii="Times New Roman" w:hAnsi="Times New Roman" w:cs="Times New Roman"/>
-                <w:sz w:val="24"/>
-                <w:szCs w:val="24"/>
+                <w:rFonts w:asciiTheme="majorHAnsi" w:hAnsiTheme="majorHAnsi" w:cstheme="majorHAnsi"/>
               </w:rPr>
             </w:pPr>
           </w:p>
@@ -2778,52 +2628,62 @@
           <w:p>
             <w:pPr>
               <w:rPr>
-                <w:rFonts w:ascii="Times New Roman" w:hAnsi="Times New Roman" w:cs="Times New Roman"/>
-                <w:sz w:val="24"/>
-                <w:szCs w:val="24"/>
+                <w:rFonts w:asciiTheme="majorHAnsi" w:hAnsiTheme="majorHAnsi" w:cstheme="majorHAnsi"/>
               </w:rPr>
             </w:pPr>
             <w:r>
               <w:rPr>
-                <w:rFonts w:ascii="Times New Roman" w:hAnsi="Times New Roman" w:cs="Times New Roman"/>
-                <w:sz w:val="24"/>
-                <w:szCs w:val="24"/>
+                <w:rFonts w:asciiTheme="majorHAnsi" w:hAnsiTheme="majorHAnsi" w:cstheme="majorHAnsi"/>
               </w:rPr>
               <w:t xml:space="preserve">bool </w:t>
             </w:r>
             <w:proofErr w:type="spellStart"/>
+            <w:proofErr w:type="gramStart"/>
             <w:r>
               <w:rPr>
-                <w:rFonts w:ascii="Times New Roman" w:hAnsi="Times New Roman" w:cs="Times New Roman"/>
-                <w:sz w:val="24"/>
-                <w:szCs w:val="24"/>
+                <w:rFonts w:asciiTheme="majorHAnsi" w:hAnsiTheme="majorHAnsi" w:cstheme="majorHAnsi"/>
               </w:rPr>
               <w:t>ProcessDataValidation</w:t>
             </w:r>
             <w:proofErr w:type="spellEnd"/>
             <w:r>
               <w:rPr>
-                <w:rFonts w:ascii="Times New Roman" w:hAnsi="Times New Roman" w:cs="Times New Roman"/>
-                <w:sz w:val="24"/>
-                <w:szCs w:val="24"/>
-              </w:rPr>
-              <w:t xml:space="preserve">(uint32_t ulAltitudeVal,uint32_t </w:t>
+                <w:rFonts w:asciiTheme="majorHAnsi" w:hAnsiTheme="majorHAnsi" w:cstheme="majorHAnsi"/>
+              </w:rPr>
+              <w:t>(</w:t>
+            </w:r>
+            <w:proofErr w:type="gramEnd"/>
+            <w:r>
+              <w:rPr>
+                <w:rFonts w:asciiTheme="majorHAnsi" w:hAnsiTheme="majorHAnsi" w:cstheme="majorHAnsi"/>
+              </w:rPr>
+              <w:t xml:space="preserve">uint32_t </w:t>
+            </w:r>
+            <w:proofErr w:type="gramStart"/>
+            <w:r>
+              <w:rPr>
+                <w:rFonts w:asciiTheme="majorHAnsi" w:hAnsiTheme="majorHAnsi" w:cstheme="majorHAnsi"/>
+              </w:rPr>
+              <w:t>ulAltitudeVal,uint</w:t>
+            </w:r>
+            <w:proofErr w:type="gramEnd"/>
+            <w:r>
+              <w:rPr>
+                <w:rFonts w:asciiTheme="majorHAnsi" w:hAnsiTheme="majorHAnsi" w:cstheme="majorHAnsi"/>
+              </w:rPr>
+              <w:t xml:space="preserve">32_t </w:t>
             </w:r>
             <w:proofErr w:type="spellStart"/>
             <w:r>
               <w:rPr>
-                <w:rFonts w:ascii="Times New Roman" w:hAnsi="Times New Roman" w:cs="Times New Roman"/>
-                <w:sz w:val="24"/>
-                <w:szCs w:val="24"/>
+                <w:rFonts w:asciiTheme="majorHAnsi" w:hAnsiTheme="majorHAnsi" w:cstheme="majorHAnsi"/>
               </w:rPr>
               <w:t>ulDefinedThresholdValue</w:t>
             </w:r>
             <w:proofErr w:type="spellEnd"/>
             <w:r>
               <w:rPr>
-                <w:rFonts w:ascii="Times New Roman" w:hAnsi="Times New Roman" w:cs="Times New Roman"/>
-                <w:sz w:val="24"/>
-                <w:szCs w:val="24"/>
+                <w:rFonts w:asciiTheme="majorHAnsi" w:hAnsiTheme="majorHAnsi" w:cstheme="majorHAnsi"/>
               </w:rPr>
               <w:t>)</w:t>
             </w:r>
@@ -2836,16 +2696,12 @@
           <w:p>
             <w:pPr>
               <w:rPr>
-                <w:rFonts w:ascii="Times New Roman" w:hAnsi="Times New Roman" w:cs="Times New Roman"/>
-                <w:sz w:val="24"/>
-                <w:szCs w:val="24"/>
+                <w:rFonts w:asciiTheme="majorHAnsi" w:hAnsiTheme="majorHAnsi" w:cstheme="majorHAnsi"/>
               </w:rPr>
             </w:pPr>
             <w:r>
               <w:rPr>
-                <w:rFonts w:ascii="Times New Roman" w:hAnsi="Times New Roman" w:cs="Times New Roman"/>
-                <w:sz w:val="24"/>
-                <w:szCs w:val="24"/>
+                <w:rFonts w:asciiTheme="majorHAnsi" w:hAnsiTheme="majorHAnsi" w:cstheme="majorHAnsi"/>
               </w:rPr>
               <w:t>The interface will check the Altitude value from message queue with defined threshold value.</w:t>
             </w:r>
@@ -2858,34 +2714,26 @@
           <w:p>
             <w:pPr>
               <w:rPr>
-                <w:rFonts w:ascii="Times New Roman" w:hAnsi="Times New Roman" w:cs="Times New Roman"/>
-                <w:sz w:val="24"/>
-                <w:szCs w:val="24"/>
+                <w:rFonts w:asciiTheme="majorHAnsi" w:hAnsiTheme="majorHAnsi" w:cstheme="majorHAnsi"/>
               </w:rPr>
             </w:pPr>
             <w:r>
               <w:rPr>
-                <w:rFonts w:ascii="Times New Roman" w:hAnsi="Times New Roman" w:cs="Times New Roman"/>
-                <w:sz w:val="24"/>
-                <w:szCs w:val="24"/>
+                <w:rFonts w:asciiTheme="majorHAnsi" w:hAnsiTheme="majorHAnsi" w:cstheme="majorHAnsi"/>
               </w:rPr>
               <w:t xml:space="preserve">uint32_t </w:t>
             </w:r>
             <w:proofErr w:type="spellStart"/>
             <w:r>
               <w:rPr>
-                <w:rFonts w:ascii="Times New Roman" w:hAnsi="Times New Roman" w:cs="Times New Roman"/>
-                <w:sz w:val="24"/>
-                <w:szCs w:val="24"/>
+                <w:rFonts w:asciiTheme="majorHAnsi" w:hAnsiTheme="majorHAnsi" w:cstheme="majorHAnsi"/>
               </w:rPr>
               <w:t>ulAltitudeVal</w:t>
             </w:r>
             <w:proofErr w:type="spellEnd"/>
             <w:r>
               <w:rPr>
-                <w:rFonts w:ascii="Times New Roman" w:hAnsi="Times New Roman" w:cs="Times New Roman"/>
-                <w:sz w:val="24"/>
-                <w:szCs w:val="24"/>
+                <w:rFonts w:asciiTheme="majorHAnsi" w:hAnsiTheme="majorHAnsi" w:cstheme="majorHAnsi"/>
               </w:rPr>
               <w:t xml:space="preserve"> – value from sensor.</w:t>
             </w:r>
@@ -2893,43 +2741,33 @@
           <w:p>
             <w:pPr>
               <w:rPr>
-                <w:rFonts w:ascii="Times New Roman" w:hAnsi="Times New Roman" w:cs="Times New Roman"/>
-                <w:sz w:val="24"/>
-                <w:szCs w:val="24"/>
+                <w:rFonts w:asciiTheme="majorHAnsi" w:hAnsiTheme="majorHAnsi" w:cstheme="majorHAnsi"/>
               </w:rPr>
             </w:pPr>
             <w:r>
               <w:rPr>
-                <w:rFonts w:ascii="Times New Roman" w:hAnsi="Times New Roman" w:cs="Times New Roman"/>
-                <w:sz w:val="24"/>
-                <w:szCs w:val="24"/>
+                <w:rFonts w:asciiTheme="majorHAnsi" w:hAnsiTheme="majorHAnsi" w:cstheme="majorHAnsi"/>
               </w:rPr>
               <w:t xml:space="preserve">uint32_t </w:t>
             </w:r>
             <w:proofErr w:type="spellStart"/>
             <w:r>
               <w:rPr>
-                <w:rFonts w:ascii="Times New Roman" w:hAnsi="Times New Roman" w:cs="Times New Roman"/>
-                <w:sz w:val="24"/>
-                <w:szCs w:val="24"/>
+                <w:rFonts w:asciiTheme="majorHAnsi" w:hAnsiTheme="majorHAnsi" w:cstheme="majorHAnsi"/>
               </w:rPr>
               <w:t>ulDefinedThresholdValue</w:t>
             </w:r>
             <w:proofErr w:type="spellEnd"/>
             <w:r>
               <w:rPr>
-                <w:rFonts w:ascii="Times New Roman" w:hAnsi="Times New Roman" w:cs="Times New Roman"/>
-                <w:sz w:val="24"/>
-                <w:szCs w:val="24"/>
+                <w:rFonts w:asciiTheme="majorHAnsi" w:hAnsiTheme="majorHAnsi" w:cstheme="majorHAnsi"/>
               </w:rPr>
               <w:t xml:space="preserve"> – defined </w:t>
             </w:r>
             <w:proofErr w:type="spellStart"/>
             <w:r>
               <w:rPr>
-                <w:rFonts w:ascii="Times New Roman" w:hAnsi="Times New Roman" w:cs="Times New Roman"/>
-                <w:sz w:val="24"/>
-                <w:szCs w:val="24"/>
+                <w:rFonts w:asciiTheme="majorHAnsi" w:hAnsiTheme="majorHAnsi" w:cstheme="majorHAnsi"/>
               </w:rPr>
               <w:t>thresholdvalue</w:t>
             </w:r>
@@ -2943,16 +2781,12 @@
           <w:p>
             <w:pPr>
               <w:rPr>
-                <w:rFonts w:ascii="Times New Roman" w:hAnsi="Times New Roman" w:cs="Times New Roman"/>
-                <w:sz w:val="24"/>
-                <w:szCs w:val="24"/>
+                <w:rFonts w:asciiTheme="majorHAnsi" w:hAnsiTheme="majorHAnsi" w:cstheme="majorHAnsi"/>
               </w:rPr>
             </w:pPr>
             <w:r>
               <w:rPr>
-                <w:rFonts w:ascii="Times New Roman" w:hAnsi="Times New Roman" w:cs="Times New Roman"/>
-                <w:sz w:val="24"/>
-                <w:szCs w:val="24"/>
+                <w:rFonts w:asciiTheme="majorHAnsi" w:hAnsiTheme="majorHAnsi" w:cstheme="majorHAnsi"/>
               </w:rPr>
               <w:t>1-If limit exceeds</w:t>
             </w:r>
@@ -2960,16 +2794,12 @@
           <w:p>
             <w:pPr>
               <w:rPr>
-                <w:rFonts w:ascii="Times New Roman" w:hAnsi="Times New Roman" w:cs="Times New Roman"/>
-                <w:sz w:val="24"/>
-                <w:szCs w:val="24"/>
+                <w:rFonts w:asciiTheme="majorHAnsi" w:hAnsiTheme="majorHAnsi" w:cstheme="majorHAnsi"/>
               </w:rPr>
             </w:pPr>
             <w:r>
               <w:rPr>
-                <w:rFonts w:ascii="Times New Roman" w:hAnsi="Times New Roman" w:cs="Times New Roman"/>
-                <w:sz w:val="24"/>
-                <w:szCs w:val="24"/>
+                <w:rFonts w:asciiTheme="majorHAnsi" w:hAnsiTheme="majorHAnsi" w:cstheme="majorHAnsi"/>
               </w:rPr>
               <w:t>0-On safe range</w:t>
             </w:r>
@@ -2984,34 +2814,26 @@
           <w:p>
             <w:pPr>
               <w:rPr>
-                <w:rFonts w:ascii="Times New Roman" w:hAnsi="Times New Roman" w:cs="Times New Roman"/>
-                <w:sz w:val="24"/>
-                <w:szCs w:val="24"/>
+                <w:rFonts w:asciiTheme="majorHAnsi" w:hAnsiTheme="majorHAnsi" w:cstheme="majorHAnsi"/>
               </w:rPr>
             </w:pPr>
             <w:r>
               <w:rPr>
-                <w:rFonts w:ascii="Times New Roman" w:hAnsi="Times New Roman" w:cs="Times New Roman"/>
-                <w:sz w:val="24"/>
-                <w:szCs w:val="24"/>
+                <w:rFonts w:asciiTheme="majorHAnsi" w:hAnsiTheme="majorHAnsi" w:cstheme="majorHAnsi"/>
               </w:rPr>
               <w:t xml:space="preserve">void </w:t>
             </w:r>
             <w:proofErr w:type="spellStart"/>
             <w:r>
               <w:rPr>
-                <w:rFonts w:ascii="Times New Roman" w:hAnsi="Times New Roman" w:cs="Times New Roman"/>
-                <w:sz w:val="24"/>
-                <w:szCs w:val="24"/>
+                <w:rFonts w:asciiTheme="majorHAnsi" w:hAnsiTheme="majorHAnsi" w:cstheme="majorHAnsi"/>
               </w:rPr>
               <w:t>ProcessSetEvent</w:t>
             </w:r>
             <w:proofErr w:type="spellEnd"/>
             <w:r>
               <w:rPr>
-                <w:rFonts w:ascii="Times New Roman" w:hAnsi="Times New Roman" w:cs="Times New Roman"/>
-                <w:sz w:val="24"/>
-                <w:szCs w:val="24"/>
+                <w:rFonts w:asciiTheme="majorHAnsi" w:hAnsiTheme="majorHAnsi" w:cstheme="majorHAnsi"/>
               </w:rPr>
               <w:t>(void)</w:t>
             </w:r>
@@ -3024,36 +2846,36 @@
           <w:p>
             <w:pPr>
               <w:rPr>
-                <w:rFonts w:ascii="Times New Roman" w:hAnsi="Times New Roman" w:cs="Times New Roman"/>
-                <w:sz w:val="24"/>
-                <w:szCs w:val="24"/>
+                <w:rFonts w:asciiTheme="majorHAnsi" w:hAnsiTheme="majorHAnsi" w:cstheme="majorHAnsi"/>
               </w:rPr>
             </w:pPr>
             <w:r>
               <w:rPr>
-                <w:rFonts w:ascii="Times New Roman" w:hAnsi="Times New Roman" w:cs="Times New Roman"/>
-                <w:sz w:val="24"/>
-                <w:szCs w:val="24"/>
+                <w:rFonts w:asciiTheme="majorHAnsi" w:hAnsiTheme="majorHAnsi" w:cstheme="majorHAnsi"/>
               </w:rPr>
               <w:t xml:space="preserve">This will set the event bit to 1, after checking the </w:t>
             </w:r>
             <w:proofErr w:type="spellStart"/>
+            <w:proofErr w:type="gramStart"/>
             <w:r>
               <w:rPr>
-                <w:rFonts w:ascii="Times New Roman" w:hAnsi="Times New Roman" w:cs="Times New Roman"/>
-                <w:sz w:val="24"/>
-                <w:szCs w:val="24"/>
+                <w:rFonts w:asciiTheme="majorHAnsi" w:hAnsiTheme="majorHAnsi" w:cstheme="majorHAnsi"/>
               </w:rPr>
               <w:t>ProcessDataValidation</w:t>
             </w:r>
             <w:proofErr w:type="spellEnd"/>
             <w:r>
               <w:rPr>
-                <w:rFonts w:ascii="Times New Roman" w:hAnsi="Times New Roman" w:cs="Times New Roman"/>
-                <w:sz w:val="24"/>
-                <w:szCs w:val="24"/>
-              </w:rPr>
-              <w:t>()</w:t>
+                <w:rFonts w:asciiTheme="majorHAnsi" w:hAnsiTheme="majorHAnsi" w:cstheme="majorHAnsi"/>
+              </w:rPr>
+              <w:t>(</w:t>
+            </w:r>
+            <w:proofErr w:type="gramEnd"/>
+            <w:r>
+              <w:rPr>
+                <w:rFonts w:asciiTheme="majorHAnsi" w:hAnsiTheme="majorHAnsi" w:cstheme="majorHAnsi"/>
+              </w:rPr>
+              <w:t>)</w:t>
             </w:r>
           </w:p>
         </w:tc>
@@ -3064,9 +2886,7 @@
           <w:p>
             <w:pPr>
               <w:rPr>
-                <w:rFonts w:ascii="Times New Roman" w:hAnsi="Times New Roman" w:cs="Times New Roman"/>
-                <w:sz w:val="24"/>
-                <w:szCs w:val="24"/>
+                <w:rFonts w:asciiTheme="majorHAnsi" w:hAnsiTheme="majorHAnsi" w:cstheme="majorHAnsi"/>
               </w:rPr>
             </w:pPr>
           </w:p>
@@ -3078,9 +2898,7 @@
           <w:p>
             <w:pPr>
               <w:rPr>
-                <w:rFonts w:ascii="Times New Roman" w:hAnsi="Times New Roman" w:cs="Times New Roman"/>
-                <w:sz w:val="24"/>
-                <w:szCs w:val="24"/>
+                <w:rFonts w:asciiTheme="majorHAnsi" w:hAnsiTheme="majorHAnsi" w:cstheme="majorHAnsi"/>
               </w:rPr>
             </w:pPr>
           </w:p>
@@ -3090,9 +2908,7 @@
     <w:p>
       <w:pPr>
         <w:rPr>
-          <w:rFonts w:ascii="Times New Roman" w:hAnsi="Times New Roman" w:cs="Times New Roman"/>
-          <w:sz w:val="24"/>
-          <w:szCs w:val="24"/>
+          <w:rFonts w:asciiTheme="majorHAnsi" w:hAnsiTheme="majorHAnsi" w:cstheme="majorHAnsi"/>
         </w:rPr>
       </w:pPr>
     </w:p>
@@ -3103,11 +2919,11 @@
         <w:tblLook w:val="04A0" w:firstRow="1" w:lastRow="0" w:firstColumn="1" w:lastColumn="0" w:noHBand="0" w:noVBand="1"/>
       </w:tblPr>
       <w:tblGrid>
-        <w:gridCol w:w="3496"/>
-        <w:gridCol w:w="1952"/>
-        <w:gridCol w:w="1211"/>
-        <w:gridCol w:w="2246"/>
-        <w:gridCol w:w="72"/>
+        <w:gridCol w:w="3222"/>
+        <w:gridCol w:w="2279"/>
+        <w:gridCol w:w="1243"/>
+        <w:gridCol w:w="2149"/>
+        <w:gridCol w:w="84"/>
       </w:tblGrid>
       <w:tr>
         <w:tc>
@@ -3117,20 +2933,16 @@
           <w:p>
             <w:pPr>
               <w:rPr>
-                <w:rFonts w:ascii="Times New Roman" w:hAnsi="Times New Roman" w:cs="Times New Roman"/>
+                <w:rFonts w:asciiTheme="majorHAnsi" w:hAnsiTheme="majorHAnsi" w:cstheme="majorHAnsi"/>
                 <w:b/>
                 <w:bCs/>
-                <w:sz w:val="24"/>
-                <w:szCs w:val="24"/>
               </w:rPr>
             </w:pPr>
             <w:r>
               <w:rPr>
-                <w:rFonts w:ascii="Times New Roman" w:hAnsi="Times New Roman" w:cs="Times New Roman"/>
+                <w:rFonts w:asciiTheme="majorHAnsi" w:hAnsiTheme="majorHAnsi" w:cstheme="majorHAnsi"/>
                 <w:b/>
                 <w:bCs/>
-                <w:sz w:val="24"/>
-                <w:szCs w:val="24"/>
               </w:rPr>
               <w:t xml:space="preserve">File </w:t>
             </w:r>
@@ -3144,21 +2956,17 @@
           <w:p>
             <w:pPr>
               <w:rPr>
-                <w:rFonts w:ascii="Times New Roman" w:hAnsi="Times New Roman" w:cs="Times New Roman"/>
+                <w:rFonts w:asciiTheme="majorHAnsi" w:hAnsiTheme="majorHAnsi" w:cstheme="majorHAnsi"/>
                 <w:b/>
                 <w:bCs/>
-                <w:sz w:val="24"/>
-                <w:szCs w:val="24"/>
               </w:rPr>
             </w:pPr>
             <w:proofErr w:type="spellStart"/>
             <w:r>
               <w:rPr>
-                <w:rFonts w:ascii="Times New Roman" w:hAnsi="Times New Roman" w:cs="Times New Roman"/>
+                <w:rFonts w:asciiTheme="majorHAnsi" w:hAnsiTheme="majorHAnsi" w:cstheme="majorHAnsi"/>
                 <w:b/>
                 <w:bCs/>
-                <w:sz w:val="24"/>
-                <w:szCs w:val="24"/>
               </w:rPr>
               <w:t>Alarminfo.c</w:t>
             </w:r>
@@ -3174,16 +2982,12 @@
           <w:p>
             <w:pPr>
               <w:rPr>
-                <w:rFonts w:ascii="Times New Roman" w:hAnsi="Times New Roman" w:cs="Times New Roman"/>
-                <w:sz w:val="24"/>
-                <w:szCs w:val="24"/>
+                <w:rFonts w:asciiTheme="majorHAnsi" w:hAnsiTheme="majorHAnsi" w:cstheme="majorHAnsi"/>
               </w:rPr>
             </w:pPr>
             <w:r>
               <w:rPr>
-                <w:rFonts w:ascii="Times New Roman" w:hAnsi="Times New Roman" w:cs="Times New Roman"/>
-                <w:sz w:val="24"/>
-                <w:szCs w:val="24"/>
+                <w:rFonts w:asciiTheme="majorHAnsi" w:hAnsiTheme="majorHAnsi" w:cstheme="majorHAnsi"/>
               </w:rPr>
               <w:t>Summary</w:t>
             </w:r>
@@ -3197,18 +3001,28 @@
           <w:p>
             <w:pPr>
               <w:rPr>
-                <w:rFonts w:ascii="Times New Roman" w:hAnsi="Times New Roman" w:cs="Times New Roman"/>
-                <w:sz w:val="24"/>
-                <w:szCs w:val="24"/>
+                <w:rFonts w:asciiTheme="majorHAnsi" w:hAnsiTheme="majorHAnsi" w:cstheme="majorHAnsi"/>
               </w:rPr>
             </w:pPr>
             <w:r>
               <w:rPr>
-                <w:rFonts w:ascii="Times New Roman" w:hAnsi="Times New Roman" w:cs="Times New Roman"/>
-                <w:sz w:val="24"/>
-                <w:szCs w:val="24"/>
-              </w:rPr>
-              <w:t>This define the interfaces to check the event flag and execute alarm up to a given interval.</w:t>
+                <w:rFonts w:asciiTheme="majorHAnsi" w:hAnsiTheme="majorHAnsi" w:cstheme="majorHAnsi"/>
+              </w:rPr>
+              <w:t xml:space="preserve">This </w:t>
+            </w:r>
+            <w:proofErr w:type="gramStart"/>
+            <w:r>
+              <w:rPr>
+                <w:rFonts w:asciiTheme="majorHAnsi" w:hAnsiTheme="majorHAnsi" w:cstheme="majorHAnsi"/>
+              </w:rPr>
+              <w:t>define</w:t>
+            </w:r>
+            <w:proofErr w:type="gramEnd"/>
+            <w:r>
+              <w:rPr>
+                <w:rFonts w:asciiTheme="majorHAnsi" w:hAnsiTheme="majorHAnsi" w:cstheme="majorHAnsi"/>
+              </w:rPr>
+              <w:t xml:space="preserve"> the interfaces to check the event flag and execute alarm up to a given interval.</w:t>
             </w:r>
           </w:p>
         </w:tc>
@@ -3225,20 +3039,16 @@
           <w:p>
             <w:pPr>
               <w:rPr>
-                <w:rFonts w:ascii="Times New Roman" w:hAnsi="Times New Roman" w:cs="Times New Roman"/>
+                <w:rFonts w:asciiTheme="majorHAnsi" w:hAnsiTheme="majorHAnsi" w:cstheme="majorHAnsi"/>
                 <w:b/>
                 <w:bCs/>
-                <w:sz w:val="24"/>
-                <w:szCs w:val="24"/>
               </w:rPr>
             </w:pPr>
             <w:r>
               <w:rPr>
-                <w:rFonts w:ascii="Times New Roman" w:hAnsi="Times New Roman" w:cs="Times New Roman"/>
+                <w:rFonts w:asciiTheme="majorHAnsi" w:hAnsiTheme="majorHAnsi" w:cstheme="majorHAnsi"/>
                 <w:b/>
                 <w:bCs/>
-                <w:sz w:val="24"/>
-                <w:szCs w:val="24"/>
               </w:rPr>
               <w:t>Interfaces</w:t>
             </w:r>
@@ -3251,20 +3061,16 @@
           <w:p>
             <w:pPr>
               <w:rPr>
-                <w:rFonts w:ascii="Times New Roman" w:hAnsi="Times New Roman" w:cs="Times New Roman"/>
+                <w:rFonts w:asciiTheme="majorHAnsi" w:hAnsiTheme="majorHAnsi" w:cstheme="majorHAnsi"/>
                 <w:b/>
                 <w:bCs/>
-                <w:sz w:val="24"/>
-                <w:szCs w:val="24"/>
               </w:rPr>
             </w:pPr>
             <w:r>
               <w:rPr>
-                <w:rFonts w:ascii="Times New Roman" w:hAnsi="Times New Roman" w:cs="Times New Roman"/>
+                <w:rFonts w:asciiTheme="majorHAnsi" w:hAnsiTheme="majorHAnsi" w:cstheme="majorHAnsi"/>
                 <w:b/>
                 <w:bCs/>
-                <w:sz w:val="24"/>
-                <w:szCs w:val="24"/>
               </w:rPr>
               <w:t>Purpose</w:t>
             </w:r>
@@ -3277,20 +3083,16 @@
           <w:p>
             <w:pPr>
               <w:rPr>
-                <w:rFonts w:ascii="Times New Roman" w:hAnsi="Times New Roman" w:cs="Times New Roman"/>
+                <w:rFonts w:asciiTheme="majorHAnsi" w:hAnsiTheme="majorHAnsi" w:cstheme="majorHAnsi"/>
                 <w:b/>
                 <w:bCs/>
-                <w:sz w:val="24"/>
-                <w:szCs w:val="24"/>
               </w:rPr>
             </w:pPr>
             <w:r>
               <w:rPr>
-                <w:rFonts w:ascii="Times New Roman" w:hAnsi="Times New Roman" w:cs="Times New Roman"/>
+                <w:rFonts w:asciiTheme="majorHAnsi" w:hAnsiTheme="majorHAnsi" w:cstheme="majorHAnsi"/>
                 <w:b/>
                 <w:bCs/>
-                <w:sz w:val="24"/>
-                <w:szCs w:val="24"/>
               </w:rPr>
               <w:t>Input</w:t>
             </w:r>
@@ -3303,20 +3105,16 @@
           <w:p>
             <w:pPr>
               <w:rPr>
-                <w:rFonts w:ascii="Times New Roman" w:hAnsi="Times New Roman" w:cs="Times New Roman"/>
+                <w:rFonts w:asciiTheme="majorHAnsi" w:hAnsiTheme="majorHAnsi" w:cstheme="majorHAnsi"/>
                 <w:b/>
                 <w:bCs/>
-                <w:sz w:val="24"/>
-                <w:szCs w:val="24"/>
               </w:rPr>
             </w:pPr>
             <w:r>
               <w:rPr>
-                <w:rFonts w:ascii="Times New Roman" w:hAnsi="Times New Roman" w:cs="Times New Roman"/>
+                <w:rFonts w:asciiTheme="majorHAnsi" w:hAnsiTheme="majorHAnsi" w:cstheme="majorHAnsi"/>
                 <w:b/>
                 <w:bCs/>
-                <w:sz w:val="24"/>
-                <w:szCs w:val="24"/>
               </w:rPr>
               <w:t>Return</w:t>
             </w:r>
@@ -3331,36 +3129,36 @@
           <w:p>
             <w:pPr>
               <w:rPr>
-                <w:rFonts w:ascii="Times New Roman" w:hAnsi="Times New Roman" w:cs="Times New Roman"/>
-                <w:sz w:val="24"/>
-                <w:szCs w:val="24"/>
+                <w:rFonts w:asciiTheme="majorHAnsi" w:hAnsiTheme="majorHAnsi" w:cstheme="majorHAnsi"/>
               </w:rPr>
             </w:pPr>
             <w:r>
               <w:rPr>
-                <w:rFonts w:ascii="Times New Roman" w:hAnsi="Times New Roman" w:cs="Times New Roman"/>
-                <w:sz w:val="24"/>
-                <w:szCs w:val="24"/>
+                <w:rFonts w:asciiTheme="majorHAnsi" w:hAnsiTheme="majorHAnsi" w:cstheme="majorHAnsi"/>
               </w:rPr>
               <w:t>Void*</w:t>
             </w:r>
             <w:proofErr w:type="spellStart"/>
+            <w:proofErr w:type="gramStart"/>
             <w:r>
               <w:rPr>
-                <w:rFonts w:ascii="Times New Roman" w:hAnsi="Times New Roman" w:cs="Times New Roman"/>
-                <w:sz w:val="24"/>
-                <w:szCs w:val="24"/>
+                <w:rFonts w:asciiTheme="majorHAnsi" w:hAnsiTheme="majorHAnsi" w:cstheme="majorHAnsi"/>
               </w:rPr>
               <w:t>AlarmInfoProcessHandler</w:t>
             </w:r>
             <w:proofErr w:type="spellEnd"/>
             <w:r>
               <w:rPr>
-                <w:rFonts w:ascii="Times New Roman" w:hAnsi="Times New Roman" w:cs="Times New Roman"/>
-                <w:sz w:val="24"/>
-                <w:szCs w:val="24"/>
-              </w:rPr>
-              <w:t>()</w:t>
+                <w:rFonts w:asciiTheme="majorHAnsi" w:hAnsiTheme="majorHAnsi" w:cstheme="majorHAnsi"/>
+              </w:rPr>
+              <w:t>(</w:t>
+            </w:r>
+            <w:proofErr w:type="gramEnd"/>
+            <w:r>
+              <w:rPr>
+                <w:rFonts w:asciiTheme="majorHAnsi" w:hAnsiTheme="majorHAnsi" w:cstheme="majorHAnsi"/>
+              </w:rPr>
+              <w:t>)</w:t>
             </w:r>
           </w:p>
         </w:tc>
@@ -3371,18 +3169,35 @@
           <w:p>
             <w:pPr>
               <w:rPr>
-                <w:rFonts w:ascii="Times New Roman" w:hAnsi="Times New Roman" w:cs="Times New Roman"/>
-                <w:sz w:val="24"/>
-                <w:szCs w:val="24"/>
+                <w:rFonts w:asciiTheme="majorHAnsi" w:hAnsiTheme="majorHAnsi" w:cstheme="majorHAnsi"/>
               </w:rPr>
             </w:pPr>
             <w:r>
               <w:rPr>
-                <w:rFonts w:ascii="Times New Roman" w:hAnsi="Times New Roman" w:cs="Times New Roman"/>
-                <w:sz w:val="24"/>
-                <w:szCs w:val="24"/>
-              </w:rPr>
-              <w:t>Thread implementation which check the event bit and call the alarm execution function.</w:t>
+                <w:rFonts w:asciiTheme="majorHAnsi" w:hAnsiTheme="majorHAnsi" w:cstheme="majorHAnsi"/>
+              </w:rPr>
+              <w:t xml:space="preserve">Thread </w:t>
+            </w:r>
+            <w:r>
+              <w:rPr>
+                <w:rFonts w:asciiTheme="majorHAnsi" w:hAnsiTheme="majorHAnsi" w:cstheme="majorHAnsi"/>
+              </w:rPr>
+              <w:lastRenderedPageBreak/>
+              <w:t xml:space="preserve">implementation which </w:t>
+            </w:r>
+            <w:proofErr w:type="gramStart"/>
+            <w:r>
+              <w:rPr>
+                <w:rFonts w:asciiTheme="majorHAnsi" w:hAnsiTheme="majorHAnsi" w:cstheme="majorHAnsi"/>
+              </w:rPr>
+              <w:t>check</w:t>
+            </w:r>
+            <w:proofErr w:type="gramEnd"/>
+            <w:r>
+              <w:rPr>
+                <w:rFonts w:asciiTheme="majorHAnsi" w:hAnsiTheme="majorHAnsi" w:cstheme="majorHAnsi"/>
+              </w:rPr>
+              <w:t xml:space="preserve"> the event bit and call the alarm execution function.</w:t>
             </w:r>
           </w:p>
         </w:tc>
@@ -3393,9 +3208,7 @@
           <w:p>
             <w:pPr>
               <w:rPr>
-                <w:rFonts w:ascii="Times New Roman" w:hAnsi="Times New Roman" w:cs="Times New Roman"/>
-                <w:sz w:val="24"/>
-                <w:szCs w:val="24"/>
+                <w:rFonts w:asciiTheme="majorHAnsi" w:hAnsiTheme="majorHAnsi" w:cstheme="majorHAnsi"/>
               </w:rPr>
             </w:pPr>
           </w:p>
@@ -3408,9 +3221,7 @@
           <w:p>
             <w:pPr>
               <w:rPr>
-                <w:rFonts w:ascii="Times New Roman" w:hAnsi="Times New Roman" w:cs="Times New Roman"/>
-                <w:sz w:val="24"/>
-                <w:szCs w:val="24"/>
+                <w:rFonts w:asciiTheme="majorHAnsi" w:hAnsiTheme="majorHAnsi" w:cstheme="majorHAnsi"/>
               </w:rPr>
             </w:pPr>
           </w:p>
@@ -3424,52 +3235,48 @@
           <w:p>
             <w:pPr>
               <w:rPr>
-                <w:rFonts w:ascii="Times New Roman" w:hAnsi="Times New Roman" w:cs="Times New Roman"/>
-                <w:sz w:val="24"/>
-                <w:szCs w:val="24"/>
+                <w:rFonts w:asciiTheme="majorHAnsi" w:hAnsiTheme="majorHAnsi" w:cstheme="majorHAnsi"/>
               </w:rPr>
             </w:pPr>
             <w:r>
               <w:rPr>
-                <w:rFonts w:ascii="Times New Roman" w:hAnsi="Times New Roman" w:cs="Times New Roman"/>
-                <w:sz w:val="24"/>
-                <w:szCs w:val="24"/>
+                <w:rFonts w:asciiTheme="majorHAnsi" w:hAnsiTheme="majorHAnsi" w:cstheme="majorHAnsi"/>
               </w:rPr>
               <w:t xml:space="preserve">bool </w:t>
             </w:r>
             <w:proofErr w:type="spellStart"/>
+            <w:proofErr w:type="gramStart"/>
             <w:r>
               <w:rPr>
-                <w:rFonts w:ascii="Times New Roman" w:hAnsi="Times New Roman" w:cs="Times New Roman"/>
-                <w:sz w:val="24"/>
-                <w:szCs w:val="24"/>
+                <w:rFonts w:asciiTheme="majorHAnsi" w:hAnsiTheme="majorHAnsi" w:cstheme="majorHAnsi"/>
               </w:rPr>
               <w:t>AlarmInfoExecution</w:t>
             </w:r>
             <w:proofErr w:type="spellEnd"/>
             <w:r>
               <w:rPr>
-                <w:rFonts w:ascii="Times New Roman" w:hAnsi="Times New Roman" w:cs="Times New Roman"/>
-                <w:sz w:val="24"/>
-                <w:szCs w:val="24"/>
-              </w:rPr>
-              <w:t xml:space="preserve">(uint8_t </w:t>
+                <w:rFonts w:asciiTheme="majorHAnsi" w:hAnsiTheme="majorHAnsi" w:cstheme="majorHAnsi"/>
+              </w:rPr>
+              <w:t>(</w:t>
+            </w:r>
+            <w:proofErr w:type="gramEnd"/>
+            <w:r>
+              <w:rPr>
+                <w:rFonts w:asciiTheme="majorHAnsi" w:hAnsiTheme="majorHAnsi" w:cstheme="majorHAnsi"/>
+              </w:rPr>
+              <w:t xml:space="preserve">uint8_t </w:t>
             </w:r>
             <w:proofErr w:type="spellStart"/>
             <w:r>
               <w:rPr>
-                <w:rFonts w:ascii="Times New Roman" w:hAnsi="Times New Roman" w:cs="Times New Roman"/>
-                <w:sz w:val="24"/>
-                <w:szCs w:val="24"/>
+                <w:rFonts w:asciiTheme="majorHAnsi" w:hAnsiTheme="majorHAnsi" w:cstheme="majorHAnsi"/>
               </w:rPr>
               <w:t>ucInterval</w:t>
             </w:r>
             <w:proofErr w:type="spellEnd"/>
             <w:r>
               <w:rPr>
-                <w:rFonts w:ascii="Times New Roman" w:hAnsi="Times New Roman" w:cs="Times New Roman"/>
-                <w:sz w:val="24"/>
-                <w:szCs w:val="24"/>
+                <w:rFonts w:asciiTheme="majorHAnsi" w:hAnsiTheme="majorHAnsi" w:cstheme="majorHAnsi"/>
               </w:rPr>
               <w:t xml:space="preserve">) </w:t>
             </w:r>
@@ -3482,16 +3289,12 @@
           <w:p>
             <w:pPr>
               <w:rPr>
-                <w:rFonts w:ascii="Times New Roman" w:hAnsi="Times New Roman" w:cs="Times New Roman"/>
-                <w:sz w:val="24"/>
-                <w:szCs w:val="24"/>
+                <w:rFonts w:asciiTheme="majorHAnsi" w:hAnsiTheme="majorHAnsi" w:cstheme="majorHAnsi"/>
               </w:rPr>
             </w:pPr>
             <w:r>
               <w:rPr>
-                <w:rFonts w:ascii="Times New Roman" w:hAnsi="Times New Roman" w:cs="Times New Roman"/>
-                <w:sz w:val="24"/>
-                <w:szCs w:val="24"/>
+                <w:rFonts w:asciiTheme="majorHAnsi" w:hAnsiTheme="majorHAnsi" w:cstheme="majorHAnsi"/>
               </w:rPr>
               <w:t>This will execute alarm / print/ display with the given interval of time and stop execution.</w:t>
             </w:r>
@@ -3504,25 +3307,19 @@
           <w:p>
             <w:pPr>
               <w:rPr>
-                <w:rFonts w:ascii="Times New Roman" w:hAnsi="Times New Roman" w:cs="Times New Roman"/>
-                <w:sz w:val="24"/>
-                <w:szCs w:val="24"/>
+                <w:rFonts w:asciiTheme="majorHAnsi" w:hAnsiTheme="majorHAnsi" w:cstheme="majorHAnsi"/>
               </w:rPr>
             </w:pPr>
             <w:r>
               <w:rPr>
-                <w:rFonts w:ascii="Times New Roman" w:hAnsi="Times New Roman" w:cs="Times New Roman"/>
-                <w:sz w:val="24"/>
-                <w:szCs w:val="24"/>
+                <w:rFonts w:asciiTheme="majorHAnsi" w:hAnsiTheme="majorHAnsi" w:cstheme="majorHAnsi"/>
               </w:rPr>
               <w:t xml:space="preserve">uint8_t </w:t>
             </w:r>
             <w:proofErr w:type="spellStart"/>
             <w:r>
               <w:rPr>
-                <w:rFonts w:ascii="Times New Roman" w:hAnsi="Times New Roman" w:cs="Times New Roman"/>
-                <w:sz w:val="24"/>
-                <w:szCs w:val="24"/>
+                <w:rFonts w:asciiTheme="majorHAnsi" w:hAnsiTheme="majorHAnsi" w:cstheme="majorHAnsi"/>
               </w:rPr>
               <w:t>ucInterval</w:t>
             </w:r>
@@ -3542,17 +3339,13 @@
                 <w:numId w:val="16"/>
               </w:numPr>
               <w:rPr>
-                <w:rFonts w:ascii="Times New Roman" w:hAnsi="Times New Roman" w:cs="Times New Roman"/>
-                <w:sz w:val="24"/>
-                <w:szCs w:val="24"/>
+                <w:rFonts w:asciiTheme="majorHAnsi" w:hAnsiTheme="majorHAnsi" w:cstheme="majorHAnsi"/>
               </w:rPr>
             </w:pPr>
             <w:proofErr w:type="spellStart"/>
             <w:r>
               <w:rPr>
-                <w:rFonts w:ascii="Times New Roman" w:hAnsi="Times New Roman" w:cs="Times New Roman"/>
-                <w:sz w:val="24"/>
-                <w:szCs w:val="24"/>
+                <w:rFonts w:asciiTheme="majorHAnsi" w:hAnsiTheme="majorHAnsi" w:cstheme="majorHAnsi"/>
               </w:rPr>
               <w:t>Onsuccess</w:t>
             </w:r>
@@ -3566,25 +3359,19 @@
                 <w:numId w:val="19"/>
               </w:numPr>
               <w:rPr>
-                <w:rFonts w:ascii="Times New Roman" w:hAnsi="Times New Roman" w:cs="Times New Roman"/>
-                <w:sz w:val="24"/>
-                <w:szCs w:val="24"/>
+                <w:rFonts w:asciiTheme="majorHAnsi" w:hAnsiTheme="majorHAnsi" w:cstheme="majorHAnsi"/>
               </w:rPr>
             </w:pPr>
             <w:r>
               <w:rPr>
-                <w:rFonts w:ascii="Times New Roman" w:hAnsi="Times New Roman" w:cs="Times New Roman"/>
-                <w:sz w:val="24"/>
-                <w:szCs w:val="24"/>
+                <w:rFonts w:asciiTheme="majorHAnsi" w:hAnsiTheme="majorHAnsi" w:cstheme="majorHAnsi"/>
               </w:rPr>
               <w:t xml:space="preserve">On </w:t>
             </w:r>
             <w:proofErr w:type="spellStart"/>
             <w:r>
               <w:rPr>
-                <w:rFonts w:ascii="Times New Roman" w:hAnsi="Times New Roman" w:cs="Times New Roman"/>
-                <w:sz w:val="24"/>
-                <w:szCs w:val="24"/>
+                <w:rFonts w:asciiTheme="majorHAnsi" w:hAnsiTheme="majorHAnsi" w:cstheme="majorHAnsi"/>
               </w:rPr>
               <w:t>failue</w:t>
             </w:r>
@@ -3596,9 +3383,7 @@
     <w:p>
       <w:pPr>
         <w:rPr>
-          <w:rFonts w:ascii="Times New Roman" w:hAnsi="Times New Roman" w:cs="Times New Roman"/>
-          <w:sz w:val="24"/>
-          <w:szCs w:val="24"/>
+          <w:rFonts w:asciiTheme="majorHAnsi" w:hAnsiTheme="majorHAnsi" w:cstheme="majorHAnsi"/>
         </w:rPr>
       </w:pPr>
     </w:p>
@@ -3606,41 +3391,37 @@
       <w:pPr>
         <w:pStyle w:val="Heading2"/>
         <w:rPr>
-          <w:rFonts w:ascii="Times New Roman" w:hAnsi="Times New Roman" w:cs="Times New Roman"/>
-          <w:sz w:val="24"/>
-          <w:szCs w:val="24"/>
-        </w:rPr>
-      </w:pPr>
-      <w:r>
-        <w:rPr>
-          <w:rFonts w:ascii="Times New Roman" w:hAnsi="Times New Roman" w:cs="Times New Roman"/>
-          <w:sz w:val="24"/>
-          <w:szCs w:val="24"/>
-        </w:rPr>
-        <w:lastRenderedPageBreak/>
+          <w:rFonts w:cstheme="majorHAnsi"/>
+          <w:sz w:val="22"/>
+          <w:szCs w:val="22"/>
+        </w:rPr>
+      </w:pPr>
+      <w:r>
+        <w:rPr>
+          <w:rFonts w:cstheme="majorHAnsi"/>
+          <w:sz w:val="22"/>
+          <w:szCs w:val="22"/>
+        </w:rPr>
         <w:t>6. Data Flow</w:t>
       </w:r>
     </w:p>
     <w:p>
       <w:pPr>
         <w:rPr>
-          <w:rFonts w:ascii="Times New Roman" w:hAnsi="Times New Roman" w:cs="Times New Roman"/>
-          <w:sz w:val="24"/>
-          <w:szCs w:val="24"/>
-        </w:rPr>
-      </w:pPr>
-      <w:r>
-        <w:rPr>
-          <w:rFonts w:ascii="Times New Roman" w:hAnsi="Times New Roman" w:cs="Times New Roman"/>
-          <w:noProof/>
-          <w:sz w:val="24"/>
-          <w:szCs w:val="24"/>
+          <w:rFonts w:asciiTheme="majorHAnsi" w:hAnsiTheme="majorHAnsi" w:cstheme="majorHAnsi"/>
+          <w:lang w:val="en-IN"/>
+        </w:rPr>
+      </w:pPr>
+      <w:r>
+        <w:rPr>
+          <w:rFonts w:asciiTheme="majorHAnsi" w:hAnsiTheme="majorHAnsi" w:cstheme="majorHAnsi"/>
+          <w:lang w:val="en-IN"/>
         </w:rPr>
         <w:drawing>
-          <wp:inline distT="0" distB="0" distL="0" distR="0" wp14:anchorId="38438E1B" wp14:editId="4EFAFB17">
-            <wp:extent cx="5486400" cy="3494405"/>
-            <wp:effectExtent l="0" t="0" r="0" b="0"/>
-            <wp:docPr id="1538604402" name="Picture 1"/>
+          <wp:inline distT="0" distB="0" distL="0" distR="0" wp14:anchorId="0D0AF394" wp14:editId="51625D1B">
+            <wp:extent cx="5486400" cy="3498850"/>
+            <wp:effectExtent l="0" t="0" r="0" b="6350"/>
+            <wp:docPr id="34039408" name="Picture 6"/>
             <wp:cNvGraphicFramePr>
               <a:graphicFrameLocks xmlns:a="http://schemas.openxmlformats.org/drawingml/2006/main" noChangeAspect="1"/>
             </wp:cNvGraphicFramePr>
@@ -3648,23 +3429,36 @@
               <a:graphicData uri="http://schemas.openxmlformats.org/drawingml/2006/picture">
                 <pic:pic xmlns:pic="http://schemas.openxmlformats.org/drawingml/2006/picture">
                   <pic:nvPicPr>
-                    <pic:cNvPr id="1538604402" name="Picture 1538604402"/>
-                    <pic:cNvPicPr/>
+                    <pic:cNvPr id="0" name="Picture 20"/>
+                    <pic:cNvPicPr>
+                      <a:picLocks noChangeAspect="1" noChangeArrowheads="1"/>
+                    </pic:cNvPicPr>
                   </pic:nvPicPr>
                   <pic:blipFill>
-                    <a:blip r:embed="rId10"/>
+                    <a:blip r:embed="rId10">
+                      <a:extLst>
+                        <a:ext uri="{28A0092B-C50C-407E-A947-70E740481C1C}">
+                          <a14:useLocalDpi xmlns:a14="http://schemas.microsoft.com/office/drawing/2010/main" val="0"/>
+                        </a:ext>
+                      </a:extLst>
+                    </a:blip>
+                    <a:srcRect/>
                     <a:stretch>
                       <a:fillRect/>
                     </a:stretch>
                   </pic:blipFill>
-                  <pic:spPr>
+                  <pic:spPr bwMode="auto">
                     <a:xfrm>
                       <a:off x="0" y="0"/>
-                      <a:ext cx="5486400" cy="3494405"/>
+                      <a:ext cx="5486400" cy="3498850"/>
                     </a:xfrm>
                     <a:prstGeom prst="rect">
                       <a:avLst/>
                     </a:prstGeom>
+                    <a:noFill/>
+                    <a:ln>
+                      <a:noFill/>
+                    </a:ln>
                   </pic:spPr>
                 </pic:pic>
               </a:graphicData>
@@ -3675,163 +3469,193 @@
     </w:p>
     <w:p>
       <w:pPr>
-        <w:pStyle w:val="Heading2"/>
-        <w:rPr>
-          <w:rFonts w:ascii="Times New Roman" w:hAnsi="Times New Roman" w:cs="Times New Roman"/>
-          <w:sz w:val="24"/>
-          <w:szCs w:val="24"/>
-        </w:rPr>
-      </w:pPr>
-      <w:r>
-        <w:rPr>
-          <w:rFonts w:ascii="Times New Roman" w:hAnsi="Times New Roman" w:cs="Times New Roman"/>
-          <w:sz w:val="24"/>
-          <w:szCs w:val="24"/>
-        </w:rPr>
-        <w:t>7. Error Handling &amp; Fault Management</w:t>
-      </w:r>
+        <w:rPr>
+          <w:rFonts w:asciiTheme="majorHAnsi" w:hAnsiTheme="majorHAnsi" w:cstheme="majorHAnsi"/>
+        </w:rPr>
+      </w:pPr>
     </w:p>
     <w:p>
       <w:pPr>
-        <w:rPr>
-          <w:rFonts w:ascii="Times New Roman" w:hAnsi="Times New Roman" w:cs="Times New Roman"/>
-          <w:sz w:val="24"/>
-          <w:szCs w:val="24"/>
-        </w:rPr>
-      </w:pPr>
+        <w:pStyle w:val="Heading2"/>
+        <w:rPr>
+          <w:rFonts w:cstheme="majorHAnsi"/>
+          <w:sz w:val="22"/>
+          <w:szCs w:val="22"/>
+        </w:rPr>
+      </w:pPr>
+      <w:r>
+        <w:rPr>
+          <w:rFonts w:cstheme="majorHAnsi"/>
+          <w:sz w:val="22"/>
+          <w:szCs w:val="22"/>
+        </w:rPr>
+        <w:t>7. Error Handling &amp; Fault Management</w:t>
+      </w:r>
     </w:p>
     <w:p>
       <w:pPr>
-        <w:pStyle w:val="ListParagraph"/>
-        <w:numPr>
-          <w:ilvl w:val="0"/>
-          <w:numId w:val="27"/>
-        </w:numPr>
-        <w:rPr>
-          <w:rFonts w:ascii="Times New Roman" w:hAnsi="Times New Roman" w:cs="Times New Roman"/>
-          <w:sz w:val="24"/>
-          <w:szCs w:val="24"/>
-        </w:rPr>
-      </w:pPr>
-      <w:r>
-        <w:rPr>
-          <w:rFonts w:ascii="Times New Roman" w:hAnsi="Times New Roman" w:cs="Times New Roman"/>
-          <w:sz w:val="24"/>
-          <w:szCs w:val="24"/>
-        </w:rPr>
-        <w:t>Check the status of thread creation.</w:t>
-      </w:r>
-      <w:r>
-        <w:rPr>
-          <w:rFonts w:ascii="Times New Roman" w:hAnsi="Times New Roman" w:cs="Times New Roman"/>
-          <w:sz w:val="24"/>
-          <w:szCs w:val="24"/>
+        <w:rPr>
+          <w:rFonts w:asciiTheme="majorHAnsi" w:hAnsiTheme="majorHAnsi" w:cstheme="majorHAnsi"/>
+        </w:rPr>
+      </w:pPr>
+      <w:r>
+        <w:rPr>
+          <w:rFonts w:asciiTheme="majorHAnsi" w:hAnsiTheme="majorHAnsi" w:cstheme="majorHAnsi"/>
+        </w:rPr>
+        <w:t>7.</w:t>
+      </w:r>
+      <w:r>
+        <w:rPr>
+          <w:rFonts w:asciiTheme="majorHAnsi" w:hAnsiTheme="majorHAnsi" w:cstheme="majorHAnsi"/>
+        </w:rPr>
+        <w:t>1.</w:t>
+      </w:r>
+      <w:r>
+        <w:rPr>
+          <w:rFonts w:asciiTheme="majorHAnsi" w:hAnsiTheme="majorHAnsi" w:cstheme="majorHAnsi"/>
+        </w:rPr>
+        <w:t xml:space="preserve"> Check</w:t>
+      </w:r>
+      <w:r>
+        <w:rPr>
+          <w:rFonts w:asciiTheme="majorHAnsi" w:hAnsiTheme="majorHAnsi" w:cstheme="majorHAnsi"/>
+        </w:rPr>
+        <w:t xml:space="preserve"> the status of thread creation.</w:t>
+      </w:r>
+      <w:r>
+        <w:rPr>
+          <w:rFonts w:asciiTheme="majorHAnsi" w:hAnsiTheme="majorHAnsi" w:cstheme="majorHAnsi"/>
         </w:rPr>
         <w:t xml:space="preserve"> If failed to create exit with a warning to the user.</w:t>
       </w:r>
     </w:p>
     <w:p>
       <w:pPr>
-        <w:pStyle w:val="ListParagraph"/>
-        <w:numPr>
-          <w:ilvl w:val="0"/>
-          <w:numId w:val="27"/>
-        </w:numPr>
-        <w:rPr>
-          <w:rFonts w:ascii="Times New Roman" w:hAnsi="Times New Roman" w:cs="Times New Roman"/>
-          <w:sz w:val="24"/>
-          <w:szCs w:val="24"/>
-        </w:rPr>
-      </w:pPr>
-      <w:r>
-        <w:rPr>
-          <w:rFonts w:ascii="Times New Roman" w:hAnsi="Times New Roman" w:cs="Times New Roman"/>
-          <w:sz w:val="24"/>
-          <w:szCs w:val="24"/>
-        </w:rPr>
-        <w:t xml:space="preserve">Check message queue </w:t>
-      </w:r>
-      <w:r>
-        <w:rPr>
-          <w:rFonts w:ascii="Times New Roman" w:hAnsi="Times New Roman" w:cs="Times New Roman"/>
-          <w:sz w:val="24"/>
-          <w:szCs w:val="24"/>
+        <w:rPr>
+          <w:rFonts w:asciiTheme="majorHAnsi" w:hAnsiTheme="majorHAnsi" w:cstheme="majorHAnsi"/>
+        </w:rPr>
+      </w:pPr>
+      <w:r>
+        <w:rPr>
+          <w:rFonts w:asciiTheme="majorHAnsi" w:hAnsiTheme="majorHAnsi" w:cstheme="majorHAnsi"/>
+        </w:rPr>
+        <w:t>7.</w:t>
+      </w:r>
+      <w:r>
+        <w:rPr>
+          <w:rFonts w:asciiTheme="majorHAnsi" w:hAnsiTheme="majorHAnsi" w:cstheme="majorHAnsi"/>
+        </w:rPr>
+        <w:t>2.</w:t>
+      </w:r>
+      <w:r>
+        <w:rPr>
+          <w:rFonts w:asciiTheme="majorHAnsi" w:hAnsiTheme="majorHAnsi" w:cstheme="majorHAnsi"/>
+        </w:rPr>
+        <w:t xml:space="preserve"> Check</w:t>
+      </w:r>
+      <w:r>
+        <w:rPr>
+          <w:rFonts w:asciiTheme="majorHAnsi" w:hAnsiTheme="majorHAnsi" w:cstheme="majorHAnsi"/>
+        </w:rPr>
+        <w:t xml:space="preserve"> message queue </w:t>
+      </w:r>
+      <w:r>
+        <w:rPr>
+          <w:rFonts w:asciiTheme="majorHAnsi" w:hAnsiTheme="majorHAnsi" w:cstheme="majorHAnsi"/>
         </w:rPr>
         <w:t>initialization</w:t>
       </w:r>
       <w:r>
         <w:rPr>
-          <w:rFonts w:ascii="Times New Roman" w:hAnsi="Times New Roman" w:cs="Times New Roman"/>
-          <w:sz w:val="24"/>
-          <w:szCs w:val="24"/>
+          <w:rFonts w:asciiTheme="majorHAnsi" w:hAnsiTheme="majorHAnsi" w:cstheme="majorHAnsi"/>
         </w:rPr>
         <w:t>.</w:t>
       </w:r>
       <w:r>
         <w:rPr>
-          <w:rFonts w:ascii="Times New Roman" w:hAnsi="Times New Roman" w:cs="Times New Roman"/>
-          <w:sz w:val="24"/>
-          <w:szCs w:val="24"/>
+          <w:rFonts w:asciiTheme="majorHAnsi" w:hAnsiTheme="majorHAnsi" w:cstheme="majorHAnsi"/>
         </w:rPr>
         <w:t xml:space="preserve"> If failed to create exit with a warning to the user</w:t>
       </w:r>
       <w:r>
         <w:rPr>
-          <w:rFonts w:ascii="Times New Roman" w:hAnsi="Times New Roman" w:cs="Times New Roman"/>
-          <w:sz w:val="24"/>
-          <w:szCs w:val="24"/>
+          <w:rFonts w:asciiTheme="majorHAnsi" w:hAnsiTheme="majorHAnsi" w:cstheme="majorHAnsi"/>
         </w:rPr>
         <w:t>.</w:t>
       </w:r>
     </w:p>
     <w:p>
       <w:pPr>
-        <w:pStyle w:val="ListParagraph"/>
-        <w:numPr>
-          <w:ilvl w:val="0"/>
-          <w:numId w:val="27"/>
-        </w:numPr>
-        <w:rPr>
-          <w:rFonts w:ascii="Times New Roman" w:hAnsi="Times New Roman" w:cs="Times New Roman"/>
-          <w:sz w:val="24"/>
-          <w:szCs w:val="24"/>
-        </w:rPr>
-      </w:pPr>
-      <w:r>
-        <w:rPr>
-          <w:rFonts w:ascii="Times New Roman" w:hAnsi="Times New Roman" w:cs="Times New Roman"/>
-          <w:sz w:val="24"/>
-          <w:szCs w:val="24"/>
-        </w:rPr>
-        <w:t>If do not receive data with defined interval it shows hardware fault.</w:t>
+        <w:rPr>
+          <w:rFonts w:asciiTheme="majorHAnsi" w:hAnsiTheme="majorHAnsi" w:cstheme="majorHAnsi"/>
+        </w:rPr>
+      </w:pPr>
+      <w:r>
+        <w:rPr>
+          <w:rFonts w:asciiTheme="majorHAnsi" w:hAnsiTheme="majorHAnsi" w:cstheme="majorHAnsi"/>
+        </w:rPr>
+        <w:t>7.</w:t>
+      </w:r>
+      <w:r>
+        <w:rPr>
+          <w:rFonts w:asciiTheme="majorHAnsi" w:hAnsiTheme="majorHAnsi" w:cstheme="majorHAnsi"/>
+        </w:rPr>
+        <w:t>3.</w:t>
+      </w:r>
+      <w:r>
+        <w:rPr>
+          <w:rFonts w:asciiTheme="majorHAnsi" w:hAnsiTheme="majorHAnsi" w:cstheme="majorHAnsi"/>
+        </w:rPr>
+        <w:t xml:space="preserve"> </w:t>
+      </w:r>
+      <w:proofErr w:type="gramStart"/>
+      <w:r>
+        <w:rPr>
+          <w:rFonts w:asciiTheme="majorHAnsi" w:hAnsiTheme="majorHAnsi" w:cstheme="majorHAnsi"/>
+        </w:rPr>
+        <w:t>If</w:t>
+      </w:r>
+      <w:proofErr w:type="gramEnd"/>
+      <w:r>
+        <w:rPr>
+          <w:rFonts w:asciiTheme="majorHAnsi" w:hAnsiTheme="majorHAnsi" w:cstheme="majorHAnsi"/>
+        </w:rPr>
+        <w:t xml:space="preserve"> do not receive data with defined interval it shows hardware fault.</w:t>
       </w:r>
     </w:p>
     <w:p>
       <w:pPr>
-        <w:pStyle w:val="ListParagraph"/>
-        <w:numPr>
-          <w:ilvl w:val="0"/>
-          <w:numId w:val="27"/>
-        </w:numPr>
-        <w:rPr>
-          <w:rFonts w:ascii="Times New Roman" w:hAnsi="Times New Roman" w:cs="Times New Roman"/>
-          <w:sz w:val="24"/>
-          <w:szCs w:val="24"/>
-        </w:rPr>
-      </w:pPr>
-      <w:r>
-        <w:rPr>
-          <w:rFonts w:ascii="Times New Roman" w:hAnsi="Times New Roman" w:cs="Times New Roman"/>
-          <w:sz w:val="24"/>
-          <w:szCs w:val="24"/>
-        </w:rPr>
-        <w:t>Check the overflow of message queue to prevent system crashes</w:t>
-      </w:r>
-      <w:r>
-        <w:rPr>
-          <w:rFonts w:ascii="Times New Roman" w:hAnsi="Times New Roman" w:cs="Times New Roman"/>
-          <w:sz w:val="24"/>
-          <w:szCs w:val="24"/>
+        <w:rPr>
+          <w:rFonts w:asciiTheme="majorHAnsi" w:hAnsiTheme="majorHAnsi" w:cstheme="majorHAnsi"/>
+        </w:rPr>
+      </w:pPr>
+      <w:r>
+        <w:rPr>
+          <w:rFonts w:asciiTheme="majorHAnsi" w:hAnsiTheme="majorHAnsi" w:cstheme="majorHAnsi"/>
+        </w:rPr>
+        <w:t>7.</w:t>
+      </w:r>
+      <w:r>
+        <w:rPr>
+          <w:rFonts w:asciiTheme="majorHAnsi" w:hAnsiTheme="majorHAnsi" w:cstheme="majorHAnsi"/>
+        </w:rPr>
+        <w:t>4.</w:t>
+      </w:r>
+      <w:r>
+        <w:rPr>
+          <w:rFonts w:asciiTheme="majorHAnsi" w:hAnsiTheme="majorHAnsi" w:cstheme="majorHAnsi"/>
+        </w:rPr>
+        <w:t xml:space="preserve"> Check</w:t>
+      </w:r>
+      <w:r>
+        <w:rPr>
+          <w:rFonts w:asciiTheme="majorHAnsi" w:hAnsiTheme="majorHAnsi" w:cstheme="majorHAnsi"/>
+        </w:rPr>
+        <w:t xml:space="preserve"> the overflow of message queue to prevent system crashes</w:t>
+      </w:r>
+      <w:r>
+        <w:rPr>
+          <w:rFonts w:asciiTheme="majorHAnsi" w:hAnsiTheme="majorHAnsi" w:cstheme="majorHAnsi"/>
         </w:rPr>
         <w:t>.</w:t>
       </w:r>
@@ -3840,16 +3664,16 @@
       <w:pPr>
         <w:pStyle w:val="Heading2"/>
         <w:rPr>
-          <w:rFonts w:ascii="Times New Roman" w:hAnsi="Times New Roman" w:cs="Times New Roman"/>
-          <w:sz w:val="24"/>
-          <w:szCs w:val="24"/>
-        </w:rPr>
-      </w:pPr>
-      <w:r>
-        <w:rPr>
-          <w:rFonts w:ascii="Times New Roman" w:hAnsi="Times New Roman" w:cs="Times New Roman"/>
-          <w:sz w:val="24"/>
-          <w:szCs w:val="24"/>
+          <w:rFonts w:cstheme="majorHAnsi"/>
+          <w:sz w:val="22"/>
+          <w:szCs w:val="22"/>
+        </w:rPr>
+      </w:pPr>
+      <w:r>
+        <w:rPr>
+          <w:rFonts w:cstheme="majorHAnsi"/>
+          <w:sz w:val="22"/>
+          <w:szCs w:val="22"/>
         </w:rPr>
         <w:t>8. Traceability</w:t>
       </w:r>
@@ -3857,16 +3681,12 @@
     <w:p>
       <w:pPr>
         <w:rPr>
-          <w:rFonts w:ascii="Times New Roman" w:hAnsi="Times New Roman" w:cs="Times New Roman"/>
-          <w:sz w:val="24"/>
-          <w:szCs w:val="24"/>
-        </w:rPr>
-      </w:pPr>
-      <w:r>
-        <w:rPr>
-          <w:rFonts w:ascii="Times New Roman" w:hAnsi="Times New Roman" w:cs="Times New Roman"/>
-          <w:sz w:val="24"/>
-          <w:szCs w:val="24"/>
+          <w:rFonts w:asciiTheme="majorHAnsi" w:hAnsiTheme="majorHAnsi" w:cstheme="majorHAnsi"/>
+        </w:rPr>
+      </w:pPr>
+      <w:r>
+        <w:rPr>
+          <w:rFonts w:asciiTheme="majorHAnsi" w:hAnsiTheme="majorHAnsi" w:cstheme="majorHAnsi"/>
         </w:rPr>
         <w:t xml:space="preserve"> </w:t>
       </w:r>
@@ -4395,6 +4215,119 @@
     </w:lvl>
   </w:abstractNum>
   <w:abstractNum w:abstractNumId="12" w15:restartNumberingAfterBreak="0">
+    <w:nsid w:val="1CAC2FF6"/>
+    <w:multiLevelType w:val="multilevel"/>
+    <w:tmpl w:val="359E3F40"/>
+    <w:lvl w:ilvl="0">
+      <w:start w:val="7"/>
+      <w:numFmt w:val="decimal"/>
+      <w:lvlText w:val="%1"/>
+      <w:lvlJc w:val="left"/>
+      <w:pPr>
+        <w:ind w:left="360" w:hanging="360"/>
+      </w:pPr>
+      <w:rPr>
+        <w:rFonts w:hint="default"/>
+      </w:rPr>
+    </w:lvl>
+    <w:lvl w:ilvl="1">
+      <w:start w:val="1"/>
+      <w:numFmt w:val="decimal"/>
+      <w:lvlText w:val="%1.%2"/>
+      <w:lvlJc w:val="left"/>
+      <w:pPr>
+        <w:ind w:left="360" w:hanging="360"/>
+      </w:pPr>
+      <w:rPr>
+        <w:rFonts w:hint="default"/>
+      </w:rPr>
+    </w:lvl>
+    <w:lvl w:ilvl="2">
+      <w:start w:val="1"/>
+      <w:numFmt w:val="decimal"/>
+      <w:lvlText w:val="%1.%2.%3"/>
+      <w:lvlJc w:val="left"/>
+      <w:pPr>
+        <w:ind w:left="720" w:hanging="720"/>
+      </w:pPr>
+      <w:rPr>
+        <w:rFonts w:hint="default"/>
+      </w:rPr>
+    </w:lvl>
+    <w:lvl w:ilvl="3">
+      <w:start w:val="1"/>
+      <w:numFmt w:val="decimal"/>
+      <w:lvlText w:val="%1.%2.%3.%4"/>
+      <w:lvlJc w:val="left"/>
+      <w:pPr>
+        <w:ind w:left="720" w:hanging="720"/>
+      </w:pPr>
+      <w:rPr>
+        <w:rFonts w:hint="default"/>
+      </w:rPr>
+    </w:lvl>
+    <w:lvl w:ilvl="4">
+      <w:start w:val="1"/>
+      <w:numFmt w:val="decimal"/>
+      <w:lvlText w:val="%1.%2.%3.%4.%5"/>
+      <w:lvlJc w:val="left"/>
+      <w:pPr>
+        <w:ind w:left="1080" w:hanging="1080"/>
+      </w:pPr>
+      <w:rPr>
+        <w:rFonts w:hint="default"/>
+      </w:rPr>
+    </w:lvl>
+    <w:lvl w:ilvl="5">
+      <w:start w:val="1"/>
+      <w:numFmt w:val="decimal"/>
+      <w:lvlText w:val="%1.%2.%3.%4.%5.%6"/>
+      <w:lvlJc w:val="left"/>
+      <w:pPr>
+        <w:ind w:left="1080" w:hanging="1080"/>
+      </w:pPr>
+      <w:rPr>
+        <w:rFonts w:hint="default"/>
+      </w:rPr>
+    </w:lvl>
+    <w:lvl w:ilvl="6">
+      <w:start w:val="1"/>
+      <w:numFmt w:val="decimal"/>
+      <w:lvlText w:val="%1.%2.%3.%4.%5.%6.%7"/>
+      <w:lvlJc w:val="left"/>
+      <w:pPr>
+        <w:ind w:left="1440" w:hanging="1440"/>
+      </w:pPr>
+      <w:rPr>
+        <w:rFonts w:hint="default"/>
+      </w:rPr>
+    </w:lvl>
+    <w:lvl w:ilvl="7">
+      <w:start w:val="1"/>
+      <w:numFmt w:val="decimal"/>
+      <w:lvlText w:val="%1.%2.%3.%4.%5.%6.%7.%8"/>
+      <w:lvlJc w:val="left"/>
+      <w:pPr>
+        <w:ind w:left="1440" w:hanging="1440"/>
+      </w:pPr>
+      <w:rPr>
+        <w:rFonts w:hint="default"/>
+      </w:rPr>
+    </w:lvl>
+    <w:lvl w:ilvl="8">
+      <w:start w:val="1"/>
+      <w:numFmt w:val="decimal"/>
+      <w:lvlText w:val="%1.%2.%3.%4.%5.%6.%7.%8.%9"/>
+      <w:lvlJc w:val="left"/>
+      <w:pPr>
+        <w:ind w:left="1440" w:hanging="1440"/>
+      </w:pPr>
+      <w:rPr>
+        <w:rFonts w:hint="default"/>
+      </w:rPr>
+    </w:lvl>
+  </w:abstractNum>
+  <w:abstractNum w:abstractNumId="13" w15:restartNumberingAfterBreak="0">
     <w:nsid w:val="1D3F1F03"/>
     <w:multiLevelType w:val="hybridMultilevel"/>
     <w:tmpl w:val="1F7C4008"/>
@@ -4482,7 +4415,7 @@
       </w:pPr>
     </w:lvl>
   </w:abstractNum>
-  <w:abstractNum w:abstractNumId="13" w15:restartNumberingAfterBreak="0">
+  <w:abstractNum w:abstractNumId="14" w15:restartNumberingAfterBreak="0">
     <w:nsid w:val="2C41042D"/>
     <w:multiLevelType w:val="hybridMultilevel"/>
     <w:tmpl w:val="7C0C4CD6"/>
@@ -4571,7 +4504,7 @@
       </w:pPr>
     </w:lvl>
   </w:abstractNum>
-  <w:abstractNum w:abstractNumId="14" w15:restartNumberingAfterBreak="0">
+  <w:abstractNum w:abstractNumId="15" w15:restartNumberingAfterBreak="0">
     <w:nsid w:val="3DDE3BF2"/>
     <w:multiLevelType w:val="hybridMultilevel"/>
     <w:tmpl w:val="D2C21A24"/>
@@ -4660,7 +4593,7 @@
       </w:pPr>
     </w:lvl>
   </w:abstractNum>
-  <w:abstractNum w:abstractNumId="15" w15:restartNumberingAfterBreak="0">
+  <w:abstractNum w:abstractNumId="16" w15:restartNumberingAfterBreak="0">
     <w:nsid w:val="44C74551"/>
     <w:multiLevelType w:val="hybridMultilevel"/>
     <w:tmpl w:val="386010CC"/>
@@ -4748,7 +4681,7 @@
       </w:pPr>
     </w:lvl>
   </w:abstractNum>
-  <w:abstractNum w:abstractNumId="16" w15:restartNumberingAfterBreak="0">
+  <w:abstractNum w:abstractNumId="17" w15:restartNumberingAfterBreak="0">
     <w:nsid w:val="491E57EE"/>
     <w:multiLevelType w:val="hybridMultilevel"/>
     <w:tmpl w:val="B91A8BCE"/>
@@ -4861,7 +4794,7 @@
       </w:rPr>
     </w:lvl>
   </w:abstractNum>
-  <w:abstractNum w:abstractNumId="17" w15:restartNumberingAfterBreak="0">
+  <w:abstractNum w:abstractNumId="18" w15:restartNumberingAfterBreak="0">
     <w:nsid w:val="5F0051DB"/>
     <w:multiLevelType w:val="hybridMultilevel"/>
     <w:tmpl w:val="B080B040"/>
@@ -4950,7 +4883,7 @@
       </w:pPr>
     </w:lvl>
   </w:abstractNum>
-  <w:abstractNum w:abstractNumId="18" w15:restartNumberingAfterBreak="0">
+  <w:abstractNum w:abstractNumId="19" w15:restartNumberingAfterBreak="0">
     <w:nsid w:val="60F572DD"/>
     <w:multiLevelType w:val="hybridMultilevel"/>
     <w:tmpl w:val="7FAEA2BC"/>
@@ -5063,7 +4996,7 @@
       </w:rPr>
     </w:lvl>
   </w:abstractNum>
-  <w:abstractNum w:abstractNumId="19" w15:restartNumberingAfterBreak="0">
+  <w:abstractNum w:abstractNumId="20" w15:restartNumberingAfterBreak="0">
     <w:nsid w:val="621B6C32"/>
     <w:multiLevelType w:val="hybridMultilevel"/>
     <w:tmpl w:val="9A6E0DC2"/>
@@ -5151,7 +5084,7 @@
       </w:pPr>
     </w:lvl>
   </w:abstractNum>
-  <w:abstractNum w:abstractNumId="20" w15:restartNumberingAfterBreak="0">
+  <w:abstractNum w:abstractNumId="21" w15:restartNumberingAfterBreak="0">
     <w:nsid w:val="67C66B05"/>
     <w:multiLevelType w:val="hybridMultilevel"/>
     <w:tmpl w:val="9ECC8C4A"/>
@@ -5239,7 +5172,7 @@
       </w:pPr>
     </w:lvl>
   </w:abstractNum>
-  <w:abstractNum w:abstractNumId="21" w15:restartNumberingAfterBreak="0">
+  <w:abstractNum w:abstractNumId="22" w15:restartNumberingAfterBreak="0">
     <w:nsid w:val="692502A9"/>
     <w:multiLevelType w:val="hybridMultilevel"/>
     <w:tmpl w:val="66C0391E"/>
@@ -5327,7 +5260,7 @@
       </w:pPr>
     </w:lvl>
   </w:abstractNum>
-  <w:abstractNum w:abstractNumId="22" w15:restartNumberingAfterBreak="0">
+  <w:abstractNum w:abstractNumId="23" w15:restartNumberingAfterBreak="0">
     <w:nsid w:val="70E72FFA"/>
     <w:multiLevelType w:val="hybridMultilevel"/>
     <w:tmpl w:val="821859CC"/>
@@ -5440,7 +5373,7 @@
       </w:rPr>
     </w:lvl>
   </w:abstractNum>
-  <w:abstractNum w:abstractNumId="23" w15:restartNumberingAfterBreak="0">
+  <w:abstractNum w:abstractNumId="24" w15:restartNumberingAfterBreak="0">
     <w:nsid w:val="72283511"/>
     <w:multiLevelType w:val="hybridMultilevel"/>
     <w:tmpl w:val="F948CE4C"/>
@@ -5553,7 +5486,7 @@
       </w:rPr>
     </w:lvl>
   </w:abstractNum>
-  <w:abstractNum w:abstractNumId="24" w15:restartNumberingAfterBreak="0">
+  <w:abstractNum w:abstractNumId="25" w15:restartNumberingAfterBreak="0">
     <w:nsid w:val="75784C95"/>
     <w:multiLevelType w:val="hybridMultilevel"/>
     <w:tmpl w:val="35905A1C"/>
@@ -5641,7 +5574,7 @@
       </w:pPr>
     </w:lvl>
   </w:abstractNum>
-  <w:abstractNum w:abstractNumId="25" w15:restartNumberingAfterBreak="0">
+  <w:abstractNum w:abstractNumId="26" w15:restartNumberingAfterBreak="0">
     <w:nsid w:val="7CE35705"/>
     <w:multiLevelType w:val="hybridMultilevel"/>
     <w:tmpl w:val="F7A4E3CC"/>
@@ -5729,7 +5662,7 @@
       </w:pPr>
     </w:lvl>
   </w:abstractNum>
-  <w:abstractNum w:abstractNumId="26" w15:restartNumberingAfterBreak="0">
+  <w:abstractNum w:abstractNumId="27" w15:restartNumberingAfterBreak="0">
     <w:nsid w:val="7E596421"/>
     <w:multiLevelType w:val="hybridMultilevel"/>
     <w:tmpl w:val="33F232E0"/>
@@ -5873,55 +5806,58 @@
     <w:abstractNumId w:val="11"/>
   </w:num>
   <w:num w:numId="11" w16cid:durableId="2092464940">
-    <w:abstractNumId w:val="14"/>
+    <w:abstractNumId w:val="15"/>
   </w:num>
   <w:num w:numId="12" w16cid:durableId="1305432353">
-    <w:abstractNumId w:val="19"/>
+    <w:abstractNumId w:val="20"/>
   </w:num>
   <w:num w:numId="13" w16cid:durableId="1588416669">
     <w:abstractNumId w:val="10"/>
   </w:num>
   <w:num w:numId="14" w16cid:durableId="483468710">
+    <w:abstractNumId w:val="14"/>
+  </w:num>
+  <w:num w:numId="15" w16cid:durableId="1870601030">
+    <w:abstractNumId w:val="26"/>
+  </w:num>
+  <w:num w:numId="16" w16cid:durableId="1234390505">
+    <w:abstractNumId w:val="18"/>
+  </w:num>
+  <w:num w:numId="17" w16cid:durableId="739402611">
     <w:abstractNumId w:val="13"/>
   </w:num>
-  <w:num w:numId="15" w16cid:durableId="1870601030">
+  <w:num w:numId="18" w16cid:durableId="1484346542">
+    <w:abstractNumId w:val="16"/>
+  </w:num>
+  <w:num w:numId="19" w16cid:durableId="62021609">
+    <w:abstractNumId w:val="22"/>
+  </w:num>
+  <w:num w:numId="20" w16cid:durableId="461273406">
     <w:abstractNumId w:val="25"/>
   </w:num>
-  <w:num w:numId="16" w16cid:durableId="1234390505">
-    <w:abstractNumId w:val="17"/>
-  </w:num>
-  <w:num w:numId="17" w16cid:durableId="739402611">
-    <w:abstractNumId w:val="12"/>
-  </w:num>
-  <w:num w:numId="18" w16cid:durableId="1484346542">
-    <w:abstractNumId w:val="15"/>
-  </w:num>
-  <w:num w:numId="19" w16cid:durableId="62021609">
+  <w:num w:numId="21" w16cid:durableId="1209874860">
     <w:abstractNumId w:val="21"/>
   </w:num>
-  <w:num w:numId="20" w16cid:durableId="461273406">
-    <w:abstractNumId w:val="24"/>
-  </w:num>
-  <w:num w:numId="21" w16cid:durableId="1209874860">
-    <w:abstractNumId w:val="20"/>
-  </w:num>
   <w:num w:numId="22" w16cid:durableId="127819321">
-    <w:abstractNumId w:val="26"/>
+    <w:abstractNumId w:val="27"/>
   </w:num>
   <w:num w:numId="23" w16cid:durableId="517545208">
     <w:abstractNumId w:val="9"/>
   </w:num>
   <w:num w:numId="24" w16cid:durableId="2115661203">
-    <w:abstractNumId w:val="22"/>
+    <w:abstractNumId w:val="23"/>
   </w:num>
   <w:num w:numId="25" w16cid:durableId="1039623911">
-    <w:abstractNumId w:val="23"/>
+    <w:abstractNumId w:val="24"/>
   </w:num>
   <w:num w:numId="26" w16cid:durableId="1075665110">
-    <w:abstractNumId w:val="18"/>
+    <w:abstractNumId w:val="19"/>
   </w:num>
   <w:num w:numId="27" w16cid:durableId="1615821059">
-    <w:abstractNumId w:val="16"/>
+    <w:abstractNumId w:val="17"/>
+  </w:num>
+  <w:num w:numId="28" w16cid:durableId="1697777500">
+    <w:abstractNumId w:val="12"/>
   </w:num>
 </w:numbering>
 </file>
@@ -6532,7 +6468,6 @@
   <w:style w:type="character" w:default="1" w:styleId="DefaultParagraphFont">
     <w:name w:val="Default Paragraph Font"/>
     <w:uiPriority w:val="1"/>
-    <w:semiHidden/>
     <w:unhideWhenUsed/>
   </w:style>
   <w:style w:type="table" w:default="1" w:styleId="TableNormal">

--- a/docs/HLD/AltitudeMeasurement_HLD.docx
+++ b/docs/HLD/AltitudeMeasurement_HLD.docx
@@ -19,23 +19,21 @@
         </w:rPr>
         <w:t xml:space="preserve">Altitude </w:t>
       </w:r>
-      <w:proofErr w:type="gramStart"/>
       <w:r>
         <w:rPr>
           <w:rFonts w:cstheme="majorHAnsi"/>
           <w:sz w:val="22"/>
           <w:szCs w:val="22"/>
         </w:rPr>
-        <w:t>measurement</w:t>
-      </w:r>
-      <w:proofErr w:type="gramEnd"/>
+        <w:t>M</w:t>
+      </w:r>
       <w:r>
         <w:rPr>
           <w:rFonts w:cstheme="majorHAnsi"/>
           <w:sz w:val="22"/>
           <w:szCs w:val="22"/>
         </w:rPr>
-        <w:t xml:space="preserve"> </w:t>
+        <w:t xml:space="preserve">easurement </w:t>
       </w:r>
       <w:r>
         <w:rPr>
@@ -69,19 +67,25 @@
         <w:rPr>
           <w:rFonts w:asciiTheme="majorHAnsi" w:hAnsiTheme="majorHAnsi" w:cstheme="majorHAnsi"/>
         </w:rPr>
-        <w:t>Date: [</w:t>
-      </w:r>
-      <w:r>
-        <w:rPr>
-          <w:rFonts w:asciiTheme="majorHAnsi" w:hAnsiTheme="majorHAnsi" w:cstheme="majorHAnsi"/>
-        </w:rPr>
-        <w:t>16-02-206</w:t>
-      </w:r>
-      <w:r>
-        <w:rPr>
-          <w:rFonts w:asciiTheme="majorHAnsi" w:hAnsiTheme="majorHAnsi" w:cstheme="majorHAnsi"/>
-        </w:rPr>
-        <w:t>]</w:t>
+        <w:t xml:space="preserve">Date: </w:t>
+      </w:r>
+      <w:r>
+        <w:rPr>
+          <w:rFonts w:asciiTheme="majorHAnsi" w:hAnsiTheme="majorHAnsi" w:cstheme="majorHAnsi"/>
+        </w:rPr>
+        <w:t>16-02-20</w:t>
+      </w:r>
+      <w:r>
+        <w:rPr>
+          <w:rFonts w:asciiTheme="majorHAnsi" w:hAnsiTheme="majorHAnsi" w:cstheme="majorHAnsi"/>
+        </w:rPr>
+        <w:t>2</w:t>
+      </w:r>
+      <w:r>
+        <w:rPr>
+          <w:rFonts w:asciiTheme="majorHAnsi" w:hAnsiTheme="majorHAnsi" w:cstheme="majorHAnsi"/>
+        </w:rPr>
+        <w:t>6</w:t>
       </w:r>
     </w:p>
     <w:p>
@@ -94,19 +98,13 @@
         <w:rPr>
           <w:rFonts w:asciiTheme="majorHAnsi" w:hAnsiTheme="majorHAnsi" w:cstheme="majorHAnsi"/>
         </w:rPr>
-        <w:t>Prepared by: [</w:t>
+        <w:t xml:space="preserve">Prepared by: </w:t>
       </w:r>
       <w:r>
         <w:rPr>
           <w:rFonts w:asciiTheme="majorHAnsi" w:hAnsiTheme="majorHAnsi" w:cstheme="majorHAnsi"/>
         </w:rPr>
         <w:t>Arunya V.A</w:t>
-      </w:r>
-      <w:r>
-        <w:rPr>
-          <w:rFonts w:asciiTheme="majorHAnsi" w:hAnsiTheme="majorHAnsi" w:cstheme="majorHAnsi"/>
-        </w:rPr>
-        <w:t>]</w:t>
       </w:r>
     </w:p>
     <w:p>
@@ -141,34 +139,54 @@
         </w:rPr>
         <w:t xml:space="preserve">The goal </w:t>
       </w:r>
-      <w:proofErr w:type="gramStart"/>
-      <w:r>
-        <w:rPr>
-          <w:rFonts w:asciiTheme="majorHAnsi" w:hAnsiTheme="majorHAnsi" w:cstheme="majorHAnsi"/>
-        </w:rPr>
-        <w:t>of  the</w:t>
-      </w:r>
-      <w:proofErr w:type="gramEnd"/>
-      <w:r>
-        <w:rPr>
-          <w:rFonts w:asciiTheme="majorHAnsi" w:hAnsiTheme="majorHAnsi" w:cstheme="majorHAnsi"/>
-        </w:rPr>
-        <w:t xml:space="preserve"> system is to monitor the altitude value</w:t>
-      </w:r>
-      <w:r>
-        <w:rPr>
-          <w:rFonts w:asciiTheme="majorHAnsi" w:hAnsiTheme="majorHAnsi" w:cstheme="majorHAnsi"/>
-        </w:rPr>
-        <w:t xml:space="preserve"> and validate </w:t>
-      </w:r>
-      <w:proofErr w:type="gramStart"/>
-      <w:r>
-        <w:rPr>
-          <w:rFonts w:asciiTheme="majorHAnsi" w:hAnsiTheme="majorHAnsi" w:cstheme="majorHAnsi"/>
-        </w:rPr>
-        <w:t>it’s</w:t>
-      </w:r>
-      <w:proofErr w:type="gramEnd"/>
+      <w:r>
+        <w:rPr>
+          <w:rFonts w:asciiTheme="majorHAnsi" w:hAnsiTheme="majorHAnsi" w:cstheme="majorHAnsi"/>
+        </w:rPr>
+        <w:t>of the</w:t>
+      </w:r>
+      <w:r>
+        <w:rPr>
+          <w:rFonts w:asciiTheme="majorHAnsi" w:hAnsiTheme="majorHAnsi" w:cstheme="majorHAnsi"/>
+        </w:rPr>
+        <w:t xml:space="preserve"> </w:t>
+      </w:r>
+      <w:r>
+        <w:rPr>
+          <w:rFonts w:asciiTheme="majorHAnsi" w:hAnsiTheme="majorHAnsi" w:cstheme="majorHAnsi"/>
+        </w:rPr>
+        <w:t>document</w:t>
+      </w:r>
+      <w:r>
+        <w:rPr>
+          <w:rFonts w:asciiTheme="majorHAnsi" w:hAnsiTheme="majorHAnsi" w:cstheme="majorHAnsi"/>
+        </w:rPr>
+        <w:t xml:space="preserve"> is to monitor the altitude value</w:t>
+      </w:r>
+      <w:r>
+        <w:rPr>
+          <w:rFonts w:asciiTheme="majorHAnsi" w:hAnsiTheme="majorHAnsi" w:cstheme="majorHAnsi"/>
+        </w:rPr>
+        <w:t xml:space="preserve"> </w:t>
+      </w:r>
+      <w:r>
+        <w:rPr>
+          <w:rFonts w:asciiTheme="majorHAnsi" w:hAnsiTheme="majorHAnsi" w:cstheme="majorHAnsi"/>
+        </w:rPr>
+        <w:t xml:space="preserve">from a sensor module </w:t>
+      </w:r>
+      <w:r>
+        <w:rPr>
+          <w:rFonts w:asciiTheme="majorHAnsi" w:hAnsiTheme="majorHAnsi" w:cstheme="majorHAnsi"/>
+        </w:rPr>
+        <w:t xml:space="preserve">and validate </w:t>
+      </w:r>
+      <w:r>
+        <w:rPr>
+          <w:rFonts w:asciiTheme="majorHAnsi" w:hAnsiTheme="majorHAnsi" w:cstheme="majorHAnsi"/>
+        </w:rPr>
+        <w:t>it</w:t>
+      </w:r>
       <w:r>
         <w:rPr>
           <w:rFonts w:asciiTheme="majorHAnsi" w:hAnsiTheme="majorHAnsi" w:cstheme="majorHAnsi"/>
@@ -289,30 +307,130 @@
           <w:rFonts w:asciiTheme="majorHAnsi" w:hAnsiTheme="majorHAnsi" w:cstheme="majorHAnsi"/>
           <w:u w:val="single"/>
         </w:rPr>
-        <w:t xml:space="preserve">Data </w:t>
-      </w:r>
+        <w:t>Sensor Management</w:t>
+      </w:r>
+      <w:r>
+        <w:rPr>
+          <w:rFonts w:asciiTheme="majorHAnsi" w:hAnsiTheme="majorHAnsi" w:cstheme="majorHAnsi"/>
+        </w:rPr>
+        <w:t xml:space="preserve"> -</w:t>
+      </w:r>
+      <w:r>
+        <w:rPr>
+          <w:rFonts w:asciiTheme="majorHAnsi" w:hAnsiTheme="majorHAnsi" w:cstheme="majorHAnsi"/>
+        </w:rPr>
+        <w:t xml:space="preserve"> </w:t>
+      </w:r>
+      <w:r>
+        <w:rPr>
+          <w:rFonts w:asciiTheme="majorHAnsi" w:hAnsiTheme="majorHAnsi" w:cstheme="majorHAnsi"/>
+        </w:rPr>
+        <w:t xml:space="preserve">The system </w:t>
+      </w:r>
+      <w:r>
+        <w:rPr>
+          <w:rFonts w:asciiTheme="majorHAnsi" w:hAnsiTheme="majorHAnsi" w:cstheme="majorHAnsi"/>
+        </w:rPr>
+        <w:t>interfaces</w:t>
+      </w:r>
+      <w:r>
+        <w:rPr>
+          <w:rFonts w:asciiTheme="majorHAnsi" w:hAnsiTheme="majorHAnsi" w:cstheme="majorHAnsi"/>
+        </w:rPr>
+        <w:t xml:space="preserve"> with the sensor module to gather real time altitude data. </w:t>
+      </w:r>
+      <w:r>
+        <w:rPr>
+          <w:rFonts w:asciiTheme="majorHAnsi" w:hAnsiTheme="majorHAnsi" w:cstheme="majorHAnsi"/>
+        </w:rPr>
+        <w:t xml:space="preserve">The timing is synchronized to a fixed interval to ensure </w:t>
+      </w:r>
+      <w:r>
+        <w:rPr>
+          <w:rFonts w:asciiTheme="majorHAnsi" w:hAnsiTheme="majorHAnsi" w:cstheme="majorHAnsi"/>
+        </w:rPr>
+        <w:t>data consistency</w:t>
+      </w:r>
+      <w:r>
+        <w:rPr>
+          <w:rFonts w:asciiTheme="majorHAnsi" w:hAnsiTheme="majorHAnsi" w:cstheme="majorHAnsi"/>
+        </w:rPr>
+        <w:t>.</w:t>
+      </w:r>
+    </w:p>
+    <w:p>
+      <w:pPr>
+        <w:rPr>
+          <w:rFonts w:asciiTheme="majorHAnsi" w:hAnsiTheme="majorHAnsi" w:cstheme="majorHAnsi"/>
+        </w:rPr>
+      </w:pPr>
       <w:r>
         <w:rPr>
           <w:rFonts w:asciiTheme="majorHAnsi" w:hAnsiTheme="majorHAnsi" w:cstheme="majorHAnsi"/>
           <w:u w:val="single"/>
         </w:rPr>
-        <w:t>gathering</w:t>
-      </w:r>
-      <w:r>
-        <w:rPr>
-          <w:rFonts w:asciiTheme="majorHAnsi" w:hAnsiTheme="majorHAnsi" w:cstheme="majorHAnsi"/>
-        </w:rPr>
-        <w:t xml:space="preserve"> -</w:t>
-      </w:r>
-      <w:r>
-        <w:rPr>
-          <w:rFonts w:asciiTheme="majorHAnsi" w:hAnsiTheme="majorHAnsi" w:cstheme="majorHAnsi"/>
+        <w:t>2.</w:t>
+      </w:r>
+      <w:r>
+        <w:rPr>
+          <w:rFonts w:asciiTheme="majorHAnsi" w:hAnsiTheme="majorHAnsi" w:cstheme="majorHAnsi"/>
+          <w:u w:val="single"/>
+        </w:rPr>
+        <w:t>1.2</w:t>
+      </w:r>
+      <w:r>
+        <w:rPr>
+          <w:rFonts w:asciiTheme="majorHAnsi" w:hAnsiTheme="majorHAnsi" w:cstheme="majorHAnsi"/>
+          <w:u w:val="single"/>
         </w:rPr>
         <w:t xml:space="preserve"> </w:t>
       </w:r>
       <w:r>
         <w:rPr>
           <w:rFonts w:asciiTheme="majorHAnsi" w:hAnsiTheme="majorHAnsi" w:cstheme="majorHAnsi"/>
+          <w:u w:val="single"/>
+        </w:rPr>
+        <w:t>Validation Engine</w:t>
+      </w:r>
+      <w:r>
+        <w:rPr>
+          <w:rFonts w:asciiTheme="majorHAnsi" w:hAnsiTheme="majorHAnsi" w:cstheme="majorHAnsi"/>
+        </w:rPr>
+        <w:t xml:space="preserve"> – Within a specific interval the system </w:t>
+      </w:r>
+      <w:r>
+        <w:rPr>
+          <w:rFonts w:asciiTheme="majorHAnsi" w:hAnsiTheme="majorHAnsi" w:cstheme="majorHAnsi"/>
+        </w:rPr>
+        <w:t>processes</w:t>
+      </w:r>
+      <w:r>
+        <w:rPr>
+          <w:rFonts w:asciiTheme="majorHAnsi" w:hAnsiTheme="majorHAnsi" w:cstheme="majorHAnsi"/>
+        </w:rPr>
+        <w:t xml:space="preserve"> the raw data to </w:t>
+      </w:r>
+      <w:r>
+        <w:rPr>
+          <w:rFonts w:asciiTheme="majorHAnsi" w:hAnsiTheme="majorHAnsi" w:cstheme="majorHAnsi"/>
+        </w:rPr>
+        <w:t>analyze</w:t>
+      </w:r>
+      <w:r>
+        <w:rPr>
+          <w:rFonts w:asciiTheme="majorHAnsi" w:hAnsiTheme="majorHAnsi" w:cstheme="majorHAnsi"/>
+        </w:rPr>
+        <w:t xml:space="preserve"> the altitude values.</w:t>
+      </w:r>
+      <w:r>
+        <w:rPr>
+          <w:rFonts w:asciiTheme="majorHAnsi" w:hAnsiTheme="majorHAnsi" w:cstheme="majorHAnsi"/>
+        </w:rPr>
+        <w:t xml:space="preserve"> </w:t>
+      </w:r>
+      <w:r>
+        <w:rPr>
+          <w:rFonts w:asciiTheme="majorHAnsi" w:hAnsiTheme="majorHAnsi" w:cstheme="majorHAnsi"/>
         </w:rPr>
         <w:t xml:space="preserve">The system </w:t>
       </w:r>
@@ -320,246 +438,191 @@
         <w:rPr>
           <w:rFonts w:asciiTheme="majorHAnsi" w:hAnsiTheme="majorHAnsi" w:cstheme="majorHAnsi"/>
         </w:rPr>
-        <w:t>interfaces</w:t>
-      </w:r>
-      <w:r>
-        <w:rPr>
-          <w:rFonts w:asciiTheme="majorHAnsi" w:hAnsiTheme="majorHAnsi" w:cstheme="majorHAnsi"/>
-        </w:rPr>
-        <w:t xml:space="preserve"> with the sensor module to gather real time altitude data. </w:t>
-      </w:r>
-      <w:r>
-        <w:rPr>
-          <w:rFonts w:asciiTheme="majorHAnsi" w:hAnsiTheme="majorHAnsi" w:cstheme="majorHAnsi"/>
-        </w:rPr>
-        <w:t xml:space="preserve">The timing is synchronized to a fixed interval to ensure </w:t>
-      </w:r>
-      <w:r>
+        <w:t>validates</w:t>
+      </w:r>
+      <w:r>
+        <w:rPr>
+          <w:rFonts w:asciiTheme="majorHAnsi" w:hAnsiTheme="majorHAnsi" w:cstheme="majorHAnsi"/>
+        </w:rPr>
+        <w:t xml:space="preserve"> the altitude readings against </w:t>
+      </w:r>
+      <w:r>
+        <w:rPr>
+          <w:rFonts w:asciiTheme="majorHAnsi" w:hAnsiTheme="majorHAnsi" w:cstheme="majorHAnsi"/>
+        </w:rPr>
+        <w:t>predefined thresholds</w:t>
+      </w:r>
+      <w:r>
+        <w:rPr>
+          <w:rFonts w:asciiTheme="majorHAnsi" w:hAnsiTheme="majorHAnsi" w:cstheme="majorHAnsi"/>
+        </w:rPr>
+        <w:t xml:space="preserve"> </w:t>
+      </w:r>
+      <w:r>
+        <w:rPr>
+          <w:rFonts w:asciiTheme="majorHAnsi" w:hAnsiTheme="majorHAnsi" w:cstheme="majorHAnsi"/>
+        </w:rPr>
+        <w:t>[THRESHOLD_MIN, THRESOLD_MAX]</w:t>
+      </w:r>
+      <w:r>
+        <w:rPr>
+          <w:rFonts w:asciiTheme="majorHAnsi" w:hAnsiTheme="majorHAnsi" w:cstheme="majorHAnsi"/>
+        </w:rPr>
+        <w:t>.</w:t>
+      </w:r>
+      <w:r>
+        <w:rPr>
+          <w:rFonts w:asciiTheme="majorHAnsi" w:hAnsiTheme="majorHAnsi" w:cstheme="majorHAnsi"/>
+        </w:rPr>
+        <w:t xml:space="preserve"> </w:t>
+      </w:r>
+      <w:r>
+        <w:rPr>
+          <w:rFonts w:asciiTheme="majorHAnsi" w:hAnsiTheme="majorHAnsi" w:cstheme="majorHAnsi"/>
+        </w:rPr>
+        <w:t xml:space="preserve">If a value </w:t>
+      </w:r>
+      <w:r>
+        <w:rPr>
+          <w:rFonts w:asciiTheme="majorHAnsi" w:hAnsiTheme="majorHAnsi" w:cstheme="majorHAnsi"/>
+        </w:rPr>
+        <w:t>exceeds the limit</w:t>
+      </w:r>
+      <w:r>
+        <w:rPr>
+          <w:rFonts w:asciiTheme="majorHAnsi" w:hAnsiTheme="majorHAnsi" w:cstheme="majorHAnsi"/>
+        </w:rPr>
+        <w:t xml:space="preserve"> set event bit.</w:t>
+      </w:r>
+    </w:p>
+    <w:p>
+      <w:pPr>
+        <w:rPr>
+          <w:rFonts w:asciiTheme="majorHAnsi" w:hAnsiTheme="majorHAnsi" w:cstheme="majorHAnsi"/>
+        </w:rPr>
+      </w:pPr>
+      <w:r>
+        <w:rPr>
+          <w:rFonts w:asciiTheme="majorHAnsi" w:hAnsiTheme="majorHAnsi" w:cstheme="majorHAnsi"/>
+          <w:u w:val="single"/>
+        </w:rPr>
+        <w:t>2.1.3</w:t>
+      </w:r>
+      <w:r>
+        <w:rPr>
+          <w:rFonts w:asciiTheme="majorHAnsi" w:hAnsiTheme="majorHAnsi" w:cstheme="majorHAnsi"/>
+          <w:u w:val="single"/>
+        </w:rPr>
+        <w:t>.</w:t>
+      </w:r>
+      <w:r>
+        <w:rPr>
+          <w:rFonts w:asciiTheme="majorHAnsi" w:hAnsiTheme="majorHAnsi" w:cstheme="majorHAnsi"/>
+          <w:u w:val="single"/>
+        </w:rPr>
+        <w:t xml:space="preserve"> </w:t>
+      </w:r>
+      <w:r>
+        <w:rPr>
+          <w:rFonts w:asciiTheme="majorHAnsi" w:hAnsiTheme="majorHAnsi" w:cstheme="majorHAnsi"/>
+          <w:u w:val="single"/>
+        </w:rPr>
+        <w:t>Alarm Management</w:t>
+      </w:r>
+      <w:r>
+        <w:rPr>
+          <w:rFonts w:asciiTheme="majorHAnsi" w:hAnsiTheme="majorHAnsi" w:cstheme="majorHAnsi"/>
+        </w:rPr>
+        <w:t xml:space="preserve"> </w:t>
+      </w:r>
+      <w:r>
+        <w:rPr>
+          <w:rFonts w:asciiTheme="majorHAnsi" w:hAnsiTheme="majorHAnsi" w:cstheme="majorHAnsi"/>
+        </w:rPr>
+        <w:t>–</w:t>
+      </w:r>
+      <w:r>
+        <w:rPr>
+          <w:rFonts w:asciiTheme="majorHAnsi" w:hAnsiTheme="majorHAnsi" w:cstheme="majorHAnsi"/>
+        </w:rPr>
+        <w:t xml:space="preserve"> </w:t>
+      </w:r>
+      <w:r>
+        <w:rPr>
+          <w:rFonts w:asciiTheme="majorHAnsi" w:hAnsiTheme="majorHAnsi" w:cstheme="majorHAnsi"/>
+        </w:rPr>
+        <w:t xml:space="preserve">The system </w:t>
+      </w:r>
+      <w:r>
+        <w:rPr>
+          <w:rFonts w:asciiTheme="majorHAnsi" w:hAnsiTheme="majorHAnsi" w:cstheme="majorHAnsi"/>
+        </w:rPr>
+        <w:t xml:space="preserve">read the event </w:t>
+      </w:r>
+      <w:r>
+        <w:rPr>
+          <w:rFonts w:asciiTheme="majorHAnsi" w:hAnsiTheme="majorHAnsi" w:cstheme="majorHAnsi"/>
+        </w:rPr>
+        <w:t>bit,</w:t>
+      </w:r>
+      <w:r>
+        <w:rPr>
+          <w:rFonts w:asciiTheme="majorHAnsi" w:hAnsiTheme="majorHAnsi" w:cstheme="majorHAnsi"/>
+        </w:rPr>
+        <w:t xml:space="preserve"> and</w:t>
+      </w:r>
+      <w:r>
+        <w:rPr>
+          <w:rFonts w:asciiTheme="majorHAnsi" w:hAnsiTheme="majorHAnsi" w:cstheme="majorHAnsi"/>
+        </w:rPr>
+        <w:t xml:space="preserve"> an alarm is triggered up to a specified </w:t>
+      </w:r>
+      <w:r>
+        <w:rPr>
+          <w:rFonts w:asciiTheme="majorHAnsi" w:hAnsiTheme="majorHAnsi" w:cstheme="majorHAnsi"/>
+        </w:rPr>
+        <w:t>interval</w:t>
+      </w:r>
+      <w:r>
+        <w:rPr>
+          <w:rFonts w:asciiTheme="majorHAnsi" w:hAnsiTheme="majorHAnsi" w:cstheme="majorHAnsi"/>
+        </w:rPr>
+        <w:t xml:space="preserve"> </w:t>
+      </w:r>
+      <w:r>
+        <w:rPr>
+          <w:rFonts w:asciiTheme="majorHAnsi" w:hAnsiTheme="majorHAnsi" w:cstheme="majorHAnsi"/>
+        </w:rPr>
+        <w:t>[ALARM_TIMEOUT]</w:t>
+      </w:r>
+      <w:r>
+        <w:rPr>
+          <w:rFonts w:asciiTheme="majorHAnsi" w:hAnsiTheme="majorHAnsi" w:cstheme="majorHAnsi"/>
+        </w:rPr>
+        <w:t>.</w:t>
+      </w:r>
+    </w:p>
+    <w:p>
+      <w:pPr>
         <w:rPr>
           <w:rFonts w:asciiTheme="majorHAnsi" w:hAnsiTheme="majorHAnsi" w:cstheme="majorHAnsi"/>
           <w:b/>
           <w:bCs/>
         </w:rPr>
-        <w:t>data consistency</w:t>
-      </w:r>
-      <w:r>
-        <w:rPr>
-          <w:rFonts w:asciiTheme="majorHAnsi" w:hAnsiTheme="majorHAnsi" w:cstheme="majorHAnsi"/>
-        </w:rPr>
-        <w:t>.</w:t>
+      </w:pPr>
+      <w:r>
+        <w:rPr>
+          <w:rFonts w:asciiTheme="majorHAnsi" w:hAnsiTheme="majorHAnsi" w:cstheme="majorHAnsi"/>
+          <w:b/>
+          <w:bCs/>
+        </w:rPr>
+        <w:t>2.2 High Level Architecture</w:t>
       </w:r>
     </w:p>
     <w:p>
       <w:pPr>
         <w:rPr>
           <w:rFonts w:asciiTheme="majorHAnsi" w:hAnsiTheme="majorHAnsi" w:cstheme="majorHAnsi"/>
-        </w:rPr>
-      </w:pPr>
-      <w:r>
-        <w:rPr>
-          <w:rFonts w:asciiTheme="majorHAnsi" w:hAnsiTheme="majorHAnsi" w:cstheme="majorHAnsi"/>
-          <w:u w:val="single"/>
-        </w:rPr>
-        <w:t>2.</w:t>
-      </w:r>
-      <w:r>
-        <w:rPr>
-          <w:rFonts w:asciiTheme="majorHAnsi" w:hAnsiTheme="majorHAnsi" w:cstheme="majorHAnsi"/>
-          <w:u w:val="single"/>
-        </w:rPr>
-        <w:t>1.2</w:t>
-      </w:r>
-      <w:r>
-        <w:rPr>
-          <w:rFonts w:asciiTheme="majorHAnsi" w:hAnsiTheme="majorHAnsi" w:cstheme="majorHAnsi"/>
-          <w:u w:val="single"/>
-        </w:rPr>
-        <w:t xml:space="preserve"> Data processing</w:t>
-      </w:r>
-      <w:r>
-        <w:rPr>
-          <w:rFonts w:asciiTheme="majorHAnsi" w:hAnsiTheme="majorHAnsi" w:cstheme="majorHAnsi"/>
-        </w:rPr>
-        <w:t xml:space="preserve"> – Within a specific interval the system </w:t>
-      </w:r>
-      <w:r>
-        <w:rPr>
-          <w:rFonts w:asciiTheme="majorHAnsi" w:hAnsiTheme="majorHAnsi" w:cstheme="majorHAnsi"/>
-        </w:rPr>
-        <w:t>processes</w:t>
-      </w:r>
-      <w:r>
-        <w:rPr>
-          <w:rFonts w:asciiTheme="majorHAnsi" w:hAnsiTheme="majorHAnsi" w:cstheme="majorHAnsi"/>
-        </w:rPr>
-        <w:t xml:space="preserve"> the raw data to </w:t>
-      </w:r>
-      <w:r>
-        <w:rPr>
-          <w:rFonts w:asciiTheme="majorHAnsi" w:hAnsiTheme="majorHAnsi" w:cstheme="majorHAnsi"/>
-        </w:rPr>
-        <w:t>analyze</w:t>
-      </w:r>
-      <w:r>
-        <w:rPr>
-          <w:rFonts w:asciiTheme="majorHAnsi" w:hAnsiTheme="majorHAnsi" w:cstheme="majorHAnsi"/>
-        </w:rPr>
-        <w:t xml:space="preserve"> the altitude values.</w:t>
-      </w:r>
-    </w:p>
-    <w:p>
-      <w:pPr>
-        <w:rPr>
-          <w:rFonts w:asciiTheme="majorHAnsi" w:hAnsiTheme="majorHAnsi" w:cstheme="majorHAnsi"/>
-        </w:rPr>
-      </w:pPr>
-      <w:r>
-        <w:rPr>
-          <w:rFonts w:asciiTheme="majorHAnsi" w:hAnsiTheme="majorHAnsi" w:cstheme="majorHAnsi"/>
-          <w:u w:val="single"/>
-        </w:rPr>
-        <w:t>2.1.3</w:t>
-      </w:r>
-      <w:r>
-        <w:rPr>
-          <w:rFonts w:asciiTheme="majorHAnsi" w:hAnsiTheme="majorHAnsi" w:cstheme="majorHAnsi"/>
-          <w:u w:val="single"/>
-        </w:rPr>
-        <w:t>.</w:t>
-      </w:r>
-      <w:r>
-        <w:rPr>
-          <w:rFonts w:asciiTheme="majorHAnsi" w:hAnsiTheme="majorHAnsi" w:cstheme="majorHAnsi"/>
-          <w:u w:val="single"/>
-        </w:rPr>
-        <w:t xml:space="preserve"> </w:t>
-      </w:r>
-      <w:proofErr w:type="gramStart"/>
-      <w:r>
-        <w:rPr>
-          <w:rFonts w:asciiTheme="majorHAnsi" w:hAnsiTheme="majorHAnsi" w:cstheme="majorHAnsi"/>
-          <w:u w:val="single"/>
-        </w:rPr>
-        <w:t>Data</w:t>
-      </w:r>
-      <w:proofErr w:type="gramEnd"/>
-      <w:r>
-        <w:rPr>
-          <w:rFonts w:asciiTheme="majorHAnsi" w:hAnsiTheme="majorHAnsi" w:cstheme="majorHAnsi"/>
-          <w:u w:val="single"/>
-        </w:rPr>
-        <w:t xml:space="preserve"> validation</w:t>
-      </w:r>
-      <w:r>
-        <w:rPr>
-          <w:rFonts w:asciiTheme="majorHAnsi" w:hAnsiTheme="majorHAnsi" w:cstheme="majorHAnsi"/>
-        </w:rPr>
-        <w:t xml:space="preserve"> </w:t>
-      </w:r>
-      <w:r>
-        <w:rPr>
-          <w:rFonts w:asciiTheme="majorHAnsi" w:hAnsiTheme="majorHAnsi" w:cstheme="majorHAnsi"/>
-        </w:rPr>
-        <w:t>–</w:t>
-      </w:r>
-      <w:r>
-        <w:rPr>
-          <w:rFonts w:asciiTheme="majorHAnsi" w:hAnsiTheme="majorHAnsi" w:cstheme="majorHAnsi"/>
-        </w:rPr>
-        <w:t xml:space="preserve"> </w:t>
-      </w:r>
-      <w:r>
-        <w:rPr>
-          <w:rFonts w:asciiTheme="majorHAnsi" w:hAnsiTheme="majorHAnsi" w:cstheme="majorHAnsi"/>
-        </w:rPr>
-        <w:t xml:space="preserve">The system </w:t>
-      </w:r>
-      <w:r>
-        <w:rPr>
-          <w:rFonts w:asciiTheme="majorHAnsi" w:hAnsiTheme="majorHAnsi" w:cstheme="majorHAnsi"/>
-          <w:b/>
-          <w:bCs/>
-        </w:rPr>
-        <w:t>validates</w:t>
-      </w:r>
-      <w:r>
-        <w:rPr>
-          <w:rFonts w:asciiTheme="majorHAnsi" w:hAnsiTheme="majorHAnsi" w:cstheme="majorHAnsi"/>
-        </w:rPr>
-        <w:t xml:space="preserve"> the altitude readings against </w:t>
-      </w:r>
-      <w:r>
-        <w:rPr>
-          <w:rFonts w:asciiTheme="majorHAnsi" w:hAnsiTheme="majorHAnsi" w:cstheme="majorHAnsi"/>
-          <w:b/>
-          <w:bCs/>
-        </w:rPr>
-        <w:t>predefined thresholds</w:t>
-      </w:r>
-      <w:r>
-        <w:rPr>
-          <w:rFonts w:asciiTheme="majorHAnsi" w:hAnsiTheme="majorHAnsi" w:cstheme="majorHAnsi"/>
-        </w:rPr>
-        <w:t xml:space="preserve">. If a value </w:t>
-      </w:r>
-      <w:r>
-        <w:rPr>
-          <w:rFonts w:asciiTheme="majorHAnsi" w:hAnsiTheme="majorHAnsi" w:cstheme="majorHAnsi"/>
-          <w:b/>
-          <w:bCs/>
-        </w:rPr>
-        <w:t>exceeds the limit</w:t>
-      </w:r>
-      <w:r>
-        <w:rPr>
-          <w:rFonts w:asciiTheme="majorHAnsi" w:hAnsiTheme="majorHAnsi" w:cstheme="majorHAnsi"/>
-        </w:rPr>
-        <w:t xml:space="preserve">, an alarm is triggered up to a </w:t>
-      </w:r>
-      <w:r>
-        <w:rPr>
-          <w:rFonts w:asciiTheme="majorHAnsi" w:hAnsiTheme="majorHAnsi" w:cstheme="majorHAnsi"/>
-          <w:b/>
-          <w:bCs/>
-        </w:rPr>
-        <w:t xml:space="preserve">specified </w:t>
-      </w:r>
-      <w:r>
-        <w:rPr>
-          <w:rFonts w:asciiTheme="majorHAnsi" w:hAnsiTheme="majorHAnsi" w:cstheme="majorHAnsi"/>
-          <w:b/>
-          <w:bCs/>
-        </w:rPr>
-        <w:t>interval</w:t>
-      </w:r>
-      <w:r>
-        <w:rPr>
-          <w:rFonts w:asciiTheme="majorHAnsi" w:hAnsiTheme="majorHAnsi" w:cstheme="majorHAnsi"/>
-        </w:rPr>
-        <w:t>.</w:t>
-      </w:r>
-    </w:p>
-    <w:p>
-      <w:pPr>
-        <w:rPr>
-          <w:rFonts w:asciiTheme="majorHAnsi" w:hAnsiTheme="majorHAnsi" w:cstheme="majorHAnsi"/>
-          <w:b/>
-          <w:bCs/>
-        </w:rPr>
-      </w:pPr>
-      <w:r>
-        <w:rPr>
-          <w:rFonts w:asciiTheme="majorHAnsi" w:hAnsiTheme="majorHAnsi" w:cstheme="majorHAnsi"/>
-          <w:b/>
-          <w:bCs/>
-        </w:rPr>
-        <w:t>2.2 High Level Architecture</w:t>
-      </w:r>
-    </w:p>
-    <w:p>
-      <w:pPr>
-        <w:rPr>
-          <w:rFonts w:asciiTheme="majorHAnsi" w:hAnsiTheme="majorHAnsi" w:cstheme="majorHAnsi"/>
           <w:lang w:val="en-IN"/>
         </w:rPr>
       </w:pPr>
@@ -569,10 +632,10 @@
           <w:lang w:val="en-IN"/>
         </w:rPr>
         <w:drawing>
-          <wp:inline distT="0" distB="0" distL="0" distR="0" wp14:anchorId="169A5739" wp14:editId="398FCFFE">
-            <wp:extent cx="5486400" cy="711835"/>
-            <wp:effectExtent l="0" t="0" r="0" b="0"/>
-            <wp:docPr id="550993247" name="Picture 2"/>
+          <wp:inline distT="0" distB="0" distL="0" distR="0" wp14:anchorId="3DF81336" wp14:editId="7C2CB43A">
+            <wp:extent cx="5441950" cy="584200"/>
+            <wp:effectExtent l="0" t="0" r="6350" b="6350"/>
+            <wp:docPr id="565269656" name="Picture 2"/>
             <wp:cNvGraphicFramePr>
               <a:graphicFrameLocks xmlns:a="http://schemas.openxmlformats.org/drawingml/2006/main" noChangeAspect="1"/>
             </wp:cNvGraphicFramePr>
@@ -601,7 +664,7 @@
                   <pic:spPr bwMode="auto">
                     <a:xfrm>
                       <a:off x="0" y="0"/>
-                      <a:ext cx="5486400" cy="711835"/>
+                      <a:ext cx="5441950" cy="584200"/>
                     </a:xfrm>
                     <a:prstGeom prst="rect">
                       <a:avLst/>
@@ -620,6 +683,14 @@
     </w:p>
     <w:p>
       <w:pPr>
+        <w:rPr>
+          <w:rFonts w:asciiTheme="majorHAnsi" w:hAnsiTheme="majorHAnsi" w:cstheme="majorHAnsi"/>
+          <w:lang w:val="en-IN"/>
+        </w:rPr>
+      </w:pPr>
+    </w:p>
+    <w:p>
+      <w:pPr>
         <w:pStyle w:val="Heading2"/>
         <w:rPr>
           <w:rFonts w:cstheme="majorHAnsi"/>
@@ -656,28 +727,24 @@
         </w:rPr>
         <w:t xml:space="preserve">is designed to follow layered </w:t>
       </w:r>
-      <w:proofErr w:type="gramStart"/>
-      <w:r>
-        <w:rPr>
-          <w:rFonts w:asciiTheme="majorHAnsi" w:hAnsiTheme="majorHAnsi" w:cstheme="majorHAnsi"/>
-        </w:rPr>
-        <w:t>architecture ,</w:t>
-      </w:r>
-      <w:proofErr w:type="gramEnd"/>
+      <w:r>
+        <w:rPr>
+          <w:rFonts w:asciiTheme="majorHAnsi" w:hAnsiTheme="majorHAnsi" w:cstheme="majorHAnsi"/>
+        </w:rPr>
+        <w:t>architecture,</w:t>
+      </w:r>
       <w:r>
         <w:rPr>
           <w:rFonts w:asciiTheme="majorHAnsi" w:hAnsiTheme="majorHAnsi" w:cstheme="majorHAnsi"/>
         </w:rPr>
         <w:t xml:space="preserve"> that </w:t>
       </w:r>
-      <w:proofErr w:type="gramStart"/>
-      <w:r>
-        <w:rPr>
-          <w:rFonts w:asciiTheme="majorHAnsi" w:hAnsiTheme="majorHAnsi" w:cstheme="majorHAnsi"/>
-        </w:rPr>
-        <w:t>ensure</w:t>
-      </w:r>
-      <w:proofErr w:type="gramEnd"/>
+      <w:r>
+        <w:rPr>
+          <w:rFonts w:asciiTheme="majorHAnsi" w:hAnsiTheme="majorHAnsi" w:cstheme="majorHAnsi"/>
+        </w:rPr>
+        <w:t>ensures</w:t>
+      </w:r>
       <w:r>
         <w:rPr>
           <w:rFonts w:asciiTheme="majorHAnsi" w:hAnsiTheme="majorHAnsi" w:cstheme="majorHAnsi"/>
@@ -828,7 +895,6 @@
                 <w:rFonts w:asciiTheme="majorHAnsi" w:hAnsiTheme="majorHAnsi" w:cstheme="majorHAnsi"/>
               </w:rPr>
             </w:pPr>
-            <w:proofErr w:type="spellStart"/>
             <w:r>
               <w:rPr>
                 <w:rFonts w:asciiTheme="majorHAnsi" w:hAnsiTheme="majorHAnsi" w:cstheme="majorHAnsi"/>
@@ -839,9 +905,20 @@
               <w:rPr>
                 <w:rFonts w:asciiTheme="majorHAnsi" w:hAnsiTheme="majorHAnsi" w:cstheme="majorHAnsi"/>
               </w:rPr>
-              <w:t>Module</w:t>
+              <w:t xml:space="preserve"> </w:t>
             </w:r>
-            <w:proofErr w:type="spellEnd"/>
+            <w:r>
+              <w:rPr>
+                <w:rFonts w:asciiTheme="majorHAnsi" w:hAnsiTheme="majorHAnsi" w:cstheme="majorHAnsi"/>
+              </w:rPr>
+              <w:t>M</w:t>
+            </w:r>
+            <w:r>
+              <w:rPr>
+                <w:rFonts w:asciiTheme="majorHAnsi" w:hAnsiTheme="majorHAnsi" w:cstheme="majorHAnsi"/>
+              </w:rPr>
+              <w:t>anagement</w:t>
+            </w:r>
           </w:p>
         </w:tc>
         <w:tc>
@@ -858,7 +935,25 @@
               <w:rPr>
                 <w:rFonts w:asciiTheme="majorHAnsi" w:hAnsiTheme="majorHAnsi" w:cstheme="majorHAnsi"/>
               </w:rPr>
-              <w:t xml:space="preserve">Initialize the sensor module with ‘f’ </w:t>
+              <w:t xml:space="preserve">Initialize the sensor module with </w:t>
+            </w:r>
+            <w:r>
+              <w:rPr>
+                <w:rFonts w:asciiTheme="majorHAnsi" w:hAnsiTheme="majorHAnsi" w:cstheme="majorHAnsi"/>
+              </w:rPr>
+              <w:t>[f</w:t>
+            </w:r>
+            <w:r>
+              <w:rPr>
+                <w:rFonts w:asciiTheme="majorHAnsi" w:hAnsiTheme="majorHAnsi" w:cstheme="majorHAnsi"/>
+              </w:rPr>
+              <w:t>]</w:t>
+            </w:r>
+            <w:r>
+              <w:rPr>
+                <w:rFonts w:asciiTheme="majorHAnsi" w:hAnsiTheme="majorHAnsi" w:cstheme="majorHAnsi"/>
+              </w:rPr>
+              <w:t xml:space="preserve"> </w:t>
             </w:r>
             <w:r>
               <w:rPr>
@@ -870,7 +965,38 @@
               <w:rPr>
                 <w:rFonts w:asciiTheme="majorHAnsi" w:hAnsiTheme="majorHAnsi" w:cstheme="majorHAnsi"/>
               </w:rPr>
-              <w:t xml:space="preserve"> Read data from ‘I’ interval and push to the message queue </w:t>
+              <w:t xml:space="preserve"> </w:t>
+            </w:r>
+            <w:r>
+              <w:rPr>
+                <w:rFonts w:asciiTheme="majorHAnsi" w:hAnsiTheme="majorHAnsi" w:cstheme="majorHAnsi"/>
+              </w:rPr>
+              <w:lastRenderedPageBreak/>
+              <w:t xml:space="preserve">Read data from </w:t>
+            </w:r>
+            <w:r>
+              <w:rPr>
+                <w:rFonts w:asciiTheme="majorHAnsi" w:hAnsiTheme="majorHAnsi" w:cstheme="majorHAnsi"/>
+              </w:rPr>
+              <w:t>[</w:t>
+            </w:r>
+            <w:r>
+              <w:rPr>
+                <w:rFonts w:asciiTheme="majorHAnsi" w:hAnsiTheme="majorHAnsi" w:cstheme="majorHAnsi"/>
+              </w:rPr>
+              <w:t>I</w:t>
+            </w:r>
+            <w:r>
+              <w:rPr>
+                <w:rFonts w:asciiTheme="majorHAnsi" w:hAnsiTheme="majorHAnsi" w:cstheme="majorHAnsi"/>
+              </w:rPr>
+              <w:t>]</w:t>
+            </w:r>
+            <w:r>
+              <w:rPr>
+                <w:rFonts w:asciiTheme="majorHAnsi" w:hAnsiTheme="majorHAnsi" w:cstheme="majorHAnsi"/>
+              </w:rPr>
+              <w:t xml:space="preserve"> interval and push to the message queue </w:t>
             </w:r>
           </w:p>
         </w:tc>
@@ -906,20 +1032,12 @@
                 <w:rFonts w:asciiTheme="majorHAnsi" w:hAnsiTheme="majorHAnsi" w:cstheme="majorHAnsi"/>
               </w:rPr>
             </w:pPr>
-            <w:proofErr w:type="spellStart"/>
             <w:r>
               <w:rPr>
                 <w:rFonts w:asciiTheme="majorHAnsi" w:hAnsiTheme="majorHAnsi" w:cstheme="majorHAnsi"/>
               </w:rPr>
-              <w:t>Process</w:t>
+              <w:t>Validation Engine</w:t>
             </w:r>
-            <w:r>
-              <w:rPr>
-                <w:rFonts w:asciiTheme="majorHAnsi" w:hAnsiTheme="majorHAnsi" w:cstheme="majorHAnsi"/>
-              </w:rPr>
-              <w:t>Module</w:t>
-            </w:r>
-            <w:proofErr w:type="spellEnd"/>
           </w:p>
         </w:tc>
         <w:tc>
@@ -942,7 +1060,43 @@
               <w:rPr>
                 <w:rFonts w:asciiTheme="majorHAnsi" w:hAnsiTheme="majorHAnsi" w:cstheme="majorHAnsi"/>
               </w:rPr>
-              <w:t xml:space="preserve">perform validation. If processed output </w:t>
+              <w:t>perform validation</w:t>
+            </w:r>
+            <w:r>
+              <w:rPr>
+                <w:rFonts w:asciiTheme="majorHAnsi" w:hAnsiTheme="majorHAnsi" w:cstheme="majorHAnsi"/>
+              </w:rPr>
+              <w:t xml:space="preserve"> with </w:t>
+            </w:r>
+            <w:r>
+              <w:rPr>
+                <w:rFonts w:asciiTheme="majorHAnsi" w:hAnsiTheme="majorHAnsi" w:cstheme="majorHAnsi"/>
+              </w:rPr>
+              <w:t>[THRESHOLD_</w:t>
+            </w:r>
+            <w:r>
+              <w:rPr>
+                <w:rFonts w:asciiTheme="majorHAnsi" w:hAnsiTheme="majorHAnsi" w:cstheme="majorHAnsi"/>
+              </w:rPr>
+              <w:t>MIN,</w:t>
+            </w:r>
+            <w:r>
+              <w:rPr>
+                <w:rFonts w:asciiTheme="majorHAnsi" w:hAnsiTheme="majorHAnsi" w:cstheme="majorHAnsi"/>
+              </w:rPr>
+              <w:t xml:space="preserve"> THRESOLD_MAX</w:t>
+            </w:r>
+            <w:r>
+              <w:rPr>
+                <w:rFonts w:asciiTheme="majorHAnsi" w:hAnsiTheme="majorHAnsi" w:cstheme="majorHAnsi"/>
+              </w:rPr>
+              <w:t>]</w:t>
+            </w:r>
+            <w:r>
+              <w:rPr>
+                <w:rFonts w:asciiTheme="majorHAnsi" w:hAnsiTheme="majorHAnsi" w:cstheme="majorHAnsi"/>
+              </w:rPr>
+              <w:t xml:space="preserve">. If processed output </w:t>
             </w:r>
             <w:r>
               <w:rPr>
@@ -960,7 +1114,19 @@
               <w:rPr>
                 <w:rFonts w:asciiTheme="majorHAnsi" w:hAnsiTheme="majorHAnsi" w:cstheme="majorHAnsi"/>
               </w:rPr>
-              <w:t>, it</w:t>
+              <w:t xml:space="preserve"> </w:t>
+            </w:r>
+            <w:r>
+              <w:rPr>
+                <w:rFonts w:asciiTheme="majorHAnsi" w:hAnsiTheme="majorHAnsi" w:cstheme="majorHAnsi"/>
+              </w:rPr>
+              <w:t>it</w:t>
+            </w:r>
+            <w:r>
+              <w:rPr>
+                <w:rFonts w:asciiTheme="majorHAnsi" w:hAnsiTheme="majorHAnsi" w:cstheme="majorHAnsi"/>
+              </w:rPr>
+              <w:t>,</w:t>
             </w:r>
             <w:r>
               <w:rPr>
@@ -1007,14 +1173,18 @@
                 <w:rFonts w:asciiTheme="majorHAnsi" w:hAnsiTheme="majorHAnsi" w:cstheme="majorHAnsi"/>
               </w:rPr>
             </w:pPr>
-            <w:proofErr w:type="spellStart"/>
             <w:r>
               <w:rPr>
                 <w:rFonts w:asciiTheme="majorHAnsi" w:hAnsiTheme="majorHAnsi" w:cstheme="majorHAnsi"/>
               </w:rPr>
-              <w:t>AlarmModule</w:t>
+              <w:t>Alarm</w:t>
             </w:r>
-            <w:proofErr w:type="spellEnd"/>
+            <w:r>
+              <w:rPr>
+                <w:rFonts w:asciiTheme="majorHAnsi" w:hAnsiTheme="majorHAnsi" w:cstheme="majorHAnsi"/>
+              </w:rPr>
+              <w:t xml:space="preserve"> Management</w:t>
+            </w:r>
           </w:p>
         </w:tc>
         <w:tc>
@@ -1043,7 +1213,25 @@
               <w:rPr>
                 <w:rFonts w:asciiTheme="majorHAnsi" w:hAnsiTheme="majorHAnsi" w:cstheme="majorHAnsi"/>
               </w:rPr>
-              <w:t xml:space="preserve"> a defined timeout.</w:t>
+              <w:t xml:space="preserve"> a defined timeout</w:t>
+            </w:r>
+            <w:r>
+              <w:rPr>
+                <w:rFonts w:asciiTheme="majorHAnsi" w:hAnsiTheme="majorHAnsi" w:cstheme="majorHAnsi"/>
+              </w:rPr>
+              <w:t xml:space="preserve"> </w:t>
+            </w:r>
+            <w:r>
+              <w:rPr>
+                <w:rFonts w:asciiTheme="majorHAnsi" w:hAnsiTheme="majorHAnsi" w:cstheme="majorHAnsi"/>
+              </w:rPr>
+              <w:t>[ALARM_TIMEOUT]</w:t>
+            </w:r>
+            <w:r>
+              <w:rPr>
+                <w:rFonts w:asciiTheme="majorHAnsi" w:hAnsiTheme="majorHAnsi" w:cstheme="majorHAnsi"/>
+              </w:rPr>
+              <w:t>.</w:t>
             </w:r>
           </w:p>
         </w:tc>
@@ -1092,10 +1280,10 @@
           <w:lang w:val="en-IN"/>
         </w:rPr>
         <w:drawing>
-          <wp:inline distT="0" distB="0" distL="0" distR="0" wp14:anchorId="6F7725F8" wp14:editId="51861124">
-            <wp:extent cx="5486400" cy="3226435"/>
+          <wp:inline distT="0" distB="0" distL="0" distR="0" wp14:anchorId="435722A7" wp14:editId="1B361DD9">
+            <wp:extent cx="5486400" cy="1455420"/>
             <wp:effectExtent l="0" t="0" r="0" b="0"/>
-            <wp:docPr id="807457551" name="Picture 4"/>
+            <wp:docPr id="766529023" name="Picture 6"/>
             <wp:cNvGraphicFramePr>
               <a:graphicFrameLocks xmlns:a="http://schemas.openxmlformats.org/drawingml/2006/main" noChangeAspect="1"/>
             </wp:cNvGraphicFramePr>
@@ -1103,7 +1291,7 @@
               <a:graphicData uri="http://schemas.openxmlformats.org/drawingml/2006/picture">
                 <pic:pic xmlns:pic="http://schemas.openxmlformats.org/drawingml/2006/picture">
                   <pic:nvPicPr>
-                    <pic:cNvPr id="0" name="Picture 13"/>
+                    <pic:cNvPr id="0" name="Picture 20"/>
                     <pic:cNvPicPr>
                       <a:picLocks noChangeAspect="1" noChangeArrowheads="1"/>
                     </pic:cNvPicPr>
@@ -1124,7 +1312,7 @@
                   <pic:spPr bwMode="auto">
                     <a:xfrm>
                       <a:off x="0" y="0"/>
-                      <a:ext cx="5486400" cy="3226435"/>
+                      <a:ext cx="5486400" cy="1455420"/>
                     </a:xfrm>
                     <a:prstGeom prst="rect">
                       <a:avLst/>
@@ -1143,6 +1331,14 @@
     </w:p>
     <w:p>
       <w:pPr>
+        <w:rPr>
+          <w:rFonts w:asciiTheme="majorHAnsi" w:hAnsiTheme="majorHAnsi" w:cstheme="majorHAnsi"/>
+          <w:lang w:val="en-IN"/>
+        </w:rPr>
+      </w:pPr>
+    </w:p>
+    <w:p>
+      <w:pPr>
         <w:pStyle w:val="Heading2"/>
         <w:rPr>
           <w:rFonts w:cstheme="majorHAnsi"/>
@@ -1161,6 +1357,11 @@
     </w:p>
     <w:p>
       <w:pPr>
+        <w:pStyle w:val="ListParagraph"/>
+        <w:numPr>
+          <w:ilvl w:val="1"/>
+          <w:numId w:val="29"/>
+        </w:numPr>
         <w:rPr>
           <w:rFonts w:asciiTheme="majorHAnsi" w:hAnsiTheme="majorHAnsi" w:cstheme="majorHAnsi"/>
           <w:b/>
@@ -1173,7 +1374,7 @@
           <w:b/>
           <w:bCs/>
         </w:rPr>
-        <w:t>4</w:t>
+        <w:t>Sensor M</w:t>
       </w:r>
       <w:r>
         <w:rPr>
@@ -1181,393 +1382,410 @@
           <w:b/>
           <w:bCs/>
         </w:rPr>
-        <w:t xml:space="preserve">.1 Sensor Module </w:t>
+        <w:t>anagement</w:t>
+      </w:r>
+      <w:r>
+        <w:rPr>
+          <w:rFonts w:asciiTheme="majorHAnsi" w:hAnsiTheme="majorHAnsi" w:cstheme="majorHAnsi"/>
+          <w:b/>
+          <w:bCs/>
+        </w:rPr>
+        <w:t xml:space="preserve"> </w:t>
       </w:r>
     </w:p>
     <w:p>
       <w:pPr>
+        <w:rPr>
+          <w:rFonts w:asciiTheme="majorHAnsi" w:hAnsiTheme="majorHAnsi" w:cstheme="majorHAnsi"/>
+        </w:rPr>
+      </w:pPr>
+      <w:r>
+        <w:rPr>
+          <w:rFonts w:asciiTheme="majorHAnsi" w:hAnsiTheme="majorHAnsi" w:cstheme="majorHAnsi"/>
+        </w:rPr>
+        <w:t>4.1.</w:t>
+      </w:r>
+      <w:r>
+        <w:rPr>
+          <w:rFonts w:asciiTheme="majorHAnsi" w:hAnsiTheme="majorHAnsi" w:cstheme="majorHAnsi"/>
+        </w:rPr>
+        <w:t>1.</w:t>
+      </w:r>
+      <w:r>
+        <w:rPr>
+          <w:rFonts w:asciiTheme="majorHAnsi" w:hAnsiTheme="majorHAnsi" w:cstheme="majorHAnsi"/>
+        </w:rPr>
+        <w:t xml:space="preserve"> This</w:t>
+      </w:r>
+      <w:r>
+        <w:rPr>
+          <w:rFonts w:asciiTheme="majorHAnsi" w:hAnsiTheme="majorHAnsi" w:cstheme="majorHAnsi"/>
+        </w:rPr>
+        <w:t xml:space="preserve"> module </w:t>
+      </w:r>
+      <w:r>
+        <w:rPr>
+          <w:rFonts w:asciiTheme="majorHAnsi" w:hAnsiTheme="majorHAnsi" w:cstheme="majorHAnsi"/>
+        </w:rPr>
+        <w:t>is also</w:t>
+      </w:r>
+      <w:r>
+        <w:rPr>
+          <w:rFonts w:asciiTheme="majorHAnsi" w:hAnsiTheme="majorHAnsi" w:cstheme="majorHAnsi"/>
+        </w:rPr>
+        <w:t xml:space="preserve"> responsible for the initialization of sensor module with </w:t>
+      </w:r>
+      <w:r>
+        <w:rPr>
+          <w:rFonts w:asciiTheme="majorHAnsi" w:hAnsiTheme="majorHAnsi" w:cstheme="majorHAnsi"/>
+        </w:rPr>
+        <w:t>[f]</w:t>
+      </w:r>
+      <w:r>
+        <w:rPr>
+          <w:rFonts w:asciiTheme="majorHAnsi" w:hAnsiTheme="majorHAnsi" w:cstheme="majorHAnsi"/>
+        </w:rPr>
+        <w:t xml:space="preserve"> frequency.</w:t>
+      </w:r>
+    </w:p>
+    <w:p>
+      <w:pPr>
+        <w:rPr>
+          <w:rFonts w:asciiTheme="majorHAnsi" w:hAnsiTheme="majorHAnsi" w:cstheme="majorHAnsi"/>
+        </w:rPr>
+      </w:pPr>
+      <w:r>
+        <w:rPr>
+          <w:rFonts w:asciiTheme="majorHAnsi" w:hAnsiTheme="majorHAnsi" w:cstheme="majorHAnsi"/>
+        </w:rPr>
+        <w:t>4.1.</w:t>
+      </w:r>
+      <w:r>
+        <w:rPr>
+          <w:rFonts w:asciiTheme="majorHAnsi" w:hAnsiTheme="majorHAnsi" w:cstheme="majorHAnsi"/>
+        </w:rPr>
+        <w:t>2.</w:t>
+      </w:r>
+      <w:r>
+        <w:rPr>
+          <w:rFonts w:asciiTheme="majorHAnsi" w:hAnsiTheme="majorHAnsi" w:cstheme="majorHAnsi"/>
+        </w:rPr>
+        <w:t xml:space="preserve"> It</w:t>
+      </w:r>
+      <w:r>
+        <w:rPr>
+          <w:rFonts w:asciiTheme="majorHAnsi" w:hAnsiTheme="majorHAnsi" w:cstheme="majorHAnsi"/>
+        </w:rPr>
+        <w:t xml:space="preserve"> </w:t>
+      </w:r>
+      <w:r>
+        <w:rPr>
+          <w:rFonts w:asciiTheme="majorHAnsi" w:hAnsiTheme="majorHAnsi" w:cstheme="majorHAnsi"/>
+        </w:rPr>
+        <w:t>triggers</w:t>
+      </w:r>
+      <w:r>
+        <w:rPr>
+          <w:rFonts w:asciiTheme="majorHAnsi" w:hAnsiTheme="majorHAnsi" w:cstheme="majorHAnsi"/>
+        </w:rPr>
+        <w:t xml:space="preserve"> SensorReadData()</w:t>
+      </w:r>
+      <w:r>
+        <w:rPr>
+          <w:rFonts w:asciiTheme="majorHAnsi" w:hAnsiTheme="majorHAnsi" w:cstheme="majorHAnsi"/>
+        </w:rPr>
+        <w:t xml:space="preserve"> </w:t>
+      </w:r>
+      <w:r>
+        <w:rPr>
+          <w:rFonts w:asciiTheme="majorHAnsi" w:hAnsiTheme="majorHAnsi" w:cstheme="majorHAnsi"/>
+        </w:rPr>
+        <w:t xml:space="preserve">in </w:t>
+      </w:r>
+      <w:r>
+        <w:rPr>
+          <w:rFonts w:asciiTheme="majorHAnsi" w:hAnsiTheme="majorHAnsi" w:cstheme="majorHAnsi"/>
+        </w:rPr>
+        <w:t>[</w:t>
+      </w:r>
+      <w:r>
+        <w:rPr>
+          <w:rFonts w:asciiTheme="majorHAnsi" w:hAnsiTheme="majorHAnsi" w:cstheme="majorHAnsi"/>
+        </w:rPr>
+        <w:t>I</w:t>
+      </w:r>
+      <w:r>
+        <w:rPr>
+          <w:rFonts w:asciiTheme="majorHAnsi" w:hAnsiTheme="majorHAnsi" w:cstheme="majorHAnsi"/>
+        </w:rPr>
+        <w:t>]</w:t>
+      </w:r>
+      <w:r>
+        <w:rPr>
+          <w:rFonts w:asciiTheme="majorHAnsi" w:hAnsiTheme="majorHAnsi" w:cstheme="majorHAnsi"/>
+        </w:rPr>
+        <w:t xml:space="preserve"> interval and push the raw data in </w:t>
+      </w:r>
+      <w:r>
+        <w:rPr>
+          <w:rFonts w:asciiTheme="majorHAnsi" w:hAnsiTheme="majorHAnsi" w:cstheme="majorHAnsi"/>
+        </w:rPr>
+        <w:t>a</w:t>
+      </w:r>
+      <w:r>
+        <w:rPr>
+          <w:rFonts w:asciiTheme="majorHAnsi" w:hAnsiTheme="majorHAnsi" w:cstheme="majorHAnsi"/>
+        </w:rPr>
+        <w:t xml:space="preserve"> queue. We expect data with </w:t>
+      </w:r>
+      <w:r>
+        <w:rPr>
+          <w:rFonts w:asciiTheme="majorHAnsi" w:hAnsiTheme="majorHAnsi" w:cstheme="majorHAnsi"/>
+        </w:rPr>
+        <w:t>limit of</w:t>
+      </w:r>
+      <w:r>
+        <w:rPr>
+          <w:rFonts w:asciiTheme="majorHAnsi" w:hAnsiTheme="majorHAnsi" w:cstheme="majorHAnsi"/>
+        </w:rPr>
+        <w:t xml:space="preserve"> 0 to max value of 4 bytes.</w:t>
+      </w:r>
+      <w:r>
+        <w:rPr>
+          <w:rFonts w:asciiTheme="majorHAnsi" w:hAnsiTheme="majorHAnsi" w:cstheme="majorHAnsi"/>
+        </w:rPr>
+        <w:t xml:space="preserve"> </w:t>
+      </w:r>
+    </w:p>
+    <w:p>
+      <w:pPr>
         <w:pStyle w:val="ListParagraph"/>
         <w:numPr>
-          <w:ilvl w:val="0"/>
-          <w:numId w:val="23"/>
+          <w:ilvl w:val="1"/>
+          <w:numId w:val="29"/>
         </w:numPr>
         <w:rPr>
           <w:rFonts w:asciiTheme="majorHAnsi" w:hAnsiTheme="majorHAnsi" w:cstheme="majorHAnsi"/>
-        </w:rPr>
-      </w:pPr>
-      <w:r>
-        <w:rPr>
-          <w:rFonts w:asciiTheme="majorHAnsi" w:hAnsiTheme="majorHAnsi" w:cstheme="majorHAnsi"/>
-        </w:rPr>
-        <w:t xml:space="preserve">This module </w:t>
-      </w:r>
-      <w:proofErr w:type="gramStart"/>
-      <w:r>
-        <w:rPr>
-          <w:rFonts w:asciiTheme="majorHAnsi" w:hAnsiTheme="majorHAnsi" w:cstheme="majorHAnsi"/>
-        </w:rPr>
-        <w:t>also</w:t>
-      </w:r>
-      <w:proofErr w:type="gramEnd"/>
-      <w:r>
-        <w:rPr>
-          <w:rFonts w:asciiTheme="majorHAnsi" w:hAnsiTheme="majorHAnsi" w:cstheme="majorHAnsi"/>
-        </w:rPr>
-        <w:t xml:space="preserve"> responsible for the initialization of sensor module with ‘f </w:t>
-      </w:r>
-      <w:proofErr w:type="gramStart"/>
-      <w:r>
-        <w:rPr>
-          <w:rFonts w:asciiTheme="majorHAnsi" w:hAnsiTheme="majorHAnsi" w:cstheme="majorHAnsi"/>
-        </w:rPr>
-        <w:t>‘ frequency</w:t>
-      </w:r>
-      <w:proofErr w:type="gramEnd"/>
-      <w:r>
-        <w:rPr>
-          <w:rFonts w:asciiTheme="majorHAnsi" w:hAnsiTheme="majorHAnsi" w:cstheme="majorHAnsi"/>
-        </w:rPr>
-        <w:t>.</w:t>
+          <w:b/>
+          <w:bCs/>
+        </w:rPr>
+      </w:pPr>
+      <w:r>
+        <w:rPr>
+          <w:rFonts w:asciiTheme="majorHAnsi" w:hAnsiTheme="majorHAnsi" w:cstheme="majorHAnsi"/>
+          <w:b/>
+          <w:bCs/>
+        </w:rPr>
+        <w:t>Validation Engine</w:t>
+      </w:r>
+      <w:r>
+        <w:rPr>
+          <w:rFonts w:asciiTheme="majorHAnsi" w:hAnsiTheme="majorHAnsi" w:cstheme="majorHAnsi"/>
+          <w:b/>
+          <w:bCs/>
+        </w:rPr>
+        <w:t xml:space="preserve"> </w:t>
       </w:r>
     </w:p>
     <w:p>
       <w:pPr>
+        <w:rPr>
+          <w:rFonts w:asciiTheme="majorHAnsi" w:hAnsiTheme="majorHAnsi" w:cstheme="majorHAnsi"/>
+        </w:rPr>
+      </w:pPr>
+      <w:r>
+        <w:rPr>
+          <w:rFonts w:asciiTheme="majorHAnsi" w:hAnsiTheme="majorHAnsi" w:cstheme="majorHAnsi"/>
+        </w:rPr>
+        <w:t>4.2.1.</w:t>
+      </w:r>
+      <w:r>
+        <w:rPr>
+          <w:rFonts w:asciiTheme="majorHAnsi" w:hAnsiTheme="majorHAnsi" w:cstheme="majorHAnsi"/>
+        </w:rPr>
+        <w:t xml:space="preserve"> The</w:t>
+      </w:r>
+      <w:r>
+        <w:rPr>
+          <w:rFonts w:asciiTheme="majorHAnsi" w:hAnsiTheme="majorHAnsi" w:cstheme="majorHAnsi"/>
+        </w:rPr>
+        <w:t xml:space="preserve"> module </w:t>
+      </w:r>
+      <w:r>
+        <w:rPr>
+          <w:rFonts w:asciiTheme="majorHAnsi" w:hAnsiTheme="majorHAnsi" w:cstheme="majorHAnsi"/>
+        </w:rPr>
+        <w:t>is responsible</w:t>
+      </w:r>
+      <w:r>
+        <w:rPr>
+          <w:rFonts w:asciiTheme="majorHAnsi" w:hAnsiTheme="majorHAnsi" w:cstheme="majorHAnsi"/>
+        </w:rPr>
+        <w:t xml:space="preserve"> for </w:t>
+      </w:r>
+      <w:r>
+        <w:rPr>
+          <w:rFonts w:asciiTheme="majorHAnsi" w:hAnsiTheme="majorHAnsi" w:cstheme="majorHAnsi"/>
+        </w:rPr>
+        <w:t>parsing</w:t>
+      </w:r>
+      <w:r>
+        <w:rPr>
+          <w:rFonts w:asciiTheme="majorHAnsi" w:hAnsiTheme="majorHAnsi" w:cstheme="majorHAnsi"/>
+        </w:rPr>
+        <w:t xml:space="preserve"> the raw data from the message queue and </w:t>
+      </w:r>
+      <w:r>
+        <w:rPr>
+          <w:rFonts w:asciiTheme="majorHAnsi" w:hAnsiTheme="majorHAnsi" w:cstheme="majorHAnsi"/>
+        </w:rPr>
+        <w:t>converting it</w:t>
+      </w:r>
+      <w:r>
+        <w:rPr>
+          <w:rFonts w:asciiTheme="majorHAnsi" w:hAnsiTheme="majorHAnsi" w:cstheme="majorHAnsi"/>
+        </w:rPr>
+        <w:t xml:space="preserve"> to required altitude format. We expect a </w:t>
+      </w:r>
+      <w:r>
+        <w:rPr>
+          <w:rFonts w:asciiTheme="majorHAnsi" w:hAnsiTheme="majorHAnsi" w:cstheme="majorHAnsi"/>
+        </w:rPr>
+        <w:t>4-byte</w:t>
+      </w:r>
+      <w:r>
+        <w:rPr>
+          <w:rFonts w:asciiTheme="majorHAnsi" w:hAnsiTheme="majorHAnsi" w:cstheme="majorHAnsi"/>
+        </w:rPr>
+        <w:t xml:space="preserve"> data in message queue.</w:t>
+      </w:r>
+    </w:p>
+    <w:p>
+      <w:pPr>
+        <w:rPr>
+          <w:rFonts w:asciiTheme="majorHAnsi" w:hAnsiTheme="majorHAnsi" w:cstheme="majorHAnsi"/>
+        </w:rPr>
+      </w:pPr>
+      <w:r>
+        <w:rPr>
+          <w:rFonts w:asciiTheme="majorHAnsi" w:hAnsiTheme="majorHAnsi" w:cstheme="majorHAnsi"/>
+        </w:rPr>
+        <w:t>4.2.2.</w:t>
+      </w:r>
+      <w:r>
+        <w:rPr>
+          <w:rFonts w:asciiTheme="majorHAnsi" w:hAnsiTheme="majorHAnsi" w:cstheme="majorHAnsi"/>
+        </w:rPr>
+        <w:t xml:space="preserve"> Validate</w:t>
+      </w:r>
+      <w:r>
+        <w:rPr>
+          <w:rFonts w:asciiTheme="majorHAnsi" w:hAnsiTheme="majorHAnsi" w:cstheme="majorHAnsi"/>
+        </w:rPr>
+        <w:t xml:space="preserve"> the altitude data with predefined threshold value set in the system. If it </w:t>
+      </w:r>
+      <w:r>
+        <w:rPr>
+          <w:rFonts w:asciiTheme="majorHAnsi" w:hAnsiTheme="majorHAnsi" w:cstheme="majorHAnsi"/>
+        </w:rPr>
+        <w:t>exceeds</w:t>
+      </w:r>
+      <w:r>
+        <w:rPr>
+          <w:rFonts w:asciiTheme="majorHAnsi" w:hAnsiTheme="majorHAnsi" w:cstheme="majorHAnsi"/>
+        </w:rPr>
+        <w:t xml:space="preserve"> the limit set event signal.</w:t>
+      </w:r>
+    </w:p>
+    <w:p>
+      <w:pPr>
         <w:pStyle w:val="ListParagraph"/>
         <w:numPr>
-          <w:ilvl w:val="0"/>
-          <w:numId w:val="23"/>
+          <w:ilvl w:val="1"/>
+          <w:numId w:val="29"/>
         </w:numPr>
         <w:rPr>
           <w:rFonts w:asciiTheme="majorHAnsi" w:hAnsiTheme="majorHAnsi" w:cstheme="majorHAnsi"/>
-        </w:rPr>
-      </w:pPr>
-      <w:r>
-        <w:rPr>
-          <w:rFonts w:asciiTheme="majorHAnsi" w:hAnsiTheme="majorHAnsi" w:cstheme="majorHAnsi"/>
-        </w:rPr>
-        <w:t>It</w:t>
-      </w:r>
-      <w:r>
-        <w:rPr>
-          <w:rFonts w:asciiTheme="majorHAnsi" w:hAnsiTheme="majorHAnsi" w:cstheme="majorHAnsi"/>
-        </w:rPr>
-        <w:t xml:space="preserve"> </w:t>
-      </w:r>
-      <w:proofErr w:type="gramStart"/>
-      <w:r>
-        <w:rPr>
-          <w:rFonts w:asciiTheme="majorHAnsi" w:hAnsiTheme="majorHAnsi" w:cstheme="majorHAnsi"/>
-        </w:rPr>
-        <w:t>trigger</w:t>
-      </w:r>
-      <w:proofErr w:type="gramEnd"/>
-      <w:r>
-        <w:rPr>
-          <w:rFonts w:asciiTheme="majorHAnsi" w:hAnsiTheme="majorHAnsi" w:cstheme="majorHAnsi"/>
-        </w:rPr>
-        <w:t xml:space="preserve"> </w:t>
-      </w:r>
-      <w:proofErr w:type="spellStart"/>
-      <w:proofErr w:type="gramStart"/>
-      <w:r>
-        <w:rPr>
-          <w:rFonts w:asciiTheme="majorHAnsi" w:hAnsiTheme="majorHAnsi" w:cstheme="majorHAnsi"/>
-        </w:rPr>
-        <w:t>SensorReadData</w:t>
-      </w:r>
-      <w:proofErr w:type="spellEnd"/>
-      <w:r>
-        <w:rPr>
-          <w:rFonts w:asciiTheme="majorHAnsi" w:hAnsiTheme="majorHAnsi" w:cstheme="majorHAnsi"/>
-        </w:rPr>
-        <w:t>(</w:t>
-      </w:r>
-      <w:proofErr w:type="gramEnd"/>
-      <w:r>
-        <w:rPr>
-          <w:rFonts w:asciiTheme="majorHAnsi" w:hAnsiTheme="majorHAnsi" w:cstheme="majorHAnsi"/>
-        </w:rPr>
-        <w:t>)</w:t>
-      </w:r>
-      <w:r>
-        <w:rPr>
-          <w:rFonts w:asciiTheme="majorHAnsi" w:hAnsiTheme="majorHAnsi" w:cstheme="majorHAnsi"/>
-        </w:rPr>
-        <w:t xml:space="preserve"> </w:t>
-      </w:r>
-      <w:r>
-        <w:rPr>
-          <w:rFonts w:asciiTheme="majorHAnsi" w:hAnsiTheme="majorHAnsi" w:cstheme="majorHAnsi"/>
-        </w:rPr>
-        <w:t xml:space="preserve">in ‘I’ interval and </w:t>
-      </w:r>
-      <w:proofErr w:type="gramStart"/>
-      <w:r>
-        <w:rPr>
-          <w:rFonts w:asciiTheme="majorHAnsi" w:hAnsiTheme="majorHAnsi" w:cstheme="majorHAnsi"/>
-        </w:rPr>
-        <w:t>push</w:t>
-      </w:r>
-      <w:proofErr w:type="gramEnd"/>
-      <w:r>
-        <w:rPr>
-          <w:rFonts w:asciiTheme="majorHAnsi" w:hAnsiTheme="majorHAnsi" w:cstheme="majorHAnsi"/>
-        </w:rPr>
-        <w:t xml:space="preserve"> the raw data in </w:t>
-      </w:r>
-      <w:r>
-        <w:rPr>
-          <w:rFonts w:asciiTheme="majorHAnsi" w:hAnsiTheme="majorHAnsi" w:cstheme="majorHAnsi"/>
-        </w:rPr>
-        <w:t>a</w:t>
-      </w:r>
-      <w:r>
-        <w:rPr>
-          <w:rFonts w:asciiTheme="majorHAnsi" w:hAnsiTheme="majorHAnsi" w:cstheme="majorHAnsi"/>
-        </w:rPr>
-        <w:t xml:space="preserve"> queue. We expect data with </w:t>
-      </w:r>
-      <w:proofErr w:type="gramStart"/>
-      <w:r>
-        <w:rPr>
-          <w:rFonts w:asciiTheme="majorHAnsi" w:hAnsiTheme="majorHAnsi" w:cstheme="majorHAnsi"/>
-        </w:rPr>
-        <w:t>limit</w:t>
-      </w:r>
-      <w:proofErr w:type="gramEnd"/>
-      <w:r>
-        <w:rPr>
-          <w:rFonts w:asciiTheme="majorHAnsi" w:hAnsiTheme="majorHAnsi" w:cstheme="majorHAnsi"/>
-        </w:rPr>
-        <w:t xml:space="preserve"> 0 to max value of 4 bytes.</w:t>
-      </w:r>
-      <w:r>
-        <w:rPr>
-          <w:rFonts w:asciiTheme="majorHAnsi" w:hAnsiTheme="majorHAnsi" w:cstheme="majorHAnsi"/>
-        </w:rPr>
-        <w:t xml:space="preserve"> </w:t>
+          <w:b/>
+          <w:bCs/>
+        </w:rPr>
+      </w:pPr>
+      <w:r>
+        <w:rPr>
+          <w:rFonts w:asciiTheme="majorHAnsi" w:hAnsiTheme="majorHAnsi" w:cstheme="majorHAnsi"/>
+          <w:b/>
+          <w:bCs/>
+        </w:rPr>
+        <w:t>Alarm</w:t>
+      </w:r>
+      <w:r>
+        <w:rPr>
+          <w:rFonts w:asciiTheme="majorHAnsi" w:hAnsiTheme="majorHAnsi" w:cstheme="majorHAnsi"/>
+          <w:b/>
+          <w:bCs/>
+        </w:rPr>
+        <w:t xml:space="preserve"> Management</w:t>
       </w:r>
     </w:p>
     <w:p>
       <w:pPr>
         <w:rPr>
           <w:rFonts w:asciiTheme="majorHAnsi" w:hAnsiTheme="majorHAnsi" w:cstheme="majorHAnsi"/>
-          <w:b/>
-          <w:bCs/>
-        </w:rPr>
-      </w:pPr>
-      <w:r>
-        <w:rPr>
-          <w:rFonts w:asciiTheme="majorHAnsi" w:hAnsiTheme="majorHAnsi" w:cstheme="majorHAnsi"/>
-          <w:b/>
-          <w:bCs/>
-        </w:rPr>
-        <w:t xml:space="preserve">4.2 </w:t>
-      </w:r>
-      <w:proofErr w:type="spellStart"/>
-      <w:r>
-        <w:rPr>
-          <w:rFonts w:asciiTheme="majorHAnsi" w:hAnsiTheme="majorHAnsi" w:cstheme="majorHAnsi"/>
-          <w:b/>
-          <w:bCs/>
-        </w:rPr>
-        <w:t>ProcessSensorData</w:t>
-      </w:r>
-      <w:r>
-        <w:rPr>
-          <w:rFonts w:asciiTheme="majorHAnsi" w:hAnsiTheme="majorHAnsi" w:cstheme="majorHAnsi"/>
-          <w:b/>
-          <w:bCs/>
-        </w:rPr>
-        <w:t>Module</w:t>
-      </w:r>
-      <w:proofErr w:type="spellEnd"/>
-      <w:r>
-        <w:rPr>
-          <w:rFonts w:asciiTheme="majorHAnsi" w:hAnsiTheme="majorHAnsi" w:cstheme="majorHAnsi"/>
-          <w:b/>
-          <w:bCs/>
+        </w:rPr>
+      </w:pPr>
+      <w:r>
+        <w:rPr>
+          <w:rFonts w:asciiTheme="majorHAnsi" w:hAnsiTheme="majorHAnsi" w:cstheme="majorHAnsi"/>
+        </w:rPr>
+        <w:t xml:space="preserve">4.3.1. </w:t>
+      </w:r>
+      <w:r>
+        <w:rPr>
+          <w:rFonts w:asciiTheme="majorHAnsi" w:hAnsiTheme="majorHAnsi" w:cstheme="majorHAnsi"/>
+        </w:rPr>
+        <w:t xml:space="preserve">Once the </w:t>
+      </w:r>
+      <w:r>
+        <w:rPr>
+          <w:rFonts w:asciiTheme="majorHAnsi" w:hAnsiTheme="majorHAnsi" w:cstheme="majorHAnsi"/>
+        </w:rPr>
+        <w:t xml:space="preserve">Validation </w:t>
+      </w:r>
+      <w:r>
+        <w:rPr>
+          <w:rFonts w:asciiTheme="majorHAnsi" w:hAnsiTheme="majorHAnsi" w:cstheme="majorHAnsi"/>
+        </w:rPr>
+        <w:t>engine</w:t>
+      </w:r>
+      <w:r>
+        <w:rPr>
+          <w:rFonts w:asciiTheme="majorHAnsi" w:hAnsiTheme="majorHAnsi" w:cstheme="majorHAnsi"/>
+        </w:rPr>
+        <w:t xml:space="preserve"> sets</w:t>
+      </w:r>
+      <w:r>
+        <w:rPr>
+          <w:rFonts w:asciiTheme="majorHAnsi" w:hAnsiTheme="majorHAnsi" w:cstheme="majorHAnsi"/>
         </w:rPr>
         <w:t xml:space="preserve"> </w:t>
       </w:r>
-    </w:p>
-    <w:p>
-      <w:pPr>
-        <w:pStyle w:val="ListParagraph"/>
-        <w:numPr>
-          <w:ilvl w:val="0"/>
-          <w:numId w:val="26"/>
-        </w:numPr>
-        <w:rPr>
-          <w:rFonts w:asciiTheme="majorHAnsi" w:hAnsiTheme="majorHAnsi" w:cstheme="majorHAnsi"/>
-        </w:rPr>
-      </w:pPr>
-      <w:r>
-        <w:rPr>
-          <w:rFonts w:asciiTheme="majorHAnsi" w:hAnsiTheme="majorHAnsi" w:cstheme="majorHAnsi"/>
-        </w:rPr>
-        <w:t xml:space="preserve">The module </w:t>
-      </w:r>
-      <w:proofErr w:type="gramStart"/>
-      <w:r>
-        <w:rPr>
-          <w:rFonts w:asciiTheme="majorHAnsi" w:hAnsiTheme="majorHAnsi" w:cstheme="majorHAnsi"/>
-        </w:rPr>
-        <w:t>responsible</w:t>
-      </w:r>
-      <w:proofErr w:type="gramEnd"/>
-      <w:r>
-        <w:rPr>
-          <w:rFonts w:asciiTheme="majorHAnsi" w:hAnsiTheme="majorHAnsi" w:cstheme="majorHAnsi"/>
-        </w:rPr>
-        <w:t xml:space="preserve"> for </w:t>
-      </w:r>
-      <w:proofErr w:type="gramStart"/>
-      <w:r>
-        <w:rPr>
-          <w:rFonts w:asciiTheme="majorHAnsi" w:hAnsiTheme="majorHAnsi" w:cstheme="majorHAnsi"/>
-        </w:rPr>
-        <w:t>parse</w:t>
-      </w:r>
-      <w:proofErr w:type="gramEnd"/>
-      <w:r>
-        <w:rPr>
-          <w:rFonts w:asciiTheme="majorHAnsi" w:hAnsiTheme="majorHAnsi" w:cstheme="majorHAnsi"/>
-        </w:rPr>
-        <w:t xml:space="preserve"> the raw data from the message queue and </w:t>
-      </w:r>
-      <w:proofErr w:type="gramStart"/>
-      <w:r>
-        <w:rPr>
-          <w:rFonts w:asciiTheme="majorHAnsi" w:hAnsiTheme="majorHAnsi" w:cstheme="majorHAnsi"/>
-        </w:rPr>
-        <w:t>convert</w:t>
-      </w:r>
-      <w:proofErr w:type="gramEnd"/>
-      <w:r>
-        <w:rPr>
-          <w:rFonts w:asciiTheme="majorHAnsi" w:hAnsiTheme="majorHAnsi" w:cstheme="majorHAnsi"/>
-        </w:rPr>
-        <w:t xml:space="preserve"> to required altitude format. We expect a </w:t>
-      </w:r>
-      <w:proofErr w:type="gramStart"/>
-      <w:r>
-        <w:rPr>
-          <w:rFonts w:asciiTheme="majorHAnsi" w:hAnsiTheme="majorHAnsi" w:cstheme="majorHAnsi"/>
-        </w:rPr>
-        <w:t>4 byte</w:t>
-      </w:r>
-      <w:proofErr w:type="gramEnd"/>
-      <w:r>
-        <w:rPr>
-          <w:rFonts w:asciiTheme="majorHAnsi" w:hAnsiTheme="majorHAnsi" w:cstheme="majorHAnsi"/>
-        </w:rPr>
-        <w:t xml:space="preserve"> data in message queue.</w:t>
-      </w:r>
-    </w:p>
-    <w:p>
-      <w:pPr>
-        <w:pStyle w:val="ListParagraph"/>
-        <w:numPr>
-          <w:ilvl w:val="0"/>
-          <w:numId w:val="26"/>
-        </w:numPr>
-        <w:rPr>
-          <w:rFonts w:asciiTheme="majorHAnsi" w:hAnsiTheme="majorHAnsi" w:cstheme="majorHAnsi"/>
-        </w:rPr>
-      </w:pPr>
-      <w:r>
-        <w:rPr>
-          <w:rFonts w:asciiTheme="majorHAnsi" w:hAnsiTheme="majorHAnsi" w:cstheme="majorHAnsi"/>
-        </w:rPr>
-        <w:t xml:space="preserve">Validate the altitude data with predefined threshold value set in the system. If it </w:t>
-      </w:r>
-      <w:proofErr w:type="gramStart"/>
-      <w:r>
-        <w:rPr>
-          <w:rFonts w:asciiTheme="majorHAnsi" w:hAnsiTheme="majorHAnsi" w:cstheme="majorHAnsi"/>
-        </w:rPr>
-        <w:t>exceed</w:t>
-      </w:r>
-      <w:proofErr w:type="gramEnd"/>
-      <w:r>
-        <w:rPr>
-          <w:rFonts w:asciiTheme="majorHAnsi" w:hAnsiTheme="majorHAnsi" w:cstheme="majorHAnsi"/>
-        </w:rPr>
-        <w:t xml:space="preserve"> the limit set event signal.</w:t>
-      </w:r>
-    </w:p>
-    <w:p>
-      <w:pPr>
-        <w:rPr>
-          <w:rFonts w:asciiTheme="majorHAnsi" w:hAnsiTheme="majorHAnsi" w:cstheme="majorHAnsi"/>
-          <w:b/>
-          <w:bCs/>
-        </w:rPr>
-      </w:pPr>
-      <w:r>
-        <w:rPr>
-          <w:rFonts w:asciiTheme="majorHAnsi" w:hAnsiTheme="majorHAnsi" w:cstheme="majorHAnsi"/>
-          <w:b/>
-          <w:bCs/>
-        </w:rPr>
-        <w:t xml:space="preserve">4.3 </w:t>
-      </w:r>
-      <w:proofErr w:type="spellStart"/>
-      <w:r>
-        <w:rPr>
-          <w:rFonts w:asciiTheme="majorHAnsi" w:hAnsiTheme="majorHAnsi" w:cstheme="majorHAnsi"/>
-          <w:b/>
-          <w:bCs/>
-        </w:rPr>
-        <w:t>AlarmData</w:t>
-      </w:r>
-      <w:r>
-        <w:rPr>
-          <w:rFonts w:asciiTheme="majorHAnsi" w:hAnsiTheme="majorHAnsi" w:cstheme="majorHAnsi"/>
-          <w:b/>
-          <w:bCs/>
-        </w:rPr>
-        <w:t>Module</w:t>
-      </w:r>
-      <w:proofErr w:type="spellEnd"/>
-    </w:p>
-    <w:p>
-      <w:pPr>
-        <w:pStyle w:val="ListParagraph"/>
-        <w:numPr>
-          <w:ilvl w:val="0"/>
-          <w:numId w:val="27"/>
-        </w:numPr>
-        <w:rPr>
-          <w:rFonts w:asciiTheme="majorHAnsi" w:hAnsiTheme="majorHAnsi" w:cstheme="majorHAnsi"/>
-        </w:rPr>
-      </w:pPr>
-      <w:r>
-        <w:rPr>
-          <w:rFonts w:asciiTheme="majorHAnsi" w:hAnsiTheme="majorHAnsi" w:cstheme="majorHAnsi"/>
-        </w:rPr>
-        <w:t xml:space="preserve">Once the </w:t>
-      </w:r>
-      <w:proofErr w:type="spellStart"/>
-      <w:r>
-        <w:rPr>
-          <w:rFonts w:asciiTheme="majorHAnsi" w:hAnsiTheme="majorHAnsi" w:cstheme="majorHAnsi"/>
-        </w:rPr>
-        <w:t>ProcessSensorData</w:t>
-      </w:r>
-      <w:proofErr w:type="spellEnd"/>
-      <w:r>
-        <w:rPr>
-          <w:rFonts w:asciiTheme="majorHAnsi" w:hAnsiTheme="majorHAnsi" w:cstheme="majorHAnsi"/>
-        </w:rPr>
-        <w:t xml:space="preserve"> module </w:t>
-      </w:r>
-      <w:r>
-        <w:rPr>
-          <w:rFonts w:asciiTheme="majorHAnsi" w:hAnsiTheme="majorHAnsi" w:cstheme="majorHAnsi"/>
-        </w:rPr>
-        <w:t>sets</w:t>
+      <w:r>
+        <w:rPr>
+          <w:rFonts w:asciiTheme="majorHAnsi" w:hAnsiTheme="majorHAnsi" w:cstheme="majorHAnsi"/>
+        </w:rPr>
+        <w:t>signal,</w:t>
+      </w:r>
+      <w:r>
+        <w:rPr>
+          <w:rFonts w:asciiTheme="majorHAnsi" w:hAnsiTheme="majorHAnsi" w:cstheme="majorHAnsi"/>
+        </w:rPr>
+        <w:t xml:space="preserve"> it </w:t>
+      </w:r>
+      <w:r>
+        <w:rPr>
+          <w:rFonts w:asciiTheme="majorHAnsi" w:hAnsiTheme="majorHAnsi" w:cstheme="majorHAnsi"/>
+        </w:rPr>
+        <w:t>triggers</w:t>
       </w:r>
       <w:r>
         <w:rPr>
@@ -1575,60 +1793,30 @@
         </w:rPr>
         <w:t xml:space="preserve"> </w:t>
       </w:r>
-      <w:proofErr w:type="gramStart"/>
-      <w:r>
-        <w:rPr>
-          <w:rFonts w:asciiTheme="majorHAnsi" w:hAnsiTheme="majorHAnsi" w:cstheme="majorHAnsi"/>
-        </w:rPr>
-        <w:t>signal ,</w:t>
-      </w:r>
-      <w:proofErr w:type="gramEnd"/>
-      <w:r>
-        <w:rPr>
-          <w:rFonts w:asciiTheme="majorHAnsi" w:hAnsiTheme="majorHAnsi" w:cstheme="majorHAnsi"/>
-        </w:rPr>
-        <w:t xml:space="preserve"> it </w:t>
-      </w:r>
-      <w:proofErr w:type="gramStart"/>
-      <w:r>
-        <w:rPr>
-          <w:rFonts w:asciiTheme="majorHAnsi" w:hAnsiTheme="majorHAnsi" w:cstheme="majorHAnsi"/>
-        </w:rPr>
-        <w:t>trigger</w:t>
-      </w:r>
-      <w:proofErr w:type="gramEnd"/>
+      <w:r>
+        <w:rPr>
+          <w:rFonts w:asciiTheme="majorHAnsi" w:hAnsiTheme="majorHAnsi" w:cstheme="majorHAnsi"/>
+        </w:rPr>
+        <w:t>an</w:t>
+      </w:r>
+      <w:r>
+        <w:rPr>
+          <w:rFonts w:asciiTheme="majorHAnsi" w:hAnsiTheme="majorHAnsi" w:cstheme="majorHAnsi"/>
+        </w:rPr>
+        <w:t xml:space="preserve"> alarm </w:t>
+      </w:r>
+      <w:r>
+        <w:rPr>
+          <w:rFonts w:asciiTheme="majorHAnsi" w:hAnsiTheme="majorHAnsi" w:cstheme="majorHAnsi"/>
+        </w:rPr>
+        <w:t>up to</w:t>
+      </w:r>
       <w:r>
         <w:rPr>
           <w:rFonts w:asciiTheme="majorHAnsi" w:hAnsiTheme="majorHAnsi" w:cstheme="majorHAnsi"/>
         </w:rPr>
         <w:t xml:space="preserve"> </w:t>
       </w:r>
-      <w:proofErr w:type="gramStart"/>
-      <w:r>
-        <w:rPr>
-          <w:rFonts w:asciiTheme="majorHAnsi" w:hAnsiTheme="majorHAnsi" w:cstheme="majorHAnsi"/>
-        </w:rPr>
-        <w:t>a</w:t>
-      </w:r>
-      <w:proofErr w:type="gramEnd"/>
-      <w:r>
-        <w:rPr>
-          <w:rFonts w:asciiTheme="majorHAnsi" w:hAnsiTheme="majorHAnsi" w:cstheme="majorHAnsi"/>
-        </w:rPr>
-        <w:t xml:space="preserve"> alarm </w:t>
-      </w:r>
-      <w:r>
-        <w:rPr>
-          <w:rFonts w:asciiTheme="majorHAnsi" w:hAnsiTheme="majorHAnsi" w:cstheme="majorHAnsi"/>
-        </w:rPr>
-        <w:t>up to</w:t>
-      </w:r>
-      <w:r>
-        <w:rPr>
-          <w:rFonts w:asciiTheme="majorHAnsi" w:hAnsiTheme="majorHAnsi" w:cstheme="majorHAnsi"/>
-        </w:rPr>
-        <w:t xml:space="preserve"> </w:t>
-      </w:r>
       <w:r>
         <w:rPr>
           <w:rFonts w:asciiTheme="majorHAnsi" w:hAnsiTheme="majorHAnsi" w:cstheme="majorHAnsi"/>
@@ -1651,16 +1839,26 @@
         <w:rPr>
           <w:rFonts w:asciiTheme="majorHAnsi" w:hAnsiTheme="majorHAnsi" w:cstheme="majorHAnsi"/>
         </w:rPr>
-        <w:t xml:space="preserve">out and </w:t>
-      </w:r>
-      <w:proofErr w:type="gramStart"/>
-      <w:r>
-        <w:rPr>
-          <w:rFonts w:asciiTheme="majorHAnsi" w:hAnsiTheme="majorHAnsi" w:cstheme="majorHAnsi"/>
-        </w:rPr>
-        <w:t>clear</w:t>
-      </w:r>
-      <w:proofErr w:type="gramEnd"/>
+        <w:t xml:space="preserve">out </w:t>
+      </w:r>
+      <w:r>
+        <w:rPr>
+          <w:rFonts w:asciiTheme="majorHAnsi" w:hAnsiTheme="majorHAnsi" w:cstheme="majorHAnsi"/>
+        </w:rPr>
+        <w:t xml:space="preserve">[ALARM_TIMEOUT] </w:t>
+      </w:r>
+      <w:r>
+        <w:rPr>
+          <w:rFonts w:asciiTheme="majorHAnsi" w:hAnsiTheme="majorHAnsi" w:cstheme="majorHAnsi"/>
+        </w:rPr>
+        <w:t xml:space="preserve">and </w:t>
+      </w:r>
+      <w:r>
+        <w:rPr>
+          <w:rFonts w:asciiTheme="majorHAnsi" w:hAnsiTheme="majorHAnsi" w:cstheme="majorHAnsi"/>
+        </w:rPr>
+        <w:t>clears</w:t>
+      </w:r>
       <w:r>
         <w:rPr>
           <w:rFonts w:asciiTheme="majorHAnsi" w:hAnsiTheme="majorHAnsi" w:cstheme="majorHAnsi"/>
@@ -1671,13 +1869,7 @@
         <w:rPr>
           <w:rFonts w:asciiTheme="majorHAnsi" w:hAnsiTheme="majorHAnsi" w:cstheme="majorHAnsi"/>
         </w:rPr>
-        <w:t xml:space="preserve"> </w:t>
-      </w:r>
-      <w:r>
-        <w:rPr>
-          <w:rFonts w:asciiTheme="majorHAnsi" w:hAnsiTheme="majorHAnsi" w:cstheme="majorHAnsi"/>
-        </w:rPr>
-        <w:t xml:space="preserve"> </w:t>
+        <w:t xml:space="preserve">  </w:t>
       </w:r>
     </w:p>
     <w:p>
@@ -1695,7 +1887,6 @@
           <w:sz w:val="22"/>
           <w:szCs w:val="22"/>
         </w:rPr>
-        <w:lastRenderedPageBreak/>
         <w:t>5. Interface Design</w:t>
       </w:r>
     </w:p>
@@ -1747,7 +1938,6 @@
                 <w:bCs/>
               </w:rPr>
             </w:pPr>
-            <w:proofErr w:type="spellStart"/>
             <w:r>
               <w:rPr>
                 <w:rFonts w:asciiTheme="majorHAnsi" w:hAnsiTheme="majorHAnsi" w:cstheme="majorHAnsi"/>
@@ -1756,7 +1946,6 @@
               </w:rPr>
               <w:t>sensor.c</w:t>
             </w:r>
-            <w:proofErr w:type="spellEnd"/>
           </w:p>
         </w:tc>
         <w:tc>
@@ -1825,7 +2014,62 @@
               <w:rPr>
                 <w:rFonts w:asciiTheme="majorHAnsi" w:hAnsiTheme="majorHAnsi" w:cstheme="majorHAnsi"/>
               </w:rPr>
-              <w:t xml:space="preserve"> interface for initializing the sensor module with ‘f’ frequency, Read sensor data with ‘I’ interval and Push to the message queue.</w:t>
+              <w:t xml:space="preserve"> interface for initializing the sensor module </w:t>
+            </w:r>
+            <w:r>
+              <w:rPr>
+                <w:rFonts w:asciiTheme="majorHAnsi" w:hAnsiTheme="majorHAnsi" w:cstheme="majorHAnsi"/>
+              </w:rPr>
+              <w:lastRenderedPageBreak/>
+              <w:t xml:space="preserve">with </w:t>
+            </w:r>
+            <w:r>
+              <w:rPr>
+                <w:rFonts w:asciiTheme="majorHAnsi" w:hAnsiTheme="majorHAnsi" w:cstheme="majorHAnsi"/>
+              </w:rPr>
+              <w:t>[</w:t>
+            </w:r>
+            <w:r>
+              <w:rPr>
+                <w:rFonts w:asciiTheme="majorHAnsi" w:hAnsiTheme="majorHAnsi" w:cstheme="majorHAnsi"/>
+              </w:rPr>
+              <w:t>f</w:t>
+            </w:r>
+            <w:r>
+              <w:rPr>
+                <w:rFonts w:asciiTheme="majorHAnsi" w:hAnsiTheme="majorHAnsi" w:cstheme="majorHAnsi"/>
+              </w:rPr>
+              <w:t>]</w:t>
+            </w:r>
+            <w:r>
+              <w:rPr>
+                <w:rFonts w:asciiTheme="majorHAnsi" w:hAnsiTheme="majorHAnsi" w:cstheme="majorHAnsi"/>
+              </w:rPr>
+              <w:t xml:space="preserve"> frequency, Read sensor data with </w:t>
+            </w:r>
+            <w:r>
+              <w:rPr>
+                <w:rFonts w:asciiTheme="majorHAnsi" w:hAnsiTheme="majorHAnsi" w:cstheme="majorHAnsi"/>
+              </w:rPr>
+              <w:t>[</w:t>
+            </w:r>
+            <w:r>
+              <w:rPr>
+                <w:rFonts w:asciiTheme="majorHAnsi" w:hAnsiTheme="majorHAnsi" w:cstheme="majorHAnsi"/>
+              </w:rPr>
+              <w:t>I</w:t>
+            </w:r>
+            <w:r>
+              <w:rPr>
+                <w:rFonts w:asciiTheme="majorHAnsi" w:hAnsiTheme="majorHAnsi" w:cstheme="majorHAnsi"/>
+              </w:rPr>
+              <w:t>]</w:t>
+            </w:r>
+            <w:r>
+              <w:rPr>
+                <w:rFonts w:asciiTheme="majorHAnsi" w:hAnsiTheme="majorHAnsi" w:cstheme="majorHAnsi"/>
+              </w:rPr>
+              <w:t xml:space="preserve"> interval and Push to the message queue.</w:t>
             </w:r>
           </w:p>
         </w:tc>
@@ -1855,6 +2099,7 @@
                 <w:b/>
                 <w:bCs/>
               </w:rPr>
+              <w:lastRenderedPageBreak/>
               <w:t>Interface</w:t>
             </w:r>
             <w:r>
@@ -1974,43 +2219,7 @@
               <w:rPr>
                 <w:rFonts w:asciiTheme="majorHAnsi" w:hAnsiTheme="majorHAnsi" w:cstheme="majorHAnsi"/>
               </w:rPr>
-              <w:t xml:space="preserve">bool </w:t>
-            </w:r>
-            <w:proofErr w:type="spellStart"/>
-            <w:proofErr w:type="gramStart"/>
-            <w:r>
-              <w:rPr>
-                <w:rFonts w:asciiTheme="majorHAnsi" w:hAnsiTheme="majorHAnsi" w:cstheme="majorHAnsi"/>
-              </w:rPr>
-              <w:t>SensorInitialization</w:t>
-            </w:r>
-            <w:proofErr w:type="spellEnd"/>
-            <w:r>
-              <w:rPr>
-                <w:rFonts w:asciiTheme="majorHAnsi" w:hAnsiTheme="majorHAnsi" w:cstheme="majorHAnsi"/>
-              </w:rPr>
-              <w:t>(</w:t>
-            </w:r>
-            <w:proofErr w:type="gramEnd"/>
-            <w:r>
-              <w:rPr>
-                <w:rFonts w:asciiTheme="majorHAnsi" w:hAnsiTheme="majorHAnsi" w:cstheme="majorHAnsi"/>
-              </w:rPr>
-              <w:t xml:space="preserve">uint32_t </w:t>
-            </w:r>
-            <w:proofErr w:type="spellStart"/>
-            <w:r>
-              <w:rPr>
-                <w:rFonts w:asciiTheme="majorHAnsi" w:hAnsiTheme="majorHAnsi" w:cstheme="majorHAnsi"/>
-              </w:rPr>
-              <w:t>ulFrequency</w:t>
-            </w:r>
-            <w:proofErr w:type="spellEnd"/>
-            <w:r>
-              <w:rPr>
-                <w:rFonts w:asciiTheme="majorHAnsi" w:hAnsiTheme="majorHAnsi" w:cstheme="majorHAnsi"/>
-              </w:rPr>
-              <w:t>)</w:t>
+              <w:t>bool SensorInitialization(uint32_t ulFrequency)</w:t>
             </w:r>
           </w:p>
         </w:tc>
@@ -2059,16 +2268,8 @@
               <w:rPr>
                 <w:rFonts w:asciiTheme="majorHAnsi" w:hAnsiTheme="majorHAnsi" w:cstheme="majorHAnsi"/>
               </w:rPr>
-              <w:t xml:space="preserve">uint32_t </w:t>
+              <w:t>uint32_t ulFrequency</w:t>
             </w:r>
-            <w:proofErr w:type="spellStart"/>
-            <w:r>
-              <w:rPr>
-                <w:rFonts w:asciiTheme="majorHAnsi" w:hAnsiTheme="majorHAnsi" w:cstheme="majorHAnsi"/>
-              </w:rPr>
-              <w:t>ulFrequency</w:t>
-            </w:r>
-            <w:proofErr w:type="spellEnd"/>
           </w:p>
         </w:tc>
         <w:tc>
@@ -2132,29 +2333,7 @@
               <w:rPr>
                 <w:rFonts w:asciiTheme="majorHAnsi" w:hAnsiTheme="majorHAnsi" w:cstheme="majorHAnsi"/>
               </w:rPr>
-              <w:t xml:space="preserve">void* </w:t>
-            </w:r>
-            <w:proofErr w:type="spellStart"/>
-            <w:proofErr w:type="gramStart"/>
-            <w:r>
-              <w:rPr>
-                <w:rFonts w:asciiTheme="majorHAnsi" w:hAnsiTheme="majorHAnsi" w:cstheme="majorHAnsi"/>
-              </w:rPr>
-              <w:t>SensorReadHandler</w:t>
-            </w:r>
-            <w:proofErr w:type="spellEnd"/>
-            <w:r>
-              <w:rPr>
-                <w:rFonts w:asciiTheme="majorHAnsi" w:hAnsiTheme="majorHAnsi" w:cstheme="majorHAnsi"/>
-              </w:rPr>
-              <w:t>(</w:t>
-            </w:r>
-            <w:proofErr w:type="gramEnd"/>
-            <w:r>
-              <w:rPr>
-                <w:rFonts w:asciiTheme="majorHAnsi" w:hAnsiTheme="majorHAnsi" w:cstheme="majorHAnsi"/>
-              </w:rPr>
-              <w:t>)</w:t>
+              <w:t>void* SensorReadHandler()</w:t>
             </w:r>
           </w:p>
         </w:tc>
@@ -2241,21 +2420,7 @@
               <w:rPr>
                 <w:rFonts w:asciiTheme="majorHAnsi" w:hAnsiTheme="majorHAnsi" w:cstheme="majorHAnsi"/>
               </w:rPr>
-              <w:t xml:space="preserve">uint32_t </w:t>
-            </w:r>
-            <w:proofErr w:type="spellStart"/>
-            <w:r>
-              <w:rPr>
-                <w:rFonts w:asciiTheme="majorHAnsi" w:hAnsiTheme="majorHAnsi" w:cstheme="majorHAnsi"/>
-              </w:rPr>
-              <w:t>SensorReadData</w:t>
-            </w:r>
-            <w:proofErr w:type="spellEnd"/>
-            <w:r>
-              <w:rPr>
-                <w:rFonts w:asciiTheme="majorHAnsi" w:hAnsiTheme="majorHAnsi" w:cstheme="majorHAnsi"/>
-              </w:rPr>
-              <w:t>(void)</w:t>
+              <w:t>uint32_t SensorReadData(void)</w:t>
             </w:r>
           </w:p>
         </w:tc>
@@ -2381,7 +2546,6 @@
                 <w:bCs/>
               </w:rPr>
             </w:pPr>
-            <w:proofErr w:type="spellStart"/>
             <w:r>
               <w:rPr>
                 <w:rFonts w:asciiTheme="majorHAnsi" w:hAnsiTheme="majorHAnsi" w:cstheme="majorHAnsi"/>
@@ -2390,7 +2554,6 @@
               </w:rPr>
               <w:t>Process.c</w:t>
             </w:r>
-            <w:proofErr w:type="spellEnd"/>
           </w:p>
           <w:p>
             <w:pPr>
@@ -2537,29 +2700,7 @@
               <w:rPr>
                 <w:rFonts w:asciiTheme="majorHAnsi" w:hAnsiTheme="majorHAnsi" w:cstheme="majorHAnsi"/>
               </w:rPr>
-              <w:t xml:space="preserve">void* </w:t>
-            </w:r>
-            <w:proofErr w:type="spellStart"/>
-            <w:proofErr w:type="gramStart"/>
-            <w:r>
-              <w:rPr>
-                <w:rFonts w:asciiTheme="majorHAnsi" w:hAnsiTheme="majorHAnsi" w:cstheme="majorHAnsi"/>
-              </w:rPr>
-              <w:t>ProcessSensorData</w:t>
-            </w:r>
-            <w:proofErr w:type="spellEnd"/>
-            <w:r>
-              <w:rPr>
-                <w:rFonts w:asciiTheme="majorHAnsi" w:hAnsiTheme="majorHAnsi" w:cstheme="majorHAnsi"/>
-              </w:rPr>
-              <w:t>(</w:t>
-            </w:r>
-            <w:proofErr w:type="gramEnd"/>
-            <w:r>
-              <w:rPr>
-                <w:rFonts w:asciiTheme="majorHAnsi" w:hAnsiTheme="majorHAnsi" w:cstheme="majorHAnsi"/>
-              </w:rPr>
-              <w:t>)</w:t>
+              <w:t>void* ProcessSensorData()</w:t>
             </w:r>
           </w:p>
         </w:tc>
@@ -2579,14 +2720,12 @@
               </w:rPr>
               <w:t xml:space="preserve">Thread implementation to process the sensor data from the message queue and validate with define threshold </w:t>
             </w:r>
-            <w:proofErr w:type="gramStart"/>
             <w:r>
               <w:rPr>
                 <w:rFonts w:asciiTheme="majorHAnsi" w:hAnsiTheme="majorHAnsi" w:cstheme="majorHAnsi"/>
               </w:rPr>
-              <w:t>value ,set</w:t>
+              <w:t>value, set</w:t>
             </w:r>
-            <w:proofErr w:type="gramEnd"/>
             <w:r>
               <w:rPr>
                 <w:rFonts w:asciiTheme="majorHAnsi" w:hAnsiTheme="majorHAnsi" w:cstheme="majorHAnsi"/>
@@ -2635,57 +2774,7 @@
               <w:rPr>
                 <w:rFonts w:asciiTheme="majorHAnsi" w:hAnsiTheme="majorHAnsi" w:cstheme="majorHAnsi"/>
               </w:rPr>
-              <w:t xml:space="preserve">bool </w:t>
-            </w:r>
-            <w:proofErr w:type="spellStart"/>
-            <w:proofErr w:type="gramStart"/>
-            <w:r>
-              <w:rPr>
-                <w:rFonts w:asciiTheme="majorHAnsi" w:hAnsiTheme="majorHAnsi" w:cstheme="majorHAnsi"/>
-              </w:rPr>
-              <w:t>ProcessDataValidation</w:t>
-            </w:r>
-            <w:proofErr w:type="spellEnd"/>
-            <w:r>
-              <w:rPr>
-                <w:rFonts w:asciiTheme="majorHAnsi" w:hAnsiTheme="majorHAnsi" w:cstheme="majorHAnsi"/>
-              </w:rPr>
-              <w:t>(</w:t>
-            </w:r>
-            <w:proofErr w:type="gramEnd"/>
-            <w:r>
-              <w:rPr>
-                <w:rFonts w:asciiTheme="majorHAnsi" w:hAnsiTheme="majorHAnsi" w:cstheme="majorHAnsi"/>
-              </w:rPr>
-              <w:t xml:space="preserve">uint32_t </w:t>
-            </w:r>
-            <w:proofErr w:type="gramStart"/>
-            <w:r>
-              <w:rPr>
-                <w:rFonts w:asciiTheme="majorHAnsi" w:hAnsiTheme="majorHAnsi" w:cstheme="majorHAnsi"/>
-              </w:rPr>
-              <w:t>ulAltitudeVal,uint</w:t>
-            </w:r>
-            <w:proofErr w:type="gramEnd"/>
-            <w:r>
-              <w:rPr>
-                <w:rFonts w:asciiTheme="majorHAnsi" w:hAnsiTheme="majorHAnsi" w:cstheme="majorHAnsi"/>
-              </w:rPr>
-              <w:t xml:space="preserve">32_t </w:t>
-            </w:r>
-            <w:proofErr w:type="spellStart"/>
-            <w:r>
-              <w:rPr>
-                <w:rFonts w:asciiTheme="majorHAnsi" w:hAnsiTheme="majorHAnsi" w:cstheme="majorHAnsi"/>
-              </w:rPr>
-              <w:t>ulDefinedThresholdValue</w:t>
-            </w:r>
-            <w:proofErr w:type="spellEnd"/>
-            <w:r>
-              <w:rPr>
-                <w:rFonts w:asciiTheme="majorHAnsi" w:hAnsiTheme="majorHAnsi" w:cstheme="majorHAnsi"/>
-              </w:rPr>
-              <w:t>)</w:t>
+              <w:t>bool ProcessDataValidation(uint32_t ulAltitudeVal,uint32_t ulDefinedThresholdValue)</w:t>
             </w:r>
           </w:p>
         </w:tc>
@@ -2721,21 +2810,7 @@
               <w:rPr>
                 <w:rFonts w:asciiTheme="majorHAnsi" w:hAnsiTheme="majorHAnsi" w:cstheme="majorHAnsi"/>
               </w:rPr>
-              <w:t xml:space="preserve">uint32_t </w:t>
-            </w:r>
-            <w:proofErr w:type="spellStart"/>
-            <w:r>
-              <w:rPr>
-                <w:rFonts w:asciiTheme="majorHAnsi" w:hAnsiTheme="majorHAnsi" w:cstheme="majorHAnsi"/>
-              </w:rPr>
-              <w:t>ulAltitudeVal</w:t>
-            </w:r>
-            <w:proofErr w:type="spellEnd"/>
-            <w:r>
-              <w:rPr>
-                <w:rFonts w:asciiTheme="majorHAnsi" w:hAnsiTheme="majorHAnsi" w:cstheme="majorHAnsi"/>
-              </w:rPr>
-              <w:t xml:space="preserve"> – value from sensor.</w:t>
+              <w:t>uint32_t ulAltitudeVal – value from sensor.</w:t>
             </w:r>
           </w:p>
           <w:p>
@@ -2748,30 +2823,8 @@
               <w:rPr>
                 <w:rFonts w:asciiTheme="majorHAnsi" w:hAnsiTheme="majorHAnsi" w:cstheme="majorHAnsi"/>
               </w:rPr>
-              <w:t xml:space="preserve">uint32_t </w:t>
+              <w:t>uint32_t ulDefinedThresholdValue – defined thresholdvalue</w:t>
             </w:r>
-            <w:proofErr w:type="spellStart"/>
-            <w:r>
-              <w:rPr>
-                <w:rFonts w:asciiTheme="majorHAnsi" w:hAnsiTheme="majorHAnsi" w:cstheme="majorHAnsi"/>
-              </w:rPr>
-              <w:t>ulDefinedThresholdValue</w:t>
-            </w:r>
-            <w:proofErr w:type="spellEnd"/>
-            <w:r>
-              <w:rPr>
-                <w:rFonts w:asciiTheme="majorHAnsi" w:hAnsiTheme="majorHAnsi" w:cstheme="majorHAnsi"/>
-              </w:rPr>
-              <w:t xml:space="preserve"> – defined </w:t>
-            </w:r>
-            <w:proofErr w:type="spellStart"/>
-            <w:r>
-              <w:rPr>
-                <w:rFonts w:asciiTheme="majorHAnsi" w:hAnsiTheme="majorHAnsi" w:cstheme="majorHAnsi"/>
-              </w:rPr>
-              <w:t>thresholdvalue</w:t>
-            </w:r>
-            <w:proofErr w:type="spellEnd"/>
           </w:p>
         </w:tc>
         <w:tc>
@@ -2821,21 +2874,7 @@
               <w:rPr>
                 <w:rFonts w:asciiTheme="majorHAnsi" w:hAnsiTheme="majorHAnsi" w:cstheme="majorHAnsi"/>
               </w:rPr>
-              <w:t xml:space="preserve">void </w:t>
-            </w:r>
-            <w:proofErr w:type="spellStart"/>
-            <w:r>
-              <w:rPr>
-                <w:rFonts w:asciiTheme="majorHAnsi" w:hAnsiTheme="majorHAnsi" w:cstheme="majorHAnsi"/>
-              </w:rPr>
-              <w:t>ProcessSetEvent</w:t>
-            </w:r>
-            <w:proofErr w:type="spellEnd"/>
-            <w:r>
-              <w:rPr>
-                <w:rFonts w:asciiTheme="majorHAnsi" w:hAnsiTheme="majorHAnsi" w:cstheme="majorHAnsi"/>
-              </w:rPr>
-              <w:t>(void)</w:t>
+              <w:t>void ProcessSetEvent(void)</w:t>
             </w:r>
           </w:p>
         </w:tc>
@@ -2853,29 +2892,7 @@
               <w:rPr>
                 <w:rFonts w:asciiTheme="majorHAnsi" w:hAnsiTheme="majorHAnsi" w:cstheme="majorHAnsi"/>
               </w:rPr>
-              <w:t xml:space="preserve">This will set the event bit to 1, after checking the </w:t>
-            </w:r>
-            <w:proofErr w:type="spellStart"/>
-            <w:proofErr w:type="gramStart"/>
-            <w:r>
-              <w:rPr>
-                <w:rFonts w:asciiTheme="majorHAnsi" w:hAnsiTheme="majorHAnsi" w:cstheme="majorHAnsi"/>
-              </w:rPr>
-              <w:t>ProcessDataValidation</w:t>
-            </w:r>
-            <w:proofErr w:type="spellEnd"/>
-            <w:r>
-              <w:rPr>
-                <w:rFonts w:asciiTheme="majorHAnsi" w:hAnsiTheme="majorHAnsi" w:cstheme="majorHAnsi"/>
-              </w:rPr>
-              <w:t>(</w:t>
-            </w:r>
-            <w:proofErr w:type="gramEnd"/>
-            <w:r>
-              <w:rPr>
-                <w:rFonts w:asciiTheme="majorHAnsi" w:hAnsiTheme="majorHAnsi" w:cstheme="majorHAnsi"/>
-              </w:rPr>
-              <w:t>)</w:t>
+              <w:t>This will set the event bit to 1, after checking the ProcessDataValidation()</w:t>
             </w:r>
           </w:p>
         </w:tc>
@@ -2961,7 +2978,6 @@
                 <w:bCs/>
               </w:rPr>
             </w:pPr>
-            <w:proofErr w:type="spellStart"/>
             <w:r>
               <w:rPr>
                 <w:rFonts w:asciiTheme="majorHAnsi" w:hAnsiTheme="majorHAnsi" w:cstheme="majorHAnsi"/>
@@ -2970,7 +2986,6 @@
               </w:rPr>
               <w:t>Alarminfo.c</w:t>
             </w:r>
-            <w:proofErr w:type="spellEnd"/>
           </w:p>
         </w:tc>
       </w:tr>
@@ -3010,19 +3025,35 @@
               </w:rPr>
               <w:t xml:space="preserve">This </w:t>
             </w:r>
-            <w:proofErr w:type="gramStart"/>
             <w:r>
               <w:rPr>
                 <w:rFonts w:asciiTheme="majorHAnsi" w:hAnsiTheme="majorHAnsi" w:cstheme="majorHAnsi"/>
               </w:rPr>
-              <w:t>define</w:t>
+              <w:t>defines</w:t>
             </w:r>
-            <w:proofErr w:type="gramEnd"/>
             <w:r>
               <w:rPr>
                 <w:rFonts w:asciiTheme="majorHAnsi" w:hAnsiTheme="majorHAnsi" w:cstheme="majorHAnsi"/>
               </w:rPr>
-              <w:t xml:space="preserve"> the interfaces to check the event flag and execute alarm up to a given interval.</w:t>
+              <w:t xml:space="preserve"> the interfaces to check the event flag and execute alarm up to a given interval</w:t>
+            </w:r>
+            <w:r>
+              <w:rPr>
+                <w:rFonts w:asciiTheme="majorHAnsi" w:hAnsiTheme="majorHAnsi" w:cstheme="majorHAnsi"/>
+              </w:rPr>
+              <w:t xml:space="preserve"> </w:t>
+            </w:r>
+            <w:r>
+              <w:rPr>
+                <w:rFonts w:asciiTheme="majorHAnsi" w:hAnsiTheme="majorHAnsi" w:cstheme="majorHAnsi"/>
+              </w:rPr>
+              <w:t>[ALARM_TIMEOUT]</w:t>
+            </w:r>
+            <w:r>
+              <w:rPr>
+                <w:rFonts w:asciiTheme="majorHAnsi" w:hAnsiTheme="majorHAnsi" w:cstheme="majorHAnsi"/>
+              </w:rPr>
+              <w:t>.</w:t>
             </w:r>
           </w:p>
         </w:tc>
@@ -3136,29 +3167,7 @@
               <w:rPr>
                 <w:rFonts w:asciiTheme="majorHAnsi" w:hAnsiTheme="majorHAnsi" w:cstheme="majorHAnsi"/>
               </w:rPr>
-              <w:t>Void*</w:t>
-            </w:r>
-            <w:proofErr w:type="spellStart"/>
-            <w:proofErr w:type="gramStart"/>
-            <w:r>
-              <w:rPr>
-                <w:rFonts w:asciiTheme="majorHAnsi" w:hAnsiTheme="majorHAnsi" w:cstheme="majorHAnsi"/>
-              </w:rPr>
-              <w:t>AlarmInfoProcessHandler</w:t>
-            </w:r>
-            <w:proofErr w:type="spellEnd"/>
-            <w:r>
-              <w:rPr>
-                <w:rFonts w:asciiTheme="majorHAnsi" w:hAnsiTheme="majorHAnsi" w:cstheme="majorHAnsi"/>
-              </w:rPr>
-              <w:t>(</w:t>
-            </w:r>
-            <w:proofErr w:type="gramEnd"/>
-            <w:r>
-              <w:rPr>
-                <w:rFonts w:asciiTheme="majorHAnsi" w:hAnsiTheme="majorHAnsi" w:cstheme="majorHAnsi"/>
-              </w:rPr>
-              <w:t>)</w:t>
+              <w:t>Void*AlarmInfoProcessHandler()</w:t>
             </w:r>
           </w:p>
         </w:tc>
@@ -3176,28 +3185,38 @@
               <w:rPr>
                 <w:rFonts w:asciiTheme="majorHAnsi" w:hAnsiTheme="majorHAnsi" w:cstheme="majorHAnsi"/>
               </w:rPr>
-              <w:t xml:space="preserve">Thread </w:t>
+              <w:t xml:space="preserve">Thread implementation which </w:t>
             </w:r>
             <w:r>
               <w:rPr>
                 <w:rFonts w:asciiTheme="majorHAnsi" w:hAnsiTheme="majorHAnsi" w:cstheme="majorHAnsi"/>
               </w:rPr>
+              <w:t>checks</w:t>
+            </w:r>
+            <w:r>
+              <w:rPr>
+                <w:rFonts w:asciiTheme="majorHAnsi" w:hAnsiTheme="majorHAnsi" w:cstheme="majorHAnsi"/>
+              </w:rPr>
+              <w:t xml:space="preserve"> the event bit and </w:t>
+            </w:r>
+            <w:r>
+              <w:rPr>
+                <w:rFonts w:asciiTheme="majorHAnsi" w:hAnsiTheme="majorHAnsi" w:cstheme="majorHAnsi"/>
+              </w:rPr>
+              <w:t>calls</w:t>
+            </w:r>
+            <w:r>
+              <w:rPr>
+                <w:rFonts w:asciiTheme="majorHAnsi" w:hAnsiTheme="majorHAnsi" w:cstheme="majorHAnsi"/>
+              </w:rPr>
+              <w:t xml:space="preserve"> the alarm </w:t>
+            </w:r>
+            <w:r>
+              <w:rPr>
+                <w:rFonts w:asciiTheme="majorHAnsi" w:hAnsiTheme="majorHAnsi" w:cstheme="majorHAnsi"/>
+              </w:rPr>
               <w:lastRenderedPageBreak/>
-              <w:t xml:space="preserve">implementation which </w:t>
-            </w:r>
-            <w:proofErr w:type="gramStart"/>
-            <w:r>
-              <w:rPr>
-                <w:rFonts w:asciiTheme="majorHAnsi" w:hAnsiTheme="majorHAnsi" w:cstheme="majorHAnsi"/>
-              </w:rPr>
-              <w:t>check</w:t>
-            </w:r>
-            <w:proofErr w:type="gramEnd"/>
-            <w:r>
-              <w:rPr>
-                <w:rFonts w:asciiTheme="majorHAnsi" w:hAnsiTheme="majorHAnsi" w:cstheme="majorHAnsi"/>
-              </w:rPr>
-              <w:t xml:space="preserve"> the event bit and call the alarm execution function.</w:t>
+              <w:t>execution function.</w:t>
             </w:r>
           </w:p>
         </w:tc>
@@ -3242,43 +3261,7 @@
               <w:rPr>
                 <w:rFonts w:asciiTheme="majorHAnsi" w:hAnsiTheme="majorHAnsi" w:cstheme="majorHAnsi"/>
               </w:rPr>
-              <w:t xml:space="preserve">bool </w:t>
-            </w:r>
-            <w:proofErr w:type="spellStart"/>
-            <w:proofErr w:type="gramStart"/>
-            <w:r>
-              <w:rPr>
-                <w:rFonts w:asciiTheme="majorHAnsi" w:hAnsiTheme="majorHAnsi" w:cstheme="majorHAnsi"/>
-              </w:rPr>
-              <w:t>AlarmInfoExecution</w:t>
-            </w:r>
-            <w:proofErr w:type="spellEnd"/>
-            <w:r>
-              <w:rPr>
-                <w:rFonts w:asciiTheme="majorHAnsi" w:hAnsiTheme="majorHAnsi" w:cstheme="majorHAnsi"/>
-              </w:rPr>
-              <w:t>(</w:t>
-            </w:r>
-            <w:proofErr w:type="gramEnd"/>
-            <w:r>
-              <w:rPr>
-                <w:rFonts w:asciiTheme="majorHAnsi" w:hAnsiTheme="majorHAnsi" w:cstheme="majorHAnsi"/>
-              </w:rPr>
-              <w:t xml:space="preserve">uint8_t </w:t>
-            </w:r>
-            <w:proofErr w:type="spellStart"/>
-            <w:r>
-              <w:rPr>
-                <w:rFonts w:asciiTheme="majorHAnsi" w:hAnsiTheme="majorHAnsi" w:cstheme="majorHAnsi"/>
-              </w:rPr>
-              <w:t>ucInterval</w:t>
-            </w:r>
-            <w:proofErr w:type="spellEnd"/>
-            <w:r>
-              <w:rPr>
-                <w:rFonts w:asciiTheme="majorHAnsi" w:hAnsiTheme="majorHAnsi" w:cstheme="majorHAnsi"/>
-              </w:rPr>
-              <w:t xml:space="preserve">) </w:t>
+              <w:t xml:space="preserve">bool AlarmInfoExecution(uint8_t ucInterval) </w:t>
             </w:r>
           </w:p>
         </w:tc>
@@ -3314,16 +3297,8 @@
               <w:rPr>
                 <w:rFonts w:asciiTheme="majorHAnsi" w:hAnsiTheme="majorHAnsi" w:cstheme="majorHAnsi"/>
               </w:rPr>
-              <w:t xml:space="preserve">uint8_t </w:t>
+              <w:t>uint8_t ucInterval</w:t>
             </w:r>
-            <w:proofErr w:type="spellStart"/>
-            <w:r>
-              <w:rPr>
-                <w:rFonts w:asciiTheme="majorHAnsi" w:hAnsiTheme="majorHAnsi" w:cstheme="majorHAnsi"/>
-              </w:rPr>
-              <w:t>ucInterval</w:t>
-            </w:r>
-            <w:proofErr w:type="spellEnd"/>
           </w:p>
         </w:tc>
         <w:tc>
@@ -3342,14 +3317,12 @@
                 <w:rFonts w:asciiTheme="majorHAnsi" w:hAnsiTheme="majorHAnsi" w:cstheme="majorHAnsi"/>
               </w:rPr>
             </w:pPr>
-            <w:proofErr w:type="spellStart"/>
             <w:r>
               <w:rPr>
                 <w:rFonts w:asciiTheme="majorHAnsi" w:hAnsiTheme="majorHAnsi" w:cstheme="majorHAnsi"/>
               </w:rPr>
-              <w:t>Onsuccess</w:t>
+              <w:t>On success</w:t>
             </w:r>
-            <w:proofErr w:type="spellEnd"/>
           </w:p>
           <w:p>
             <w:pPr>
@@ -3368,14 +3341,12 @@
               </w:rPr>
               <w:t xml:space="preserve">On </w:t>
             </w:r>
-            <w:proofErr w:type="spellStart"/>
             <w:r>
               <w:rPr>
                 <w:rFonts w:asciiTheme="majorHAnsi" w:hAnsiTheme="majorHAnsi" w:cstheme="majorHAnsi"/>
               </w:rPr>
-              <w:t>failue</w:t>
+              <w:t>failure</w:t>
             </w:r>
-            <w:proofErr w:type="spellEnd"/>
           </w:p>
         </w:tc>
       </w:tr>
@@ -3418,10 +3389,10 @@
           <w:lang w:val="en-IN"/>
         </w:rPr>
         <w:drawing>
-          <wp:inline distT="0" distB="0" distL="0" distR="0" wp14:anchorId="0D0AF394" wp14:editId="51625D1B">
+          <wp:inline distT="0" distB="0" distL="0" distR="0" wp14:anchorId="2493FE4F" wp14:editId="72D9F53E">
             <wp:extent cx="5486400" cy="3498850"/>
             <wp:effectExtent l="0" t="0" r="0" b="6350"/>
-            <wp:docPr id="34039408" name="Picture 6"/>
+            <wp:docPr id="179709906" name="Picture 10"/>
             <wp:cNvGraphicFramePr>
               <a:graphicFrameLocks xmlns:a="http://schemas.openxmlformats.org/drawingml/2006/main" noChangeAspect="1"/>
             </wp:cNvGraphicFramePr>
@@ -3429,7 +3400,7 @@
               <a:graphicData uri="http://schemas.openxmlformats.org/drawingml/2006/picture">
                 <pic:pic xmlns:pic="http://schemas.openxmlformats.org/drawingml/2006/picture">
                   <pic:nvPicPr>
-                    <pic:cNvPr id="0" name="Picture 20"/>
+                    <pic:cNvPr id="0" name="Picture 34"/>
                     <pic:cNvPicPr>
                       <a:picLocks noChangeAspect="1" noChangeArrowheads="1"/>
                     </pic:cNvPicPr>
@@ -3471,6 +3442,7 @@
       <w:pPr>
         <w:rPr>
           <w:rFonts w:asciiTheme="majorHAnsi" w:hAnsiTheme="majorHAnsi" w:cstheme="majorHAnsi"/>
+          <w:lang w:val="en-IN"/>
         </w:rPr>
       </w:pPr>
     </w:p>
@@ -3493,48 +3465,20 @@
       </w:r>
     </w:p>
     <w:p>
-      <w:pPr>
-        <w:rPr>
-          <w:rFonts w:asciiTheme="majorHAnsi" w:hAnsiTheme="majorHAnsi" w:cstheme="majorHAnsi"/>
-        </w:rPr>
-      </w:pPr>
-      <w:r>
-        <w:rPr>
-          <w:rFonts w:asciiTheme="majorHAnsi" w:hAnsiTheme="majorHAnsi" w:cstheme="majorHAnsi"/>
-        </w:rPr>
-        <w:t>7.</w:t>
-      </w:r>
-      <w:r>
-        <w:rPr>
-          <w:rFonts w:asciiTheme="majorHAnsi" w:hAnsiTheme="majorHAnsi" w:cstheme="majorHAnsi"/>
-        </w:rPr>
-        <w:t>1.</w:t>
-      </w:r>
-      <w:r>
-        <w:rPr>
-          <w:rFonts w:asciiTheme="majorHAnsi" w:hAnsiTheme="majorHAnsi" w:cstheme="majorHAnsi"/>
-        </w:rPr>
-        <w:t xml:space="preserve"> Check</w:t>
-      </w:r>
-      <w:r>
-        <w:rPr>
-          <w:rFonts w:asciiTheme="majorHAnsi" w:hAnsiTheme="majorHAnsi" w:cstheme="majorHAnsi"/>
-        </w:rPr>
-        <w:t xml:space="preserve"> the status of thread creation.</w:t>
-      </w:r>
-      <w:r>
-        <w:rPr>
-          <w:rFonts w:asciiTheme="majorHAnsi" w:hAnsiTheme="majorHAnsi" w:cstheme="majorHAnsi"/>
-        </w:rPr>
-        <w:t xml:space="preserve"> If failed to create exit with a warning to the user.</w:t>
+      <w:r>
+        <w:t>7.1 Initialization</w:t>
+      </w:r>
+      <w:r>
+        <w:t xml:space="preserve"> –</w:t>
+      </w:r>
+      <w:r>
+        <w:t xml:space="preserve"> </w:t>
+      </w:r>
+      <w:r>
+        <w:t>Errors</w:t>
       </w:r>
     </w:p>
     <w:p>
-      <w:pPr>
-        <w:rPr>
-          <w:rFonts w:asciiTheme="majorHAnsi" w:hAnsiTheme="majorHAnsi" w:cstheme="majorHAnsi"/>
-        </w:rPr>
-      </w:pPr>
       <w:r>
         <w:rPr>
           <w:rFonts w:asciiTheme="majorHAnsi" w:hAnsiTheme="majorHAnsi" w:cstheme="majorHAnsi"/>
@@ -3545,7 +3489,13 @@
         <w:rPr>
           <w:rFonts w:asciiTheme="majorHAnsi" w:hAnsiTheme="majorHAnsi" w:cstheme="majorHAnsi"/>
         </w:rPr>
-        <w:t>2.</w:t>
+        <w:t>1.</w:t>
+      </w:r>
+      <w:r>
+        <w:rPr>
+          <w:rFonts w:asciiTheme="majorHAnsi" w:hAnsiTheme="majorHAnsi" w:cstheme="majorHAnsi"/>
+        </w:rPr>
+        <w:t>1.</w:t>
       </w:r>
       <w:r>
         <w:rPr>
@@ -3557,7 +3507,7 @@
         <w:rPr>
           <w:rFonts w:asciiTheme="majorHAnsi" w:hAnsiTheme="majorHAnsi" w:cstheme="majorHAnsi"/>
         </w:rPr>
-        <w:t xml:space="preserve"> message queue </w:t>
+        <w:t xml:space="preserve"> the status of thread </w:t>
       </w:r>
       <w:r>
         <w:rPr>
@@ -3575,7 +3525,19 @@
         <w:rPr>
           <w:rFonts w:asciiTheme="majorHAnsi" w:hAnsiTheme="majorHAnsi" w:cstheme="majorHAnsi"/>
         </w:rPr>
-        <w:t xml:space="preserve"> If failed to create exit with a warning to the user</w:t>
+        <w:t xml:space="preserve"> If failed to </w:t>
+      </w:r>
+      <w:r>
+        <w:rPr>
+          <w:rFonts w:asciiTheme="majorHAnsi" w:hAnsiTheme="majorHAnsi" w:cstheme="majorHAnsi"/>
+        </w:rPr>
+        <w:t>initialize</w:t>
+      </w:r>
+      <w:r>
+        <w:rPr>
+          <w:rFonts w:asciiTheme="majorHAnsi" w:hAnsiTheme="majorHAnsi" w:cstheme="majorHAnsi"/>
+        </w:rPr>
+        <w:t xml:space="preserve"> exit with a warning</w:t>
       </w:r>
       <w:r>
         <w:rPr>
@@ -3600,27 +3562,49 @@
         <w:rPr>
           <w:rFonts w:asciiTheme="majorHAnsi" w:hAnsiTheme="majorHAnsi" w:cstheme="majorHAnsi"/>
         </w:rPr>
-        <w:t>3.</w:t>
-      </w:r>
-      <w:r>
-        <w:rPr>
-          <w:rFonts w:asciiTheme="majorHAnsi" w:hAnsiTheme="majorHAnsi" w:cstheme="majorHAnsi"/>
-        </w:rPr>
-        <w:t xml:space="preserve"> </w:t>
-      </w:r>
-      <w:proofErr w:type="gramStart"/>
-      <w:r>
-        <w:rPr>
-          <w:rFonts w:asciiTheme="majorHAnsi" w:hAnsiTheme="majorHAnsi" w:cstheme="majorHAnsi"/>
-        </w:rPr>
-        <w:t>If</w:t>
-      </w:r>
-      <w:proofErr w:type="gramEnd"/>
-      <w:r>
-        <w:rPr>
-          <w:rFonts w:asciiTheme="majorHAnsi" w:hAnsiTheme="majorHAnsi" w:cstheme="majorHAnsi"/>
-        </w:rPr>
-        <w:t xml:space="preserve"> do not receive data with defined interval it shows hardware fault.</w:t>
+        <w:t>1.2</w:t>
+      </w:r>
+      <w:r>
+        <w:rPr>
+          <w:rFonts w:asciiTheme="majorHAnsi" w:hAnsiTheme="majorHAnsi" w:cstheme="majorHAnsi"/>
+        </w:rPr>
+        <w:t>.</w:t>
+      </w:r>
+      <w:r>
+        <w:rPr>
+          <w:rFonts w:asciiTheme="majorHAnsi" w:hAnsiTheme="majorHAnsi" w:cstheme="majorHAnsi"/>
+        </w:rPr>
+        <w:t xml:space="preserve"> Check</w:t>
+      </w:r>
+      <w:r>
+        <w:rPr>
+          <w:rFonts w:asciiTheme="majorHAnsi" w:hAnsiTheme="majorHAnsi" w:cstheme="majorHAnsi"/>
+        </w:rPr>
+        <w:t xml:space="preserve"> message queue </w:t>
+      </w:r>
+      <w:r>
+        <w:rPr>
+          <w:rFonts w:asciiTheme="majorHAnsi" w:hAnsiTheme="majorHAnsi" w:cstheme="majorHAnsi"/>
+        </w:rPr>
+        <w:t>initialization</w:t>
+      </w:r>
+      <w:r>
+        <w:rPr>
+          <w:rFonts w:asciiTheme="majorHAnsi" w:hAnsiTheme="majorHAnsi" w:cstheme="majorHAnsi"/>
+        </w:rPr>
+        <w:t>.</w:t>
+      </w:r>
+      <w:r>
+        <w:rPr>
+          <w:rFonts w:asciiTheme="majorHAnsi" w:hAnsiTheme="majorHAnsi" w:cstheme="majorHAnsi"/>
+        </w:rPr>
+        <w:t xml:space="preserve"> If failed to create exit with a warning</w:t>
+      </w:r>
+      <w:r>
+        <w:rPr>
+          <w:rFonts w:asciiTheme="majorHAnsi" w:hAnsiTheme="majorHAnsi" w:cstheme="majorHAnsi"/>
+        </w:rPr>
+        <w:t>.</w:t>
       </w:r>
     </w:p>
     <w:p>
@@ -3633,31 +3617,140 @@
         <w:rPr>
           <w:rFonts w:asciiTheme="majorHAnsi" w:hAnsiTheme="majorHAnsi" w:cstheme="majorHAnsi"/>
         </w:rPr>
+        <w:t>7.2 Overflow Management</w:t>
+      </w:r>
+    </w:p>
+    <w:p>
+      <w:pPr>
+        <w:rPr>
+          <w:rFonts w:asciiTheme="majorHAnsi" w:hAnsiTheme="majorHAnsi" w:cstheme="majorHAnsi"/>
+        </w:rPr>
+      </w:pPr>
+      <w:r>
+        <w:rPr>
+          <w:rFonts w:asciiTheme="majorHAnsi" w:hAnsiTheme="majorHAnsi" w:cstheme="majorHAnsi"/>
+        </w:rPr>
         <w:t>7.</w:t>
       </w:r>
       <w:r>
         <w:rPr>
           <w:rFonts w:asciiTheme="majorHAnsi" w:hAnsiTheme="majorHAnsi" w:cstheme="majorHAnsi"/>
         </w:rPr>
-        <w:t>4.</w:t>
-      </w:r>
-      <w:r>
-        <w:rPr>
-          <w:rFonts w:asciiTheme="majorHAnsi" w:hAnsiTheme="majorHAnsi" w:cstheme="majorHAnsi"/>
-        </w:rPr>
-        <w:t xml:space="preserve"> Check</w:t>
-      </w:r>
-      <w:r>
-        <w:rPr>
-          <w:rFonts w:asciiTheme="majorHAnsi" w:hAnsiTheme="majorHAnsi" w:cstheme="majorHAnsi"/>
-        </w:rPr>
-        <w:t xml:space="preserve"> the overflow of message queue to prevent system crashes</w:t>
+        <w:t>2</w:t>
       </w:r>
       <w:r>
         <w:rPr>
           <w:rFonts w:asciiTheme="majorHAnsi" w:hAnsiTheme="majorHAnsi" w:cstheme="majorHAnsi"/>
         </w:rPr>
         <w:t>.</w:t>
+      </w:r>
+      <w:r>
+        <w:rPr>
+          <w:rFonts w:asciiTheme="majorHAnsi" w:hAnsiTheme="majorHAnsi" w:cstheme="majorHAnsi"/>
+        </w:rPr>
+        <w:t>1.</w:t>
+      </w:r>
+      <w:r>
+        <w:rPr>
+          <w:rFonts w:asciiTheme="majorHAnsi" w:hAnsiTheme="majorHAnsi" w:cstheme="majorHAnsi"/>
+        </w:rPr>
+        <w:t xml:space="preserve"> </w:t>
+      </w:r>
+      <w:r>
+        <w:rPr>
+          <w:rFonts w:asciiTheme="majorHAnsi" w:hAnsiTheme="majorHAnsi" w:cstheme="majorHAnsi"/>
+        </w:rPr>
+        <w:t>M</w:t>
+      </w:r>
+      <w:r>
+        <w:rPr>
+          <w:rFonts w:asciiTheme="majorHAnsi" w:hAnsiTheme="majorHAnsi" w:cstheme="majorHAnsi"/>
+        </w:rPr>
+        <w:t>essage queue overflow detection and prevention</w:t>
+      </w:r>
+    </w:p>
+    <w:p>
+      <w:pPr>
+        <w:rPr>
+          <w:rFonts w:asciiTheme="majorHAnsi" w:hAnsiTheme="majorHAnsi" w:cstheme="majorHAnsi"/>
+        </w:rPr>
+      </w:pPr>
+      <w:r>
+        <w:rPr>
+          <w:rFonts w:asciiTheme="majorHAnsi" w:hAnsiTheme="majorHAnsi" w:cstheme="majorHAnsi"/>
+        </w:rPr>
+        <w:t>7.</w:t>
+      </w:r>
+      <w:r>
+        <w:rPr>
+          <w:rFonts w:asciiTheme="majorHAnsi" w:hAnsiTheme="majorHAnsi" w:cstheme="majorHAnsi"/>
+        </w:rPr>
+        <w:t>3 System Failure</w:t>
+      </w:r>
+    </w:p>
+    <w:p>
+      <w:pPr>
+        <w:rPr>
+          <w:rFonts w:asciiTheme="majorHAnsi" w:hAnsiTheme="majorHAnsi" w:cstheme="majorHAnsi"/>
+        </w:rPr>
+      </w:pPr>
+      <w:r>
+        <w:rPr>
+          <w:rFonts w:asciiTheme="majorHAnsi" w:hAnsiTheme="majorHAnsi" w:cstheme="majorHAnsi"/>
+        </w:rPr>
+        <w:t xml:space="preserve">7.3.1. If do not get data from message queue in a certain </w:t>
+      </w:r>
+      <w:r>
+        <w:rPr>
+          <w:rFonts w:asciiTheme="majorHAnsi" w:hAnsiTheme="majorHAnsi" w:cstheme="majorHAnsi"/>
+        </w:rPr>
+        <w:t>period</w:t>
+      </w:r>
+      <w:r>
+        <w:rPr>
+          <w:rFonts w:asciiTheme="majorHAnsi" w:hAnsiTheme="majorHAnsi" w:cstheme="majorHAnsi"/>
+        </w:rPr>
+        <w:t xml:space="preserve"> treat as hardware failure.</w:t>
+      </w:r>
+    </w:p>
+    <w:p>
+      <w:pPr>
+        <w:rPr>
+          <w:rFonts w:asciiTheme="majorHAnsi" w:hAnsiTheme="majorHAnsi" w:cstheme="majorHAnsi"/>
+        </w:rPr>
+      </w:pPr>
+      <w:r>
+        <w:rPr>
+          <w:rFonts w:asciiTheme="majorHAnsi" w:hAnsiTheme="majorHAnsi" w:cstheme="majorHAnsi"/>
+        </w:rPr>
+        <w:t>7.4 Common Errors</w:t>
+      </w:r>
+    </w:p>
+    <w:p>
+      <w:pPr>
+        <w:rPr>
+          <w:rFonts w:asciiTheme="majorHAnsi" w:hAnsiTheme="majorHAnsi" w:cstheme="majorHAnsi"/>
+        </w:rPr>
+      </w:pPr>
+      <w:r>
+        <w:rPr>
+          <w:rFonts w:asciiTheme="majorHAnsi" w:hAnsiTheme="majorHAnsi" w:cstheme="majorHAnsi"/>
+        </w:rPr>
+        <w:lastRenderedPageBreak/>
+        <w:t>7.4.1 CPU utilization.</w:t>
+      </w:r>
+    </w:p>
+    <w:p>
+      <w:pPr>
+        <w:rPr>
+          <w:rFonts w:asciiTheme="majorHAnsi" w:hAnsiTheme="majorHAnsi" w:cstheme="majorHAnsi"/>
+        </w:rPr>
+      </w:pPr>
+      <w:r>
+        <w:rPr>
+          <w:rFonts w:asciiTheme="majorHAnsi" w:hAnsiTheme="majorHAnsi" w:cstheme="majorHAnsi"/>
+        </w:rPr>
+        <w:t>7.4.2 Race conditions.</w:t>
       </w:r>
     </w:p>
     <w:p>
@@ -5261,6 +5354,119 @@
     </w:lvl>
   </w:abstractNum>
   <w:abstractNum w:abstractNumId="23" w15:restartNumberingAfterBreak="0">
+    <w:nsid w:val="693A1C3F"/>
+    <w:multiLevelType w:val="multilevel"/>
+    <w:tmpl w:val="A03CAD02"/>
+    <w:lvl w:ilvl="0">
+      <w:start w:val="4"/>
+      <w:numFmt w:val="decimal"/>
+      <w:lvlText w:val="%1"/>
+      <w:lvlJc w:val="left"/>
+      <w:pPr>
+        <w:ind w:left="360" w:hanging="360"/>
+      </w:pPr>
+      <w:rPr>
+        <w:rFonts w:hint="default"/>
+      </w:rPr>
+    </w:lvl>
+    <w:lvl w:ilvl="1">
+      <w:start w:val="1"/>
+      <w:numFmt w:val="decimal"/>
+      <w:lvlText w:val="%1.%2"/>
+      <w:lvlJc w:val="left"/>
+      <w:pPr>
+        <w:ind w:left="360" w:hanging="360"/>
+      </w:pPr>
+      <w:rPr>
+        <w:rFonts w:hint="default"/>
+      </w:rPr>
+    </w:lvl>
+    <w:lvl w:ilvl="2">
+      <w:start w:val="1"/>
+      <w:numFmt w:val="decimal"/>
+      <w:lvlText w:val="%1.%2.%3"/>
+      <w:lvlJc w:val="left"/>
+      <w:pPr>
+        <w:ind w:left="720" w:hanging="720"/>
+      </w:pPr>
+      <w:rPr>
+        <w:rFonts w:hint="default"/>
+      </w:rPr>
+    </w:lvl>
+    <w:lvl w:ilvl="3">
+      <w:start w:val="1"/>
+      <w:numFmt w:val="decimal"/>
+      <w:lvlText w:val="%1.%2.%3.%4"/>
+      <w:lvlJc w:val="left"/>
+      <w:pPr>
+        <w:ind w:left="720" w:hanging="720"/>
+      </w:pPr>
+      <w:rPr>
+        <w:rFonts w:hint="default"/>
+      </w:rPr>
+    </w:lvl>
+    <w:lvl w:ilvl="4">
+      <w:start w:val="1"/>
+      <w:numFmt w:val="decimal"/>
+      <w:lvlText w:val="%1.%2.%3.%4.%5"/>
+      <w:lvlJc w:val="left"/>
+      <w:pPr>
+        <w:ind w:left="1080" w:hanging="1080"/>
+      </w:pPr>
+      <w:rPr>
+        <w:rFonts w:hint="default"/>
+      </w:rPr>
+    </w:lvl>
+    <w:lvl w:ilvl="5">
+      <w:start w:val="1"/>
+      <w:numFmt w:val="decimal"/>
+      <w:lvlText w:val="%1.%2.%3.%4.%5.%6"/>
+      <w:lvlJc w:val="left"/>
+      <w:pPr>
+        <w:ind w:left="1080" w:hanging="1080"/>
+      </w:pPr>
+      <w:rPr>
+        <w:rFonts w:hint="default"/>
+      </w:rPr>
+    </w:lvl>
+    <w:lvl w:ilvl="6">
+      <w:start w:val="1"/>
+      <w:numFmt w:val="decimal"/>
+      <w:lvlText w:val="%1.%2.%3.%4.%5.%6.%7"/>
+      <w:lvlJc w:val="left"/>
+      <w:pPr>
+        <w:ind w:left="1440" w:hanging="1440"/>
+      </w:pPr>
+      <w:rPr>
+        <w:rFonts w:hint="default"/>
+      </w:rPr>
+    </w:lvl>
+    <w:lvl w:ilvl="7">
+      <w:start w:val="1"/>
+      <w:numFmt w:val="decimal"/>
+      <w:lvlText w:val="%1.%2.%3.%4.%5.%6.%7.%8"/>
+      <w:lvlJc w:val="left"/>
+      <w:pPr>
+        <w:ind w:left="1440" w:hanging="1440"/>
+      </w:pPr>
+      <w:rPr>
+        <w:rFonts w:hint="default"/>
+      </w:rPr>
+    </w:lvl>
+    <w:lvl w:ilvl="8">
+      <w:start w:val="1"/>
+      <w:numFmt w:val="decimal"/>
+      <w:lvlText w:val="%1.%2.%3.%4.%5.%6.%7.%8.%9"/>
+      <w:lvlJc w:val="left"/>
+      <w:pPr>
+        <w:ind w:left="1440" w:hanging="1440"/>
+      </w:pPr>
+      <w:rPr>
+        <w:rFonts w:hint="default"/>
+      </w:rPr>
+    </w:lvl>
+  </w:abstractNum>
+  <w:abstractNum w:abstractNumId="24" w15:restartNumberingAfterBreak="0">
     <w:nsid w:val="70E72FFA"/>
     <w:multiLevelType w:val="hybridMultilevel"/>
     <w:tmpl w:val="821859CC"/>
@@ -5373,7 +5579,7 @@
       </w:rPr>
     </w:lvl>
   </w:abstractNum>
-  <w:abstractNum w:abstractNumId="24" w15:restartNumberingAfterBreak="0">
+  <w:abstractNum w:abstractNumId="25" w15:restartNumberingAfterBreak="0">
     <w:nsid w:val="72283511"/>
     <w:multiLevelType w:val="hybridMultilevel"/>
     <w:tmpl w:val="F948CE4C"/>
@@ -5486,7 +5692,7 @@
       </w:rPr>
     </w:lvl>
   </w:abstractNum>
-  <w:abstractNum w:abstractNumId="25" w15:restartNumberingAfterBreak="0">
+  <w:abstractNum w:abstractNumId="26" w15:restartNumberingAfterBreak="0">
     <w:nsid w:val="75784C95"/>
     <w:multiLevelType w:val="hybridMultilevel"/>
     <w:tmpl w:val="35905A1C"/>
@@ -5574,7 +5780,7 @@
       </w:pPr>
     </w:lvl>
   </w:abstractNum>
-  <w:abstractNum w:abstractNumId="26" w15:restartNumberingAfterBreak="0">
+  <w:abstractNum w:abstractNumId="27" w15:restartNumberingAfterBreak="0">
     <w:nsid w:val="7CE35705"/>
     <w:multiLevelType w:val="hybridMultilevel"/>
     <w:tmpl w:val="F7A4E3CC"/>
@@ -5662,7 +5868,7 @@
       </w:pPr>
     </w:lvl>
   </w:abstractNum>
-  <w:abstractNum w:abstractNumId="27" w15:restartNumberingAfterBreak="0">
+  <w:abstractNum w:abstractNumId="28" w15:restartNumberingAfterBreak="0">
     <w:nsid w:val="7E596421"/>
     <w:multiLevelType w:val="hybridMultilevel"/>
     <w:tmpl w:val="33F232E0"/>
@@ -5818,7 +6024,7 @@
     <w:abstractNumId w:val="14"/>
   </w:num>
   <w:num w:numId="15" w16cid:durableId="1870601030">
-    <w:abstractNumId w:val="26"/>
+    <w:abstractNumId w:val="27"/>
   </w:num>
   <w:num w:numId="16" w16cid:durableId="1234390505">
     <w:abstractNumId w:val="18"/>
@@ -5833,22 +6039,22 @@
     <w:abstractNumId w:val="22"/>
   </w:num>
   <w:num w:numId="20" w16cid:durableId="461273406">
-    <w:abstractNumId w:val="25"/>
+    <w:abstractNumId w:val="26"/>
   </w:num>
   <w:num w:numId="21" w16cid:durableId="1209874860">
     <w:abstractNumId w:val="21"/>
   </w:num>
   <w:num w:numId="22" w16cid:durableId="127819321">
-    <w:abstractNumId w:val="27"/>
+    <w:abstractNumId w:val="28"/>
   </w:num>
   <w:num w:numId="23" w16cid:durableId="517545208">
     <w:abstractNumId w:val="9"/>
   </w:num>
   <w:num w:numId="24" w16cid:durableId="2115661203">
-    <w:abstractNumId w:val="23"/>
+    <w:abstractNumId w:val="24"/>
   </w:num>
   <w:num w:numId="25" w16cid:durableId="1039623911">
-    <w:abstractNumId w:val="24"/>
+    <w:abstractNumId w:val="25"/>
   </w:num>
   <w:num w:numId="26" w16cid:durableId="1075665110">
     <w:abstractNumId w:val="19"/>
@@ -5858,6 +6064,9 @@
   </w:num>
   <w:num w:numId="28" w16cid:durableId="1697777500">
     <w:abstractNumId w:val="12"/>
+  </w:num>
+  <w:num w:numId="29" w16cid:durableId="1701593053">
+    <w:abstractNumId w:val="23"/>
   </w:num>
 </w:numbering>
 </file>

--- a/docs/HLD/AltitudeMeasurement_HLD.docx
+++ b/docs/HLD/AltitudeMeasurement_HLD.docx
@@ -5,351 +5,55 @@
     <w:p>
       <w:pPr>
         <w:pStyle w:val="Heading1"/>
-        <w:rPr>
-          <w:rFonts w:cstheme="majorHAnsi"/>
-          <w:sz w:val="22"/>
-          <w:szCs w:val="22"/>
-        </w:rPr>
       </w:pPr>
       <w:r>
-        <w:rPr>
-          <w:rFonts w:cstheme="majorHAnsi"/>
-          <w:sz w:val="22"/>
-          <w:szCs w:val="22"/>
-        </w:rPr>
-        <w:t xml:space="preserve">Altitude </w:t>
+        <w:t>Altitude M</w:t>
       </w:r>
       <w:r>
-        <w:rPr>
-          <w:rFonts w:cstheme="majorHAnsi"/>
-          <w:sz w:val="22"/>
-          <w:szCs w:val="22"/>
-        </w:rPr>
-        <w:t>M</w:t>
+        <w:t>easurement</w:t>
       </w:r>
       <w:r>
-        <w:rPr>
-          <w:rFonts w:cstheme="majorHAnsi"/>
-          <w:sz w:val="22"/>
-          <w:szCs w:val="22"/>
-        </w:rPr>
-        <w:t xml:space="preserve">easurement </w:t>
+        <w:t xml:space="preserve"> </w:t>
       </w:r>
       <w:r>
-        <w:rPr>
-          <w:rFonts w:cstheme="majorHAnsi"/>
-          <w:sz w:val="22"/>
-          <w:szCs w:val="22"/>
-        </w:rPr>
         <w:t>High-Level Design (HLD)</w:t>
       </w:r>
     </w:p>
     <w:p>
-      <w:pPr>
-        <w:rPr>
-          <w:rFonts w:asciiTheme="majorHAnsi" w:hAnsiTheme="majorHAnsi" w:cstheme="majorHAnsi"/>
-        </w:rPr>
-      </w:pPr>
+      <w:r>
+        <w:t>Version: 1.0</w:t>
+      </w:r>
+    </w:p>
+    <w:p>
+      <w:r>
+        <w:t xml:space="preserve">Date: </w:t>
+      </w:r>
+      <w:r>
+        <w:t>17-02-2026</w:t>
+      </w:r>
+    </w:p>
+    <w:p>
+      <w:r>
+        <w:t xml:space="preserve">Prepared by: </w:t>
+      </w:r>
+      <w:r>
+        <w:t>Arunya V A</w:t>
+      </w:r>
+    </w:p>
+    <w:p>
+      <w:pPr>
+        <w:pStyle w:val="Heading2"/>
+      </w:pPr>
+      <w:r>
+        <w:t>1. Purpose</w:t>
+      </w:r>
+    </w:p>
+    <w:p>
       <w:r>
         <w:rPr>
           <w:rFonts w:asciiTheme="majorHAnsi" w:hAnsiTheme="majorHAnsi" w:cstheme="majorHAnsi"/>
         </w:rPr>
-        <w:t>Version: 1.0</w:t>
-      </w:r>
-    </w:p>
-    <w:p>
-      <w:pPr>
-        <w:rPr>
-          <w:rFonts w:asciiTheme="majorHAnsi" w:hAnsiTheme="majorHAnsi" w:cstheme="majorHAnsi"/>
-        </w:rPr>
-      </w:pPr>
-      <w:r>
-        <w:rPr>
-          <w:rFonts w:asciiTheme="majorHAnsi" w:hAnsiTheme="majorHAnsi" w:cstheme="majorHAnsi"/>
-        </w:rPr>
-        <w:t xml:space="preserve">Date: </w:t>
-      </w:r>
-      <w:r>
-        <w:rPr>
-          <w:rFonts w:asciiTheme="majorHAnsi" w:hAnsiTheme="majorHAnsi" w:cstheme="majorHAnsi"/>
-        </w:rPr>
-        <w:t>16-02-20</w:t>
-      </w:r>
-      <w:r>
-        <w:rPr>
-          <w:rFonts w:asciiTheme="majorHAnsi" w:hAnsiTheme="majorHAnsi" w:cstheme="majorHAnsi"/>
-        </w:rPr>
-        <w:t>2</w:t>
-      </w:r>
-      <w:r>
-        <w:rPr>
-          <w:rFonts w:asciiTheme="majorHAnsi" w:hAnsiTheme="majorHAnsi" w:cstheme="majorHAnsi"/>
-        </w:rPr>
-        <w:t>6</w:t>
-      </w:r>
-    </w:p>
-    <w:p>
-      <w:pPr>
-        <w:rPr>
-          <w:rFonts w:asciiTheme="majorHAnsi" w:hAnsiTheme="majorHAnsi" w:cstheme="majorHAnsi"/>
-        </w:rPr>
-      </w:pPr>
-      <w:r>
-        <w:rPr>
-          <w:rFonts w:asciiTheme="majorHAnsi" w:hAnsiTheme="majorHAnsi" w:cstheme="majorHAnsi"/>
-        </w:rPr>
-        <w:t xml:space="preserve">Prepared by: </w:t>
-      </w:r>
-      <w:r>
-        <w:rPr>
-          <w:rFonts w:asciiTheme="majorHAnsi" w:hAnsiTheme="majorHAnsi" w:cstheme="majorHAnsi"/>
-        </w:rPr>
-        <w:t>Arunya V.A</w:t>
-      </w:r>
-    </w:p>
-    <w:p>
-      <w:pPr>
-        <w:pStyle w:val="Heading2"/>
-        <w:rPr>
-          <w:rFonts w:cstheme="majorHAnsi"/>
-          <w:sz w:val="22"/>
-          <w:szCs w:val="22"/>
-          <w:u w:val="single"/>
-        </w:rPr>
-      </w:pPr>
-      <w:r>
-        <w:rPr>
-          <w:rFonts w:cstheme="majorHAnsi"/>
-          <w:sz w:val="22"/>
-          <w:szCs w:val="22"/>
-          <w:u w:val="single"/>
-        </w:rPr>
-        <w:t>1. Purpose</w:t>
-      </w:r>
-    </w:p>
-    <w:p>
-      <w:pPr>
-        <w:rPr>
-          <w:rFonts w:asciiTheme="majorHAnsi" w:hAnsiTheme="majorHAnsi" w:cstheme="majorHAnsi"/>
-        </w:rPr>
-      </w:pPr>
-      <w:r>
-        <w:rPr>
-          <w:rFonts w:asciiTheme="majorHAnsi" w:hAnsiTheme="majorHAnsi" w:cstheme="majorHAnsi"/>
-        </w:rPr>
-        <w:t xml:space="preserve">The goal </w:t>
-      </w:r>
-      <w:r>
-        <w:rPr>
-          <w:rFonts w:asciiTheme="majorHAnsi" w:hAnsiTheme="majorHAnsi" w:cstheme="majorHAnsi"/>
-        </w:rPr>
-        <w:t>of the</w:t>
-      </w:r>
-      <w:r>
-        <w:rPr>
-          <w:rFonts w:asciiTheme="majorHAnsi" w:hAnsiTheme="majorHAnsi" w:cstheme="majorHAnsi"/>
-        </w:rPr>
-        <w:t xml:space="preserve"> </w:t>
-      </w:r>
-      <w:r>
-        <w:rPr>
-          <w:rFonts w:asciiTheme="majorHAnsi" w:hAnsiTheme="majorHAnsi" w:cstheme="majorHAnsi"/>
-        </w:rPr>
-        <w:t>document</w:t>
-      </w:r>
-      <w:r>
-        <w:rPr>
-          <w:rFonts w:asciiTheme="majorHAnsi" w:hAnsiTheme="majorHAnsi" w:cstheme="majorHAnsi"/>
-        </w:rPr>
-        <w:t xml:space="preserve"> is to monitor the altitude value</w:t>
-      </w:r>
-      <w:r>
-        <w:rPr>
-          <w:rFonts w:asciiTheme="majorHAnsi" w:hAnsiTheme="majorHAnsi" w:cstheme="majorHAnsi"/>
-        </w:rPr>
-        <w:t xml:space="preserve"> </w:t>
-      </w:r>
-      <w:r>
-        <w:rPr>
-          <w:rFonts w:asciiTheme="majorHAnsi" w:hAnsiTheme="majorHAnsi" w:cstheme="majorHAnsi"/>
-        </w:rPr>
-        <w:t xml:space="preserve">from a sensor module </w:t>
-      </w:r>
-      <w:r>
-        <w:rPr>
-          <w:rFonts w:asciiTheme="majorHAnsi" w:hAnsiTheme="majorHAnsi" w:cstheme="majorHAnsi"/>
-        </w:rPr>
-        <w:t xml:space="preserve">and validate </w:t>
-      </w:r>
-      <w:r>
-        <w:rPr>
-          <w:rFonts w:asciiTheme="majorHAnsi" w:hAnsiTheme="majorHAnsi" w:cstheme="majorHAnsi"/>
-        </w:rPr>
-        <w:t>it</w:t>
-      </w:r>
-      <w:r>
-        <w:rPr>
-          <w:rFonts w:asciiTheme="majorHAnsi" w:hAnsiTheme="majorHAnsi" w:cstheme="majorHAnsi"/>
-        </w:rPr>
-        <w:t xml:space="preserve"> with threshold values</w:t>
-      </w:r>
-      <w:r>
-        <w:rPr>
-          <w:rFonts w:asciiTheme="majorHAnsi" w:hAnsiTheme="majorHAnsi" w:cstheme="majorHAnsi"/>
-        </w:rPr>
-        <w:t>.</w:t>
-      </w:r>
-      <w:r>
-        <w:rPr>
-          <w:rFonts w:asciiTheme="majorHAnsi" w:hAnsiTheme="majorHAnsi" w:cstheme="majorHAnsi"/>
-        </w:rPr>
-        <w:t xml:space="preserve"> Perform alarm execution based on the output evolved from the system.</w:t>
-      </w:r>
-    </w:p>
-    <w:p>
-      <w:pPr>
-        <w:pStyle w:val="Heading2"/>
-        <w:rPr>
-          <w:rFonts w:cstheme="majorHAnsi"/>
-          <w:sz w:val="22"/>
-          <w:szCs w:val="22"/>
-          <w:u w:val="single"/>
-        </w:rPr>
-      </w:pPr>
-      <w:r>
-        <w:rPr>
-          <w:rFonts w:cstheme="majorHAnsi"/>
-          <w:sz w:val="22"/>
-          <w:szCs w:val="22"/>
-          <w:u w:val="single"/>
-        </w:rPr>
-        <w:t>2. System Overview</w:t>
-      </w:r>
-    </w:p>
-    <w:p>
-      <w:pPr>
-        <w:rPr>
-          <w:rFonts w:asciiTheme="majorHAnsi" w:hAnsiTheme="majorHAnsi" w:cstheme="majorHAnsi"/>
-        </w:rPr>
-      </w:pPr>
-      <w:r>
-        <w:rPr>
-          <w:rFonts w:asciiTheme="majorHAnsi" w:hAnsiTheme="majorHAnsi" w:cstheme="majorHAnsi"/>
-        </w:rPr>
-        <w:t xml:space="preserve"> </w:t>
-      </w:r>
-      <w:r>
-        <w:rPr>
-          <w:rFonts w:asciiTheme="majorHAnsi" w:hAnsiTheme="majorHAnsi" w:cstheme="majorHAnsi"/>
-        </w:rPr>
-        <w:t xml:space="preserve"> </w:t>
-      </w:r>
-      <w:r>
-        <w:rPr>
-          <w:rFonts w:asciiTheme="majorHAnsi" w:hAnsiTheme="majorHAnsi" w:cstheme="majorHAnsi"/>
-        </w:rPr>
-        <w:t>The Altitude Measurement System is designed to acquire real-time altitude values from a sensor module. It operates at a defined frequency and monitoring interval. During each interval, the system processes sensor data, performs validation against defined altitude thresholds, and executes an alarm if necessary.</w:t>
-      </w:r>
-    </w:p>
-    <w:p>
-      <w:pPr>
-        <w:rPr>
-          <w:rFonts w:asciiTheme="majorHAnsi" w:hAnsiTheme="majorHAnsi" w:cstheme="majorHAnsi"/>
-          <w:b/>
-          <w:bCs/>
-        </w:rPr>
-      </w:pPr>
-      <w:r>
-        <w:rPr>
-          <w:rFonts w:asciiTheme="majorHAnsi" w:hAnsiTheme="majorHAnsi" w:cstheme="majorHAnsi"/>
-          <w:b/>
-          <w:bCs/>
-        </w:rPr>
-        <w:t xml:space="preserve">2.1 </w:t>
-      </w:r>
-      <w:r>
-        <w:rPr>
-          <w:rFonts w:asciiTheme="majorHAnsi" w:hAnsiTheme="majorHAnsi" w:cstheme="majorHAnsi"/>
-          <w:b/>
-          <w:bCs/>
-        </w:rPr>
-        <w:t>Key components</w:t>
-      </w:r>
-    </w:p>
-    <w:p>
-      <w:pPr>
-        <w:rPr>
-          <w:rFonts w:asciiTheme="majorHAnsi" w:hAnsiTheme="majorHAnsi" w:cstheme="majorHAnsi"/>
-        </w:rPr>
-      </w:pPr>
-      <w:r>
-        <w:rPr>
-          <w:rFonts w:asciiTheme="majorHAnsi" w:hAnsiTheme="majorHAnsi" w:cstheme="majorHAnsi"/>
-        </w:rPr>
-        <w:t>2.1.</w:t>
-      </w:r>
-      <w:r>
-        <w:rPr>
-          <w:rFonts w:asciiTheme="majorHAnsi" w:hAnsiTheme="majorHAnsi" w:cstheme="majorHAnsi"/>
-          <w:u w:val="single"/>
-        </w:rPr>
-        <w:t>1.</w:t>
-      </w:r>
-      <w:r>
-        <w:rPr>
-          <w:rFonts w:asciiTheme="majorHAnsi" w:hAnsiTheme="majorHAnsi" w:cstheme="majorHAnsi"/>
-          <w:u w:val="single"/>
-        </w:rPr>
-        <w:t xml:space="preserve"> </w:t>
-      </w:r>
-      <w:r>
-        <w:rPr>
-          <w:rFonts w:asciiTheme="majorHAnsi" w:hAnsiTheme="majorHAnsi" w:cstheme="majorHAnsi"/>
-          <w:u w:val="single"/>
-        </w:rPr>
-        <w:t>Sensor Management</w:t>
-      </w:r>
-      <w:r>
-        <w:rPr>
-          <w:rFonts w:asciiTheme="majorHAnsi" w:hAnsiTheme="majorHAnsi" w:cstheme="majorHAnsi"/>
-        </w:rPr>
-        <w:t xml:space="preserve"> -</w:t>
-      </w:r>
-      <w:r>
-        <w:rPr>
-          <w:rFonts w:asciiTheme="majorHAnsi" w:hAnsiTheme="majorHAnsi" w:cstheme="majorHAnsi"/>
-        </w:rPr>
-        <w:t xml:space="preserve"> </w:t>
-      </w:r>
-      <w:r>
-        <w:rPr>
-          <w:rFonts w:asciiTheme="majorHAnsi" w:hAnsiTheme="majorHAnsi" w:cstheme="majorHAnsi"/>
-        </w:rPr>
-        <w:t xml:space="preserve">The system </w:t>
-      </w:r>
-      <w:r>
-        <w:rPr>
-          <w:rFonts w:asciiTheme="majorHAnsi" w:hAnsiTheme="majorHAnsi" w:cstheme="majorHAnsi"/>
-        </w:rPr>
-        <w:t>interfaces</w:t>
-      </w:r>
-      <w:r>
-        <w:rPr>
-          <w:rFonts w:asciiTheme="majorHAnsi" w:hAnsiTheme="majorHAnsi" w:cstheme="majorHAnsi"/>
-        </w:rPr>
-        <w:t xml:space="preserve"> with the sensor module to gather real time altitude data. </w:t>
-      </w:r>
-      <w:r>
-        <w:rPr>
-          <w:rFonts w:asciiTheme="majorHAnsi" w:hAnsiTheme="majorHAnsi" w:cstheme="majorHAnsi"/>
-        </w:rPr>
-        <w:t xml:space="preserve">The timing is synchronized to a fixed interval to ensure </w:t>
-      </w:r>
-      <w:r>
-        <w:rPr>
-          <w:rFonts w:asciiTheme="majorHAnsi" w:hAnsiTheme="majorHAnsi" w:cstheme="majorHAnsi"/>
-        </w:rPr>
-        <w:t>data consistency</w:t>
+        <w:t>This document defines the procedure for acquiring altitude data from the sensor module, validating the readings against predefined thresholds, and triggering automated alarms based on the processed output</w:t>
       </w:r>
       <w:r>
         <w:rPr>
@@ -360,6 +64,14 @@
     </w:p>
     <w:p>
       <w:pPr>
+        <w:pStyle w:val="Heading2"/>
+      </w:pPr>
+      <w:r>
+        <w:t>2. System Overview</w:t>
+      </w:r>
+    </w:p>
+    <w:p>
+      <w:pPr>
         <w:rPr>
           <w:rFonts w:asciiTheme="majorHAnsi" w:hAnsiTheme="majorHAnsi" w:cstheme="majorHAnsi"/>
         </w:rPr>
@@ -367,275 +79,126 @@
       <w:r>
         <w:rPr>
           <w:rFonts w:asciiTheme="majorHAnsi" w:hAnsiTheme="majorHAnsi" w:cstheme="majorHAnsi"/>
-          <w:u w:val="single"/>
         </w:rPr>
-        <w:t>2.</w:t>
-      </w:r>
-      <w:r>
-        <w:rPr>
-          <w:rFonts w:asciiTheme="majorHAnsi" w:hAnsiTheme="majorHAnsi" w:cstheme="majorHAnsi"/>
-          <w:u w:val="single"/>
-        </w:rPr>
-        <w:t>1.2</w:t>
-      </w:r>
-      <w:r>
-        <w:rPr>
-          <w:rFonts w:asciiTheme="majorHAnsi" w:hAnsiTheme="majorHAnsi" w:cstheme="majorHAnsi"/>
-          <w:u w:val="single"/>
-        </w:rPr>
-        <w:t xml:space="preserve"> </w:t>
-      </w:r>
-      <w:r>
-        <w:rPr>
-          <w:rFonts w:asciiTheme="majorHAnsi" w:hAnsiTheme="majorHAnsi" w:cstheme="majorHAnsi"/>
-          <w:u w:val="single"/>
-        </w:rPr>
-        <w:t>Validation Engine</w:t>
+        <w:t xml:space="preserve">The Altitude Measurement System is designed to acquire real-time altitude values from a sensor module. It operates at a defined frequency [F] and monitoring interval [I]. During each interval [I], the system processes sensor data, performs validation against defined altitude thresholds [THRESHOLD_MIN, THRESOLD_MAX], and executes an alarm up to define </w:t>
       </w:r>
       <w:r>
         <w:rPr>
           <w:rFonts w:asciiTheme="majorHAnsi" w:hAnsiTheme="majorHAnsi" w:cstheme="majorHAnsi"/>
         </w:rPr>
-        <w:t xml:space="preserve"> – Within a specific interval the system </w:t>
+        <w:t>timeout</w:t>
       </w:r>
       <w:r>
         <w:rPr>
           <w:rFonts w:asciiTheme="majorHAnsi" w:hAnsiTheme="majorHAnsi" w:cstheme="majorHAnsi"/>
         </w:rPr>
-        <w:t>processes</w:t>
+        <w:t xml:space="preserve"> [ALARM_TIMEOUT]  if necessary</w:t>
       </w:r>
       <w:r>
         <w:rPr>
           <w:rFonts w:asciiTheme="majorHAnsi" w:hAnsiTheme="majorHAnsi" w:cstheme="majorHAnsi"/>
         </w:rPr>
-        <w:t xml:space="preserve"> the raw data to </w:t>
+        <w:t xml:space="preserve"> .</w:t>
+      </w:r>
+    </w:p>
+    <w:p>
+      <w:pPr>
+        <w:pStyle w:val="Heading3"/>
+      </w:pPr>
+      <w:r>
+        <w:t>2.1 Key components</w:t>
+      </w:r>
+    </w:p>
+    <w:p>
+      <w:r>
+        <w:rPr>
+          <w:b/>
+          <w:bCs/>
+          <w:color w:val="4F81BD" w:themeColor="accent1"/>
+        </w:rPr>
+        <w:t>2.1.1. Sensor Management</w:t>
       </w:r>
       <w:r>
         <w:rPr>
-          <w:rFonts w:asciiTheme="majorHAnsi" w:hAnsiTheme="majorHAnsi" w:cstheme="majorHAnsi"/>
-        </w:rPr>
-        <w:t>analyze</w:t>
-      </w:r>
-      <w:r>
-        <w:rPr>
-          <w:rFonts w:asciiTheme="majorHAnsi" w:hAnsiTheme="majorHAnsi" w:cstheme="majorHAnsi"/>
-        </w:rPr>
-        <w:t xml:space="preserve"> the altitude values.</w:t>
-      </w:r>
-      <w:r>
-        <w:rPr>
-          <w:rFonts w:asciiTheme="majorHAnsi" w:hAnsiTheme="majorHAnsi" w:cstheme="majorHAnsi"/>
+          <w:color w:val="4F81BD" w:themeColor="accent1"/>
         </w:rPr>
         <w:t xml:space="preserve"> </w:t>
       </w:r>
       <w:r>
+        <w:t>- The system interfaces with the sensor module with given frequency [F] to gather real time altitude data. The timing is synchronized to a fixed interval [I] to ensure data consistency.</w:t>
+      </w:r>
+      <w:r>
+        <w:t xml:space="preserve"> Expect sensor value as maximum of  4-byte data. </w:t>
+      </w:r>
+    </w:p>
+    <w:p>
+      <w:r>
         <w:rPr>
-          <w:rFonts w:asciiTheme="majorHAnsi" w:hAnsiTheme="majorHAnsi" w:cstheme="majorHAnsi"/>
+          <w:b/>
+          <w:bCs/>
+          <w:color w:val="4F81BD" w:themeColor="accent1"/>
         </w:rPr>
-        <w:t xml:space="preserve">The system </w:t>
+        <w:t>2.1.2 Validation Engine</w:t>
       </w:r>
       <w:r>
         <w:rPr>
-          <w:rFonts w:asciiTheme="majorHAnsi" w:hAnsiTheme="majorHAnsi" w:cstheme="majorHAnsi"/>
-        </w:rPr>
-        <w:t>validates</w:t>
-      </w:r>
-      <w:r>
-        <w:rPr>
-          <w:rFonts w:asciiTheme="majorHAnsi" w:hAnsiTheme="majorHAnsi" w:cstheme="majorHAnsi"/>
-        </w:rPr>
-        <w:t xml:space="preserve"> the altitude readings against </w:t>
-      </w:r>
-      <w:r>
-        <w:rPr>
-          <w:rFonts w:asciiTheme="majorHAnsi" w:hAnsiTheme="majorHAnsi" w:cstheme="majorHAnsi"/>
-        </w:rPr>
-        <w:t>predefined thresholds</w:t>
-      </w:r>
-      <w:r>
-        <w:rPr>
-          <w:rFonts w:asciiTheme="majorHAnsi" w:hAnsiTheme="majorHAnsi" w:cstheme="majorHAnsi"/>
+          <w:color w:val="4F81BD" w:themeColor="accent1"/>
         </w:rPr>
         <w:t xml:space="preserve"> </w:t>
       </w:r>
       <w:r>
+        <w:t>– Within a specific interval [I] the system processes the raw data to analyze the altitude values. The system validates the altitude readings against predefined thresholds [THRESHOLD_MIN, THRESOLD_MAX]. If a value exceeds the limit set event bit.</w:t>
+      </w:r>
+    </w:p>
+    <w:p>
+      <w:r>
         <w:rPr>
-          <w:rFonts w:asciiTheme="majorHAnsi" w:hAnsiTheme="majorHAnsi" w:cstheme="majorHAnsi"/>
+          <w:b/>
+          <w:bCs/>
+          <w:color w:val="4F81BD" w:themeColor="accent1"/>
         </w:rPr>
-        <w:t>[THRESHOLD_MIN, THRESOLD_MAX]</w:t>
+        <w:t>2.1.3. Alarm Management</w:t>
       </w:r>
       <w:r>
         <w:rPr>
-          <w:rFonts w:asciiTheme="majorHAnsi" w:hAnsiTheme="majorHAnsi" w:cstheme="majorHAnsi"/>
-        </w:rPr>
-        <w:t>.</w:t>
-      </w:r>
-      <w:r>
-        <w:rPr>
-          <w:rFonts w:asciiTheme="majorHAnsi" w:hAnsiTheme="majorHAnsi" w:cstheme="majorHAnsi"/>
+          <w:color w:val="4F81BD" w:themeColor="accent1"/>
         </w:rPr>
         <w:t xml:space="preserve"> </w:t>
       </w:r>
       <w:r>
-        <w:rPr>
-          <w:rFonts w:asciiTheme="majorHAnsi" w:hAnsiTheme="majorHAnsi" w:cstheme="majorHAnsi"/>
-        </w:rPr>
-        <w:t xml:space="preserve">If a value </w:t>
+        <w:t xml:space="preserve">– The system read the event bit, and an alarm is triggered up to a specified </w:t>
       </w:r>
       <w:r>
-        <w:rPr>
-          <w:rFonts w:asciiTheme="majorHAnsi" w:hAnsiTheme="majorHAnsi" w:cstheme="majorHAnsi"/>
-        </w:rPr>
-        <w:t>exceeds the limit</w:t>
+        <w:t>timeout</w:t>
       </w:r>
       <w:r>
-        <w:rPr>
-          <w:rFonts w:asciiTheme="majorHAnsi" w:hAnsiTheme="majorHAnsi" w:cstheme="majorHAnsi"/>
-        </w:rPr>
-        <w:t xml:space="preserve"> set event bit.</w:t>
+        <w:t xml:space="preserve"> [ALARM_TIMEOUT].</w:t>
       </w:r>
     </w:p>
     <w:p>
       <w:pPr>
-        <w:rPr>
-          <w:rFonts w:asciiTheme="majorHAnsi" w:hAnsiTheme="majorHAnsi" w:cstheme="majorHAnsi"/>
-        </w:rPr>
+        <w:pStyle w:val="Heading3"/>
       </w:pPr>
       <w:r>
-        <w:rPr>
-          <w:rFonts w:asciiTheme="majorHAnsi" w:hAnsiTheme="majorHAnsi" w:cstheme="majorHAnsi"/>
-          <w:u w:val="single"/>
-        </w:rPr>
-        <w:t>2.1.3</w:t>
-      </w:r>
-      <w:r>
-        <w:rPr>
-          <w:rFonts w:asciiTheme="majorHAnsi" w:hAnsiTheme="majorHAnsi" w:cstheme="majorHAnsi"/>
-          <w:u w:val="single"/>
-        </w:rPr>
-        <w:t>.</w:t>
-      </w:r>
-      <w:r>
-        <w:rPr>
-          <w:rFonts w:asciiTheme="majorHAnsi" w:hAnsiTheme="majorHAnsi" w:cstheme="majorHAnsi"/>
-          <w:u w:val="single"/>
-        </w:rPr>
-        <w:t xml:space="preserve"> </w:t>
-      </w:r>
-      <w:r>
-        <w:rPr>
-          <w:rFonts w:asciiTheme="majorHAnsi" w:hAnsiTheme="majorHAnsi" w:cstheme="majorHAnsi"/>
-          <w:u w:val="single"/>
-        </w:rPr>
-        <w:t>Alarm Management</w:t>
-      </w:r>
-      <w:r>
-        <w:rPr>
-          <w:rFonts w:asciiTheme="majorHAnsi" w:hAnsiTheme="majorHAnsi" w:cstheme="majorHAnsi"/>
-        </w:rPr>
-        <w:t xml:space="preserve"> </w:t>
-      </w:r>
-      <w:r>
-        <w:rPr>
-          <w:rFonts w:asciiTheme="majorHAnsi" w:hAnsiTheme="majorHAnsi" w:cstheme="majorHAnsi"/>
-        </w:rPr>
-        <w:t>–</w:t>
-      </w:r>
-      <w:r>
-        <w:rPr>
-          <w:rFonts w:asciiTheme="majorHAnsi" w:hAnsiTheme="majorHAnsi" w:cstheme="majorHAnsi"/>
-        </w:rPr>
-        <w:t xml:space="preserve"> </w:t>
-      </w:r>
-      <w:r>
-        <w:rPr>
-          <w:rFonts w:asciiTheme="majorHAnsi" w:hAnsiTheme="majorHAnsi" w:cstheme="majorHAnsi"/>
-        </w:rPr>
-        <w:t xml:space="preserve">The system </w:t>
-      </w:r>
-      <w:r>
-        <w:rPr>
-          <w:rFonts w:asciiTheme="majorHAnsi" w:hAnsiTheme="majorHAnsi" w:cstheme="majorHAnsi"/>
-        </w:rPr>
-        <w:t xml:space="preserve">read the event </w:t>
-      </w:r>
-      <w:r>
-        <w:rPr>
-          <w:rFonts w:asciiTheme="majorHAnsi" w:hAnsiTheme="majorHAnsi" w:cstheme="majorHAnsi"/>
-        </w:rPr>
-        <w:t>bit,</w:t>
-      </w:r>
-      <w:r>
-        <w:rPr>
-          <w:rFonts w:asciiTheme="majorHAnsi" w:hAnsiTheme="majorHAnsi" w:cstheme="majorHAnsi"/>
-        </w:rPr>
-        <w:t xml:space="preserve"> and</w:t>
-      </w:r>
-      <w:r>
-        <w:rPr>
-          <w:rFonts w:asciiTheme="majorHAnsi" w:hAnsiTheme="majorHAnsi" w:cstheme="majorHAnsi"/>
-        </w:rPr>
-        <w:t xml:space="preserve"> an alarm is triggered up to a specified </w:t>
-      </w:r>
-      <w:r>
-        <w:rPr>
-          <w:rFonts w:asciiTheme="majorHAnsi" w:hAnsiTheme="majorHAnsi" w:cstheme="majorHAnsi"/>
-        </w:rPr>
-        <w:t>interval</w:t>
-      </w:r>
-      <w:r>
-        <w:rPr>
-          <w:rFonts w:asciiTheme="majorHAnsi" w:hAnsiTheme="majorHAnsi" w:cstheme="majorHAnsi"/>
-        </w:rPr>
-        <w:t xml:space="preserve"> </w:t>
-      </w:r>
-      <w:r>
-        <w:rPr>
-          <w:rFonts w:asciiTheme="majorHAnsi" w:hAnsiTheme="majorHAnsi" w:cstheme="majorHAnsi"/>
-        </w:rPr>
-        <w:t>[ALARM_TIMEOUT]</w:t>
-      </w:r>
-      <w:r>
-        <w:rPr>
-          <w:rFonts w:asciiTheme="majorHAnsi" w:hAnsiTheme="majorHAnsi" w:cstheme="majorHAnsi"/>
-        </w:rPr>
-        <w:t>.</w:t>
-      </w:r>
-    </w:p>
-    <w:p>
-      <w:pPr>
-        <w:rPr>
-          <w:rFonts w:asciiTheme="majorHAnsi" w:hAnsiTheme="majorHAnsi" w:cstheme="majorHAnsi"/>
-          <w:b/>
-          <w:bCs/>
-        </w:rPr>
-      </w:pPr>
-      <w:r>
-        <w:rPr>
-          <w:rFonts w:asciiTheme="majorHAnsi" w:hAnsiTheme="majorHAnsi" w:cstheme="majorHAnsi"/>
-          <w:b/>
-          <w:bCs/>
-        </w:rPr>
         <w:t>2.2 High Level Architecture</w:t>
       </w:r>
     </w:p>
+    <w:p/>
     <w:p>
       <w:pPr>
         <w:rPr>
-          <w:rFonts w:asciiTheme="majorHAnsi" w:hAnsiTheme="majorHAnsi" w:cstheme="majorHAnsi"/>
           <w:lang w:val="en-IN"/>
         </w:rPr>
       </w:pPr>
       <w:r>
         <w:rPr>
-          <w:rFonts w:asciiTheme="majorHAnsi" w:hAnsiTheme="majorHAnsi" w:cstheme="majorHAnsi"/>
           <w:lang w:val="en-IN"/>
         </w:rPr>
         <w:drawing>
-          <wp:inline distT="0" distB="0" distL="0" distR="0" wp14:anchorId="3DF81336" wp14:editId="7C2CB43A">
-            <wp:extent cx="5441950" cy="584200"/>
-            <wp:effectExtent l="0" t="0" r="6350" b="6350"/>
-            <wp:docPr id="565269656" name="Picture 2"/>
+          <wp:inline distT="0" distB="0" distL="0" distR="0" wp14:anchorId="74A84F8D" wp14:editId="0EDB53E2">
+            <wp:extent cx="5486400" cy="1395730"/>
+            <wp:effectExtent l="0" t="0" r="0" b="0"/>
+            <wp:docPr id="892101815" name="Picture 4"/>
             <wp:cNvGraphicFramePr>
               <a:graphicFrameLocks xmlns:a="http://schemas.openxmlformats.org/drawingml/2006/main" noChangeAspect="1"/>
             </wp:cNvGraphicFramePr>
@@ -643,13 +206,13 @@
               <a:graphicData uri="http://schemas.openxmlformats.org/drawingml/2006/picture">
                 <pic:pic xmlns:pic="http://schemas.openxmlformats.org/drawingml/2006/picture">
                   <pic:nvPicPr>
-                    <pic:cNvPr id="0" name="Picture 6"/>
+                    <pic:cNvPr id="0" name="Picture 13"/>
                     <pic:cNvPicPr>
                       <a:picLocks noChangeAspect="1" noChangeArrowheads="1"/>
                     </pic:cNvPicPr>
                   </pic:nvPicPr>
                   <pic:blipFill>
-                    <a:blip r:embed="rId8">
+                    <a:blip r:embed="rId6">
                       <a:extLst>
                         <a:ext uri="{28A0092B-C50C-407E-A947-70E740481C1C}">
                           <a14:useLocalDpi xmlns:a14="http://schemas.microsoft.com/office/drawing/2010/main" val="0"/>
@@ -664,7 +227,7 @@
                   <pic:spPr bwMode="auto">
                     <a:xfrm>
                       <a:off x="0" y="0"/>
-                      <a:ext cx="5441950" cy="584200"/>
+                      <a:ext cx="5486400" cy="1395730"/>
                     </a:xfrm>
                     <a:prstGeom prst="rect">
                       <a:avLst/>
@@ -681,108 +244,30 @@
         </w:drawing>
       </w:r>
     </w:p>
+    <w:p/>
     <w:p>
       <w:pPr>
-        <w:rPr>
-          <w:rFonts w:asciiTheme="majorHAnsi" w:hAnsiTheme="majorHAnsi" w:cstheme="majorHAnsi"/>
-          <w:lang w:val="en-IN"/>
-        </w:rPr>
-      </w:pPr>
-    </w:p>
-    <w:p>
-      <w:pPr>
         <w:pStyle w:val="Heading2"/>
-        <w:rPr>
-          <w:rFonts w:cstheme="majorHAnsi"/>
-          <w:sz w:val="22"/>
-          <w:szCs w:val="22"/>
-          <w:u w:val="single"/>
-        </w:rPr>
       </w:pPr>
       <w:r>
-        <w:rPr>
-          <w:rFonts w:cstheme="majorHAnsi"/>
-          <w:sz w:val="22"/>
-          <w:szCs w:val="22"/>
-          <w:u w:val="single"/>
-        </w:rPr>
+        <w:lastRenderedPageBreak/>
         <w:t>3. Software Architecture</w:t>
       </w:r>
     </w:p>
     <w:p>
-      <w:pPr>
-        <w:rPr>
-          <w:rFonts w:asciiTheme="majorHAnsi" w:hAnsiTheme="majorHAnsi" w:cstheme="majorHAnsi"/>
-        </w:rPr>
-      </w:pPr>
       <w:r>
-        <w:rPr>
-          <w:rFonts w:asciiTheme="majorHAnsi" w:hAnsiTheme="majorHAnsi" w:cstheme="majorHAnsi"/>
-        </w:rPr>
-        <w:t xml:space="preserve">  The software </w:t>
+        <w:t xml:space="preserve"> The software is designed to follow layered architecture, that ensures each module is well defined and organized .</w:t>
       </w:r>
       <w:r>
-        <w:rPr>
-          <w:rFonts w:asciiTheme="majorHAnsi" w:hAnsiTheme="majorHAnsi" w:cstheme="majorHAnsi"/>
-        </w:rPr>
-        <w:t xml:space="preserve">is designed to follow layered </w:t>
-      </w:r>
-      <w:r>
-        <w:rPr>
-          <w:rFonts w:asciiTheme="majorHAnsi" w:hAnsiTheme="majorHAnsi" w:cstheme="majorHAnsi"/>
-        </w:rPr>
-        <w:t>architecture,</w:t>
-      </w:r>
-      <w:r>
-        <w:rPr>
-          <w:rFonts w:asciiTheme="majorHAnsi" w:hAnsiTheme="majorHAnsi" w:cstheme="majorHAnsi"/>
-        </w:rPr>
-        <w:t xml:space="preserve"> that </w:t>
-      </w:r>
-      <w:r>
-        <w:rPr>
-          <w:rFonts w:asciiTheme="majorHAnsi" w:hAnsiTheme="majorHAnsi" w:cstheme="majorHAnsi"/>
-        </w:rPr>
-        <w:t>ensures</w:t>
-      </w:r>
-      <w:r>
-        <w:rPr>
-          <w:rFonts w:asciiTheme="majorHAnsi" w:hAnsiTheme="majorHAnsi" w:cstheme="majorHAnsi"/>
-        </w:rPr>
-        <w:t xml:space="preserve"> each module is well defined and organized manner.</w:t>
+        <w:t xml:space="preserve"> </w:t>
       </w:r>
     </w:p>
     <w:p>
       <w:pPr>
-        <w:rPr>
-          <w:rFonts w:asciiTheme="majorHAnsi" w:hAnsiTheme="majorHAnsi" w:cstheme="majorHAnsi"/>
-          <w:b/>
-          <w:bCs/>
-        </w:rPr>
+        <w:pStyle w:val="Heading3"/>
       </w:pPr>
       <w:r>
-        <w:rPr>
-          <w:rFonts w:asciiTheme="majorHAnsi" w:hAnsiTheme="majorHAnsi" w:cstheme="majorHAnsi"/>
-          <w:b/>
-          <w:bCs/>
-        </w:rPr>
-        <w:t>3.1.</w:t>
-      </w:r>
-      <w:r>
-        <w:rPr>
-          <w:rFonts w:asciiTheme="majorHAnsi" w:hAnsiTheme="majorHAnsi" w:cstheme="majorHAnsi"/>
-          <w:b/>
-          <w:bCs/>
-        </w:rPr>
-        <w:t xml:space="preserve"> </w:t>
-      </w:r>
-      <w:r>
-        <w:rPr>
-          <w:rFonts w:asciiTheme="majorHAnsi" w:hAnsiTheme="majorHAnsi" w:cstheme="majorHAnsi"/>
-          <w:b/>
-          <w:bCs/>
-        </w:rPr>
-        <w:t xml:space="preserve">Modules </w:t>
+        <w:t>3.1. Modules</w:t>
       </w:r>
     </w:p>
     <w:tbl>
@@ -792,29 +277,28 @@
         <w:tblLook w:val="04A0" w:firstRow="1" w:lastRow="0" w:firstColumn="1" w:lastColumn="0" w:noHBand="0" w:noVBand="1"/>
       </w:tblPr>
       <w:tblGrid>
-        <w:gridCol w:w="1914"/>
-        <w:gridCol w:w="2378"/>
-        <w:gridCol w:w="4747"/>
+        <w:gridCol w:w="1771"/>
+        <w:gridCol w:w="1771"/>
+        <w:gridCol w:w="5497"/>
       </w:tblGrid>
       <w:tr>
         <w:tc>
           <w:tcPr>
-            <w:tcW w:w="1914" w:type="dxa"/>
+            <w:tcW w:w="1771" w:type="dxa"/>
           </w:tcPr>
           <w:p>
             <w:pPr>
-              <w:jc w:val="center"/>
               <w:rPr>
-                <w:rFonts w:asciiTheme="majorHAnsi" w:hAnsiTheme="majorHAnsi" w:cstheme="majorHAnsi"/>
                 <w:b/>
                 <w:bCs/>
+                <w:color w:val="4F81BD" w:themeColor="accent1"/>
               </w:rPr>
             </w:pPr>
             <w:r>
               <w:rPr>
-                <w:rFonts w:asciiTheme="majorHAnsi" w:hAnsiTheme="majorHAnsi" w:cstheme="majorHAnsi"/>
                 <w:b/>
                 <w:bCs/>
+                <w:color w:val="4F81BD" w:themeColor="accent1"/>
               </w:rPr>
               <w:t>No</w:t>
             </w:r>
@@ -822,21 +306,21 @@
         </w:tc>
         <w:tc>
           <w:tcPr>
-            <w:tcW w:w="2378" w:type="dxa"/>
+            <w:tcW w:w="1771" w:type="dxa"/>
           </w:tcPr>
           <w:p>
             <w:pPr>
               <w:rPr>
-                <w:rFonts w:asciiTheme="majorHAnsi" w:hAnsiTheme="majorHAnsi" w:cstheme="majorHAnsi"/>
                 <w:b/>
                 <w:bCs/>
+                <w:color w:val="4F81BD" w:themeColor="accent1"/>
               </w:rPr>
             </w:pPr>
             <w:r>
               <w:rPr>
-                <w:rFonts w:asciiTheme="majorHAnsi" w:hAnsiTheme="majorHAnsi" w:cstheme="majorHAnsi"/>
                 <w:b/>
                 <w:bCs/>
+                <w:color w:val="4F81BD" w:themeColor="accent1"/>
               </w:rPr>
               <w:t>Modules</w:t>
             </w:r>
@@ -844,21 +328,21 @@
         </w:tc>
         <w:tc>
           <w:tcPr>
-            <w:tcW w:w="4747" w:type="dxa"/>
+            <w:tcW w:w="5497" w:type="dxa"/>
           </w:tcPr>
           <w:p>
             <w:pPr>
               <w:rPr>
-                <w:rFonts w:asciiTheme="majorHAnsi" w:hAnsiTheme="majorHAnsi" w:cstheme="majorHAnsi"/>
                 <w:b/>
                 <w:bCs/>
+                <w:color w:val="4F81BD" w:themeColor="accent1"/>
               </w:rPr>
             </w:pPr>
             <w:r>
               <w:rPr>
-                <w:rFonts w:asciiTheme="majorHAnsi" w:hAnsiTheme="majorHAnsi" w:cstheme="majorHAnsi"/>
                 <w:b/>
                 <w:bCs/>
+                <w:color w:val="4F81BD" w:themeColor="accent1"/>
               </w:rPr>
               <w:t>Responsibility</w:t>
             </w:r>
@@ -868,135 +352,40 @@
       <w:tr>
         <w:tc>
           <w:tcPr>
-            <w:tcW w:w="1914" w:type="dxa"/>
+            <w:tcW w:w="1771" w:type="dxa"/>
           </w:tcPr>
           <w:p>
-            <w:pPr>
-              <w:jc w:val="center"/>
-              <w:rPr>
-                <w:rFonts w:asciiTheme="majorHAnsi" w:hAnsiTheme="majorHAnsi" w:cstheme="majorHAnsi"/>
-              </w:rPr>
-            </w:pPr>
             <w:r>
-              <w:rPr>
-                <w:rFonts w:asciiTheme="majorHAnsi" w:hAnsiTheme="majorHAnsi" w:cstheme="majorHAnsi"/>
-              </w:rPr>
               <w:t>1</w:t>
             </w:r>
           </w:p>
         </w:tc>
         <w:tc>
           <w:tcPr>
-            <w:tcW w:w="2378" w:type="dxa"/>
+            <w:tcW w:w="1771" w:type="dxa"/>
           </w:tcPr>
           <w:p>
-            <w:pPr>
-              <w:rPr>
-                <w:rFonts w:asciiTheme="majorHAnsi" w:hAnsiTheme="majorHAnsi" w:cstheme="majorHAnsi"/>
-              </w:rPr>
-            </w:pPr>
             <w:r>
-              <w:rPr>
-                <w:rFonts w:asciiTheme="majorHAnsi" w:hAnsiTheme="majorHAnsi" w:cstheme="majorHAnsi"/>
-              </w:rPr>
-              <w:t>Sensor</w:t>
-            </w:r>
-            <w:r>
-              <w:rPr>
-                <w:rFonts w:asciiTheme="majorHAnsi" w:hAnsiTheme="majorHAnsi" w:cstheme="majorHAnsi"/>
-              </w:rPr>
-              <w:t xml:space="preserve"> </w:t>
-            </w:r>
-            <w:r>
-              <w:rPr>
-                <w:rFonts w:asciiTheme="majorHAnsi" w:hAnsiTheme="majorHAnsi" w:cstheme="majorHAnsi"/>
-              </w:rPr>
-              <w:t>M</w:t>
-            </w:r>
-            <w:r>
-              <w:rPr>
-                <w:rFonts w:asciiTheme="majorHAnsi" w:hAnsiTheme="majorHAnsi" w:cstheme="majorHAnsi"/>
-              </w:rPr>
-              <w:t>anagement</w:t>
+              <w:t>Sensor Management</w:t>
             </w:r>
           </w:p>
         </w:tc>
         <w:tc>
           <w:tcPr>
-            <w:tcW w:w="4747" w:type="dxa"/>
+            <w:tcW w:w="5497" w:type="dxa"/>
           </w:tcPr>
           <w:p>
-            <w:pPr>
-              <w:rPr>
-                <w:rFonts w:asciiTheme="majorHAnsi" w:hAnsiTheme="majorHAnsi" w:cstheme="majorHAnsi"/>
-              </w:rPr>
-            </w:pPr>
             <w:r>
-              <w:rPr>
-                <w:rFonts w:asciiTheme="majorHAnsi" w:hAnsiTheme="majorHAnsi" w:cstheme="majorHAnsi"/>
-              </w:rPr>
-              <w:t xml:space="preserve">Initialize the sensor module with </w:t>
+              <w:t>Initialize the sensor module with [</w:t>
             </w:r>
             <w:r>
-              <w:rPr>
-                <w:rFonts w:asciiTheme="majorHAnsi" w:hAnsiTheme="majorHAnsi" w:cstheme="majorHAnsi"/>
-              </w:rPr>
-              <w:t>[f</w:t>
+              <w:t>F</w:t>
             </w:r>
             <w:r>
-              <w:rPr>
-                <w:rFonts w:asciiTheme="majorHAnsi" w:hAnsiTheme="majorHAnsi" w:cstheme="majorHAnsi"/>
-              </w:rPr>
-              <w:t>]</w:t>
+              <w:t>] frequency. Read data from [I] interval and push to the message queue</w:t>
             </w:r>
             <w:r>
-              <w:rPr>
-                <w:rFonts w:asciiTheme="majorHAnsi" w:hAnsiTheme="majorHAnsi" w:cstheme="majorHAnsi"/>
-              </w:rPr>
-              <w:t xml:space="preserve"> </w:t>
-            </w:r>
-            <w:r>
-              <w:rPr>
-                <w:rFonts w:asciiTheme="majorHAnsi" w:hAnsiTheme="majorHAnsi" w:cstheme="majorHAnsi"/>
-              </w:rPr>
-              <w:t>frequency.</w:t>
-            </w:r>
-            <w:r>
-              <w:rPr>
-                <w:rFonts w:asciiTheme="majorHAnsi" w:hAnsiTheme="majorHAnsi" w:cstheme="majorHAnsi"/>
-              </w:rPr>
-              <w:t xml:space="preserve"> </w:t>
-            </w:r>
-            <w:r>
-              <w:rPr>
-                <w:rFonts w:asciiTheme="majorHAnsi" w:hAnsiTheme="majorHAnsi" w:cstheme="majorHAnsi"/>
-              </w:rPr>
-              <w:lastRenderedPageBreak/>
-              <w:t xml:space="preserve">Read data from </w:t>
-            </w:r>
-            <w:r>
-              <w:rPr>
-                <w:rFonts w:asciiTheme="majorHAnsi" w:hAnsiTheme="majorHAnsi" w:cstheme="majorHAnsi"/>
-              </w:rPr>
-              <w:t>[</w:t>
-            </w:r>
-            <w:r>
-              <w:rPr>
-                <w:rFonts w:asciiTheme="majorHAnsi" w:hAnsiTheme="majorHAnsi" w:cstheme="majorHAnsi"/>
-              </w:rPr>
-              <w:t>I</w:t>
-            </w:r>
-            <w:r>
-              <w:rPr>
-                <w:rFonts w:asciiTheme="majorHAnsi" w:hAnsiTheme="majorHAnsi" w:cstheme="majorHAnsi"/>
-              </w:rPr>
-              <w:t>]</w:t>
-            </w:r>
-            <w:r>
-              <w:rPr>
-                <w:rFonts w:asciiTheme="majorHAnsi" w:hAnsiTheme="majorHAnsi" w:cstheme="majorHAnsi"/>
-              </w:rPr>
-              <w:t xml:space="preserve"> interval and push to the message queue </w:t>
+              <w:t>.</w:t>
             </w:r>
           </w:p>
         </w:tc>
@@ -1004,141 +393,46 @@
       <w:tr>
         <w:tc>
           <w:tcPr>
-            <w:tcW w:w="1914" w:type="dxa"/>
+            <w:tcW w:w="1771" w:type="dxa"/>
           </w:tcPr>
           <w:p>
             <w:pPr>
-              <w:jc w:val="center"/>
               <w:rPr>
-                <w:rFonts w:asciiTheme="majorHAnsi" w:hAnsiTheme="majorHAnsi" w:cstheme="majorHAnsi"/>
+                <w:color w:val="4F81BD" w:themeColor="accent1"/>
               </w:rPr>
             </w:pPr>
             <w:r>
-              <w:rPr>
-                <w:rFonts w:asciiTheme="majorHAnsi" w:hAnsiTheme="majorHAnsi" w:cstheme="majorHAnsi"/>
-              </w:rPr>
-              <w:lastRenderedPageBreak/>
               <w:t>2</w:t>
             </w:r>
           </w:p>
         </w:tc>
         <w:tc>
           <w:tcPr>
-            <w:tcW w:w="2378" w:type="dxa"/>
+            <w:tcW w:w="1771" w:type="dxa"/>
           </w:tcPr>
           <w:p>
             <w:pPr>
               <w:rPr>
-                <w:rFonts w:asciiTheme="majorHAnsi" w:hAnsiTheme="majorHAnsi" w:cstheme="majorHAnsi"/>
+                <w:color w:val="4F81BD" w:themeColor="accent1"/>
               </w:rPr>
             </w:pPr>
             <w:r>
-              <w:rPr>
-                <w:rFonts w:asciiTheme="majorHAnsi" w:hAnsiTheme="majorHAnsi" w:cstheme="majorHAnsi"/>
-              </w:rPr>
               <w:t>Validation Engine</w:t>
             </w:r>
           </w:p>
         </w:tc>
         <w:tc>
           <w:tcPr>
-            <w:tcW w:w="4747" w:type="dxa"/>
+            <w:tcW w:w="5497" w:type="dxa"/>
           </w:tcPr>
           <w:p>
             <w:pPr>
               <w:rPr>
-                <w:rFonts w:asciiTheme="majorHAnsi" w:hAnsiTheme="majorHAnsi" w:cstheme="majorHAnsi"/>
+                <w:color w:val="4F81BD" w:themeColor="accent1"/>
               </w:rPr>
             </w:pPr>
             <w:r>
-              <w:rPr>
-                <w:rFonts w:asciiTheme="majorHAnsi" w:hAnsiTheme="majorHAnsi" w:cstheme="majorHAnsi"/>
-              </w:rPr>
-              <w:t xml:space="preserve">Read data from the message queue and </w:t>
-            </w:r>
-            <w:r>
-              <w:rPr>
-                <w:rFonts w:asciiTheme="majorHAnsi" w:hAnsiTheme="majorHAnsi" w:cstheme="majorHAnsi"/>
-              </w:rPr>
-              <w:t>perform validation</w:t>
-            </w:r>
-            <w:r>
-              <w:rPr>
-                <w:rFonts w:asciiTheme="majorHAnsi" w:hAnsiTheme="majorHAnsi" w:cstheme="majorHAnsi"/>
-              </w:rPr>
-              <w:t xml:space="preserve"> with </w:t>
-            </w:r>
-            <w:r>
-              <w:rPr>
-                <w:rFonts w:asciiTheme="majorHAnsi" w:hAnsiTheme="majorHAnsi" w:cstheme="majorHAnsi"/>
-              </w:rPr>
-              <w:t>[THRESHOLD_</w:t>
-            </w:r>
-            <w:r>
-              <w:rPr>
-                <w:rFonts w:asciiTheme="majorHAnsi" w:hAnsiTheme="majorHAnsi" w:cstheme="majorHAnsi"/>
-              </w:rPr>
-              <w:t>MIN,</w:t>
-            </w:r>
-            <w:r>
-              <w:rPr>
-                <w:rFonts w:asciiTheme="majorHAnsi" w:hAnsiTheme="majorHAnsi" w:cstheme="majorHAnsi"/>
-              </w:rPr>
-              <w:t xml:space="preserve"> THRESOLD_MAX</w:t>
-            </w:r>
-            <w:r>
-              <w:rPr>
-                <w:rFonts w:asciiTheme="majorHAnsi" w:hAnsiTheme="majorHAnsi" w:cstheme="majorHAnsi"/>
-              </w:rPr>
-              <w:t>]</w:t>
-            </w:r>
-            <w:r>
-              <w:rPr>
-                <w:rFonts w:asciiTheme="majorHAnsi" w:hAnsiTheme="majorHAnsi" w:cstheme="majorHAnsi"/>
-              </w:rPr>
-              <w:t xml:space="preserve">. If processed output </w:t>
-            </w:r>
-            <w:r>
-              <w:rPr>
-                <w:rFonts w:asciiTheme="majorHAnsi" w:hAnsiTheme="majorHAnsi" w:cstheme="majorHAnsi"/>
-              </w:rPr>
-              <w:t>exceeds</w:t>
-            </w:r>
-            <w:r>
-              <w:rPr>
-                <w:rFonts w:asciiTheme="majorHAnsi" w:hAnsiTheme="majorHAnsi" w:cstheme="majorHAnsi"/>
-              </w:rPr>
-              <w:t xml:space="preserve"> the limit</w:t>
-            </w:r>
-            <w:r>
-              <w:rPr>
-                <w:rFonts w:asciiTheme="majorHAnsi" w:hAnsiTheme="majorHAnsi" w:cstheme="majorHAnsi"/>
-              </w:rPr>
-              <w:t xml:space="preserve"> </w:t>
-            </w:r>
-            <w:r>
-              <w:rPr>
-                <w:rFonts w:asciiTheme="majorHAnsi" w:hAnsiTheme="majorHAnsi" w:cstheme="majorHAnsi"/>
-              </w:rPr>
-              <w:t>it</w:t>
-            </w:r>
-            <w:r>
-              <w:rPr>
-                <w:rFonts w:asciiTheme="majorHAnsi" w:hAnsiTheme="majorHAnsi" w:cstheme="majorHAnsi"/>
-              </w:rPr>
-              <w:t>,</w:t>
-            </w:r>
-            <w:r>
-              <w:rPr>
-                <w:rFonts w:asciiTheme="majorHAnsi" w:hAnsiTheme="majorHAnsi" w:cstheme="majorHAnsi"/>
-              </w:rPr>
-              <w:t xml:space="preserve"> set event </w:t>
-            </w:r>
-            <w:r>
-              <w:rPr>
-                <w:rFonts w:asciiTheme="majorHAnsi" w:hAnsiTheme="majorHAnsi" w:cstheme="majorHAnsi"/>
-              </w:rPr>
-              <w:t>signal.</w:t>
+              <w:t>Read data from the message queue and perform validation with [THRESHOLD_MIN, THRESOLD_MAX]. If processed output exceeds the limit it, set event signal.</w:t>
             </w:r>
           </w:p>
         </w:tc>
@@ -1146,31 +440,27 @@
       <w:tr>
         <w:tc>
           <w:tcPr>
-            <w:tcW w:w="1914" w:type="dxa"/>
+            <w:tcW w:w="1771" w:type="dxa"/>
           </w:tcPr>
           <w:p>
             <w:pPr>
-              <w:jc w:val="center"/>
               <w:rPr>
-                <w:rFonts w:asciiTheme="majorHAnsi" w:hAnsiTheme="majorHAnsi" w:cstheme="majorHAnsi"/>
+                <w:color w:val="4F81BD" w:themeColor="accent1"/>
               </w:rPr>
             </w:pPr>
             <w:r>
-              <w:rPr>
-                <w:rFonts w:asciiTheme="majorHAnsi" w:hAnsiTheme="majorHAnsi" w:cstheme="majorHAnsi"/>
-              </w:rPr>
               <w:t>3</w:t>
             </w:r>
           </w:p>
         </w:tc>
         <w:tc>
           <w:tcPr>
-            <w:tcW w:w="2378" w:type="dxa"/>
+            <w:tcW w:w="1771" w:type="dxa"/>
           </w:tcPr>
           <w:p>
             <w:pPr>
               <w:rPr>
-                <w:rFonts w:asciiTheme="majorHAnsi" w:hAnsiTheme="majorHAnsi" w:cstheme="majorHAnsi"/>
+                <w:color w:val="4F81BD" w:themeColor="accent1"/>
               </w:rPr>
             </w:pPr>
             <w:r>
@@ -1189,43 +479,25 @@
         </w:tc>
         <w:tc>
           <w:tcPr>
-            <w:tcW w:w="4747" w:type="dxa"/>
+            <w:tcW w:w="5497" w:type="dxa"/>
           </w:tcPr>
           <w:p>
             <w:pPr>
               <w:rPr>
-                <w:rFonts w:asciiTheme="majorHAnsi" w:hAnsiTheme="majorHAnsi" w:cstheme="majorHAnsi"/>
+                <w:color w:val="4F81BD" w:themeColor="accent1"/>
               </w:rPr>
             </w:pPr>
             <w:r>
               <w:rPr>
                 <w:rFonts w:asciiTheme="majorHAnsi" w:hAnsiTheme="majorHAnsi" w:cstheme="majorHAnsi"/>
               </w:rPr>
-              <w:t xml:space="preserve">Check the event signal and execute alarm </w:t>
+              <w:t>Check the event signal and execute alarm up to a defined timeout</w:t>
             </w:r>
             <w:r>
               <w:rPr>
                 <w:rFonts w:asciiTheme="majorHAnsi" w:hAnsiTheme="majorHAnsi" w:cstheme="majorHAnsi"/>
               </w:rPr>
-              <w:t>up to</w:t>
-            </w:r>
-            <w:r>
-              <w:rPr>
-                <w:rFonts w:asciiTheme="majorHAnsi" w:hAnsiTheme="majorHAnsi" w:cstheme="majorHAnsi"/>
-              </w:rPr>
-              <w:t xml:space="preserve"> a defined timeout</w:t>
-            </w:r>
-            <w:r>
-              <w:rPr>
-                <w:rFonts w:asciiTheme="majorHAnsi" w:hAnsiTheme="majorHAnsi" w:cstheme="majorHAnsi"/>
-              </w:rPr>
-              <w:t xml:space="preserve"> </w:t>
-            </w:r>
-            <w:r>
-              <w:rPr>
-                <w:rFonts w:asciiTheme="majorHAnsi" w:hAnsiTheme="majorHAnsi" w:cstheme="majorHAnsi"/>
-              </w:rPr>
-              <w:t>[ALARM_TIMEOUT]</w:t>
+              <w:t xml:space="preserve"> [ALARM_TIMEOUT]</w:t>
             </w:r>
             <w:r>
               <w:rPr>
@@ -1240,50 +512,34 @@
     <w:p>
       <w:pPr>
         <w:rPr>
-          <w:rFonts w:asciiTheme="majorHAnsi" w:hAnsiTheme="majorHAnsi" w:cstheme="majorHAnsi"/>
+          <w:color w:val="4F81BD" w:themeColor="accent1"/>
         </w:rPr>
       </w:pPr>
     </w:p>
     <w:p>
       <w:pPr>
+        <w:pStyle w:val="Heading3"/>
+      </w:pPr>
+      <w:r>
+        <w:t>3.2 Data Control Flow Diagram</w:t>
+      </w:r>
+    </w:p>
+    <w:p/>
+    <w:p>
+      <w:pPr>
         <w:rPr>
-          <w:rFonts w:asciiTheme="majorHAnsi" w:hAnsiTheme="majorHAnsi" w:cstheme="majorHAnsi"/>
-          <w:b/>
-          <w:bCs/>
+          <w:lang w:val="en-IN"/>
         </w:rPr>
       </w:pPr>
       <w:r>
         <w:rPr>
-          <w:rFonts w:asciiTheme="majorHAnsi" w:hAnsiTheme="majorHAnsi" w:cstheme="majorHAnsi"/>
-        </w:rPr>
-        <w:t xml:space="preserve"> </w:t>
-      </w:r>
-      <w:r>
-        <w:rPr>
-          <w:rFonts w:asciiTheme="majorHAnsi" w:hAnsiTheme="majorHAnsi" w:cstheme="majorHAnsi"/>
-          <w:b/>
-          <w:bCs/>
-        </w:rPr>
-        <w:t xml:space="preserve">3.2 Data control Flow Diagram </w:t>
-      </w:r>
-    </w:p>
-    <w:p>
-      <w:pPr>
-        <w:rPr>
-          <w:rFonts w:asciiTheme="majorHAnsi" w:hAnsiTheme="majorHAnsi" w:cstheme="majorHAnsi"/>
-          <w:lang w:val="en-IN"/>
-        </w:rPr>
-      </w:pPr>
-      <w:r>
-        <w:rPr>
-          <w:rFonts w:asciiTheme="majorHAnsi" w:hAnsiTheme="majorHAnsi" w:cstheme="majorHAnsi"/>
           <w:lang w:val="en-IN"/>
         </w:rPr>
         <w:drawing>
-          <wp:inline distT="0" distB="0" distL="0" distR="0" wp14:anchorId="435722A7" wp14:editId="1B361DD9">
-            <wp:extent cx="5486400" cy="1455420"/>
+          <wp:inline distT="0" distB="0" distL="0" distR="0" wp14:anchorId="7FED8F08" wp14:editId="5C3F0141">
+            <wp:extent cx="5486400" cy="1812925"/>
             <wp:effectExtent l="0" t="0" r="0" b="0"/>
-            <wp:docPr id="766529023" name="Picture 6"/>
+            <wp:docPr id="452148898" name="Picture 6"/>
             <wp:cNvGraphicFramePr>
               <a:graphicFrameLocks xmlns:a="http://schemas.openxmlformats.org/drawingml/2006/main" noChangeAspect="1"/>
             </wp:cNvGraphicFramePr>
@@ -1297,7 +553,7 @@
                     </pic:cNvPicPr>
                   </pic:nvPicPr>
                   <pic:blipFill>
-                    <a:blip r:embed="rId9">
+                    <a:blip r:embed="rId7">
                       <a:extLst>
                         <a:ext uri="{28A0092B-C50C-407E-A947-70E740481C1C}">
                           <a14:useLocalDpi xmlns:a14="http://schemas.microsoft.com/office/drawing/2010/main" val="0"/>
@@ -1312,7 +568,7 @@
                   <pic:spPr bwMode="auto">
                     <a:xfrm>
                       <a:off x="0" y="0"/>
-                      <a:ext cx="5486400" cy="1455420"/>
+                      <a:ext cx="5486400" cy="1812925"/>
                     </a:xfrm>
                     <a:prstGeom prst="rect">
                       <a:avLst/>
@@ -1329,72 +585,141 @@
         </w:drawing>
       </w:r>
     </w:p>
+    <w:p/>
     <w:p>
       <w:pPr>
-        <w:rPr>
-          <w:rFonts w:asciiTheme="majorHAnsi" w:hAnsiTheme="majorHAnsi" w:cstheme="majorHAnsi"/>
-          <w:lang w:val="en-IN"/>
-        </w:rPr>
-      </w:pPr>
-    </w:p>
-    <w:p>
-      <w:pPr>
         <w:pStyle w:val="Heading2"/>
-        <w:rPr>
-          <w:rFonts w:cstheme="majorHAnsi"/>
-          <w:sz w:val="22"/>
-          <w:szCs w:val="22"/>
-        </w:rPr>
       </w:pPr>
       <w:r>
-        <w:rPr>
-          <w:rFonts w:cstheme="majorHAnsi"/>
-          <w:sz w:val="22"/>
-          <w:szCs w:val="22"/>
-        </w:rPr>
         <w:t>4. Module Descriptions</w:t>
       </w:r>
     </w:p>
     <w:p>
       <w:pPr>
+        <w:pStyle w:val="Heading3"/>
+      </w:pPr>
+      <w:r>
+        <w:t xml:space="preserve"> </w:t>
+      </w:r>
+      <w:r>
+        <w:t>4.1</w:t>
+      </w:r>
+      <w:r>
+        <w:t xml:space="preserve"> </w:t>
+      </w:r>
+      <w:r>
+        <w:t>Sensor Management</w:t>
+      </w:r>
+    </w:p>
+    <w:p>
+      <w:r>
+        <w:t xml:space="preserve">     </w:t>
+      </w:r>
+      <w:r>
+        <w:t xml:space="preserve">  </w:t>
+      </w:r>
+      <w:r>
+        <w:t>The responsibility of the modules is</w:t>
+      </w:r>
+    </w:p>
+    <w:p>
+      <w:pPr>
         <w:pStyle w:val="ListParagraph"/>
         <w:numPr>
-          <w:ilvl w:val="1"/>
-          <w:numId w:val="29"/>
+          <w:ilvl w:val="0"/>
+          <w:numId w:val="10"/>
         </w:numPr>
-        <w:rPr>
-          <w:rFonts w:asciiTheme="majorHAnsi" w:hAnsiTheme="majorHAnsi" w:cstheme="majorHAnsi"/>
-          <w:b/>
-          <w:bCs/>
-        </w:rPr>
       </w:pPr>
       <w:r>
-        <w:rPr>
-          <w:rFonts w:asciiTheme="majorHAnsi" w:hAnsiTheme="majorHAnsi" w:cstheme="majorHAnsi"/>
-          <w:b/>
-          <w:bCs/>
-        </w:rPr>
-        <w:t>Sensor M</w:t>
+        <w:t>I</w:t>
       </w:r>
       <w:r>
-        <w:rPr>
-          <w:rFonts w:asciiTheme="majorHAnsi" w:hAnsiTheme="majorHAnsi" w:cstheme="majorHAnsi"/>
-          <w:b/>
-          <w:bCs/>
-        </w:rPr>
-        <w:t>anagement</w:t>
+        <w:t>nitializa</w:t>
       </w:r>
       <w:r>
-        <w:rPr>
-          <w:rFonts w:asciiTheme="majorHAnsi" w:hAnsiTheme="majorHAnsi" w:cstheme="majorHAnsi"/>
-          <w:b/>
-          <w:bCs/>
-        </w:rPr>
+        <w:t>tion</w:t>
+      </w:r>
+      <w:r>
+        <w:t xml:space="preserve"> of sensor module with [</w:t>
+      </w:r>
+      <w:r>
+        <w:t>F</w:t>
+      </w:r>
+      <w:r>
+        <w:t>] frequency</w:t>
+      </w:r>
+      <w:r>
+        <w:t>.</w:t>
+      </w:r>
+    </w:p>
+    <w:p>
+      <w:pPr>
+        <w:pStyle w:val="ListParagraph"/>
+        <w:numPr>
+          <w:ilvl w:val="0"/>
+          <w:numId w:val="10"/>
+        </w:numPr>
+      </w:pPr>
+      <w:r>
+        <w:t>Read</w:t>
+      </w:r>
+      <w:r>
+        <w:t xml:space="preserve"> Sensor</w:t>
+      </w:r>
+      <w:r>
+        <w:t xml:space="preserve"> data </w:t>
+      </w:r>
+      <w:r>
+        <w:t xml:space="preserve"> in [I] interval</w:t>
+      </w:r>
+      <w:r>
+        <w:t>.</w:t>
+      </w:r>
+    </w:p>
+    <w:p>
+      <w:pPr>
+        <w:pStyle w:val="ListParagraph"/>
+        <w:numPr>
+          <w:ilvl w:val="0"/>
+          <w:numId w:val="10"/>
+        </w:numPr>
+      </w:pPr>
+      <w:r>
+        <w:t>Push the raw data in message queue.</w:t>
+      </w:r>
+    </w:p>
+    <w:p>
+      <w:pPr>
+        <w:pStyle w:val="Heading3"/>
+      </w:pPr>
+      <w:r>
+        <w:t>4.2</w:t>
+      </w:r>
+      <w:r>
+        <w:t xml:space="preserve"> </w:t>
+      </w:r>
+      <w:r>
+        <w:t>Validation Engine</w:t>
+      </w:r>
+      <w:r>
         <w:t xml:space="preserve"> </w:t>
       </w:r>
     </w:p>
     <w:p>
-      <w:pPr>
+      <w:r>
+        <w:t xml:space="preserve"> The responsibility of the modules </w:t>
+      </w:r>
+      <w:r>
+        <w:t xml:space="preserve">is </w:t>
+      </w:r>
+    </w:p>
+    <w:p>
+      <w:pPr>
+        <w:pStyle w:val="ListParagraph"/>
+        <w:numPr>
+          <w:ilvl w:val="0"/>
+          <w:numId w:val="11"/>
+        </w:numPr>
         <w:rPr>
           <w:rFonts w:asciiTheme="majorHAnsi" w:hAnsiTheme="majorHAnsi" w:cstheme="majorHAnsi"/>
         </w:rPr>
@@ -1403,1114 +728,233 @@
         <w:rPr>
           <w:rFonts w:asciiTheme="majorHAnsi" w:hAnsiTheme="majorHAnsi" w:cstheme="majorHAnsi"/>
         </w:rPr>
-        <w:t>4.1.</w:t>
+        <w:t>Read</w:t>
       </w:r>
       <w:r>
         <w:rPr>
           <w:rFonts w:asciiTheme="majorHAnsi" w:hAnsiTheme="majorHAnsi" w:cstheme="majorHAnsi"/>
         </w:rPr>
-        <w:t>1.</w:t>
+        <w:t xml:space="preserve"> the raw data from the message queue</w:t>
       </w:r>
       <w:r>
         <w:rPr>
           <w:rFonts w:asciiTheme="majorHAnsi" w:hAnsiTheme="majorHAnsi" w:cstheme="majorHAnsi"/>
         </w:rPr>
-        <w:t xml:space="preserve"> This</w:t>
+        <w:t>.</w:t>
+      </w:r>
+    </w:p>
+    <w:p>
+      <w:pPr>
+        <w:pStyle w:val="ListParagraph"/>
+        <w:numPr>
+          <w:ilvl w:val="0"/>
+          <w:numId w:val="11"/>
+        </w:numPr>
+      </w:pPr>
+      <w:r>
+        <w:rPr>
+          <w:rFonts w:asciiTheme="majorHAnsi" w:hAnsiTheme="majorHAnsi" w:cstheme="majorHAnsi"/>
+        </w:rPr>
+        <w:t xml:space="preserve">Validate the altitude data with predefined threshold value </w:t>
+      </w:r>
+      <w:r>
+        <w:t>[THRESHOLD_MIN, THRESOLD_MAX].</w:t>
+      </w:r>
+    </w:p>
+    <w:p>
+      <w:pPr>
+        <w:pStyle w:val="ListParagraph"/>
+        <w:numPr>
+          <w:ilvl w:val="0"/>
+          <w:numId w:val="11"/>
+        </w:numPr>
+        <w:rPr>
+          <w:rFonts w:asciiTheme="majorHAnsi" w:hAnsiTheme="majorHAnsi" w:cstheme="majorHAnsi"/>
+        </w:rPr>
+      </w:pPr>
+      <w:r>
+        <w:rPr>
+          <w:rFonts w:asciiTheme="majorHAnsi" w:hAnsiTheme="majorHAnsi" w:cstheme="majorHAnsi"/>
+        </w:rPr>
+        <w:lastRenderedPageBreak/>
+        <w:t xml:space="preserve">If </w:t>
       </w:r>
       <w:r>
         <w:rPr>
           <w:rFonts w:asciiTheme="majorHAnsi" w:hAnsiTheme="majorHAnsi" w:cstheme="majorHAnsi"/>
         </w:rPr>
-        <w:t xml:space="preserve"> module </w:t>
+        <w:t>altitude</w:t>
       </w:r>
       <w:r>
         <w:rPr>
           <w:rFonts w:asciiTheme="majorHAnsi" w:hAnsiTheme="majorHAnsi" w:cstheme="majorHAnsi"/>
         </w:rPr>
-        <w:t>is also</w:t>
+        <w:t xml:space="preserve"> exceeds the </w:t>
       </w:r>
       <w:r>
         <w:rPr>
           <w:rFonts w:asciiTheme="majorHAnsi" w:hAnsiTheme="majorHAnsi" w:cstheme="majorHAnsi"/>
         </w:rPr>
-        <w:t xml:space="preserve"> responsible for the initialization of sensor module with </w:t>
+        <w:t xml:space="preserve">boundary </w:t>
       </w:r>
       <w:r>
-        <w:rPr>
-          <w:rFonts w:asciiTheme="majorHAnsi" w:hAnsiTheme="majorHAnsi" w:cstheme="majorHAnsi"/>
-        </w:rPr>
-        <w:t>[f]</w:t>
+        <w:t>[THRESHOLD_MIN, THRESOLD_MAX]</w:t>
       </w:r>
       <w:r>
-        <w:rPr>
-          <w:rFonts w:asciiTheme="majorHAnsi" w:hAnsiTheme="majorHAnsi" w:cstheme="majorHAnsi"/>
-        </w:rPr>
-        <w:t xml:space="preserve"> frequency.</w:t>
-      </w:r>
-    </w:p>
-    <w:p>
-      <w:pPr>
-        <w:rPr>
-          <w:rFonts w:asciiTheme="majorHAnsi" w:hAnsiTheme="majorHAnsi" w:cstheme="majorHAnsi"/>
-        </w:rPr>
-      </w:pPr>
-      <w:r>
-        <w:rPr>
-          <w:rFonts w:asciiTheme="majorHAnsi" w:hAnsiTheme="majorHAnsi" w:cstheme="majorHAnsi"/>
-        </w:rPr>
-        <w:t>4.1.</w:t>
-      </w:r>
-      <w:r>
-        <w:rPr>
-          <w:rFonts w:asciiTheme="majorHAnsi" w:hAnsiTheme="majorHAnsi" w:cstheme="majorHAnsi"/>
-        </w:rPr>
-        <w:t>2.</w:t>
-      </w:r>
-      <w:r>
-        <w:rPr>
-          <w:rFonts w:asciiTheme="majorHAnsi" w:hAnsiTheme="majorHAnsi" w:cstheme="majorHAnsi"/>
-        </w:rPr>
-        <w:t xml:space="preserve"> It</w:t>
-      </w:r>
-      <w:r>
-        <w:rPr>
-          <w:rFonts w:asciiTheme="majorHAnsi" w:hAnsiTheme="majorHAnsi" w:cstheme="majorHAnsi"/>
-        </w:rPr>
         <w:t xml:space="preserve"> </w:t>
       </w:r>
       <w:r>
         <w:rPr>
           <w:rFonts w:asciiTheme="majorHAnsi" w:hAnsiTheme="majorHAnsi" w:cstheme="majorHAnsi"/>
         </w:rPr>
-        <w:t>triggers</w:t>
+        <w:t xml:space="preserve">we set, then </w:t>
       </w:r>
       <w:r>
         <w:rPr>
           <w:rFonts w:asciiTheme="majorHAnsi" w:hAnsiTheme="majorHAnsi" w:cstheme="majorHAnsi"/>
         </w:rPr>
-        <w:t xml:space="preserve"> SensorReadData()</w:t>
+        <w:t xml:space="preserve"> set </w:t>
       </w:r>
       <w:r>
         <w:rPr>
           <w:rFonts w:asciiTheme="majorHAnsi" w:hAnsiTheme="majorHAnsi" w:cstheme="majorHAnsi"/>
         </w:rPr>
-        <w:t xml:space="preserve"> </w:t>
+        <w:t xml:space="preserve">an </w:t>
       </w:r>
       <w:r>
         <w:rPr>
           <w:rFonts w:asciiTheme="majorHAnsi" w:hAnsiTheme="majorHAnsi" w:cstheme="majorHAnsi"/>
         </w:rPr>
-        <w:t xml:space="preserve">in </w:t>
+        <w:t>event signal.</w:t>
+      </w:r>
+    </w:p>
+    <w:p>
+      <w:pPr>
+        <w:pStyle w:val="Heading3"/>
+      </w:pPr>
+      <w:r>
+        <w:t xml:space="preserve">4.3 </w:t>
+      </w:r>
+      <w:r>
+        <w:t>Alarm Management</w:t>
+      </w:r>
+      <w:r>
+        <w:t xml:space="preserve"> </w:t>
+      </w:r>
+    </w:p>
+    <w:p>
+      <w:pPr>
+        <w:rPr>
+          <w:rFonts w:asciiTheme="majorHAnsi" w:hAnsiTheme="majorHAnsi" w:cstheme="majorHAnsi"/>
+        </w:rPr>
+      </w:pPr>
+      <w:r>
+        <w:rPr>
+          <w:rFonts w:asciiTheme="majorHAnsi" w:hAnsiTheme="majorHAnsi" w:cstheme="majorHAnsi"/>
+        </w:rPr>
+        <w:t xml:space="preserve">   </w:t>
       </w:r>
       <w:r>
         <w:rPr>
           <w:rFonts w:asciiTheme="majorHAnsi" w:hAnsiTheme="majorHAnsi" w:cstheme="majorHAnsi"/>
         </w:rPr>
-        <w:t>[</w:t>
+        <w:t>The responsibility of the modules is</w:t>
+      </w:r>
+    </w:p>
+    <w:p>
+      <w:pPr>
+        <w:pStyle w:val="ListParagraph"/>
+        <w:numPr>
+          <w:ilvl w:val="0"/>
+          <w:numId w:val="12"/>
+        </w:numPr>
+        <w:rPr>
+          <w:rFonts w:asciiTheme="majorHAnsi" w:hAnsiTheme="majorHAnsi" w:cstheme="majorHAnsi"/>
+        </w:rPr>
+      </w:pPr>
+      <w:r>
+        <w:rPr>
+          <w:rFonts w:asciiTheme="majorHAnsi" w:hAnsiTheme="majorHAnsi" w:cstheme="majorHAnsi"/>
+        </w:rPr>
+        <w:t>Check for the event signal.</w:t>
+      </w:r>
+    </w:p>
+    <w:p>
+      <w:pPr>
+        <w:pStyle w:val="ListParagraph"/>
+        <w:numPr>
+          <w:ilvl w:val="0"/>
+          <w:numId w:val="12"/>
+        </w:numPr>
+        <w:rPr>
+          <w:rFonts w:asciiTheme="majorHAnsi" w:hAnsiTheme="majorHAnsi" w:cstheme="majorHAnsi"/>
+        </w:rPr>
+      </w:pPr>
+      <w:r>
+        <w:rPr>
+          <w:rFonts w:asciiTheme="majorHAnsi" w:hAnsiTheme="majorHAnsi" w:cstheme="majorHAnsi"/>
+        </w:rPr>
+        <w:t xml:space="preserve">If Event signal is set, trigger an alarm up to define timeout </w:t>
       </w:r>
       <w:r>
         <w:rPr>
           <w:rFonts w:asciiTheme="majorHAnsi" w:hAnsiTheme="majorHAnsi" w:cstheme="majorHAnsi"/>
         </w:rPr>
-        <w:t>I</w:t>
+        <w:t>[ALARM_TIMEOUT]</w:t>
       </w:r>
       <w:r>
         <w:rPr>
           <w:rFonts w:asciiTheme="majorHAnsi" w:hAnsiTheme="majorHAnsi" w:cstheme="majorHAnsi"/>
         </w:rPr>
-        <w:t>]</w:t>
+        <w:t>.</w:t>
       </w:r>
+    </w:p>
+    <w:p>
+      <w:pPr>
+        <w:pStyle w:val="ListParagraph"/>
+        <w:numPr>
+          <w:ilvl w:val="0"/>
+          <w:numId w:val="12"/>
+        </w:numPr>
+        <w:rPr>
+          <w:rFonts w:asciiTheme="majorHAnsi" w:hAnsiTheme="majorHAnsi" w:cstheme="majorHAnsi"/>
+        </w:rPr>
+      </w:pPr>
       <w:r>
         <w:rPr>
           <w:rFonts w:asciiTheme="majorHAnsi" w:hAnsiTheme="majorHAnsi" w:cstheme="majorHAnsi"/>
         </w:rPr>
-        <w:t xml:space="preserve"> interval and push the raw data in </w:t>
-      </w:r>
-      <w:r>
-        <w:rPr>
-          <w:rFonts w:asciiTheme="majorHAnsi" w:hAnsiTheme="majorHAnsi" w:cstheme="majorHAnsi"/>
-        </w:rPr>
-        <w:t>a</w:t>
-      </w:r>
-      <w:r>
-        <w:rPr>
-          <w:rFonts w:asciiTheme="majorHAnsi" w:hAnsiTheme="majorHAnsi" w:cstheme="majorHAnsi"/>
-        </w:rPr>
-        <w:t xml:space="preserve"> queue. We expect data with </w:t>
-      </w:r>
-      <w:r>
-        <w:rPr>
-          <w:rFonts w:asciiTheme="majorHAnsi" w:hAnsiTheme="majorHAnsi" w:cstheme="majorHAnsi"/>
-        </w:rPr>
-        <w:t>limit of</w:t>
-      </w:r>
-      <w:r>
-        <w:rPr>
-          <w:rFonts w:asciiTheme="majorHAnsi" w:hAnsiTheme="majorHAnsi" w:cstheme="majorHAnsi"/>
-        </w:rPr>
-        <w:t xml:space="preserve"> 0 to max value of 4 bytes.</w:t>
-      </w:r>
-      <w:r>
-        <w:rPr>
-          <w:rFonts w:asciiTheme="majorHAnsi" w:hAnsiTheme="majorHAnsi" w:cstheme="majorHAnsi"/>
-        </w:rPr>
-        <w:t xml:space="preserve"> </w:t>
+        <w:t>Clear the event signal.</w:t>
       </w:r>
     </w:p>
     <w:p>
       <w:pPr>
-        <w:pStyle w:val="ListParagraph"/>
-        <w:numPr>
-          <w:ilvl w:val="1"/>
-          <w:numId w:val="29"/>
-        </w:numPr>
-        <w:rPr>
-          <w:rFonts w:asciiTheme="majorHAnsi" w:hAnsiTheme="majorHAnsi" w:cstheme="majorHAnsi"/>
-          <w:b/>
-          <w:bCs/>
-        </w:rPr>
+        <w:pStyle w:val="Heading2"/>
       </w:pPr>
       <w:r>
-        <w:rPr>
-          <w:rFonts w:asciiTheme="majorHAnsi" w:hAnsiTheme="majorHAnsi" w:cstheme="majorHAnsi"/>
-          <w:b/>
-          <w:bCs/>
-        </w:rPr>
-        <w:t>Validation Engine</w:t>
-      </w:r>
-      <w:r>
-        <w:rPr>
-          <w:rFonts w:asciiTheme="majorHAnsi" w:hAnsiTheme="majorHAnsi" w:cstheme="majorHAnsi"/>
-          <w:b/>
-          <w:bCs/>
-        </w:rPr>
-        <w:t xml:space="preserve"> </w:t>
+        <w:t>5. Interface Design</w:t>
       </w:r>
     </w:p>
     <w:p>
       <w:pPr>
-        <w:rPr>
-          <w:rFonts w:asciiTheme="majorHAnsi" w:hAnsiTheme="majorHAnsi" w:cstheme="majorHAnsi"/>
-        </w:rPr>
+        <w:pStyle w:val="Heading3"/>
       </w:pPr>
       <w:r>
-        <w:rPr>
-          <w:rFonts w:asciiTheme="majorHAnsi" w:hAnsiTheme="majorHAnsi" w:cstheme="majorHAnsi"/>
-        </w:rPr>
-        <w:t>4.2.1.</w:t>
-      </w:r>
-      <w:r>
-        <w:rPr>
-          <w:rFonts w:asciiTheme="majorHAnsi" w:hAnsiTheme="majorHAnsi" w:cstheme="majorHAnsi"/>
-        </w:rPr>
-        <w:t xml:space="preserve"> The</w:t>
-      </w:r>
-      <w:r>
-        <w:rPr>
-          <w:rFonts w:asciiTheme="majorHAnsi" w:hAnsiTheme="majorHAnsi" w:cstheme="majorHAnsi"/>
-        </w:rPr>
-        <w:t xml:space="preserve"> module </w:t>
-      </w:r>
-      <w:r>
-        <w:rPr>
-          <w:rFonts w:asciiTheme="majorHAnsi" w:hAnsiTheme="majorHAnsi" w:cstheme="majorHAnsi"/>
-        </w:rPr>
-        <w:t>is responsible</w:t>
-      </w:r>
-      <w:r>
-        <w:rPr>
-          <w:rFonts w:asciiTheme="majorHAnsi" w:hAnsiTheme="majorHAnsi" w:cstheme="majorHAnsi"/>
-        </w:rPr>
-        <w:t xml:space="preserve"> for </w:t>
-      </w:r>
-      <w:r>
-        <w:rPr>
-          <w:rFonts w:asciiTheme="majorHAnsi" w:hAnsiTheme="majorHAnsi" w:cstheme="majorHAnsi"/>
-        </w:rPr>
-        <w:t>parsing</w:t>
-      </w:r>
-      <w:r>
-        <w:rPr>
-          <w:rFonts w:asciiTheme="majorHAnsi" w:hAnsiTheme="majorHAnsi" w:cstheme="majorHAnsi"/>
-        </w:rPr>
-        <w:t xml:space="preserve"> the raw data from the message queue and </w:t>
-      </w:r>
-      <w:r>
-        <w:rPr>
-          <w:rFonts w:asciiTheme="majorHAnsi" w:hAnsiTheme="majorHAnsi" w:cstheme="majorHAnsi"/>
-        </w:rPr>
-        <w:t>converting it</w:t>
-      </w:r>
-      <w:r>
-        <w:rPr>
-          <w:rFonts w:asciiTheme="majorHAnsi" w:hAnsiTheme="majorHAnsi" w:cstheme="majorHAnsi"/>
-        </w:rPr>
-        <w:t xml:space="preserve"> to required altitude format. We expect a </w:t>
-      </w:r>
-      <w:r>
-        <w:rPr>
-          <w:rFonts w:asciiTheme="majorHAnsi" w:hAnsiTheme="majorHAnsi" w:cstheme="majorHAnsi"/>
-        </w:rPr>
-        <w:t>4-byte</w:t>
-      </w:r>
-      <w:r>
-        <w:rPr>
-          <w:rFonts w:asciiTheme="majorHAnsi" w:hAnsiTheme="majorHAnsi" w:cstheme="majorHAnsi"/>
-        </w:rPr>
-        <w:t xml:space="preserve"> data in message queue.</w:t>
-      </w:r>
-    </w:p>
-    <w:p>
-      <w:pPr>
-        <w:rPr>
-          <w:rFonts w:asciiTheme="majorHAnsi" w:hAnsiTheme="majorHAnsi" w:cstheme="majorHAnsi"/>
-        </w:rPr>
-      </w:pPr>
-      <w:r>
-        <w:rPr>
-          <w:rFonts w:asciiTheme="majorHAnsi" w:hAnsiTheme="majorHAnsi" w:cstheme="majorHAnsi"/>
-        </w:rPr>
-        <w:t>4.2.2.</w:t>
-      </w:r>
-      <w:r>
-        <w:rPr>
-          <w:rFonts w:asciiTheme="majorHAnsi" w:hAnsiTheme="majorHAnsi" w:cstheme="majorHAnsi"/>
-        </w:rPr>
-        <w:t xml:space="preserve"> Validate</w:t>
-      </w:r>
-      <w:r>
-        <w:rPr>
-          <w:rFonts w:asciiTheme="majorHAnsi" w:hAnsiTheme="majorHAnsi" w:cstheme="majorHAnsi"/>
-        </w:rPr>
-        <w:t xml:space="preserve"> the altitude data with predefined threshold value set in the system. If it </w:t>
-      </w:r>
-      <w:r>
-        <w:rPr>
-          <w:rFonts w:asciiTheme="majorHAnsi" w:hAnsiTheme="majorHAnsi" w:cstheme="majorHAnsi"/>
-        </w:rPr>
-        <w:t>exceeds</w:t>
-      </w:r>
-      <w:r>
-        <w:rPr>
-          <w:rFonts w:asciiTheme="majorHAnsi" w:hAnsiTheme="majorHAnsi" w:cstheme="majorHAnsi"/>
-        </w:rPr>
-        <w:t xml:space="preserve"> the limit set event signal.</w:t>
-      </w:r>
-    </w:p>
-    <w:p>
-      <w:pPr>
-        <w:pStyle w:val="ListParagraph"/>
-        <w:numPr>
-          <w:ilvl w:val="1"/>
-          <w:numId w:val="29"/>
-        </w:numPr>
-        <w:rPr>
-          <w:rFonts w:asciiTheme="majorHAnsi" w:hAnsiTheme="majorHAnsi" w:cstheme="majorHAnsi"/>
-          <w:b/>
-          <w:bCs/>
-        </w:rPr>
-      </w:pPr>
-      <w:r>
-        <w:rPr>
-          <w:rFonts w:asciiTheme="majorHAnsi" w:hAnsiTheme="majorHAnsi" w:cstheme="majorHAnsi"/>
-          <w:b/>
-          <w:bCs/>
-        </w:rPr>
-        <w:t>Alarm</w:t>
-      </w:r>
-      <w:r>
-        <w:rPr>
-          <w:rFonts w:asciiTheme="majorHAnsi" w:hAnsiTheme="majorHAnsi" w:cstheme="majorHAnsi"/>
-          <w:b/>
-          <w:bCs/>
-        </w:rPr>
-        <w:t xml:space="preserve"> Management</w:t>
-      </w:r>
-    </w:p>
-    <w:p>
-      <w:pPr>
-        <w:rPr>
-          <w:rFonts w:asciiTheme="majorHAnsi" w:hAnsiTheme="majorHAnsi" w:cstheme="majorHAnsi"/>
-        </w:rPr>
-      </w:pPr>
-      <w:r>
-        <w:rPr>
-          <w:rFonts w:asciiTheme="majorHAnsi" w:hAnsiTheme="majorHAnsi" w:cstheme="majorHAnsi"/>
-        </w:rPr>
-        <w:t xml:space="preserve">4.3.1. </w:t>
-      </w:r>
-      <w:r>
-        <w:rPr>
-          <w:rFonts w:asciiTheme="majorHAnsi" w:hAnsiTheme="majorHAnsi" w:cstheme="majorHAnsi"/>
-        </w:rPr>
-        <w:t xml:space="preserve">Once the </w:t>
-      </w:r>
-      <w:r>
-        <w:rPr>
-          <w:rFonts w:asciiTheme="majorHAnsi" w:hAnsiTheme="majorHAnsi" w:cstheme="majorHAnsi"/>
-        </w:rPr>
-        <w:t xml:space="preserve">Validation </w:t>
-      </w:r>
-      <w:r>
-        <w:rPr>
-          <w:rFonts w:asciiTheme="majorHAnsi" w:hAnsiTheme="majorHAnsi" w:cstheme="majorHAnsi"/>
-        </w:rPr>
-        <w:t>engine</w:t>
-      </w:r>
-      <w:r>
-        <w:rPr>
-          <w:rFonts w:asciiTheme="majorHAnsi" w:hAnsiTheme="majorHAnsi" w:cstheme="majorHAnsi"/>
-        </w:rPr>
-        <w:t xml:space="preserve"> sets</w:t>
-      </w:r>
-      <w:r>
-        <w:rPr>
-          <w:rFonts w:asciiTheme="majorHAnsi" w:hAnsiTheme="majorHAnsi" w:cstheme="majorHAnsi"/>
-        </w:rPr>
-        <w:t xml:space="preserve"> </w:t>
-      </w:r>
-      <w:r>
-        <w:rPr>
-          <w:rFonts w:asciiTheme="majorHAnsi" w:hAnsiTheme="majorHAnsi" w:cstheme="majorHAnsi"/>
-        </w:rPr>
-        <w:t>signal,</w:t>
-      </w:r>
-      <w:r>
-        <w:rPr>
-          <w:rFonts w:asciiTheme="majorHAnsi" w:hAnsiTheme="majorHAnsi" w:cstheme="majorHAnsi"/>
-        </w:rPr>
-        <w:t xml:space="preserve"> it </w:t>
-      </w:r>
-      <w:r>
-        <w:rPr>
-          <w:rFonts w:asciiTheme="majorHAnsi" w:hAnsiTheme="majorHAnsi" w:cstheme="majorHAnsi"/>
-        </w:rPr>
-        <w:t>triggers</w:t>
-      </w:r>
-      <w:r>
-        <w:rPr>
-          <w:rFonts w:asciiTheme="majorHAnsi" w:hAnsiTheme="majorHAnsi" w:cstheme="majorHAnsi"/>
-        </w:rPr>
-        <w:t xml:space="preserve"> </w:t>
-      </w:r>
-      <w:r>
-        <w:rPr>
-          <w:rFonts w:asciiTheme="majorHAnsi" w:hAnsiTheme="majorHAnsi" w:cstheme="majorHAnsi"/>
-        </w:rPr>
-        <w:t>an</w:t>
-      </w:r>
-      <w:r>
-        <w:rPr>
-          <w:rFonts w:asciiTheme="majorHAnsi" w:hAnsiTheme="majorHAnsi" w:cstheme="majorHAnsi"/>
-        </w:rPr>
-        <w:t xml:space="preserve"> alarm </w:t>
-      </w:r>
-      <w:r>
-        <w:rPr>
-          <w:rFonts w:asciiTheme="majorHAnsi" w:hAnsiTheme="majorHAnsi" w:cstheme="majorHAnsi"/>
-        </w:rPr>
-        <w:t>up to</w:t>
-      </w:r>
-      <w:r>
-        <w:rPr>
-          <w:rFonts w:asciiTheme="majorHAnsi" w:hAnsiTheme="majorHAnsi" w:cstheme="majorHAnsi"/>
-        </w:rPr>
-        <w:t xml:space="preserve"> </w:t>
-      </w:r>
-      <w:r>
-        <w:rPr>
-          <w:rFonts w:asciiTheme="majorHAnsi" w:hAnsiTheme="majorHAnsi" w:cstheme="majorHAnsi"/>
-        </w:rPr>
-        <w:t xml:space="preserve">a </w:t>
-      </w:r>
-      <w:r>
-        <w:rPr>
-          <w:rFonts w:asciiTheme="majorHAnsi" w:hAnsiTheme="majorHAnsi" w:cstheme="majorHAnsi"/>
-        </w:rPr>
-        <w:t>define tim</w:t>
-      </w:r>
-      <w:r>
-        <w:rPr>
-          <w:rFonts w:asciiTheme="majorHAnsi" w:hAnsiTheme="majorHAnsi" w:cstheme="majorHAnsi"/>
-        </w:rPr>
-        <w:t>e</w:t>
-      </w:r>
-      <w:r>
-        <w:rPr>
-          <w:rFonts w:asciiTheme="majorHAnsi" w:hAnsiTheme="majorHAnsi" w:cstheme="majorHAnsi"/>
-        </w:rPr>
-        <w:t xml:space="preserve">out </w:t>
-      </w:r>
-      <w:r>
-        <w:rPr>
-          <w:rFonts w:asciiTheme="majorHAnsi" w:hAnsiTheme="majorHAnsi" w:cstheme="majorHAnsi"/>
-        </w:rPr>
-        <w:t xml:space="preserve">[ALARM_TIMEOUT] </w:t>
-      </w:r>
-      <w:r>
-        <w:rPr>
-          <w:rFonts w:asciiTheme="majorHAnsi" w:hAnsiTheme="majorHAnsi" w:cstheme="majorHAnsi"/>
-        </w:rPr>
-        <w:t xml:space="preserve">and </w:t>
-      </w:r>
-      <w:r>
-        <w:rPr>
-          <w:rFonts w:asciiTheme="majorHAnsi" w:hAnsiTheme="majorHAnsi" w:cstheme="majorHAnsi"/>
-        </w:rPr>
-        <w:t>clears</w:t>
-      </w:r>
-      <w:r>
-        <w:rPr>
-          <w:rFonts w:asciiTheme="majorHAnsi" w:hAnsiTheme="majorHAnsi" w:cstheme="majorHAnsi"/>
-        </w:rPr>
-        <w:t xml:space="preserve"> the event signal.</w:t>
-      </w:r>
-      <w:r>
-        <w:rPr>
-          <w:rFonts w:asciiTheme="majorHAnsi" w:hAnsiTheme="majorHAnsi" w:cstheme="majorHAnsi"/>
-        </w:rPr>
-        <w:t xml:space="preserve">  </w:t>
-      </w:r>
-    </w:p>
-    <w:p>
-      <w:pPr>
-        <w:pStyle w:val="Heading2"/>
-        <w:rPr>
-          <w:rFonts w:cstheme="majorHAnsi"/>
-          <w:sz w:val="22"/>
-          <w:szCs w:val="22"/>
-        </w:rPr>
-      </w:pPr>
-      <w:r>
-        <w:rPr>
-          <w:rFonts w:cstheme="majorHAnsi"/>
-          <w:sz w:val="22"/>
-          <w:szCs w:val="22"/>
-        </w:rPr>
-        <w:t>5. Interface Design</w:t>
+        <w:t>5.1 Define APIs</w:t>
       </w:r>
     </w:p>
     <w:tbl>
       <w:tblPr>
         <w:tblStyle w:val="TableGrid"/>
         <w:tblW w:w="0" w:type="auto"/>
+        <w:tblInd w:w="108" w:type="dxa"/>
         <w:tblLook w:val="04A0" w:firstRow="1" w:lastRow="0" w:firstColumn="1" w:lastColumn="0" w:noHBand="0" w:noVBand="1"/>
       </w:tblPr>
       <w:tblGrid>
-        <w:gridCol w:w="3009"/>
-        <w:gridCol w:w="2379"/>
-        <w:gridCol w:w="163"/>
-        <w:gridCol w:w="2367"/>
-        <w:gridCol w:w="938"/>
-      </w:tblGrid>
-      <w:tr>
-        <w:tc>
-          <w:tcPr>
-            <w:tcW w:w="3009" w:type="dxa"/>
-          </w:tcPr>
-          <w:p>
-            <w:pPr>
-              <w:rPr>
-                <w:rFonts w:asciiTheme="majorHAnsi" w:hAnsiTheme="majorHAnsi" w:cstheme="majorHAnsi"/>
-                <w:b/>
-                <w:bCs/>
-              </w:rPr>
-            </w:pPr>
-            <w:r>
-              <w:rPr>
-                <w:rFonts w:asciiTheme="majorHAnsi" w:hAnsiTheme="majorHAnsi" w:cstheme="majorHAnsi"/>
-                <w:b/>
-                <w:bCs/>
-              </w:rPr>
-              <w:t xml:space="preserve">File Name </w:t>
-            </w:r>
-          </w:p>
-        </w:tc>
-        <w:tc>
-          <w:tcPr>
-            <w:tcW w:w="2379" w:type="dxa"/>
-          </w:tcPr>
-          <w:p>
-            <w:pPr>
-              <w:rPr>
-                <w:rFonts w:asciiTheme="majorHAnsi" w:hAnsiTheme="majorHAnsi" w:cstheme="majorHAnsi"/>
-                <w:b/>
-                <w:bCs/>
-              </w:rPr>
-            </w:pPr>
-            <w:r>
-              <w:rPr>
-                <w:rFonts w:asciiTheme="majorHAnsi" w:hAnsiTheme="majorHAnsi" w:cstheme="majorHAnsi"/>
-                <w:b/>
-                <w:bCs/>
-              </w:rPr>
-              <w:t>sensor.c</w:t>
-            </w:r>
-          </w:p>
-        </w:tc>
-        <w:tc>
-          <w:tcPr>
-            <w:tcW w:w="3468" w:type="dxa"/>
-            <w:gridSpan w:val="3"/>
-          </w:tcPr>
-          <w:p>
-            <w:pPr>
-              <w:rPr>
-                <w:rFonts w:asciiTheme="majorHAnsi" w:hAnsiTheme="majorHAnsi" w:cstheme="majorHAnsi"/>
-              </w:rPr>
-            </w:pPr>
-          </w:p>
-        </w:tc>
-      </w:tr>
-      <w:tr>
-        <w:tc>
-          <w:tcPr>
-            <w:tcW w:w="3009" w:type="dxa"/>
-            <w:tcBorders>
-              <w:bottom w:val="single" w:sz="4" w:space="0" w:color="auto"/>
-            </w:tcBorders>
-          </w:tcPr>
-          <w:p>
-            <w:pPr>
-              <w:rPr>
-                <w:rFonts w:asciiTheme="majorHAnsi" w:hAnsiTheme="majorHAnsi" w:cstheme="majorHAnsi"/>
-              </w:rPr>
-            </w:pPr>
-            <w:r>
-              <w:rPr>
-                <w:rFonts w:asciiTheme="majorHAnsi" w:hAnsiTheme="majorHAnsi" w:cstheme="majorHAnsi"/>
-              </w:rPr>
-              <w:t xml:space="preserve">Summary </w:t>
-            </w:r>
-          </w:p>
-        </w:tc>
-        <w:tc>
-          <w:tcPr>
-            <w:tcW w:w="5847" w:type="dxa"/>
-            <w:gridSpan w:val="4"/>
-            <w:tcBorders>
-              <w:bottom w:val="single" w:sz="4" w:space="0" w:color="auto"/>
-            </w:tcBorders>
-          </w:tcPr>
-          <w:p>
-            <w:pPr>
-              <w:rPr>
-                <w:rFonts w:asciiTheme="majorHAnsi" w:hAnsiTheme="majorHAnsi" w:cstheme="majorHAnsi"/>
-              </w:rPr>
-            </w:pPr>
-            <w:r>
-              <w:rPr>
-                <w:rFonts w:asciiTheme="majorHAnsi" w:hAnsiTheme="majorHAnsi" w:cstheme="majorHAnsi"/>
-              </w:rPr>
-              <w:t xml:space="preserve">Which </w:t>
-            </w:r>
-            <w:r>
-              <w:rPr>
-                <w:rFonts w:asciiTheme="majorHAnsi" w:hAnsiTheme="majorHAnsi" w:cstheme="majorHAnsi"/>
-              </w:rPr>
-              <w:t>includes</w:t>
-            </w:r>
-            <w:r>
-              <w:rPr>
-                <w:rFonts w:asciiTheme="majorHAnsi" w:hAnsiTheme="majorHAnsi" w:cstheme="majorHAnsi"/>
-              </w:rPr>
-              <w:t xml:space="preserve"> interface for initializing the sensor module </w:t>
-            </w:r>
-            <w:r>
-              <w:rPr>
-                <w:rFonts w:asciiTheme="majorHAnsi" w:hAnsiTheme="majorHAnsi" w:cstheme="majorHAnsi"/>
-              </w:rPr>
-              <w:lastRenderedPageBreak/>
-              <w:t xml:space="preserve">with </w:t>
-            </w:r>
-            <w:r>
-              <w:rPr>
-                <w:rFonts w:asciiTheme="majorHAnsi" w:hAnsiTheme="majorHAnsi" w:cstheme="majorHAnsi"/>
-              </w:rPr>
-              <w:t>[</w:t>
-            </w:r>
-            <w:r>
-              <w:rPr>
-                <w:rFonts w:asciiTheme="majorHAnsi" w:hAnsiTheme="majorHAnsi" w:cstheme="majorHAnsi"/>
-              </w:rPr>
-              <w:t>f</w:t>
-            </w:r>
-            <w:r>
-              <w:rPr>
-                <w:rFonts w:asciiTheme="majorHAnsi" w:hAnsiTheme="majorHAnsi" w:cstheme="majorHAnsi"/>
-              </w:rPr>
-              <w:t>]</w:t>
-            </w:r>
-            <w:r>
-              <w:rPr>
-                <w:rFonts w:asciiTheme="majorHAnsi" w:hAnsiTheme="majorHAnsi" w:cstheme="majorHAnsi"/>
-              </w:rPr>
-              <w:t xml:space="preserve"> frequency, Read sensor data with </w:t>
-            </w:r>
-            <w:r>
-              <w:rPr>
-                <w:rFonts w:asciiTheme="majorHAnsi" w:hAnsiTheme="majorHAnsi" w:cstheme="majorHAnsi"/>
-              </w:rPr>
-              <w:t>[</w:t>
-            </w:r>
-            <w:r>
-              <w:rPr>
-                <w:rFonts w:asciiTheme="majorHAnsi" w:hAnsiTheme="majorHAnsi" w:cstheme="majorHAnsi"/>
-              </w:rPr>
-              <w:t>I</w:t>
-            </w:r>
-            <w:r>
-              <w:rPr>
-                <w:rFonts w:asciiTheme="majorHAnsi" w:hAnsiTheme="majorHAnsi" w:cstheme="majorHAnsi"/>
-              </w:rPr>
-              <w:t>]</w:t>
-            </w:r>
-            <w:r>
-              <w:rPr>
-                <w:rFonts w:asciiTheme="majorHAnsi" w:hAnsiTheme="majorHAnsi" w:cstheme="majorHAnsi"/>
-              </w:rPr>
-              <w:t xml:space="preserve"> interval and Push to the message queue.</w:t>
-            </w:r>
-          </w:p>
-        </w:tc>
-      </w:tr>
-      <w:tr>
-        <w:tc>
-          <w:tcPr>
-            <w:tcW w:w="3009" w:type="dxa"/>
-            <w:tcBorders>
-              <w:top w:val="single" w:sz="4" w:space="0" w:color="auto"/>
-              <w:left w:val="single" w:sz="4" w:space="0" w:color="auto"/>
-              <w:bottom w:val="single" w:sz="4" w:space="0" w:color="auto"/>
-              <w:right w:val="single" w:sz="4" w:space="0" w:color="auto"/>
-            </w:tcBorders>
-          </w:tcPr>
-          <w:p>
-            <w:pPr>
-              <w:rPr>
-                <w:rFonts w:asciiTheme="majorHAnsi" w:hAnsiTheme="majorHAnsi" w:cstheme="majorHAnsi"/>
-                <w:b/>
-                <w:bCs/>
-              </w:rPr>
-            </w:pPr>
-            <w:r>
-              <w:rPr>
-                <w:rFonts w:asciiTheme="majorHAnsi" w:hAnsiTheme="majorHAnsi" w:cstheme="majorHAnsi"/>
-                <w:b/>
-                <w:bCs/>
-              </w:rPr>
-              <w:lastRenderedPageBreak/>
-              <w:t>Interface</w:t>
-            </w:r>
-            <w:r>
-              <w:rPr>
-                <w:rFonts w:asciiTheme="majorHAnsi" w:hAnsiTheme="majorHAnsi" w:cstheme="majorHAnsi"/>
-                <w:b/>
-                <w:bCs/>
-              </w:rPr>
-              <w:t>s</w:t>
-            </w:r>
-          </w:p>
-        </w:tc>
-        <w:tc>
-          <w:tcPr>
-            <w:tcW w:w="2542" w:type="dxa"/>
-            <w:gridSpan w:val="2"/>
-            <w:tcBorders>
-              <w:top w:val="single" w:sz="4" w:space="0" w:color="auto"/>
-              <w:left w:val="single" w:sz="4" w:space="0" w:color="auto"/>
-              <w:bottom w:val="single" w:sz="4" w:space="0" w:color="auto"/>
-              <w:right w:val="single" w:sz="4" w:space="0" w:color="auto"/>
-            </w:tcBorders>
-          </w:tcPr>
-          <w:p>
-            <w:pPr>
-              <w:rPr>
-                <w:rFonts w:asciiTheme="majorHAnsi" w:hAnsiTheme="majorHAnsi" w:cstheme="majorHAnsi"/>
-                <w:b/>
-                <w:bCs/>
-              </w:rPr>
-            </w:pPr>
-            <w:r>
-              <w:rPr>
-                <w:rFonts w:asciiTheme="majorHAnsi" w:hAnsiTheme="majorHAnsi" w:cstheme="majorHAnsi"/>
-                <w:b/>
-                <w:bCs/>
-              </w:rPr>
-              <w:t>Purpose</w:t>
-            </w:r>
-          </w:p>
-        </w:tc>
-        <w:tc>
-          <w:tcPr>
-            <w:tcW w:w="2367" w:type="dxa"/>
-            <w:tcBorders>
-              <w:top w:val="single" w:sz="4" w:space="0" w:color="auto"/>
-              <w:left w:val="single" w:sz="4" w:space="0" w:color="auto"/>
-              <w:bottom w:val="single" w:sz="4" w:space="0" w:color="auto"/>
-              <w:right w:val="single" w:sz="4" w:space="0" w:color="auto"/>
-            </w:tcBorders>
-          </w:tcPr>
-          <w:p>
-            <w:pPr>
-              <w:rPr>
-                <w:rFonts w:asciiTheme="majorHAnsi" w:hAnsiTheme="majorHAnsi" w:cstheme="majorHAnsi"/>
-                <w:b/>
-                <w:bCs/>
-              </w:rPr>
-            </w:pPr>
-            <w:r>
-              <w:rPr>
-                <w:rFonts w:asciiTheme="majorHAnsi" w:hAnsiTheme="majorHAnsi" w:cstheme="majorHAnsi"/>
-                <w:b/>
-                <w:bCs/>
-              </w:rPr>
-              <w:t>Input</w:t>
-            </w:r>
-          </w:p>
-        </w:tc>
-        <w:tc>
-          <w:tcPr>
-            <w:tcW w:w="938" w:type="dxa"/>
-            <w:tcBorders>
-              <w:top w:val="single" w:sz="4" w:space="0" w:color="auto"/>
-              <w:left w:val="single" w:sz="4" w:space="0" w:color="auto"/>
-              <w:bottom w:val="single" w:sz="4" w:space="0" w:color="auto"/>
-              <w:right w:val="single" w:sz="4" w:space="0" w:color="auto"/>
-            </w:tcBorders>
-          </w:tcPr>
-          <w:p>
-            <w:pPr>
-              <w:rPr>
-                <w:rFonts w:asciiTheme="majorHAnsi" w:hAnsiTheme="majorHAnsi" w:cstheme="majorHAnsi"/>
-                <w:b/>
-                <w:bCs/>
-              </w:rPr>
-            </w:pPr>
-            <w:r>
-              <w:rPr>
-                <w:rFonts w:asciiTheme="majorHAnsi" w:hAnsiTheme="majorHAnsi" w:cstheme="majorHAnsi"/>
-                <w:b/>
-                <w:bCs/>
-              </w:rPr>
-              <w:t>Return</w:t>
-            </w:r>
-          </w:p>
-        </w:tc>
-      </w:tr>
-      <w:tr>
-        <w:tc>
-          <w:tcPr>
-            <w:tcW w:w="3009" w:type="dxa"/>
-            <w:tcBorders>
-              <w:top w:val="single" w:sz="4" w:space="0" w:color="auto"/>
-              <w:left w:val="single" w:sz="4" w:space="0" w:color="auto"/>
-              <w:bottom w:val="single" w:sz="4" w:space="0" w:color="auto"/>
-              <w:right w:val="single" w:sz="4" w:space="0" w:color="auto"/>
-            </w:tcBorders>
-          </w:tcPr>
-          <w:p>
-            <w:pPr>
-              <w:rPr>
-                <w:rFonts w:asciiTheme="majorHAnsi" w:hAnsiTheme="majorHAnsi" w:cstheme="majorHAnsi"/>
-              </w:rPr>
-            </w:pPr>
-            <w:r>
-              <w:rPr>
-                <w:rFonts w:asciiTheme="majorHAnsi" w:hAnsiTheme="majorHAnsi" w:cstheme="majorHAnsi"/>
-              </w:rPr>
-              <w:t>bool SensorInitialization(uint32_t ulFrequency)</w:t>
-            </w:r>
-          </w:p>
-        </w:tc>
-        <w:tc>
-          <w:tcPr>
-            <w:tcW w:w="2542" w:type="dxa"/>
-            <w:gridSpan w:val="2"/>
-            <w:tcBorders>
-              <w:top w:val="single" w:sz="4" w:space="0" w:color="auto"/>
-              <w:left w:val="single" w:sz="4" w:space="0" w:color="auto"/>
-              <w:bottom w:val="single" w:sz="4" w:space="0" w:color="auto"/>
-              <w:right w:val="single" w:sz="4" w:space="0" w:color="auto"/>
-            </w:tcBorders>
-          </w:tcPr>
-          <w:p>
-            <w:pPr>
-              <w:rPr>
-                <w:rFonts w:asciiTheme="majorHAnsi" w:hAnsiTheme="majorHAnsi" w:cstheme="majorHAnsi"/>
-              </w:rPr>
-            </w:pPr>
-            <w:r>
-              <w:rPr>
-                <w:rFonts w:asciiTheme="majorHAnsi" w:hAnsiTheme="majorHAnsi" w:cstheme="majorHAnsi"/>
-              </w:rPr>
-              <w:t>This is used to initialize the sensor module with ‘f’ frequency.</w:t>
-            </w:r>
-          </w:p>
-        </w:tc>
-        <w:tc>
-          <w:tcPr>
-            <w:tcW w:w="2367" w:type="dxa"/>
-            <w:tcBorders>
-              <w:top w:val="single" w:sz="4" w:space="0" w:color="auto"/>
-              <w:left w:val="single" w:sz="4" w:space="0" w:color="auto"/>
-              <w:bottom w:val="single" w:sz="4" w:space="0" w:color="auto"/>
-              <w:right w:val="single" w:sz="4" w:space="0" w:color="auto"/>
-            </w:tcBorders>
-          </w:tcPr>
-          <w:p>
-            <w:pPr>
-              <w:rPr>
-                <w:rFonts w:asciiTheme="majorHAnsi" w:hAnsiTheme="majorHAnsi" w:cstheme="majorHAnsi"/>
-              </w:rPr>
-            </w:pPr>
-            <w:r>
-              <w:rPr>
-                <w:rFonts w:asciiTheme="majorHAnsi" w:hAnsiTheme="majorHAnsi" w:cstheme="majorHAnsi"/>
-              </w:rPr>
-              <w:t>uint32_t ulFrequency</w:t>
-            </w:r>
-          </w:p>
-        </w:tc>
-        <w:tc>
-          <w:tcPr>
-            <w:tcW w:w="938" w:type="dxa"/>
-            <w:tcBorders>
-              <w:top w:val="single" w:sz="4" w:space="0" w:color="auto"/>
-              <w:left w:val="single" w:sz="4" w:space="0" w:color="auto"/>
-              <w:bottom w:val="single" w:sz="4" w:space="0" w:color="auto"/>
-              <w:right w:val="single" w:sz="4" w:space="0" w:color="auto"/>
-            </w:tcBorders>
-          </w:tcPr>
-          <w:p>
-            <w:pPr>
-              <w:jc w:val="both"/>
-              <w:rPr>
-                <w:rFonts w:asciiTheme="majorHAnsi" w:hAnsiTheme="majorHAnsi" w:cstheme="majorHAnsi"/>
-              </w:rPr>
-            </w:pPr>
-            <w:r>
-              <w:rPr>
-                <w:rFonts w:asciiTheme="majorHAnsi" w:hAnsiTheme="majorHAnsi" w:cstheme="majorHAnsi"/>
-              </w:rPr>
-              <w:t>1-On success</w:t>
-            </w:r>
-          </w:p>
-          <w:p>
-            <w:pPr>
-              <w:jc w:val="both"/>
-              <w:rPr>
-                <w:rFonts w:asciiTheme="majorHAnsi" w:hAnsiTheme="majorHAnsi" w:cstheme="majorHAnsi"/>
-              </w:rPr>
-            </w:pPr>
-            <w:r>
-              <w:rPr>
-                <w:rFonts w:asciiTheme="majorHAnsi" w:hAnsiTheme="majorHAnsi" w:cstheme="majorHAnsi"/>
-              </w:rPr>
-              <w:t>0-On failure</w:t>
-            </w:r>
-          </w:p>
-        </w:tc>
-      </w:tr>
-      <w:tr>
-        <w:tc>
-          <w:tcPr>
-            <w:tcW w:w="3009" w:type="dxa"/>
-            <w:tcBorders>
-              <w:top w:val="single" w:sz="4" w:space="0" w:color="auto"/>
-              <w:left w:val="single" w:sz="4" w:space="0" w:color="auto"/>
-              <w:bottom w:val="single" w:sz="4" w:space="0" w:color="auto"/>
-              <w:right w:val="single" w:sz="4" w:space="0" w:color="auto"/>
-            </w:tcBorders>
-          </w:tcPr>
-          <w:p>
-            <w:pPr>
-              <w:rPr>
-                <w:rFonts w:asciiTheme="majorHAnsi" w:hAnsiTheme="majorHAnsi" w:cstheme="majorHAnsi"/>
-              </w:rPr>
-            </w:pPr>
-            <w:r>
-              <w:rPr>
-                <w:rFonts w:asciiTheme="majorHAnsi" w:hAnsiTheme="majorHAnsi" w:cstheme="majorHAnsi"/>
-              </w:rPr>
-              <w:t>void* SensorReadHandler()</w:t>
-            </w:r>
-          </w:p>
-        </w:tc>
-        <w:tc>
-          <w:tcPr>
-            <w:tcW w:w="2542" w:type="dxa"/>
-            <w:gridSpan w:val="2"/>
-            <w:tcBorders>
-              <w:top w:val="single" w:sz="4" w:space="0" w:color="auto"/>
-              <w:left w:val="single" w:sz="4" w:space="0" w:color="auto"/>
-              <w:bottom w:val="single" w:sz="4" w:space="0" w:color="auto"/>
-              <w:right w:val="single" w:sz="4" w:space="0" w:color="auto"/>
-            </w:tcBorders>
-          </w:tcPr>
-          <w:p>
-            <w:pPr>
-              <w:rPr>
-                <w:rFonts w:asciiTheme="majorHAnsi" w:hAnsiTheme="majorHAnsi" w:cstheme="majorHAnsi"/>
-              </w:rPr>
-            </w:pPr>
-            <w:r>
-              <w:rPr>
-                <w:rFonts w:asciiTheme="majorHAnsi" w:hAnsiTheme="majorHAnsi" w:cstheme="majorHAnsi"/>
-              </w:rPr>
-              <w:t>Thread implementation to read sensor data from a define interval and push to the message queue</w:t>
-            </w:r>
-          </w:p>
-        </w:tc>
-        <w:tc>
-          <w:tcPr>
-            <w:tcW w:w="2367" w:type="dxa"/>
-            <w:tcBorders>
-              <w:top w:val="single" w:sz="4" w:space="0" w:color="auto"/>
-              <w:left w:val="single" w:sz="4" w:space="0" w:color="auto"/>
-              <w:bottom w:val="single" w:sz="4" w:space="0" w:color="auto"/>
-              <w:right w:val="single" w:sz="4" w:space="0" w:color="auto"/>
-            </w:tcBorders>
-          </w:tcPr>
-          <w:p>
-            <w:pPr>
-              <w:rPr>
-                <w:rFonts w:asciiTheme="majorHAnsi" w:hAnsiTheme="majorHAnsi" w:cstheme="majorHAnsi"/>
-              </w:rPr>
-            </w:pPr>
-          </w:p>
-        </w:tc>
-        <w:tc>
-          <w:tcPr>
-            <w:tcW w:w="938" w:type="dxa"/>
-            <w:tcBorders>
-              <w:top w:val="single" w:sz="4" w:space="0" w:color="auto"/>
-              <w:left w:val="single" w:sz="4" w:space="0" w:color="auto"/>
-              <w:bottom w:val="single" w:sz="4" w:space="0" w:color="auto"/>
-              <w:right w:val="single" w:sz="4" w:space="0" w:color="auto"/>
-            </w:tcBorders>
-          </w:tcPr>
-          <w:p>
-            <w:pPr>
-              <w:rPr>
-                <w:rFonts w:asciiTheme="majorHAnsi" w:hAnsiTheme="majorHAnsi" w:cstheme="majorHAnsi"/>
-              </w:rPr>
-            </w:pPr>
-          </w:p>
-        </w:tc>
-      </w:tr>
-      <w:tr>
-        <w:tc>
-          <w:tcPr>
-            <w:tcW w:w="3009" w:type="dxa"/>
-            <w:tcBorders>
-              <w:top w:val="single" w:sz="4" w:space="0" w:color="auto"/>
-              <w:left w:val="single" w:sz="4" w:space="0" w:color="auto"/>
-              <w:bottom w:val="single" w:sz="4" w:space="0" w:color="auto"/>
-              <w:right w:val="single" w:sz="4" w:space="0" w:color="auto"/>
-            </w:tcBorders>
-          </w:tcPr>
-          <w:p>
-            <w:pPr>
-              <w:rPr>
-                <w:rFonts w:asciiTheme="majorHAnsi" w:hAnsiTheme="majorHAnsi" w:cstheme="majorHAnsi"/>
-              </w:rPr>
-            </w:pPr>
-            <w:r>
-              <w:rPr>
-                <w:rFonts w:asciiTheme="majorHAnsi" w:hAnsiTheme="majorHAnsi" w:cstheme="majorHAnsi"/>
-              </w:rPr>
-              <w:t>uint32_t SensorReadData(void)</w:t>
-            </w:r>
-          </w:p>
-        </w:tc>
-        <w:tc>
-          <w:tcPr>
-            <w:tcW w:w="2542" w:type="dxa"/>
-            <w:gridSpan w:val="2"/>
-            <w:tcBorders>
-              <w:top w:val="single" w:sz="4" w:space="0" w:color="auto"/>
-              <w:left w:val="single" w:sz="4" w:space="0" w:color="auto"/>
-              <w:bottom w:val="single" w:sz="4" w:space="0" w:color="auto"/>
-              <w:right w:val="single" w:sz="4" w:space="0" w:color="auto"/>
-            </w:tcBorders>
-          </w:tcPr>
-          <w:p>
-            <w:pPr>
-              <w:rPr>
-                <w:rFonts w:asciiTheme="majorHAnsi" w:hAnsiTheme="majorHAnsi" w:cstheme="majorHAnsi"/>
-              </w:rPr>
-            </w:pPr>
-            <w:r>
-              <w:rPr>
-                <w:rFonts w:asciiTheme="majorHAnsi" w:hAnsiTheme="majorHAnsi" w:cstheme="majorHAnsi"/>
-              </w:rPr>
-              <w:t>Read the value from the sensor.</w:t>
-            </w:r>
-          </w:p>
-        </w:tc>
-        <w:tc>
-          <w:tcPr>
-            <w:tcW w:w="2367" w:type="dxa"/>
-            <w:tcBorders>
-              <w:top w:val="single" w:sz="4" w:space="0" w:color="auto"/>
-              <w:left w:val="single" w:sz="4" w:space="0" w:color="auto"/>
-              <w:bottom w:val="single" w:sz="4" w:space="0" w:color="auto"/>
-              <w:right w:val="single" w:sz="4" w:space="0" w:color="auto"/>
-            </w:tcBorders>
-          </w:tcPr>
-          <w:p>
-            <w:pPr>
-              <w:rPr>
-                <w:rFonts w:asciiTheme="majorHAnsi" w:hAnsiTheme="majorHAnsi" w:cstheme="majorHAnsi"/>
-              </w:rPr>
-            </w:pPr>
-          </w:p>
-        </w:tc>
-        <w:tc>
-          <w:tcPr>
-            <w:tcW w:w="938" w:type="dxa"/>
-            <w:tcBorders>
-              <w:top w:val="single" w:sz="4" w:space="0" w:color="auto"/>
-              <w:left w:val="single" w:sz="4" w:space="0" w:color="auto"/>
-              <w:bottom w:val="single" w:sz="4" w:space="0" w:color="auto"/>
-              <w:right w:val="single" w:sz="4" w:space="0" w:color="auto"/>
-            </w:tcBorders>
-          </w:tcPr>
-          <w:p>
-            <w:pPr>
-              <w:rPr>
-                <w:rFonts w:asciiTheme="majorHAnsi" w:hAnsiTheme="majorHAnsi" w:cstheme="majorHAnsi"/>
-              </w:rPr>
-            </w:pPr>
-            <w:r>
-              <w:rPr>
-                <w:rFonts w:asciiTheme="majorHAnsi" w:hAnsiTheme="majorHAnsi" w:cstheme="majorHAnsi"/>
-              </w:rPr>
-              <w:t>Altitude data</w:t>
-            </w:r>
-          </w:p>
-        </w:tc>
-      </w:tr>
-    </w:tbl>
-    <w:p>
-      <w:pPr>
-        <w:rPr>
-          <w:rFonts w:asciiTheme="majorHAnsi" w:hAnsiTheme="majorHAnsi" w:cstheme="majorHAnsi"/>
-        </w:rPr>
-      </w:pPr>
-    </w:p>
-    <w:tbl>
-      <w:tblPr>
-        <w:tblStyle w:val="TableGrid"/>
-        <w:tblW w:w="0" w:type="auto"/>
-        <w:tblLook w:val="04A0" w:firstRow="1" w:lastRow="0" w:firstColumn="1" w:lastColumn="0" w:noHBand="0" w:noVBand="1"/>
-      </w:tblPr>
-      <w:tblGrid>
-        <w:gridCol w:w="3054"/>
-        <w:gridCol w:w="2369"/>
-        <w:gridCol w:w="2498"/>
-        <w:gridCol w:w="935"/>
+        <w:gridCol w:w="3147"/>
+        <w:gridCol w:w="2833"/>
+        <w:gridCol w:w="1319"/>
+        <w:gridCol w:w="1449"/>
       </w:tblGrid>
       <w:tr>
         <w:tc>
@@ -2520,167 +964,84 @@
           <w:p>
             <w:pPr>
               <w:rPr>
-                <w:rFonts w:asciiTheme="majorHAnsi" w:hAnsiTheme="majorHAnsi" w:cstheme="majorHAnsi"/>
+                <w:b/>
+                <w:bCs/>
+                <w:color w:val="4F81BD" w:themeColor="accent1"/>
               </w:rPr>
             </w:pPr>
             <w:r>
               <w:rPr>
-                <w:rFonts w:asciiTheme="majorHAnsi" w:hAnsiTheme="majorHAnsi" w:cstheme="majorHAnsi"/>
                 <w:b/>
                 <w:bCs/>
+                <w:color w:val="4F81BD" w:themeColor="accent1"/>
               </w:rPr>
-              <w:t>File</w:t>
+              <w:t>API</w:t>
             </w:r>
           </w:p>
         </w:tc>
         <w:tc>
           <w:tcPr>
-            <w:tcW w:w="5817" w:type="dxa"/>
-            <w:gridSpan w:val="3"/>
+            <w:tcW w:w="2900" w:type="dxa"/>
           </w:tcPr>
           <w:p>
             <w:pPr>
               <w:rPr>
-                <w:rFonts w:asciiTheme="majorHAnsi" w:hAnsiTheme="majorHAnsi" w:cstheme="majorHAnsi"/>
                 <w:b/>
                 <w:bCs/>
+                <w:color w:val="4F81BD" w:themeColor="accent1"/>
               </w:rPr>
             </w:pPr>
             <w:r>
               <w:rPr>
-                <w:rFonts w:asciiTheme="majorHAnsi" w:hAnsiTheme="majorHAnsi" w:cstheme="majorHAnsi"/>
                 <w:b/>
                 <w:bCs/>
+                <w:color w:val="4F81BD" w:themeColor="accent1"/>
               </w:rPr>
-              <w:t>Process.c</w:t>
-            </w:r>
-          </w:p>
-          <w:p>
-            <w:pPr>
-              <w:rPr>
-                <w:rFonts w:asciiTheme="majorHAnsi" w:hAnsiTheme="majorHAnsi" w:cstheme="majorHAnsi"/>
-              </w:rPr>
-            </w:pPr>
-          </w:p>
-        </w:tc>
-      </w:tr>
-      <w:tr>
-        <w:tc>
-          <w:tcPr>
-            <w:tcW w:w="3039" w:type="dxa"/>
-          </w:tcPr>
-          <w:p>
-            <w:pPr>
-              <w:rPr>
-                <w:rFonts w:asciiTheme="majorHAnsi" w:hAnsiTheme="majorHAnsi" w:cstheme="majorHAnsi"/>
-              </w:rPr>
-            </w:pPr>
-            <w:r>
-              <w:rPr>
-                <w:rFonts w:asciiTheme="majorHAnsi" w:hAnsiTheme="majorHAnsi" w:cstheme="majorHAnsi"/>
-              </w:rPr>
-              <w:t>Summary</w:t>
+              <w:t>Description</w:t>
             </w:r>
           </w:p>
         </w:tc>
         <w:tc>
           <w:tcPr>
-            <w:tcW w:w="5817" w:type="dxa"/>
-            <w:gridSpan w:val="3"/>
+            <w:tcW w:w="1319" w:type="dxa"/>
           </w:tcPr>
           <w:p>
             <w:pPr>
               <w:rPr>
-                <w:rFonts w:asciiTheme="majorHAnsi" w:hAnsiTheme="majorHAnsi" w:cstheme="majorHAnsi"/>
+                <w:b/>
+                <w:bCs/>
+                <w:color w:val="4F81BD" w:themeColor="accent1"/>
               </w:rPr>
             </w:pPr>
             <w:r>
               <w:rPr>
-                <w:rFonts w:asciiTheme="majorHAnsi" w:hAnsiTheme="majorHAnsi" w:cstheme="majorHAnsi"/>
-              </w:rPr>
-              <w:t>This defines the interface to process data from message queue and compare with defined threshold values</w:t>
-            </w:r>
-          </w:p>
-        </w:tc>
-      </w:tr>
-      <w:tr>
-        <w:tc>
-          <w:tcPr>
-            <w:tcW w:w="3039" w:type="dxa"/>
-          </w:tcPr>
-          <w:p>
-            <w:pPr>
-              <w:rPr>
-                <w:rFonts w:asciiTheme="majorHAnsi" w:hAnsiTheme="majorHAnsi" w:cstheme="majorHAnsi"/>
-              </w:rPr>
-            </w:pPr>
-            <w:r>
-              <w:rPr>
-                <w:rFonts w:asciiTheme="majorHAnsi" w:hAnsiTheme="majorHAnsi" w:cstheme="majorHAnsi"/>
                 <w:b/>
                 <w:bCs/>
+                <w:color w:val="4F81BD" w:themeColor="accent1"/>
               </w:rPr>
-              <w:t>Interfaces</w:t>
+              <w:t>Input Parameter</w:t>
             </w:r>
           </w:p>
         </w:tc>
         <w:tc>
           <w:tcPr>
-            <w:tcW w:w="2379" w:type="dxa"/>
+            <w:tcW w:w="1490" w:type="dxa"/>
           </w:tcPr>
           <w:p>
             <w:pPr>
               <w:rPr>
-                <w:rFonts w:asciiTheme="majorHAnsi" w:hAnsiTheme="majorHAnsi" w:cstheme="majorHAnsi"/>
+                <w:b/>
+                <w:bCs/>
+                <w:color w:val="4F81BD" w:themeColor="accent1"/>
               </w:rPr>
             </w:pPr>
             <w:r>
               <w:rPr>
-                <w:rFonts w:asciiTheme="majorHAnsi" w:hAnsiTheme="majorHAnsi" w:cstheme="majorHAnsi"/>
                 <w:b/>
                 <w:bCs/>
+                <w:color w:val="4F81BD" w:themeColor="accent1"/>
               </w:rPr>
-              <w:t>Purpose</w:t>
-            </w:r>
-          </w:p>
-        </w:tc>
-        <w:tc>
-          <w:tcPr>
-            <w:tcW w:w="2514" w:type="dxa"/>
-          </w:tcPr>
-          <w:p>
-            <w:pPr>
-              <w:rPr>
-                <w:rFonts w:asciiTheme="majorHAnsi" w:hAnsiTheme="majorHAnsi" w:cstheme="majorHAnsi"/>
-              </w:rPr>
-            </w:pPr>
-            <w:r>
-              <w:rPr>
-                <w:rFonts w:asciiTheme="majorHAnsi" w:hAnsiTheme="majorHAnsi" w:cstheme="majorHAnsi"/>
-                <w:b/>
-                <w:bCs/>
-              </w:rPr>
-              <w:t>Input</w:t>
-            </w:r>
-          </w:p>
-        </w:tc>
-        <w:tc>
-          <w:tcPr>
-            <w:tcW w:w="924" w:type="dxa"/>
-          </w:tcPr>
-          <w:p>
-            <w:pPr>
-              <w:rPr>
-                <w:rFonts w:asciiTheme="majorHAnsi" w:hAnsiTheme="majorHAnsi" w:cstheme="majorHAnsi"/>
-              </w:rPr>
-            </w:pPr>
-            <w:r>
-              <w:rPr>
-                <w:rFonts w:asciiTheme="majorHAnsi" w:hAnsiTheme="majorHAnsi" w:cstheme="majorHAnsi"/>
-                <w:b/>
-                <w:bCs/>
-              </w:rPr>
-              <w:t>Return</w:t>
+              <w:t>Result</w:t>
             </w:r>
           </w:p>
         </w:tc>
@@ -2700,63 +1061,206 @@
               <w:rPr>
                 <w:rFonts w:asciiTheme="majorHAnsi" w:hAnsiTheme="majorHAnsi" w:cstheme="majorHAnsi"/>
               </w:rPr>
+              <w:t>bool SensorInitialization(uint32_t ulFrequency)</w:t>
+            </w:r>
+          </w:p>
+          <w:p/>
+        </w:tc>
+        <w:tc>
+          <w:tcPr>
+            <w:tcW w:w="2900" w:type="dxa"/>
+          </w:tcPr>
+          <w:p>
+            <w:r>
+              <w:rPr>
+                <w:rFonts w:asciiTheme="majorHAnsi" w:hAnsiTheme="majorHAnsi" w:cstheme="majorHAnsi"/>
+              </w:rPr>
+              <w:t xml:space="preserve">This is used to initialize the sensor module with </w:t>
+            </w:r>
+            <w:r>
+              <w:rPr>
+                <w:rFonts w:asciiTheme="majorHAnsi" w:hAnsiTheme="majorHAnsi" w:cstheme="majorHAnsi"/>
+              </w:rPr>
+              <w:t>[F]</w:t>
+            </w:r>
+            <w:r>
+              <w:rPr>
+                <w:rFonts w:asciiTheme="majorHAnsi" w:hAnsiTheme="majorHAnsi" w:cstheme="majorHAnsi"/>
+              </w:rPr>
+              <w:t xml:space="preserve"> frequency.</w:t>
+            </w:r>
+          </w:p>
+        </w:tc>
+        <w:tc>
+          <w:tcPr>
+            <w:tcW w:w="1319" w:type="dxa"/>
+          </w:tcPr>
+          <w:p>
+            <w:r>
+              <w:t>uint32_t ulFrequency</w:t>
+            </w:r>
+          </w:p>
+        </w:tc>
+        <w:tc>
+          <w:tcPr>
+            <w:tcW w:w="1490" w:type="dxa"/>
+          </w:tcPr>
+          <w:p>
+            <w:r>
+              <w:t>1-On success</w:t>
+            </w:r>
+          </w:p>
+          <w:p>
+            <w:r>
+              <w:t>0-On failure</w:t>
+            </w:r>
+          </w:p>
+        </w:tc>
+      </w:tr>
+      <w:tr>
+        <w:tc>
+          <w:tcPr>
+            <w:tcW w:w="3039" w:type="dxa"/>
+          </w:tcPr>
+          <w:p>
+            <w:r>
+              <w:t>void* SensorReadHandler()</w:t>
+            </w:r>
+          </w:p>
+        </w:tc>
+        <w:tc>
+          <w:tcPr>
+            <w:tcW w:w="2900" w:type="dxa"/>
+          </w:tcPr>
+          <w:p>
+            <w:r>
+              <w:rPr>
+                <w:rFonts w:asciiTheme="majorHAnsi" w:hAnsiTheme="majorHAnsi" w:cstheme="majorHAnsi"/>
+              </w:rPr>
+              <w:t xml:space="preserve">Thread implementation to read </w:t>
+            </w:r>
+            <w:r>
+              <w:rPr>
+                <w:rFonts w:asciiTheme="majorHAnsi" w:hAnsiTheme="majorHAnsi" w:cstheme="majorHAnsi"/>
+              </w:rPr>
+              <w:t>data from sensor module</w:t>
+            </w:r>
+            <w:r>
+              <w:rPr>
+                <w:rFonts w:asciiTheme="majorHAnsi" w:hAnsiTheme="majorHAnsi" w:cstheme="majorHAnsi"/>
+              </w:rPr>
+              <w:t xml:space="preserve"> </w:t>
+            </w:r>
+            <w:r>
+              <w:rPr>
+                <w:rFonts w:asciiTheme="majorHAnsi" w:hAnsiTheme="majorHAnsi" w:cstheme="majorHAnsi"/>
+              </w:rPr>
+              <w:t>in a</w:t>
+            </w:r>
+            <w:r>
+              <w:rPr>
+                <w:rFonts w:asciiTheme="majorHAnsi" w:hAnsiTheme="majorHAnsi" w:cstheme="majorHAnsi"/>
+              </w:rPr>
+              <w:t xml:space="preserve">  define interval</w:t>
+            </w:r>
+            <w:r>
+              <w:rPr>
+                <w:rFonts w:asciiTheme="majorHAnsi" w:hAnsiTheme="majorHAnsi" w:cstheme="majorHAnsi"/>
+              </w:rPr>
+              <w:t xml:space="preserve"> [I]</w:t>
+            </w:r>
+            <w:r>
+              <w:rPr>
+                <w:rFonts w:asciiTheme="majorHAnsi" w:hAnsiTheme="majorHAnsi" w:cstheme="majorHAnsi"/>
+              </w:rPr>
+              <w:t xml:space="preserve"> and push </w:t>
+            </w:r>
+            <w:r>
+              <w:rPr>
+                <w:rFonts w:asciiTheme="majorHAnsi" w:hAnsiTheme="majorHAnsi" w:cstheme="majorHAnsi"/>
+              </w:rPr>
+              <w:t xml:space="preserve">the data </w:t>
+            </w:r>
+            <w:r>
+              <w:rPr>
+                <w:rFonts w:asciiTheme="majorHAnsi" w:hAnsiTheme="majorHAnsi" w:cstheme="majorHAnsi"/>
+              </w:rPr>
+              <w:t>to the message queue</w:t>
+            </w:r>
+            <w:r>
+              <w:rPr>
+                <w:rFonts w:asciiTheme="majorHAnsi" w:hAnsiTheme="majorHAnsi" w:cstheme="majorHAnsi"/>
+              </w:rPr>
+              <w:t>.</w:t>
+            </w:r>
+          </w:p>
+        </w:tc>
+        <w:tc>
+          <w:tcPr>
+            <w:tcW w:w="1319" w:type="dxa"/>
+          </w:tcPr>
+          <w:p/>
+        </w:tc>
+        <w:tc>
+          <w:tcPr>
+            <w:tcW w:w="1490" w:type="dxa"/>
+          </w:tcPr>
+          <w:p/>
+        </w:tc>
+      </w:tr>
+      <w:tr>
+        <w:tc>
+          <w:tcPr>
+            <w:tcW w:w="3039" w:type="dxa"/>
+          </w:tcPr>
+          <w:p>
+            <w:r>
+              <w:rPr>
+                <w:rFonts w:asciiTheme="majorHAnsi" w:hAnsiTheme="majorHAnsi" w:cstheme="majorHAnsi"/>
+              </w:rPr>
               <w:t>void* ProcessSensorData()</w:t>
             </w:r>
           </w:p>
         </w:tc>
         <w:tc>
           <w:tcPr>
-            <w:tcW w:w="2379" w:type="dxa"/>
+            <w:tcW w:w="2900" w:type="dxa"/>
           </w:tcPr>
           <w:p>
-            <w:pPr>
-              <w:rPr>
-                <w:rFonts w:asciiTheme="majorHAnsi" w:hAnsiTheme="majorHAnsi" w:cstheme="majorHAnsi"/>
-              </w:rPr>
-            </w:pPr>
             <w:r>
               <w:rPr>
                 <w:rFonts w:asciiTheme="majorHAnsi" w:hAnsiTheme="majorHAnsi" w:cstheme="majorHAnsi"/>
               </w:rPr>
-              <w:t xml:space="preserve">Thread implementation to process the sensor data from the message queue and validate with define threshold </w:t>
+              <w:t>Thread implementation to process the sensor data from the message queue and validate with define threshold value</w:t>
             </w:r>
             <w:r>
               <w:rPr>
                 <w:rFonts w:asciiTheme="majorHAnsi" w:hAnsiTheme="majorHAnsi" w:cstheme="majorHAnsi"/>
               </w:rPr>
-              <w:t>value, set</w:t>
+              <w:t xml:space="preserve"> </w:t>
+            </w:r>
+            <w:r>
+              <w:t>[THRESHOLD_MIN, THRESOLD_MAX]</w:t>
             </w:r>
             <w:r>
               <w:rPr>
                 <w:rFonts w:asciiTheme="majorHAnsi" w:hAnsiTheme="majorHAnsi" w:cstheme="majorHAnsi"/>
               </w:rPr>
-              <w:t xml:space="preserve"> event flag if limit exceeds</w:t>
+              <w:t>, set event flag if limit exceeds</w:t>
             </w:r>
           </w:p>
         </w:tc>
         <w:tc>
           <w:tcPr>
-            <w:tcW w:w="2514" w:type="dxa"/>
+            <w:tcW w:w="1319" w:type="dxa"/>
           </w:tcPr>
-          <w:p>
-            <w:pPr>
-              <w:rPr>
-                <w:rFonts w:asciiTheme="majorHAnsi" w:hAnsiTheme="majorHAnsi" w:cstheme="majorHAnsi"/>
-              </w:rPr>
-            </w:pPr>
-          </w:p>
+          <w:p/>
         </w:tc>
         <w:tc>
           <w:tcPr>
-            <w:tcW w:w="924" w:type="dxa"/>
+            <w:tcW w:w="1490" w:type="dxa"/>
           </w:tcPr>
-          <w:p>
-            <w:pPr>
-              <w:rPr>
-                <w:rFonts w:asciiTheme="majorHAnsi" w:hAnsiTheme="majorHAnsi" w:cstheme="majorHAnsi"/>
-              </w:rPr>
-            </w:pPr>
-          </w:p>
+          <w:p/>
         </w:tc>
       </w:tr>
       <w:tr>
@@ -2774,625 +1278,109 @@
               <w:rPr>
                 <w:rFonts w:asciiTheme="majorHAnsi" w:hAnsiTheme="majorHAnsi" w:cstheme="majorHAnsi"/>
               </w:rPr>
-              <w:t>bool ProcessDataValidation(uint32_t ulAltitudeVal,uint32_t ulDefinedThresholdValue)</w:t>
-            </w:r>
-          </w:p>
-        </w:tc>
-        <w:tc>
-          <w:tcPr>
-            <w:tcW w:w="2379" w:type="dxa"/>
-          </w:tcPr>
-          <w:p>
-            <w:pPr>
-              <w:rPr>
-                <w:rFonts w:asciiTheme="majorHAnsi" w:hAnsiTheme="majorHAnsi" w:cstheme="majorHAnsi"/>
-              </w:rPr>
-            </w:pPr>
-            <w:r>
-              <w:rPr>
-                <w:rFonts w:asciiTheme="majorHAnsi" w:hAnsiTheme="majorHAnsi" w:cstheme="majorHAnsi"/>
-              </w:rPr>
-              <w:t>The interface will check the Altitude value from message queue with defined threshold value.</w:t>
-            </w:r>
-          </w:p>
-        </w:tc>
-        <w:tc>
-          <w:tcPr>
-            <w:tcW w:w="2514" w:type="dxa"/>
-          </w:tcPr>
-          <w:p>
-            <w:pPr>
-              <w:rPr>
-                <w:rFonts w:asciiTheme="majorHAnsi" w:hAnsiTheme="majorHAnsi" w:cstheme="majorHAnsi"/>
-              </w:rPr>
-            </w:pPr>
-            <w:r>
-              <w:rPr>
-                <w:rFonts w:asciiTheme="majorHAnsi" w:hAnsiTheme="majorHAnsi" w:cstheme="majorHAnsi"/>
-              </w:rPr>
-              <w:t>uint32_t ulAltitudeVal – value from sensor.</w:t>
-            </w:r>
-          </w:p>
-          <w:p>
-            <w:pPr>
-              <w:rPr>
-                <w:rFonts w:asciiTheme="majorHAnsi" w:hAnsiTheme="majorHAnsi" w:cstheme="majorHAnsi"/>
-              </w:rPr>
-            </w:pPr>
-            <w:r>
-              <w:rPr>
-                <w:rFonts w:asciiTheme="majorHAnsi" w:hAnsiTheme="majorHAnsi" w:cstheme="majorHAnsi"/>
-              </w:rPr>
-              <w:t>uint32_t ulDefinedThresholdValue – defined thresholdvalue</w:t>
-            </w:r>
-          </w:p>
-        </w:tc>
-        <w:tc>
-          <w:tcPr>
-            <w:tcW w:w="924" w:type="dxa"/>
-          </w:tcPr>
-          <w:p>
-            <w:pPr>
-              <w:rPr>
-                <w:rFonts w:asciiTheme="majorHAnsi" w:hAnsiTheme="majorHAnsi" w:cstheme="majorHAnsi"/>
-              </w:rPr>
-            </w:pPr>
-            <w:r>
-              <w:rPr>
-                <w:rFonts w:asciiTheme="majorHAnsi" w:hAnsiTheme="majorHAnsi" w:cstheme="majorHAnsi"/>
-              </w:rPr>
-              <w:t>1-If limit exceeds</w:t>
-            </w:r>
-          </w:p>
-          <w:p>
-            <w:pPr>
-              <w:rPr>
-                <w:rFonts w:asciiTheme="majorHAnsi" w:hAnsiTheme="majorHAnsi" w:cstheme="majorHAnsi"/>
-              </w:rPr>
-            </w:pPr>
-            <w:r>
-              <w:rPr>
-                <w:rFonts w:asciiTheme="majorHAnsi" w:hAnsiTheme="majorHAnsi" w:cstheme="majorHAnsi"/>
-              </w:rPr>
-              <w:t>0-On safe range</w:t>
-            </w:r>
-          </w:p>
-        </w:tc>
-      </w:tr>
-      <w:tr>
-        <w:tc>
-          <w:tcPr>
-            <w:tcW w:w="3039" w:type="dxa"/>
-          </w:tcPr>
-          <w:p>
-            <w:pPr>
-              <w:rPr>
-                <w:rFonts w:asciiTheme="majorHAnsi" w:hAnsiTheme="majorHAnsi" w:cstheme="majorHAnsi"/>
-              </w:rPr>
-            </w:pPr>
-            <w:r>
-              <w:rPr>
-                <w:rFonts w:asciiTheme="majorHAnsi" w:hAnsiTheme="majorHAnsi" w:cstheme="majorHAnsi"/>
-              </w:rPr>
-              <w:t>void ProcessSetEvent(void)</w:t>
-            </w:r>
-          </w:p>
-        </w:tc>
-        <w:tc>
-          <w:tcPr>
-            <w:tcW w:w="2379" w:type="dxa"/>
-          </w:tcPr>
-          <w:p>
-            <w:pPr>
-              <w:rPr>
-                <w:rFonts w:asciiTheme="majorHAnsi" w:hAnsiTheme="majorHAnsi" w:cstheme="majorHAnsi"/>
-              </w:rPr>
-            </w:pPr>
-            <w:r>
-              <w:rPr>
-                <w:rFonts w:asciiTheme="majorHAnsi" w:hAnsiTheme="majorHAnsi" w:cstheme="majorHAnsi"/>
-              </w:rPr>
-              <w:t>This will set the event bit to 1, after checking the ProcessDataValidation()</w:t>
-            </w:r>
-          </w:p>
-        </w:tc>
-        <w:tc>
-          <w:tcPr>
-            <w:tcW w:w="2514" w:type="dxa"/>
-          </w:tcPr>
-          <w:p>
-            <w:pPr>
-              <w:rPr>
-                <w:rFonts w:asciiTheme="majorHAnsi" w:hAnsiTheme="majorHAnsi" w:cstheme="majorHAnsi"/>
-              </w:rPr>
-            </w:pPr>
-          </w:p>
-        </w:tc>
-        <w:tc>
-          <w:tcPr>
-            <w:tcW w:w="924" w:type="dxa"/>
-          </w:tcPr>
-          <w:p>
-            <w:pPr>
-              <w:rPr>
-                <w:rFonts w:asciiTheme="majorHAnsi" w:hAnsiTheme="majorHAnsi" w:cstheme="majorHAnsi"/>
-              </w:rPr>
-            </w:pPr>
-          </w:p>
-        </w:tc>
-      </w:tr>
-    </w:tbl>
-    <w:p>
-      <w:pPr>
-        <w:rPr>
-          <w:rFonts w:asciiTheme="majorHAnsi" w:hAnsiTheme="majorHAnsi" w:cstheme="majorHAnsi"/>
-        </w:rPr>
-      </w:pPr>
-    </w:p>
-    <w:tbl>
-      <w:tblPr>
-        <w:tblStyle w:val="TableGrid"/>
-        <w:tblW w:w="8977" w:type="dxa"/>
-        <w:tblLook w:val="04A0" w:firstRow="1" w:lastRow="0" w:firstColumn="1" w:lastColumn="0" w:noHBand="0" w:noVBand="1"/>
-      </w:tblPr>
-      <w:tblGrid>
-        <w:gridCol w:w="3222"/>
-        <w:gridCol w:w="2279"/>
-        <w:gridCol w:w="1243"/>
-        <w:gridCol w:w="2149"/>
-        <w:gridCol w:w="84"/>
-      </w:tblGrid>
-      <w:tr>
-        <w:tc>
-          <w:tcPr>
-            <w:tcW w:w="3222" w:type="dxa"/>
-          </w:tcPr>
-          <w:p>
-            <w:pPr>
-              <w:rPr>
-                <w:rFonts w:asciiTheme="majorHAnsi" w:hAnsiTheme="majorHAnsi" w:cstheme="majorHAnsi"/>
-                <w:b/>
-                <w:bCs/>
-              </w:rPr>
-            </w:pPr>
-            <w:r>
-              <w:rPr>
-                <w:rFonts w:asciiTheme="majorHAnsi" w:hAnsiTheme="majorHAnsi" w:cstheme="majorHAnsi"/>
-                <w:b/>
-                <w:bCs/>
-              </w:rPr>
-              <w:t xml:space="preserve">File </w:t>
-            </w:r>
-          </w:p>
-        </w:tc>
-        <w:tc>
-          <w:tcPr>
-            <w:tcW w:w="5755" w:type="dxa"/>
-            <w:gridSpan w:val="4"/>
-          </w:tcPr>
-          <w:p>
-            <w:pPr>
-              <w:rPr>
-                <w:rFonts w:asciiTheme="majorHAnsi" w:hAnsiTheme="majorHAnsi" w:cstheme="majorHAnsi"/>
-                <w:b/>
-                <w:bCs/>
-              </w:rPr>
-            </w:pPr>
-            <w:r>
-              <w:rPr>
-                <w:rFonts w:asciiTheme="majorHAnsi" w:hAnsiTheme="majorHAnsi" w:cstheme="majorHAnsi"/>
-                <w:b/>
-                <w:bCs/>
-              </w:rPr>
-              <w:t>Alarminfo.c</w:t>
-            </w:r>
-          </w:p>
-        </w:tc>
-      </w:tr>
-      <w:tr>
-        <w:tc>
-          <w:tcPr>
-            <w:tcW w:w="3222" w:type="dxa"/>
-          </w:tcPr>
-          <w:p>
-            <w:pPr>
-              <w:rPr>
-                <w:rFonts w:asciiTheme="majorHAnsi" w:hAnsiTheme="majorHAnsi" w:cstheme="majorHAnsi"/>
-              </w:rPr>
-            </w:pPr>
-            <w:r>
-              <w:rPr>
-                <w:rFonts w:asciiTheme="majorHAnsi" w:hAnsiTheme="majorHAnsi" w:cstheme="majorHAnsi"/>
-              </w:rPr>
-              <w:t>Summary</w:t>
-            </w:r>
-          </w:p>
-        </w:tc>
-        <w:tc>
-          <w:tcPr>
-            <w:tcW w:w="5755" w:type="dxa"/>
-            <w:gridSpan w:val="4"/>
-          </w:tcPr>
-          <w:p>
-            <w:pPr>
-              <w:rPr>
-                <w:rFonts w:asciiTheme="majorHAnsi" w:hAnsiTheme="majorHAnsi" w:cstheme="majorHAnsi"/>
-              </w:rPr>
-            </w:pPr>
-            <w:r>
-              <w:rPr>
-                <w:rFonts w:asciiTheme="majorHAnsi" w:hAnsiTheme="majorHAnsi" w:cstheme="majorHAnsi"/>
-              </w:rPr>
-              <w:t xml:space="preserve">This </w:t>
-            </w:r>
-            <w:r>
-              <w:rPr>
-                <w:rFonts w:asciiTheme="majorHAnsi" w:hAnsiTheme="majorHAnsi" w:cstheme="majorHAnsi"/>
-              </w:rPr>
-              <w:t>defines</w:t>
-            </w:r>
-            <w:r>
-              <w:rPr>
-                <w:rFonts w:asciiTheme="majorHAnsi" w:hAnsiTheme="majorHAnsi" w:cstheme="majorHAnsi"/>
-              </w:rPr>
-              <w:t xml:space="preserve"> the interfaces to check the event flag and execute alarm up to a given interval</w:t>
-            </w:r>
-            <w:r>
-              <w:rPr>
-                <w:rFonts w:asciiTheme="majorHAnsi" w:hAnsiTheme="majorHAnsi" w:cstheme="majorHAnsi"/>
-              </w:rPr>
-              <w:t xml:space="preserve"> </w:t>
-            </w:r>
-            <w:r>
-              <w:rPr>
-                <w:rFonts w:asciiTheme="majorHAnsi" w:hAnsiTheme="majorHAnsi" w:cstheme="majorHAnsi"/>
-              </w:rPr>
-              <w:t>[ALARM_TIMEOUT]</w:t>
-            </w:r>
-            <w:r>
-              <w:rPr>
-                <w:rFonts w:asciiTheme="majorHAnsi" w:hAnsiTheme="majorHAnsi" w:cstheme="majorHAnsi"/>
-              </w:rPr>
-              <w:t>.</w:t>
-            </w:r>
-          </w:p>
-        </w:tc>
-      </w:tr>
-      <w:tr>
-        <w:trPr>
-          <w:gridAfter w:val="1"/>
-          <w:wAfter w:w="84" w:type="dxa"/>
-        </w:trPr>
-        <w:tc>
-          <w:tcPr>
-            <w:tcW w:w="3222" w:type="dxa"/>
-          </w:tcPr>
-          <w:p>
-            <w:pPr>
-              <w:rPr>
-                <w:rFonts w:asciiTheme="majorHAnsi" w:hAnsiTheme="majorHAnsi" w:cstheme="majorHAnsi"/>
-                <w:b/>
-                <w:bCs/>
-              </w:rPr>
-            </w:pPr>
-            <w:r>
-              <w:rPr>
-                <w:rFonts w:asciiTheme="majorHAnsi" w:hAnsiTheme="majorHAnsi" w:cstheme="majorHAnsi"/>
-                <w:b/>
-                <w:bCs/>
-              </w:rPr>
-              <w:t>Interfaces</w:t>
-            </w:r>
-          </w:p>
-        </w:tc>
-        <w:tc>
-          <w:tcPr>
-            <w:tcW w:w="2279" w:type="dxa"/>
-          </w:tcPr>
-          <w:p>
-            <w:pPr>
-              <w:rPr>
-                <w:rFonts w:asciiTheme="majorHAnsi" w:hAnsiTheme="majorHAnsi" w:cstheme="majorHAnsi"/>
-                <w:b/>
-                <w:bCs/>
-              </w:rPr>
-            </w:pPr>
-            <w:r>
-              <w:rPr>
-                <w:rFonts w:asciiTheme="majorHAnsi" w:hAnsiTheme="majorHAnsi" w:cstheme="majorHAnsi"/>
-                <w:b/>
-                <w:bCs/>
-              </w:rPr>
-              <w:t>Purpose</w:t>
-            </w:r>
-          </w:p>
-        </w:tc>
-        <w:tc>
-          <w:tcPr>
-            <w:tcW w:w="1243" w:type="dxa"/>
-          </w:tcPr>
-          <w:p>
-            <w:pPr>
-              <w:rPr>
-                <w:rFonts w:asciiTheme="majorHAnsi" w:hAnsiTheme="majorHAnsi" w:cstheme="majorHAnsi"/>
-                <w:b/>
-                <w:bCs/>
-              </w:rPr>
-            </w:pPr>
-            <w:r>
-              <w:rPr>
-                <w:rFonts w:asciiTheme="majorHAnsi" w:hAnsiTheme="majorHAnsi" w:cstheme="majorHAnsi"/>
-                <w:b/>
-                <w:bCs/>
-              </w:rPr>
-              <w:t>Input</w:t>
-            </w:r>
-          </w:p>
-        </w:tc>
-        <w:tc>
-          <w:tcPr>
-            <w:tcW w:w="2149" w:type="dxa"/>
-          </w:tcPr>
-          <w:p>
-            <w:pPr>
-              <w:rPr>
-                <w:rFonts w:asciiTheme="majorHAnsi" w:hAnsiTheme="majorHAnsi" w:cstheme="majorHAnsi"/>
-                <w:b/>
-                <w:bCs/>
-              </w:rPr>
-            </w:pPr>
-            <w:r>
-              <w:rPr>
-                <w:rFonts w:asciiTheme="majorHAnsi" w:hAnsiTheme="majorHAnsi" w:cstheme="majorHAnsi"/>
-                <w:b/>
-                <w:bCs/>
-              </w:rPr>
-              <w:t>Return</w:t>
-            </w:r>
-          </w:p>
-        </w:tc>
-      </w:tr>
-      <w:tr>
-        <w:tc>
-          <w:tcPr>
-            <w:tcW w:w="3222" w:type="dxa"/>
-          </w:tcPr>
-          <w:p>
-            <w:pPr>
-              <w:rPr>
-                <w:rFonts w:asciiTheme="majorHAnsi" w:hAnsiTheme="majorHAnsi" w:cstheme="majorHAnsi"/>
-              </w:rPr>
-            </w:pPr>
-            <w:r>
-              <w:rPr>
-                <w:rFonts w:asciiTheme="majorHAnsi" w:hAnsiTheme="majorHAnsi" w:cstheme="majorHAnsi"/>
-              </w:rPr>
               <w:t>Void*AlarmInfoProcessHandler()</w:t>
             </w:r>
           </w:p>
         </w:tc>
         <w:tc>
           <w:tcPr>
-            <w:tcW w:w="2279" w:type="dxa"/>
+            <w:tcW w:w="2900" w:type="dxa"/>
           </w:tcPr>
           <w:p>
-            <w:pPr>
-              <w:rPr>
-                <w:rFonts w:asciiTheme="majorHAnsi" w:hAnsiTheme="majorHAnsi" w:cstheme="majorHAnsi"/>
-              </w:rPr>
-            </w:pPr>
             <w:r>
               <w:rPr>
                 <w:rFonts w:asciiTheme="majorHAnsi" w:hAnsiTheme="majorHAnsi" w:cstheme="majorHAnsi"/>
               </w:rPr>
-              <w:t xml:space="preserve">Thread implementation which </w:t>
+              <w:t xml:space="preserve">Thread implementation which checks the event </w:t>
             </w:r>
             <w:r>
               <w:rPr>
                 <w:rFonts w:asciiTheme="majorHAnsi" w:hAnsiTheme="majorHAnsi" w:cstheme="majorHAnsi"/>
               </w:rPr>
-              <w:t>checks</w:t>
+              <w:t>signal</w:t>
             </w:r>
             <w:r>
               <w:rPr>
                 <w:rFonts w:asciiTheme="majorHAnsi" w:hAnsiTheme="majorHAnsi" w:cstheme="majorHAnsi"/>
               </w:rPr>
-              <w:t xml:space="preserve"> the event bit and </w:t>
-            </w:r>
-            <w:r>
-              <w:rPr>
-                <w:rFonts w:asciiTheme="majorHAnsi" w:hAnsiTheme="majorHAnsi" w:cstheme="majorHAnsi"/>
-              </w:rPr>
-              <w:t>calls</w:t>
-            </w:r>
-            <w:r>
-              <w:rPr>
-                <w:rFonts w:asciiTheme="majorHAnsi" w:hAnsiTheme="majorHAnsi" w:cstheme="majorHAnsi"/>
-              </w:rPr>
-              <w:t xml:space="preserve"> the alarm </w:t>
-            </w:r>
-            <w:r>
-              <w:rPr>
-                <w:rFonts w:asciiTheme="majorHAnsi" w:hAnsiTheme="majorHAnsi" w:cstheme="majorHAnsi"/>
-              </w:rPr>
-              <w:lastRenderedPageBreak/>
-              <w:t>execution function.</w:t>
+              <w:t xml:space="preserve"> and calls the alarm execution function.</w:t>
             </w:r>
           </w:p>
         </w:tc>
         <w:tc>
           <w:tcPr>
-            <w:tcW w:w="1243" w:type="dxa"/>
+            <w:tcW w:w="1319" w:type="dxa"/>
           </w:tcPr>
-          <w:p>
-            <w:pPr>
-              <w:rPr>
-                <w:rFonts w:asciiTheme="majorHAnsi" w:hAnsiTheme="majorHAnsi" w:cstheme="majorHAnsi"/>
-              </w:rPr>
-            </w:pPr>
-          </w:p>
+          <w:p/>
         </w:tc>
         <w:tc>
           <w:tcPr>
-            <w:tcW w:w="2233" w:type="dxa"/>
-            <w:gridSpan w:val="2"/>
+            <w:tcW w:w="1490" w:type="dxa"/>
           </w:tcPr>
-          <w:p>
-            <w:pPr>
-              <w:rPr>
-                <w:rFonts w:asciiTheme="majorHAnsi" w:hAnsiTheme="majorHAnsi" w:cstheme="majorHAnsi"/>
-              </w:rPr>
-            </w:pPr>
-          </w:p>
-        </w:tc>
-      </w:tr>
-      <w:tr>
-        <w:tc>
-          <w:tcPr>
-            <w:tcW w:w="3222" w:type="dxa"/>
-          </w:tcPr>
-          <w:p>
-            <w:pPr>
-              <w:rPr>
-                <w:rFonts w:asciiTheme="majorHAnsi" w:hAnsiTheme="majorHAnsi" w:cstheme="majorHAnsi"/>
-              </w:rPr>
-            </w:pPr>
-            <w:r>
-              <w:rPr>
-                <w:rFonts w:asciiTheme="majorHAnsi" w:hAnsiTheme="majorHAnsi" w:cstheme="majorHAnsi"/>
-              </w:rPr>
-              <w:t xml:space="preserve">bool AlarmInfoExecution(uint8_t ucInterval) </w:t>
-            </w:r>
-          </w:p>
-        </w:tc>
-        <w:tc>
-          <w:tcPr>
-            <w:tcW w:w="2279" w:type="dxa"/>
-          </w:tcPr>
-          <w:p>
-            <w:pPr>
-              <w:rPr>
-                <w:rFonts w:asciiTheme="majorHAnsi" w:hAnsiTheme="majorHAnsi" w:cstheme="majorHAnsi"/>
-              </w:rPr>
-            </w:pPr>
-            <w:r>
-              <w:rPr>
-                <w:rFonts w:asciiTheme="majorHAnsi" w:hAnsiTheme="majorHAnsi" w:cstheme="majorHAnsi"/>
-              </w:rPr>
-              <w:t>This will execute alarm / print/ display with the given interval of time and stop execution.</w:t>
-            </w:r>
-          </w:p>
-        </w:tc>
-        <w:tc>
-          <w:tcPr>
-            <w:tcW w:w="1243" w:type="dxa"/>
-          </w:tcPr>
-          <w:p>
-            <w:pPr>
-              <w:rPr>
-                <w:rFonts w:asciiTheme="majorHAnsi" w:hAnsiTheme="majorHAnsi" w:cstheme="majorHAnsi"/>
-              </w:rPr>
-            </w:pPr>
-            <w:r>
-              <w:rPr>
-                <w:rFonts w:asciiTheme="majorHAnsi" w:hAnsiTheme="majorHAnsi" w:cstheme="majorHAnsi"/>
-              </w:rPr>
-              <w:t>uint8_t ucInterval</w:t>
-            </w:r>
-          </w:p>
-        </w:tc>
-        <w:tc>
-          <w:tcPr>
-            <w:tcW w:w="2233" w:type="dxa"/>
-            <w:gridSpan w:val="2"/>
-          </w:tcPr>
-          <w:p>
-            <w:pPr>
-              <w:pStyle w:val="ListParagraph"/>
-              <w:numPr>
-                <w:ilvl w:val="0"/>
-                <w:numId w:val="16"/>
-              </w:numPr>
-              <w:rPr>
-                <w:rFonts w:asciiTheme="majorHAnsi" w:hAnsiTheme="majorHAnsi" w:cstheme="majorHAnsi"/>
-              </w:rPr>
-            </w:pPr>
-            <w:r>
-              <w:rPr>
-                <w:rFonts w:asciiTheme="majorHAnsi" w:hAnsiTheme="majorHAnsi" w:cstheme="majorHAnsi"/>
-              </w:rPr>
-              <w:t>On success</w:t>
-            </w:r>
-          </w:p>
-          <w:p>
-            <w:pPr>
-              <w:pStyle w:val="ListParagraph"/>
-              <w:numPr>
-                <w:ilvl w:val="0"/>
-                <w:numId w:val="19"/>
-              </w:numPr>
-              <w:rPr>
-                <w:rFonts w:asciiTheme="majorHAnsi" w:hAnsiTheme="majorHAnsi" w:cstheme="majorHAnsi"/>
-              </w:rPr>
-            </w:pPr>
-            <w:r>
-              <w:rPr>
-                <w:rFonts w:asciiTheme="majorHAnsi" w:hAnsiTheme="majorHAnsi" w:cstheme="majorHAnsi"/>
-              </w:rPr>
-              <w:t xml:space="preserve">On </w:t>
-            </w:r>
-            <w:r>
-              <w:rPr>
-                <w:rFonts w:asciiTheme="majorHAnsi" w:hAnsiTheme="majorHAnsi" w:cstheme="majorHAnsi"/>
-              </w:rPr>
-              <w:t>failure</w:t>
-            </w:r>
-          </w:p>
+          <w:p/>
         </w:tc>
       </w:tr>
     </w:tbl>
+    <w:p/>
     <w:p>
       <w:pPr>
-        <w:rPr>
-          <w:rFonts w:asciiTheme="majorHAnsi" w:hAnsiTheme="majorHAnsi" w:cstheme="majorHAnsi"/>
-        </w:rPr>
-      </w:pPr>
+        <w:pStyle w:val="Heading3"/>
+      </w:pPr>
+      <w:r>
+        <w:t>5.2 Inter-process Communication method</w:t>
+      </w:r>
     </w:p>
     <w:p>
+      <w:r>
+        <w:t xml:space="preserve">The system </w:t>
+      </w:r>
+      <w:r>
+        <w:t>implements</w:t>
+      </w:r>
+      <w:r>
+        <w:t xml:space="preserve"> message queue for Inter process communication.</w:t>
+      </w:r>
+      <w:r>
+        <w:t xml:space="preserve"> Sensor management module  pushes sensor data . Validation engine read and execute validation.</w:t>
+      </w:r>
+    </w:p>
+    <w:p>
+      <w:pPr>
+        <w:pStyle w:val="Heading3"/>
+      </w:pPr>
+      <w:r>
+        <w:t>5.3 Data exchange Formats</w:t>
+      </w:r>
+    </w:p>
+    <w:p>
+      <w:r>
+        <w:t>The system receives 4-byte unsigned integer from sensor module.</w:t>
+      </w:r>
+    </w:p>
+    <w:p>
       <w:pPr>
         <w:pStyle w:val="Heading2"/>
-        <w:rPr>
-          <w:rFonts w:cstheme="majorHAnsi"/>
-          <w:sz w:val="22"/>
-          <w:szCs w:val="22"/>
-        </w:rPr>
       </w:pPr>
       <w:r>
-        <w:rPr>
-          <w:rFonts w:cstheme="majorHAnsi"/>
-          <w:sz w:val="22"/>
-          <w:szCs w:val="22"/>
-        </w:rPr>
+        <w:lastRenderedPageBreak/>
         <w:t>6. Data Flow</w:t>
       </w:r>
     </w:p>
     <w:p>
       <w:pPr>
         <w:rPr>
-          <w:rFonts w:asciiTheme="majorHAnsi" w:hAnsiTheme="majorHAnsi" w:cstheme="majorHAnsi"/>
           <w:lang w:val="en-IN"/>
         </w:rPr>
       </w:pPr>
       <w:r>
         <w:rPr>
-          <w:rFonts w:asciiTheme="majorHAnsi" w:hAnsiTheme="majorHAnsi" w:cstheme="majorHAnsi"/>
           <w:lang w:val="en-IN"/>
         </w:rPr>
         <w:drawing>
-          <wp:inline distT="0" distB="0" distL="0" distR="0" wp14:anchorId="2493FE4F" wp14:editId="72D9F53E">
+          <wp:inline distT="0" distB="0" distL="0" distR="0" wp14:anchorId="6FC5D28B" wp14:editId="6010AFB3">
             <wp:extent cx="5486400" cy="3498850"/>
             <wp:effectExtent l="0" t="0" r="0" b="6350"/>
-            <wp:docPr id="179709906" name="Picture 10"/>
+            <wp:docPr id="1957050780" name="Picture 2"/>
             <wp:cNvGraphicFramePr>
               <a:graphicFrameLocks xmlns:a="http://schemas.openxmlformats.org/drawingml/2006/main" noChangeAspect="1"/>
             </wp:cNvGraphicFramePr>
@@ -3400,13 +1388,13 @@
               <a:graphicData uri="http://schemas.openxmlformats.org/drawingml/2006/picture">
                 <pic:pic xmlns:pic="http://schemas.openxmlformats.org/drawingml/2006/picture">
                   <pic:nvPicPr>
-                    <pic:cNvPr id="0" name="Picture 34"/>
+                    <pic:cNvPr id="0" name="Picture 6"/>
                     <pic:cNvPicPr>
                       <a:picLocks noChangeAspect="1" noChangeArrowheads="1"/>
                     </pic:cNvPicPr>
                   </pic:nvPicPr>
                   <pic:blipFill>
-                    <a:blip r:embed="rId10">
+                    <a:blip r:embed="rId8">
                       <a:extLst>
                         <a:ext uri="{28A0092B-C50C-407E-A947-70E740481C1C}">
                           <a14:useLocalDpi xmlns:a14="http://schemas.microsoft.com/office/drawing/2010/main" val="0"/>
@@ -3438,350 +1426,118 @@
         </w:drawing>
       </w:r>
     </w:p>
+    <w:p/>
     <w:p>
       <w:pPr>
-        <w:rPr>
-          <w:rFonts w:asciiTheme="majorHAnsi" w:hAnsiTheme="majorHAnsi" w:cstheme="majorHAnsi"/>
-          <w:lang w:val="en-IN"/>
-        </w:rPr>
-      </w:pPr>
-    </w:p>
-    <w:p>
-      <w:pPr>
         <w:pStyle w:val="Heading2"/>
-        <w:rPr>
-          <w:rFonts w:cstheme="majorHAnsi"/>
-          <w:sz w:val="22"/>
-          <w:szCs w:val="22"/>
-        </w:rPr>
       </w:pPr>
       <w:r>
-        <w:rPr>
-          <w:rFonts w:cstheme="majorHAnsi"/>
-          <w:sz w:val="22"/>
-          <w:szCs w:val="22"/>
-        </w:rPr>
         <w:t>7. Error Handling &amp; Fault Management</w:t>
       </w:r>
     </w:p>
     <w:p>
+      <w:pPr>
+        <w:pStyle w:val="Heading3"/>
+      </w:pPr>
       <w:r>
-        <w:t>7.1 Initialization</w:t>
+        <w:t>7.</w:t>
       </w:r>
       <w:r>
-        <w:t xml:space="preserve"> –</w:t>
+        <w:t>1.Fault Detection</w:t>
+      </w:r>
+    </w:p>
+    <w:p>
+      <w:pPr>
+        <w:pStyle w:val="ListParagraph"/>
+        <w:numPr>
+          <w:ilvl w:val="0"/>
+          <w:numId w:val="13"/>
+        </w:numPr>
+      </w:pPr>
+      <w:r>
+        <w:t>Check the status of thread initialization. If failed to initialize exit with a warning.</w:t>
+      </w:r>
+    </w:p>
+    <w:p>
+      <w:pPr>
+        <w:pStyle w:val="ListParagraph"/>
+        <w:numPr>
+          <w:ilvl w:val="0"/>
+          <w:numId w:val="13"/>
+        </w:numPr>
+      </w:pPr>
+      <w:r>
+        <w:t>Check message queue initialization. If failed to create exit with a warning.</w:t>
+      </w:r>
+    </w:p>
+    <w:p>
+      <w:pPr>
+        <w:pStyle w:val="ListParagraph"/>
+        <w:numPr>
+          <w:ilvl w:val="0"/>
+          <w:numId w:val="13"/>
+        </w:numPr>
+      </w:pPr>
+      <w:r>
+        <w:t>Message queue overflow detection and prevention</w:t>
+      </w:r>
+    </w:p>
+    <w:p>
+      <w:pPr>
+        <w:pStyle w:val="ListParagraph"/>
+        <w:numPr>
+          <w:ilvl w:val="0"/>
+          <w:numId w:val="13"/>
+        </w:numPr>
+      </w:pPr>
+      <w:r>
+        <w:t>If you</w:t>
       </w:r>
       <w:r>
-        <w:t xml:space="preserve"> </w:t>
+        <w:t xml:space="preserve"> do not get data from message queue in a certain period </w:t>
       </w:r>
       <w:r>
-        <w:t>Errors</w:t>
+        <w:t>,</w:t>
+      </w:r>
+      <w:r>
+        <w:t>treat it</w:t>
+      </w:r>
+      <w:r>
+        <w:t xml:space="preserve"> as hardware failure.</w:t>
+      </w:r>
+    </w:p>
+    <w:p>
+      <w:pPr>
+        <w:pStyle w:val="Heading3"/>
+      </w:pPr>
+      <w:r>
+        <w:t>7.2.Recovery Mechanism</w:t>
       </w:r>
     </w:p>
     <w:p>
       <w:r>
-        <w:rPr>
-          <w:rFonts w:asciiTheme="majorHAnsi" w:hAnsiTheme="majorHAnsi" w:cstheme="majorHAnsi"/>
-        </w:rPr>
-        <w:t>7.</w:t>
+        <w:t xml:space="preserve">Define an ideal interval [T] , Check the whole system work in that ideal interval [T] , </w:t>
       </w:r>
+      <w:proofErr w:type="gramStart"/>
       <w:r>
-        <w:rPr>
-          <w:rFonts w:asciiTheme="majorHAnsi" w:hAnsiTheme="majorHAnsi" w:cstheme="majorHAnsi"/>
-        </w:rPr>
-        <w:t>1.</w:t>
+        <w:t>If</w:t>
       </w:r>
+      <w:proofErr w:type="gramEnd"/>
       <w:r>
-        <w:rPr>
-          <w:rFonts w:asciiTheme="majorHAnsi" w:hAnsiTheme="majorHAnsi" w:cstheme="majorHAnsi"/>
-        </w:rPr>
-        <w:t>1.</w:t>
-      </w:r>
-      <w:r>
-        <w:rPr>
-          <w:rFonts w:asciiTheme="majorHAnsi" w:hAnsiTheme="majorHAnsi" w:cstheme="majorHAnsi"/>
-        </w:rPr>
-        <w:t xml:space="preserve"> Check</w:t>
-      </w:r>
-      <w:r>
-        <w:rPr>
-          <w:rFonts w:asciiTheme="majorHAnsi" w:hAnsiTheme="majorHAnsi" w:cstheme="majorHAnsi"/>
-        </w:rPr>
-        <w:t xml:space="preserve"> the status of thread </w:t>
-      </w:r>
-      <w:r>
-        <w:rPr>
-          <w:rFonts w:asciiTheme="majorHAnsi" w:hAnsiTheme="majorHAnsi" w:cstheme="majorHAnsi"/>
-        </w:rPr>
-        <w:t>initialization</w:t>
-      </w:r>
-      <w:r>
-        <w:rPr>
-          <w:rFonts w:asciiTheme="majorHAnsi" w:hAnsiTheme="majorHAnsi" w:cstheme="majorHAnsi"/>
-        </w:rPr>
-        <w:t>.</w:t>
-      </w:r>
-      <w:r>
-        <w:rPr>
-          <w:rFonts w:asciiTheme="majorHAnsi" w:hAnsiTheme="majorHAnsi" w:cstheme="majorHAnsi"/>
-        </w:rPr>
-        <w:t xml:space="preserve"> If failed to </w:t>
-      </w:r>
-      <w:r>
-        <w:rPr>
-          <w:rFonts w:asciiTheme="majorHAnsi" w:hAnsiTheme="majorHAnsi" w:cstheme="majorHAnsi"/>
-        </w:rPr>
-        <w:t>initialize</w:t>
-      </w:r>
-      <w:r>
-        <w:rPr>
-          <w:rFonts w:asciiTheme="majorHAnsi" w:hAnsiTheme="majorHAnsi" w:cstheme="majorHAnsi"/>
-        </w:rPr>
-        <w:t xml:space="preserve"> exit with a warning</w:t>
-      </w:r>
-      <w:r>
-        <w:rPr>
-          <w:rFonts w:asciiTheme="majorHAnsi" w:hAnsiTheme="majorHAnsi" w:cstheme="majorHAnsi"/>
-        </w:rPr>
-        <w:t>.</w:t>
+        <w:t xml:space="preserve"> not reboot the whole system.</w:t>
       </w:r>
     </w:p>
     <w:p>
       <w:pPr>
-        <w:rPr>
-          <w:rFonts w:asciiTheme="majorHAnsi" w:hAnsiTheme="majorHAnsi" w:cstheme="majorHAnsi"/>
-        </w:rPr>
+        <w:pStyle w:val="Heading2"/>
       </w:pPr>
       <w:r>
-        <w:rPr>
-          <w:rFonts w:asciiTheme="majorHAnsi" w:hAnsiTheme="majorHAnsi" w:cstheme="majorHAnsi"/>
-        </w:rPr>
-        <w:t>7.</w:t>
-      </w:r>
-      <w:r>
-        <w:rPr>
-          <w:rFonts w:asciiTheme="majorHAnsi" w:hAnsiTheme="majorHAnsi" w:cstheme="majorHAnsi"/>
-        </w:rPr>
-        <w:t>1.2</w:t>
-      </w:r>
-      <w:r>
-        <w:rPr>
-          <w:rFonts w:asciiTheme="majorHAnsi" w:hAnsiTheme="majorHAnsi" w:cstheme="majorHAnsi"/>
-        </w:rPr>
-        <w:t>.</w:t>
-      </w:r>
-      <w:r>
-        <w:rPr>
-          <w:rFonts w:asciiTheme="majorHAnsi" w:hAnsiTheme="majorHAnsi" w:cstheme="majorHAnsi"/>
-        </w:rPr>
-        <w:t xml:space="preserve"> Check</w:t>
-      </w:r>
-      <w:r>
-        <w:rPr>
-          <w:rFonts w:asciiTheme="majorHAnsi" w:hAnsiTheme="majorHAnsi" w:cstheme="majorHAnsi"/>
-        </w:rPr>
-        <w:t xml:space="preserve"> message queue </w:t>
-      </w:r>
-      <w:r>
-        <w:rPr>
-          <w:rFonts w:asciiTheme="majorHAnsi" w:hAnsiTheme="majorHAnsi" w:cstheme="majorHAnsi"/>
-        </w:rPr>
-        <w:t>initialization</w:t>
-      </w:r>
-      <w:r>
-        <w:rPr>
-          <w:rFonts w:asciiTheme="majorHAnsi" w:hAnsiTheme="majorHAnsi" w:cstheme="majorHAnsi"/>
-        </w:rPr>
-        <w:t>.</w:t>
-      </w:r>
-      <w:r>
-        <w:rPr>
-          <w:rFonts w:asciiTheme="majorHAnsi" w:hAnsiTheme="majorHAnsi" w:cstheme="majorHAnsi"/>
-        </w:rPr>
-        <w:t xml:space="preserve"> If failed to create exit with a warning</w:t>
-      </w:r>
-      <w:r>
-        <w:rPr>
-          <w:rFonts w:asciiTheme="majorHAnsi" w:hAnsiTheme="majorHAnsi" w:cstheme="majorHAnsi"/>
-        </w:rPr>
-        <w:t>.</w:t>
-      </w:r>
-    </w:p>
-    <w:p>
-      <w:pPr>
-        <w:rPr>
-          <w:rFonts w:asciiTheme="majorHAnsi" w:hAnsiTheme="majorHAnsi" w:cstheme="majorHAnsi"/>
-        </w:rPr>
-      </w:pPr>
-      <w:r>
-        <w:rPr>
-          <w:rFonts w:asciiTheme="majorHAnsi" w:hAnsiTheme="majorHAnsi" w:cstheme="majorHAnsi"/>
-        </w:rPr>
-        <w:t>7.2 Overflow Management</w:t>
-      </w:r>
-    </w:p>
-    <w:p>
-      <w:pPr>
-        <w:rPr>
-          <w:rFonts w:asciiTheme="majorHAnsi" w:hAnsiTheme="majorHAnsi" w:cstheme="majorHAnsi"/>
-        </w:rPr>
-      </w:pPr>
-      <w:r>
-        <w:rPr>
-          <w:rFonts w:asciiTheme="majorHAnsi" w:hAnsiTheme="majorHAnsi" w:cstheme="majorHAnsi"/>
-        </w:rPr>
-        <w:t>7.</w:t>
-      </w:r>
-      <w:r>
-        <w:rPr>
-          <w:rFonts w:asciiTheme="majorHAnsi" w:hAnsiTheme="majorHAnsi" w:cstheme="majorHAnsi"/>
-        </w:rPr>
-        <w:t>2</w:t>
-      </w:r>
-      <w:r>
-        <w:rPr>
-          <w:rFonts w:asciiTheme="majorHAnsi" w:hAnsiTheme="majorHAnsi" w:cstheme="majorHAnsi"/>
-        </w:rPr>
-        <w:t>.</w:t>
-      </w:r>
-      <w:r>
-        <w:rPr>
-          <w:rFonts w:asciiTheme="majorHAnsi" w:hAnsiTheme="majorHAnsi" w:cstheme="majorHAnsi"/>
-        </w:rPr>
-        <w:t>1.</w:t>
-      </w:r>
-      <w:r>
-        <w:rPr>
-          <w:rFonts w:asciiTheme="majorHAnsi" w:hAnsiTheme="majorHAnsi" w:cstheme="majorHAnsi"/>
-        </w:rPr>
-        <w:t xml:space="preserve"> </w:t>
-      </w:r>
-      <w:r>
-        <w:rPr>
-          <w:rFonts w:asciiTheme="majorHAnsi" w:hAnsiTheme="majorHAnsi" w:cstheme="majorHAnsi"/>
-        </w:rPr>
-        <w:t>M</w:t>
-      </w:r>
-      <w:r>
-        <w:rPr>
-          <w:rFonts w:asciiTheme="majorHAnsi" w:hAnsiTheme="majorHAnsi" w:cstheme="majorHAnsi"/>
-        </w:rPr>
-        <w:t>essage queue overflow detection and prevention</w:t>
-      </w:r>
-    </w:p>
-    <w:p>
-      <w:pPr>
-        <w:rPr>
-          <w:rFonts w:asciiTheme="majorHAnsi" w:hAnsiTheme="majorHAnsi" w:cstheme="majorHAnsi"/>
-        </w:rPr>
-      </w:pPr>
-      <w:r>
-        <w:rPr>
-          <w:rFonts w:asciiTheme="majorHAnsi" w:hAnsiTheme="majorHAnsi" w:cstheme="majorHAnsi"/>
-        </w:rPr>
-        <w:t>7.</w:t>
-      </w:r>
-      <w:r>
-        <w:rPr>
-          <w:rFonts w:asciiTheme="majorHAnsi" w:hAnsiTheme="majorHAnsi" w:cstheme="majorHAnsi"/>
-        </w:rPr>
-        <w:t>3 System Failure</w:t>
-      </w:r>
-    </w:p>
-    <w:p>
-      <w:pPr>
-        <w:rPr>
-          <w:rFonts w:asciiTheme="majorHAnsi" w:hAnsiTheme="majorHAnsi" w:cstheme="majorHAnsi"/>
-        </w:rPr>
-      </w:pPr>
-      <w:r>
-        <w:rPr>
-          <w:rFonts w:asciiTheme="majorHAnsi" w:hAnsiTheme="majorHAnsi" w:cstheme="majorHAnsi"/>
-        </w:rPr>
-        <w:t xml:space="preserve">7.3.1. If do not get data from message queue in a certain </w:t>
-      </w:r>
-      <w:r>
-        <w:rPr>
-          <w:rFonts w:asciiTheme="majorHAnsi" w:hAnsiTheme="majorHAnsi" w:cstheme="majorHAnsi"/>
-        </w:rPr>
-        <w:t>period</w:t>
-      </w:r>
-      <w:r>
-        <w:rPr>
-          <w:rFonts w:asciiTheme="majorHAnsi" w:hAnsiTheme="majorHAnsi" w:cstheme="majorHAnsi"/>
-        </w:rPr>
-        <w:t xml:space="preserve"> treat as hardware failure.</w:t>
-      </w:r>
-    </w:p>
-    <w:p>
-      <w:pPr>
-        <w:rPr>
-          <w:rFonts w:asciiTheme="majorHAnsi" w:hAnsiTheme="majorHAnsi" w:cstheme="majorHAnsi"/>
-        </w:rPr>
-      </w:pPr>
-      <w:r>
-        <w:rPr>
-          <w:rFonts w:asciiTheme="majorHAnsi" w:hAnsiTheme="majorHAnsi" w:cstheme="majorHAnsi"/>
-        </w:rPr>
-        <w:t>7.4 Common Errors</w:t>
-      </w:r>
-    </w:p>
-    <w:p>
-      <w:pPr>
-        <w:rPr>
-          <w:rFonts w:asciiTheme="majorHAnsi" w:hAnsiTheme="majorHAnsi" w:cstheme="majorHAnsi"/>
-        </w:rPr>
-      </w:pPr>
-      <w:r>
-        <w:rPr>
-          <w:rFonts w:asciiTheme="majorHAnsi" w:hAnsiTheme="majorHAnsi" w:cstheme="majorHAnsi"/>
-        </w:rPr>
-        <w:lastRenderedPageBreak/>
-        <w:t>7.4.1 CPU utilization.</w:t>
-      </w:r>
-    </w:p>
-    <w:p>
-      <w:pPr>
-        <w:rPr>
-          <w:rFonts w:asciiTheme="majorHAnsi" w:hAnsiTheme="majorHAnsi" w:cstheme="majorHAnsi"/>
-        </w:rPr>
-      </w:pPr>
-      <w:r>
-        <w:rPr>
-          <w:rFonts w:asciiTheme="majorHAnsi" w:hAnsiTheme="majorHAnsi" w:cstheme="majorHAnsi"/>
-        </w:rPr>
-        <w:t>7.4.2 Race conditions.</w:t>
-      </w:r>
-    </w:p>
-    <w:p>
-      <w:pPr>
-        <w:pStyle w:val="Heading2"/>
-        <w:rPr>
-          <w:rFonts w:cstheme="majorHAnsi"/>
-          <w:sz w:val="22"/>
-          <w:szCs w:val="22"/>
-        </w:rPr>
-      </w:pPr>
-      <w:r>
-        <w:rPr>
-          <w:rFonts w:cstheme="majorHAnsi"/>
-          <w:sz w:val="22"/>
-          <w:szCs w:val="22"/>
-        </w:rPr>
         <w:t>8. Traceability</w:t>
       </w:r>
     </w:p>
     <w:p>
-      <w:pPr>
-        <w:rPr>
-          <w:rFonts w:asciiTheme="majorHAnsi" w:hAnsiTheme="majorHAnsi" w:cstheme="majorHAnsi"/>
-        </w:rPr>
-      </w:pPr>
       <w:r>
-        <w:rPr>
-          <w:rFonts w:asciiTheme="majorHAnsi" w:hAnsiTheme="majorHAnsi" w:cstheme="majorHAnsi"/>
-        </w:rPr>
-        <w:t xml:space="preserve"> </w:t>
+        <w:t>SRS document – Requirement and functionality analysis</w:t>
       </w:r>
     </w:p>
     <w:sectPr>
@@ -3792,56 +1548,6 @@
     </w:sectPr>
   </w:body>
 </w:document>
-</file>
-
-<file path=word/endnotes.xml><?xml version="1.0" encoding="utf-8"?>
-<w:endnotes xmlns:wpc="http://schemas.microsoft.com/office/word/2010/wordprocessingCanvas" xmlns:cx="http://schemas.microsoft.com/office/drawing/2014/chartex" xmlns:cx1="http://schemas.microsoft.com/office/drawing/2015/9/8/chartex" xmlns:cx2="http://schemas.microsoft.com/office/drawing/2015/10/21/chartex" xmlns:cx3="http://schemas.microsoft.com/office/drawing/2016/5/9/chartex" xmlns:cx4="http://schemas.microsoft.com/office/drawing/2016/5/10/chartex" xmlns:cx5="http://schemas.microsoft.com/office/drawing/2016/5/11/chartex" xmlns:cx6="http://schemas.microsoft.com/office/drawing/2016/5/12/chartex" xmlns:cx7="http://schemas.microsoft.com/office/drawing/2016/5/13/chartex" xmlns:cx8="http://schemas.microsoft.com/office/drawing/2016/5/14/chartex" xmlns:mc="http://schemas.openxmlformats.org/markup-compatibility/2006" xmlns:aink="http://schemas.microsoft.com/office/drawing/2016/ink" xmlns:am3d="http://schemas.microsoft.com/office/drawing/2017/model3d" xmlns:o="urn:schemas-microsoft-com:office:office" xmlns:oel="http://schemas.microsoft.com/office/2019/extlst" xmlns:r="http://schemas.openxmlformats.org/officeDocument/2006/relationships" xmlns:m="http://schemas.openxmlformats.org/officeDocument/2006/math" xmlns:v="urn:schemas-microsoft-com:vml" xmlns:wp14="http://schemas.microsoft.com/office/word/2010/wordprocessingDrawing" xmlns:wp="http://schemas.openxmlformats.org/drawingml/2006/wordprocessingDrawing" xmlns:w10="urn:schemas-microsoft-com:office:word" xmlns:w="http://schemas.openxmlformats.org/wordprocessingml/2006/main" xmlns:w14="http://schemas.microsoft.com/office/word/2010/wordml" xmlns:w15="http://schemas.microsoft.com/office/word/2012/wordml" xmlns:w16cex="http://schemas.microsoft.com/office/word/2018/wordml/cex" xmlns:w16cid="http://schemas.microsoft.com/office/word/2016/wordml/cid" xmlns:w16="http://schemas.microsoft.com/office/word/2018/wordml" xmlns:w16du="http://schemas.microsoft.com/office/word/2023/wordml/word16du" xmlns:w16sdtdh="http://schemas.microsoft.com/office/word/2020/wordml/sdtdatahash" xmlns:w16sdtfl="http://schemas.microsoft.com/office/word/2024/wordml/sdtformatlock" xmlns:w16se="http://schemas.microsoft.com/office/word/2015/wordml/symex" xmlns:wpg="http://schemas.microsoft.com/office/word/2010/wordprocessingGroup" xmlns:wpi="http://schemas.microsoft.com/office/word/2010/wordprocessingInk" xmlns:wne="http://schemas.microsoft.com/office/word/2006/wordml" xmlns:wps="http://schemas.microsoft.com/office/word/2010/wordprocessingShape" mc:Ignorable="w14 w15 w16se w16cid w16 w16cex w16sdtdh w16sdtfl w16du wp14">
-  <w:endnote w:type="separator" w:id="-1">
-    <w:p>
-      <w:pPr>
-        <w:spacing w:after="0" w:line="240" w:lineRule="auto"/>
-      </w:pPr>
-      <w:r>
-        <w:separator/>
-      </w:r>
-    </w:p>
-  </w:endnote>
-  <w:endnote w:type="continuationSeparator" w:id="0">
-    <w:p>
-      <w:pPr>
-        <w:spacing w:after="0" w:line="240" w:lineRule="auto"/>
-      </w:pPr>
-      <w:r>
-        <w:continuationSeparator/>
-      </w:r>
-    </w:p>
-  </w:endnote>
-</w:endnotes>
-</file>
-
-<file path=word/footnotes.xml><?xml version="1.0" encoding="utf-8"?>
-<w:footnotes xmlns:wpc="http://schemas.microsoft.com/office/word/2010/wordprocessingCanvas" xmlns:cx="http://schemas.microsoft.com/office/drawing/2014/chartex" xmlns:cx1="http://schemas.microsoft.com/office/drawing/2015/9/8/chartex" xmlns:cx2="http://schemas.microsoft.com/office/drawing/2015/10/21/chartex" xmlns:cx3="http://schemas.microsoft.com/office/drawing/2016/5/9/chartex" xmlns:cx4="http://schemas.microsoft.com/office/drawing/2016/5/10/chartex" xmlns:cx5="http://schemas.microsoft.com/office/drawing/2016/5/11/chartex" xmlns:cx6="http://schemas.microsoft.com/office/drawing/2016/5/12/chartex" xmlns:cx7="http://schemas.microsoft.com/office/drawing/2016/5/13/chartex" xmlns:cx8="http://schemas.microsoft.com/office/drawing/2016/5/14/chartex" xmlns:mc="http://schemas.openxmlformats.org/markup-compatibility/2006" xmlns:aink="http://schemas.microsoft.com/office/drawing/2016/ink" xmlns:am3d="http://schemas.microsoft.com/office/drawing/2017/model3d" xmlns:o="urn:schemas-microsoft-com:office:office" xmlns:oel="http://schemas.microsoft.com/office/2019/extlst" xmlns:r="http://schemas.openxmlformats.org/officeDocument/2006/relationships" xmlns:m="http://schemas.openxmlformats.org/officeDocument/2006/math" xmlns:v="urn:schemas-microsoft-com:vml" xmlns:wp14="http://schemas.microsoft.com/office/word/2010/wordprocessingDrawing" xmlns:wp="http://schemas.openxmlformats.org/drawingml/2006/wordprocessingDrawing" xmlns:w10="urn:schemas-microsoft-com:office:word" xmlns:w="http://schemas.openxmlformats.org/wordprocessingml/2006/main" xmlns:w14="http://schemas.microsoft.com/office/word/2010/wordml" xmlns:w15="http://schemas.microsoft.com/office/word/2012/wordml" xmlns:w16cex="http://schemas.microsoft.com/office/word/2018/wordml/cex" xmlns:w16cid="http://schemas.microsoft.com/office/word/2016/wordml/cid" xmlns:w16="http://schemas.microsoft.com/office/word/2018/wordml" xmlns:w16du="http://schemas.microsoft.com/office/word/2023/wordml/word16du" xmlns:w16sdtdh="http://schemas.microsoft.com/office/word/2020/wordml/sdtdatahash" xmlns:w16sdtfl="http://schemas.microsoft.com/office/word/2024/wordml/sdtformatlock" xmlns:w16se="http://schemas.microsoft.com/office/word/2015/wordml/symex" xmlns:wpg="http://schemas.microsoft.com/office/word/2010/wordprocessingGroup" xmlns:wpi="http://schemas.microsoft.com/office/word/2010/wordprocessingInk" xmlns:wne="http://schemas.microsoft.com/office/word/2006/wordml" xmlns:wps="http://schemas.microsoft.com/office/word/2010/wordprocessingShape" mc:Ignorable="w14 w15 w16se w16cid w16 w16cex w16sdtdh w16sdtfl w16du wp14">
-  <w:footnote w:type="separator" w:id="-1">
-    <w:p>
-      <w:pPr>
-        <w:spacing w:after="0" w:line="240" w:lineRule="auto"/>
-      </w:pPr>
-      <w:r>
-        <w:separator/>
-      </w:r>
-    </w:p>
-  </w:footnote>
-  <w:footnote w:type="continuationSeparator" w:id="0">
-    <w:p>
-      <w:pPr>
-        <w:spacing w:after="0" w:line="240" w:lineRule="auto"/>
-      </w:pPr>
-      <w:r>
-        <w:continuationSeparator/>
-      </w:r>
-    </w:p>
-  </w:footnote>
-</w:footnotes>
 </file>
 
 <file path=word/numbering.xml><?xml version="1.0" encoding="utf-8"?>
@@ -4018,9 +1724,9 @@
     </w:lvl>
   </w:abstractNum>
   <w:abstractNum w:abstractNumId="9" w15:restartNumberingAfterBreak="0">
-    <w:nsid w:val="0ED1088F"/>
+    <w:nsid w:val="0B294CA6"/>
     <w:multiLevelType w:val="hybridMultilevel"/>
-    <w:tmpl w:val="4CD4DB58"/>
+    <w:tmpl w:val="953E01A4"/>
     <w:lvl w:ilvl="0" w:tplc="40090001">
       <w:start w:val="1"/>
       <w:numFmt w:val="bullet"/>
@@ -4033,7 +1739,7 @@
         <w:rFonts w:ascii="Symbol" w:hAnsi="Symbol" w:hint="default"/>
       </w:rPr>
     </w:lvl>
-    <w:lvl w:ilvl="1" w:tplc="40090003">
+    <w:lvl w:ilvl="1" w:tplc="40090003" w:tentative="1">
       <w:start w:val="1"/>
       <w:numFmt w:val="bullet"/>
       <w:lvlText w:val="o"/>
@@ -4131,653 +1837,9 @@
     </w:lvl>
   </w:abstractNum>
   <w:abstractNum w:abstractNumId="10" w15:restartNumberingAfterBreak="0">
-    <w:nsid w:val="1442600E"/>
+    <w:nsid w:val="1D3C38D4"/>
     <w:multiLevelType w:val="hybridMultilevel"/>
-    <w:tmpl w:val="12B636B6"/>
-    <w:lvl w:ilvl="0" w:tplc="C0284136">
-      <w:numFmt w:val="decimal"/>
-      <w:lvlText w:val="%1"/>
-      <w:lvlJc w:val="left"/>
-      <w:pPr>
-        <w:ind w:left="720" w:hanging="360"/>
-      </w:pPr>
-      <w:rPr>
-        <w:rFonts w:hint="default"/>
-      </w:rPr>
-    </w:lvl>
-    <w:lvl w:ilvl="1" w:tplc="40090019" w:tentative="1">
-      <w:start w:val="1"/>
-      <w:numFmt w:val="lowerLetter"/>
-      <w:lvlText w:val="%2."/>
-      <w:lvlJc w:val="left"/>
-      <w:pPr>
-        <w:ind w:left="1440" w:hanging="360"/>
-      </w:pPr>
-    </w:lvl>
-    <w:lvl w:ilvl="2" w:tplc="4009001B" w:tentative="1">
-      <w:start w:val="1"/>
-      <w:numFmt w:val="lowerRoman"/>
-      <w:lvlText w:val="%3."/>
-      <w:lvlJc w:val="right"/>
-      <w:pPr>
-        <w:ind w:left="2160" w:hanging="180"/>
-      </w:pPr>
-    </w:lvl>
-    <w:lvl w:ilvl="3" w:tplc="4009000F" w:tentative="1">
-      <w:start w:val="1"/>
-      <w:numFmt w:val="decimal"/>
-      <w:lvlText w:val="%4."/>
-      <w:lvlJc w:val="left"/>
-      <w:pPr>
-        <w:ind w:left="2880" w:hanging="360"/>
-      </w:pPr>
-    </w:lvl>
-    <w:lvl w:ilvl="4" w:tplc="40090019" w:tentative="1">
-      <w:start w:val="1"/>
-      <w:numFmt w:val="lowerLetter"/>
-      <w:lvlText w:val="%5."/>
-      <w:lvlJc w:val="left"/>
-      <w:pPr>
-        <w:ind w:left="3600" w:hanging="360"/>
-      </w:pPr>
-    </w:lvl>
-    <w:lvl w:ilvl="5" w:tplc="4009001B" w:tentative="1">
-      <w:start w:val="1"/>
-      <w:numFmt w:val="lowerRoman"/>
-      <w:lvlText w:val="%6."/>
-      <w:lvlJc w:val="right"/>
-      <w:pPr>
-        <w:ind w:left="4320" w:hanging="180"/>
-      </w:pPr>
-    </w:lvl>
-    <w:lvl w:ilvl="6" w:tplc="4009000F" w:tentative="1">
-      <w:start w:val="1"/>
-      <w:numFmt w:val="decimal"/>
-      <w:lvlText w:val="%7."/>
-      <w:lvlJc w:val="left"/>
-      <w:pPr>
-        <w:ind w:left="5040" w:hanging="360"/>
-      </w:pPr>
-    </w:lvl>
-    <w:lvl w:ilvl="7" w:tplc="40090019" w:tentative="1">
-      <w:start w:val="1"/>
-      <w:numFmt w:val="lowerLetter"/>
-      <w:lvlText w:val="%8."/>
-      <w:lvlJc w:val="left"/>
-      <w:pPr>
-        <w:ind w:left="5760" w:hanging="360"/>
-      </w:pPr>
-    </w:lvl>
-    <w:lvl w:ilvl="8" w:tplc="4009001B" w:tentative="1">
-      <w:start w:val="1"/>
-      <w:numFmt w:val="lowerRoman"/>
-      <w:lvlText w:val="%9."/>
-      <w:lvlJc w:val="right"/>
-      <w:pPr>
-        <w:ind w:left="6480" w:hanging="180"/>
-      </w:pPr>
-    </w:lvl>
-  </w:abstractNum>
-  <w:abstractNum w:abstractNumId="11" w15:restartNumberingAfterBreak="0">
-    <w:nsid w:val="1B722434"/>
-    <w:multiLevelType w:val="hybridMultilevel"/>
-    <w:tmpl w:val="EC728ADA"/>
-    <w:lvl w:ilvl="0" w:tplc="4009000F">
-      <w:start w:val="1"/>
-      <w:numFmt w:val="decimal"/>
-      <w:lvlText w:val="%1."/>
-      <w:lvlJc w:val="left"/>
-      <w:pPr>
-        <w:ind w:left="720" w:hanging="360"/>
-      </w:pPr>
-      <w:rPr>
-        <w:rFonts w:hint="default"/>
-      </w:rPr>
-    </w:lvl>
-    <w:lvl w:ilvl="1" w:tplc="40090019" w:tentative="1">
-      <w:start w:val="1"/>
-      <w:numFmt w:val="lowerLetter"/>
-      <w:lvlText w:val="%2."/>
-      <w:lvlJc w:val="left"/>
-      <w:pPr>
-        <w:ind w:left="1440" w:hanging="360"/>
-      </w:pPr>
-    </w:lvl>
-    <w:lvl w:ilvl="2" w:tplc="4009001B" w:tentative="1">
-      <w:start w:val="1"/>
-      <w:numFmt w:val="lowerRoman"/>
-      <w:lvlText w:val="%3."/>
-      <w:lvlJc w:val="right"/>
-      <w:pPr>
-        <w:ind w:left="2160" w:hanging="180"/>
-      </w:pPr>
-    </w:lvl>
-    <w:lvl w:ilvl="3" w:tplc="4009000F" w:tentative="1">
-      <w:start w:val="1"/>
-      <w:numFmt w:val="decimal"/>
-      <w:lvlText w:val="%4."/>
-      <w:lvlJc w:val="left"/>
-      <w:pPr>
-        <w:ind w:left="2880" w:hanging="360"/>
-      </w:pPr>
-    </w:lvl>
-    <w:lvl w:ilvl="4" w:tplc="40090019" w:tentative="1">
-      <w:start w:val="1"/>
-      <w:numFmt w:val="lowerLetter"/>
-      <w:lvlText w:val="%5."/>
-      <w:lvlJc w:val="left"/>
-      <w:pPr>
-        <w:ind w:left="3600" w:hanging="360"/>
-      </w:pPr>
-    </w:lvl>
-    <w:lvl w:ilvl="5" w:tplc="4009001B" w:tentative="1">
-      <w:start w:val="1"/>
-      <w:numFmt w:val="lowerRoman"/>
-      <w:lvlText w:val="%6."/>
-      <w:lvlJc w:val="right"/>
-      <w:pPr>
-        <w:ind w:left="4320" w:hanging="180"/>
-      </w:pPr>
-    </w:lvl>
-    <w:lvl w:ilvl="6" w:tplc="4009000F" w:tentative="1">
-      <w:start w:val="1"/>
-      <w:numFmt w:val="decimal"/>
-      <w:lvlText w:val="%7."/>
-      <w:lvlJc w:val="left"/>
-      <w:pPr>
-        <w:ind w:left="5040" w:hanging="360"/>
-      </w:pPr>
-    </w:lvl>
-    <w:lvl w:ilvl="7" w:tplc="40090019" w:tentative="1">
-      <w:start w:val="1"/>
-      <w:numFmt w:val="lowerLetter"/>
-      <w:lvlText w:val="%8."/>
-      <w:lvlJc w:val="left"/>
-      <w:pPr>
-        <w:ind w:left="5760" w:hanging="360"/>
-      </w:pPr>
-    </w:lvl>
-    <w:lvl w:ilvl="8" w:tplc="4009001B" w:tentative="1">
-      <w:start w:val="1"/>
-      <w:numFmt w:val="lowerRoman"/>
-      <w:lvlText w:val="%9."/>
-      <w:lvlJc w:val="right"/>
-      <w:pPr>
-        <w:ind w:left="6480" w:hanging="180"/>
-      </w:pPr>
-    </w:lvl>
-  </w:abstractNum>
-  <w:abstractNum w:abstractNumId="12" w15:restartNumberingAfterBreak="0">
-    <w:nsid w:val="1CAC2FF6"/>
-    <w:multiLevelType w:val="multilevel"/>
-    <w:tmpl w:val="359E3F40"/>
-    <w:lvl w:ilvl="0">
-      <w:start w:val="7"/>
-      <w:numFmt w:val="decimal"/>
-      <w:lvlText w:val="%1"/>
-      <w:lvlJc w:val="left"/>
-      <w:pPr>
-        <w:ind w:left="360" w:hanging="360"/>
-      </w:pPr>
-      <w:rPr>
-        <w:rFonts w:hint="default"/>
-      </w:rPr>
-    </w:lvl>
-    <w:lvl w:ilvl="1">
-      <w:start w:val="1"/>
-      <w:numFmt w:val="decimal"/>
-      <w:lvlText w:val="%1.%2"/>
-      <w:lvlJc w:val="left"/>
-      <w:pPr>
-        <w:ind w:left="360" w:hanging="360"/>
-      </w:pPr>
-      <w:rPr>
-        <w:rFonts w:hint="default"/>
-      </w:rPr>
-    </w:lvl>
-    <w:lvl w:ilvl="2">
-      <w:start w:val="1"/>
-      <w:numFmt w:val="decimal"/>
-      <w:lvlText w:val="%1.%2.%3"/>
-      <w:lvlJc w:val="left"/>
-      <w:pPr>
-        <w:ind w:left="720" w:hanging="720"/>
-      </w:pPr>
-      <w:rPr>
-        <w:rFonts w:hint="default"/>
-      </w:rPr>
-    </w:lvl>
-    <w:lvl w:ilvl="3">
-      <w:start w:val="1"/>
-      <w:numFmt w:val="decimal"/>
-      <w:lvlText w:val="%1.%2.%3.%4"/>
-      <w:lvlJc w:val="left"/>
-      <w:pPr>
-        <w:ind w:left="720" w:hanging="720"/>
-      </w:pPr>
-      <w:rPr>
-        <w:rFonts w:hint="default"/>
-      </w:rPr>
-    </w:lvl>
-    <w:lvl w:ilvl="4">
-      <w:start w:val="1"/>
-      <w:numFmt w:val="decimal"/>
-      <w:lvlText w:val="%1.%2.%3.%4.%5"/>
-      <w:lvlJc w:val="left"/>
-      <w:pPr>
-        <w:ind w:left="1080" w:hanging="1080"/>
-      </w:pPr>
-      <w:rPr>
-        <w:rFonts w:hint="default"/>
-      </w:rPr>
-    </w:lvl>
-    <w:lvl w:ilvl="5">
-      <w:start w:val="1"/>
-      <w:numFmt w:val="decimal"/>
-      <w:lvlText w:val="%1.%2.%3.%4.%5.%6"/>
-      <w:lvlJc w:val="left"/>
-      <w:pPr>
-        <w:ind w:left="1080" w:hanging="1080"/>
-      </w:pPr>
-      <w:rPr>
-        <w:rFonts w:hint="default"/>
-      </w:rPr>
-    </w:lvl>
-    <w:lvl w:ilvl="6">
-      <w:start w:val="1"/>
-      <w:numFmt w:val="decimal"/>
-      <w:lvlText w:val="%1.%2.%3.%4.%5.%6.%7"/>
-      <w:lvlJc w:val="left"/>
-      <w:pPr>
-        <w:ind w:left="1440" w:hanging="1440"/>
-      </w:pPr>
-      <w:rPr>
-        <w:rFonts w:hint="default"/>
-      </w:rPr>
-    </w:lvl>
-    <w:lvl w:ilvl="7">
-      <w:start w:val="1"/>
-      <w:numFmt w:val="decimal"/>
-      <w:lvlText w:val="%1.%2.%3.%4.%5.%6.%7.%8"/>
-      <w:lvlJc w:val="left"/>
-      <w:pPr>
-        <w:ind w:left="1440" w:hanging="1440"/>
-      </w:pPr>
-      <w:rPr>
-        <w:rFonts w:hint="default"/>
-      </w:rPr>
-    </w:lvl>
-    <w:lvl w:ilvl="8">
-      <w:start w:val="1"/>
-      <w:numFmt w:val="decimal"/>
-      <w:lvlText w:val="%1.%2.%3.%4.%5.%6.%7.%8.%9"/>
-      <w:lvlJc w:val="left"/>
-      <w:pPr>
-        <w:ind w:left="1440" w:hanging="1440"/>
-      </w:pPr>
-      <w:rPr>
-        <w:rFonts w:hint="default"/>
-      </w:rPr>
-    </w:lvl>
-  </w:abstractNum>
-  <w:abstractNum w:abstractNumId="13" w15:restartNumberingAfterBreak="0">
-    <w:nsid w:val="1D3F1F03"/>
-    <w:multiLevelType w:val="hybridMultilevel"/>
-    <w:tmpl w:val="1F7C4008"/>
-    <w:lvl w:ilvl="0" w:tplc="12EE8E4A">
-      <w:numFmt w:val="decimal"/>
-      <w:lvlText w:val="%1"/>
-      <w:lvlJc w:val="left"/>
-      <w:pPr>
-        <w:ind w:left="720" w:hanging="360"/>
-      </w:pPr>
-      <w:rPr>
-        <w:rFonts w:hint="default"/>
-      </w:rPr>
-    </w:lvl>
-    <w:lvl w:ilvl="1" w:tplc="40090019" w:tentative="1">
-      <w:start w:val="1"/>
-      <w:numFmt w:val="lowerLetter"/>
-      <w:lvlText w:val="%2."/>
-      <w:lvlJc w:val="left"/>
-      <w:pPr>
-        <w:ind w:left="1440" w:hanging="360"/>
-      </w:pPr>
-    </w:lvl>
-    <w:lvl w:ilvl="2" w:tplc="4009001B" w:tentative="1">
-      <w:start w:val="1"/>
-      <w:numFmt w:val="lowerRoman"/>
-      <w:lvlText w:val="%3."/>
-      <w:lvlJc w:val="right"/>
-      <w:pPr>
-        <w:ind w:left="2160" w:hanging="180"/>
-      </w:pPr>
-    </w:lvl>
-    <w:lvl w:ilvl="3" w:tplc="4009000F" w:tentative="1">
-      <w:start w:val="1"/>
-      <w:numFmt w:val="decimal"/>
-      <w:lvlText w:val="%4."/>
-      <w:lvlJc w:val="left"/>
-      <w:pPr>
-        <w:ind w:left="2880" w:hanging="360"/>
-      </w:pPr>
-    </w:lvl>
-    <w:lvl w:ilvl="4" w:tplc="40090019" w:tentative="1">
-      <w:start w:val="1"/>
-      <w:numFmt w:val="lowerLetter"/>
-      <w:lvlText w:val="%5."/>
-      <w:lvlJc w:val="left"/>
-      <w:pPr>
-        <w:ind w:left="3600" w:hanging="360"/>
-      </w:pPr>
-    </w:lvl>
-    <w:lvl w:ilvl="5" w:tplc="4009001B" w:tentative="1">
-      <w:start w:val="1"/>
-      <w:numFmt w:val="lowerRoman"/>
-      <w:lvlText w:val="%6."/>
-      <w:lvlJc w:val="right"/>
-      <w:pPr>
-        <w:ind w:left="4320" w:hanging="180"/>
-      </w:pPr>
-    </w:lvl>
-    <w:lvl w:ilvl="6" w:tplc="4009000F" w:tentative="1">
-      <w:start w:val="1"/>
-      <w:numFmt w:val="decimal"/>
-      <w:lvlText w:val="%7."/>
-      <w:lvlJc w:val="left"/>
-      <w:pPr>
-        <w:ind w:left="5040" w:hanging="360"/>
-      </w:pPr>
-    </w:lvl>
-    <w:lvl w:ilvl="7" w:tplc="40090019" w:tentative="1">
-      <w:start w:val="1"/>
-      <w:numFmt w:val="lowerLetter"/>
-      <w:lvlText w:val="%8."/>
-      <w:lvlJc w:val="left"/>
-      <w:pPr>
-        <w:ind w:left="5760" w:hanging="360"/>
-      </w:pPr>
-    </w:lvl>
-    <w:lvl w:ilvl="8" w:tplc="4009001B" w:tentative="1">
-      <w:start w:val="1"/>
-      <w:numFmt w:val="lowerRoman"/>
-      <w:lvlText w:val="%9."/>
-      <w:lvlJc w:val="right"/>
-      <w:pPr>
-        <w:ind w:left="6480" w:hanging="180"/>
-      </w:pPr>
-    </w:lvl>
-  </w:abstractNum>
-  <w:abstractNum w:abstractNumId="14" w15:restartNumberingAfterBreak="0">
-    <w:nsid w:val="2C41042D"/>
-    <w:multiLevelType w:val="hybridMultilevel"/>
-    <w:tmpl w:val="7C0C4CD6"/>
-    <w:lvl w:ilvl="0" w:tplc="09EAA90A">
-      <w:start w:val="1"/>
-      <w:numFmt w:val="decimal"/>
-      <w:lvlText w:val="%1-"/>
-      <w:lvlJc w:val="left"/>
-      <w:pPr>
-        <w:ind w:left="720" w:hanging="360"/>
-      </w:pPr>
-      <w:rPr>
-        <w:rFonts w:hint="default"/>
-      </w:rPr>
-    </w:lvl>
-    <w:lvl w:ilvl="1" w:tplc="40090019" w:tentative="1">
-      <w:start w:val="1"/>
-      <w:numFmt w:val="lowerLetter"/>
-      <w:lvlText w:val="%2."/>
-      <w:lvlJc w:val="left"/>
-      <w:pPr>
-        <w:ind w:left="1440" w:hanging="360"/>
-      </w:pPr>
-    </w:lvl>
-    <w:lvl w:ilvl="2" w:tplc="4009001B" w:tentative="1">
-      <w:start w:val="1"/>
-      <w:numFmt w:val="lowerRoman"/>
-      <w:lvlText w:val="%3."/>
-      <w:lvlJc w:val="right"/>
-      <w:pPr>
-        <w:ind w:left="2160" w:hanging="180"/>
-      </w:pPr>
-    </w:lvl>
-    <w:lvl w:ilvl="3" w:tplc="4009000F" w:tentative="1">
-      <w:start w:val="1"/>
-      <w:numFmt w:val="decimal"/>
-      <w:lvlText w:val="%4."/>
-      <w:lvlJc w:val="left"/>
-      <w:pPr>
-        <w:ind w:left="2880" w:hanging="360"/>
-      </w:pPr>
-    </w:lvl>
-    <w:lvl w:ilvl="4" w:tplc="40090019" w:tentative="1">
-      <w:start w:val="1"/>
-      <w:numFmt w:val="lowerLetter"/>
-      <w:lvlText w:val="%5."/>
-      <w:lvlJc w:val="left"/>
-      <w:pPr>
-        <w:ind w:left="3600" w:hanging="360"/>
-      </w:pPr>
-    </w:lvl>
-    <w:lvl w:ilvl="5" w:tplc="4009001B" w:tentative="1">
-      <w:start w:val="1"/>
-      <w:numFmt w:val="lowerRoman"/>
-      <w:lvlText w:val="%6."/>
-      <w:lvlJc w:val="right"/>
-      <w:pPr>
-        <w:ind w:left="4320" w:hanging="180"/>
-      </w:pPr>
-    </w:lvl>
-    <w:lvl w:ilvl="6" w:tplc="4009000F" w:tentative="1">
-      <w:start w:val="1"/>
-      <w:numFmt w:val="decimal"/>
-      <w:lvlText w:val="%7."/>
-      <w:lvlJc w:val="left"/>
-      <w:pPr>
-        <w:ind w:left="5040" w:hanging="360"/>
-      </w:pPr>
-    </w:lvl>
-    <w:lvl w:ilvl="7" w:tplc="40090019" w:tentative="1">
-      <w:start w:val="1"/>
-      <w:numFmt w:val="lowerLetter"/>
-      <w:lvlText w:val="%8."/>
-      <w:lvlJc w:val="left"/>
-      <w:pPr>
-        <w:ind w:left="5760" w:hanging="360"/>
-      </w:pPr>
-    </w:lvl>
-    <w:lvl w:ilvl="8" w:tplc="4009001B" w:tentative="1">
-      <w:start w:val="1"/>
-      <w:numFmt w:val="lowerRoman"/>
-      <w:lvlText w:val="%9."/>
-      <w:lvlJc w:val="right"/>
-      <w:pPr>
-        <w:ind w:left="6480" w:hanging="180"/>
-      </w:pPr>
-    </w:lvl>
-  </w:abstractNum>
-  <w:abstractNum w:abstractNumId="15" w15:restartNumberingAfterBreak="0">
-    <w:nsid w:val="3DDE3BF2"/>
-    <w:multiLevelType w:val="hybridMultilevel"/>
-    <w:tmpl w:val="D2C21A24"/>
-    <w:lvl w:ilvl="0" w:tplc="13E231AA">
-      <w:start w:val="1"/>
-      <w:numFmt w:val="decimal"/>
-      <w:lvlText w:val="%1-"/>
-      <w:lvlJc w:val="left"/>
-      <w:pPr>
-        <w:ind w:left="720" w:hanging="360"/>
-      </w:pPr>
-      <w:rPr>
-        <w:rFonts w:hint="default"/>
-      </w:rPr>
-    </w:lvl>
-    <w:lvl w:ilvl="1" w:tplc="40090019" w:tentative="1">
-      <w:start w:val="1"/>
-      <w:numFmt w:val="lowerLetter"/>
-      <w:lvlText w:val="%2."/>
-      <w:lvlJc w:val="left"/>
-      <w:pPr>
-        <w:ind w:left="1440" w:hanging="360"/>
-      </w:pPr>
-    </w:lvl>
-    <w:lvl w:ilvl="2" w:tplc="4009001B" w:tentative="1">
-      <w:start w:val="1"/>
-      <w:numFmt w:val="lowerRoman"/>
-      <w:lvlText w:val="%3."/>
-      <w:lvlJc w:val="right"/>
-      <w:pPr>
-        <w:ind w:left="2160" w:hanging="180"/>
-      </w:pPr>
-    </w:lvl>
-    <w:lvl w:ilvl="3" w:tplc="4009000F" w:tentative="1">
-      <w:start w:val="1"/>
-      <w:numFmt w:val="decimal"/>
-      <w:lvlText w:val="%4."/>
-      <w:lvlJc w:val="left"/>
-      <w:pPr>
-        <w:ind w:left="2880" w:hanging="360"/>
-      </w:pPr>
-    </w:lvl>
-    <w:lvl w:ilvl="4" w:tplc="40090019" w:tentative="1">
-      <w:start w:val="1"/>
-      <w:numFmt w:val="lowerLetter"/>
-      <w:lvlText w:val="%5."/>
-      <w:lvlJc w:val="left"/>
-      <w:pPr>
-        <w:ind w:left="3600" w:hanging="360"/>
-      </w:pPr>
-    </w:lvl>
-    <w:lvl w:ilvl="5" w:tplc="4009001B" w:tentative="1">
-      <w:start w:val="1"/>
-      <w:numFmt w:val="lowerRoman"/>
-      <w:lvlText w:val="%6."/>
-      <w:lvlJc w:val="right"/>
-      <w:pPr>
-        <w:ind w:left="4320" w:hanging="180"/>
-      </w:pPr>
-    </w:lvl>
-    <w:lvl w:ilvl="6" w:tplc="4009000F" w:tentative="1">
-      <w:start w:val="1"/>
-      <w:numFmt w:val="decimal"/>
-      <w:lvlText w:val="%7."/>
-      <w:lvlJc w:val="left"/>
-      <w:pPr>
-        <w:ind w:left="5040" w:hanging="360"/>
-      </w:pPr>
-    </w:lvl>
-    <w:lvl w:ilvl="7" w:tplc="40090019" w:tentative="1">
-      <w:start w:val="1"/>
-      <w:numFmt w:val="lowerLetter"/>
-      <w:lvlText w:val="%8."/>
-      <w:lvlJc w:val="left"/>
-      <w:pPr>
-        <w:ind w:left="5760" w:hanging="360"/>
-      </w:pPr>
-    </w:lvl>
-    <w:lvl w:ilvl="8" w:tplc="4009001B" w:tentative="1">
-      <w:start w:val="1"/>
-      <w:numFmt w:val="lowerRoman"/>
-      <w:lvlText w:val="%9."/>
-      <w:lvlJc w:val="right"/>
-      <w:pPr>
-        <w:ind w:left="6480" w:hanging="180"/>
-      </w:pPr>
-    </w:lvl>
-  </w:abstractNum>
-  <w:abstractNum w:abstractNumId="16" w15:restartNumberingAfterBreak="0">
-    <w:nsid w:val="44C74551"/>
-    <w:multiLevelType w:val="hybridMultilevel"/>
-    <w:tmpl w:val="386010CC"/>
-    <w:lvl w:ilvl="0" w:tplc="A5AAEFAC">
-      <w:numFmt w:val="decimal"/>
-      <w:lvlText w:val="%1-"/>
-      <w:lvlJc w:val="left"/>
-      <w:pPr>
-        <w:ind w:left="720" w:hanging="360"/>
-      </w:pPr>
-      <w:rPr>
-        <w:rFonts w:hint="default"/>
-      </w:rPr>
-    </w:lvl>
-    <w:lvl w:ilvl="1" w:tplc="40090019" w:tentative="1">
-      <w:start w:val="1"/>
-      <w:numFmt w:val="lowerLetter"/>
-      <w:lvlText w:val="%2."/>
-      <w:lvlJc w:val="left"/>
-      <w:pPr>
-        <w:ind w:left="1440" w:hanging="360"/>
-      </w:pPr>
-    </w:lvl>
-    <w:lvl w:ilvl="2" w:tplc="4009001B" w:tentative="1">
-      <w:start w:val="1"/>
-      <w:numFmt w:val="lowerRoman"/>
-      <w:lvlText w:val="%3."/>
-      <w:lvlJc w:val="right"/>
-      <w:pPr>
-        <w:ind w:left="2160" w:hanging="180"/>
-      </w:pPr>
-    </w:lvl>
-    <w:lvl w:ilvl="3" w:tplc="4009000F" w:tentative="1">
-      <w:start w:val="1"/>
-      <w:numFmt w:val="decimal"/>
-      <w:lvlText w:val="%4."/>
-      <w:lvlJc w:val="left"/>
-      <w:pPr>
-        <w:ind w:left="2880" w:hanging="360"/>
-      </w:pPr>
-    </w:lvl>
-    <w:lvl w:ilvl="4" w:tplc="40090019" w:tentative="1">
-      <w:start w:val="1"/>
-      <w:numFmt w:val="lowerLetter"/>
-      <w:lvlText w:val="%5."/>
-      <w:lvlJc w:val="left"/>
-      <w:pPr>
-        <w:ind w:left="3600" w:hanging="360"/>
-      </w:pPr>
-    </w:lvl>
-    <w:lvl w:ilvl="5" w:tplc="4009001B" w:tentative="1">
-      <w:start w:val="1"/>
-      <w:numFmt w:val="lowerRoman"/>
-      <w:lvlText w:val="%6."/>
-      <w:lvlJc w:val="right"/>
-      <w:pPr>
-        <w:ind w:left="4320" w:hanging="180"/>
-      </w:pPr>
-    </w:lvl>
-    <w:lvl w:ilvl="6" w:tplc="4009000F" w:tentative="1">
-      <w:start w:val="1"/>
-      <w:numFmt w:val="decimal"/>
-      <w:lvlText w:val="%7."/>
-      <w:lvlJc w:val="left"/>
-      <w:pPr>
-        <w:ind w:left="5040" w:hanging="360"/>
-      </w:pPr>
-    </w:lvl>
-    <w:lvl w:ilvl="7" w:tplc="40090019" w:tentative="1">
-      <w:start w:val="1"/>
-      <w:numFmt w:val="lowerLetter"/>
-      <w:lvlText w:val="%8."/>
-      <w:lvlJc w:val="left"/>
-      <w:pPr>
-        <w:ind w:left="5760" w:hanging="360"/>
-      </w:pPr>
-    </w:lvl>
-    <w:lvl w:ilvl="8" w:tplc="4009001B" w:tentative="1">
-      <w:start w:val="1"/>
-      <w:numFmt w:val="lowerRoman"/>
-      <w:lvlText w:val="%9."/>
-      <w:lvlJc w:val="right"/>
-      <w:pPr>
-        <w:ind w:left="6480" w:hanging="180"/>
-      </w:pPr>
-    </w:lvl>
-  </w:abstractNum>
-  <w:abstractNum w:abstractNumId="17" w15:restartNumberingAfterBreak="0">
-    <w:nsid w:val="491E57EE"/>
-    <w:multiLevelType w:val="hybridMultilevel"/>
-    <w:tmpl w:val="B91A8BCE"/>
+    <w:tmpl w:val="7DD85A64"/>
     <w:lvl w:ilvl="0" w:tplc="40090001">
       <w:start w:val="1"/>
       <w:numFmt w:val="bullet"/>
@@ -4887,99 +1949,10 @@
       </w:rPr>
     </w:lvl>
   </w:abstractNum>
-  <w:abstractNum w:abstractNumId="18" w15:restartNumberingAfterBreak="0">
-    <w:nsid w:val="5F0051DB"/>
+  <w:abstractNum w:abstractNumId="11" w15:restartNumberingAfterBreak="0">
+    <w:nsid w:val="2CEF0E80"/>
     <w:multiLevelType w:val="hybridMultilevel"/>
-    <w:tmpl w:val="B080B040"/>
-    <w:lvl w:ilvl="0" w:tplc="6B9CAC32">
-      <w:start w:val="1"/>
-      <w:numFmt w:val="decimal"/>
-      <w:lvlText w:val="%1-"/>
-      <w:lvlJc w:val="left"/>
-      <w:pPr>
-        <w:ind w:left="720" w:hanging="360"/>
-      </w:pPr>
-      <w:rPr>
-        <w:rFonts w:hint="default"/>
-      </w:rPr>
-    </w:lvl>
-    <w:lvl w:ilvl="1" w:tplc="40090019" w:tentative="1">
-      <w:start w:val="1"/>
-      <w:numFmt w:val="lowerLetter"/>
-      <w:lvlText w:val="%2."/>
-      <w:lvlJc w:val="left"/>
-      <w:pPr>
-        <w:ind w:left="1440" w:hanging="360"/>
-      </w:pPr>
-    </w:lvl>
-    <w:lvl w:ilvl="2" w:tplc="4009001B" w:tentative="1">
-      <w:start w:val="1"/>
-      <w:numFmt w:val="lowerRoman"/>
-      <w:lvlText w:val="%3."/>
-      <w:lvlJc w:val="right"/>
-      <w:pPr>
-        <w:ind w:left="2160" w:hanging="180"/>
-      </w:pPr>
-    </w:lvl>
-    <w:lvl w:ilvl="3" w:tplc="4009000F" w:tentative="1">
-      <w:start w:val="1"/>
-      <w:numFmt w:val="decimal"/>
-      <w:lvlText w:val="%4."/>
-      <w:lvlJc w:val="left"/>
-      <w:pPr>
-        <w:ind w:left="2880" w:hanging="360"/>
-      </w:pPr>
-    </w:lvl>
-    <w:lvl w:ilvl="4" w:tplc="40090019" w:tentative="1">
-      <w:start w:val="1"/>
-      <w:numFmt w:val="lowerLetter"/>
-      <w:lvlText w:val="%5."/>
-      <w:lvlJc w:val="left"/>
-      <w:pPr>
-        <w:ind w:left="3600" w:hanging="360"/>
-      </w:pPr>
-    </w:lvl>
-    <w:lvl w:ilvl="5" w:tplc="4009001B" w:tentative="1">
-      <w:start w:val="1"/>
-      <w:numFmt w:val="lowerRoman"/>
-      <w:lvlText w:val="%6."/>
-      <w:lvlJc w:val="right"/>
-      <w:pPr>
-        <w:ind w:left="4320" w:hanging="180"/>
-      </w:pPr>
-    </w:lvl>
-    <w:lvl w:ilvl="6" w:tplc="4009000F" w:tentative="1">
-      <w:start w:val="1"/>
-      <w:numFmt w:val="decimal"/>
-      <w:lvlText w:val="%7."/>
-      <w:lvlJc w:val="left"/>
-      <w:pPr>
-        <w:ind w:left="5040" w:hanging="360"/>
-      </w:pPr>
-    </w:lvl>
-    <w:lvl w:ilvl="7" w:tplc="40090019" w:tentative="1">
-      <w:start w:val="1"/>
-      <w:numFmt w:val="lowerLetter"/>
-      <w:lvlText w:val="%8."/>
-      <w:lvlJc w:val="left"/>
-      <w:pPr>
-        <w:ind w:left="5760" w:hanging="360"/>
-      </w:pPr>
-    </w:lvl>
-    <w:lvl w:ilvl="8" w:tplc="4009001B" w:tentative="1">
-      <w:start w:val="1"/>
-      <w:numFmt w:val="lowerRoman"/>
-      <w:lvlText w:val="%9."/>
-      <w:lvlJc w:val="right"/>
-      <w:pPr>
-        <w:ind w:left="6480" w:hanging="180"/>
-      </w:pPr>
-    </w:lvl>
-  </w:abstractNum>
-  <w:abstractNum w:abstractNumId="19" w15:restartNumberingAfterBreak="0">
-    <w:nsid w:val="60F572DD"/>
-    <w:multiLevelType w:val="hybridMultilevel"/>
-    <w:tmpl w:val="7FAEA2BC"/>
+    <w:tmpl w:val="D41CE354"/>
     <w:lvl w:ilvl="0" w:tplc="40090001">
       <w:start w:val="1"/>
       <w:numFmt w:val="bullet"/>
@@ -5089,394 +2062,17 @@
       </w:rPr>
     </w:lvl>
   </w:abstractNum>
-  <w:abstractNum w:abstractNumId="20" w15:restartNumberingAfterBreak="0">
-    <w:nsid w:val="621B6C32"/>
+  <w:abstractNum w:abstractNumId="12" w15:restartNumberingAfterBreak="0">
+    <w:nsid w:val="63CC6246"/>
     <w:multiLevelType w:val="hybridMultilevel"/>
-    <w:tmpl w:val="9A6E0DC2"/>
-    <w:lvl w:ilvl="0" w:tplc="590EDC0E">
-      <w:numFmt w:val="decimal"/>
-      <w:lvlText w:val="%1"/>
-      <w:lvlJc w:val="left"/>
-      <w:pPr>
-        <w:ind w:left="720" w:hanging="360"/>
-      </w:pPr>
-      <w:rPr>
-        <w:rFonts w:hint="default"/>
-      </w:rPr>
-    </w:lvl>
-    <w:lvl w:ilvl="1" w:tplc="40090019" w:tentative="1">
-      <w:start w:val="1"/>
-      <w:numFmt w:val="lowerLetter"/>
-      <w:lvlText w:val="%2."/>
-      <w:lvlJc w:val="left"/>
-      <w:pPr>
-        <w:ind w:left="1440" w:hanging="360"/>
-      </w:pPr>
-    </w:lvl>
-    <w:lvl w:ilvl="2" w:tplc="4009001B" w:tentative="1">
-      <w:start w:val="1"/>
-      <w:numFmt w:val="lowerRoman"/>
-      <w:lvlText w:val="%3."/>
-      <w:lvlJc w:val="right"/>
-      <w:pPr>
-        <w:ind w:left="2160" w:hanging="180"/>
-      </w:pPr>
-    </w:lvl>
-    <w:lvl w:ilvl="3" w:tplc="4009000F" w:tentative="1">
-      <w:start w:val="1"/>
-      <w:numFmt w:val="decimal"/>
-      <w:lvlText w:val="%4."/>
-      <w:lvlJc w:val="left"/>
-      <w:pPr>
-        <w:ind w:left="2880" w:hanging="360"/>
-      </w:pPr>
-    </w:lvl>
-    <w:lvl w:ilvl="4" w:tplc="40090019" w:tentative="1">
-      <w:start w:val="1"/>
-      <w:numFmt w:val="lowerLetter"/>
-      <w:lvlText w:val="%5."/>
-      <w:lvlJc w:val="left"/>
-      <w:pPr>
-        <w:ind w:left="3600" w:hanging="360"/>
-      </w:pPr>
-    </w:lvl>
-    <w:lvl w:ilvl="5" w:tplc="4009001B" w:tentative="1">
-      <w:start w:val="1"/>
-      <w:numFmt w:val="lowerRoman"/>
-      <w:lvlText w:val="%6."/>
-      <w:lvlJc w:val="right"/>
-      <w:pPr>
-        <w:ind w:left="4320" w:hanging="180"/>
-      </w:pPr>
-    </w:lvl>
-    <w:lvl w:ilvl="6" w:tplc="4009000F" w:tentative="1">
-      <w:start w:val="1"/>
-      <w:numFmt w:val="decimal"/>
-      <w:lvlText w:val="%7."/>
-      <w:lvlJc w:val="left"/>
-      <w:pPr>
-        <w:ind w:left="5040" w:hanging="360"/>
-      </w:pPr>
-    </w:lvl>
-    <w:lvl w:ilvl="7" w:tplc="40090019" w:tentative="1">
-      <w:start w:val="1"/>
-      <w:numFmt w:val="lowerLetter"/>
-      <w:lvlText w:val="%8."/>
-      <w:lvlJc w:val="left"/>
-      <w:pPr>
-        <w:ind w:left="5760" w:hanging="360"/>
-      </w:pPr>
-    </w:lvl>
-    <w:lvl w:ilvl="8" w:tplc="4009001B" w:tentative="1">
-      <w:start w:val="1"/>
-      <w:numFmt w:val="lowerRoman"/>
-      <w:lvlText w:val="%9."/>
-      <w:lvlJc w:val="right"/>
-      <w:pPr>
-        <w:ind w:left="6480" w:hanging="180"/>
-      </w:pPr>
-    </w:lvl>
-  </w:abstractNum>
-  <w:abstractNum w:abstractNumId="21" w15:restartNumberingAfterBreak="0">
-    <w:nsid w:val="67C66B05"/>
-    <w:multiLevelType w:val="hybridMultilevel"/>
-    <w:tmpl w:val="9ECC8C4A"/>
-    <w:lvl w:ilvl="0" w:tplc="8E3AE1C4">
-      <w:numFmt w:val="decimal"/>
-      <w:lvlText w:val="%1-"/>
-      <w:lvlJc w:val="left"/>
-      <w:pPr>
-        <w:ind w:left="720" w:hanging="360"/>
-      </w:pPr>
-      <w:rPr>
-        <w:rFonts w:hint="default"/>
-      </w:rPr>
-    </w:lvl>
-    <w:lvl w:ilvl="1" w:tplc="40090019" w:tentative="1">
-      <w:start w:val="1"/>
-      <w:numFmt w:val="lowerLetter"/>
-      <w:lvlText w:val="%2."/>
-      <w:lvlJc w:val="left"/>
-      <w:pPr>
-        <w:ind w:left="1440" w:hanging="360"/>
-      </w:pPr>
-    </w:lvl>
-    <w:lvl w:ilvl="2" w:tplc="4009001B" w:tentative="1">
-      <w:start w:val="1"/>
-      <w:numFmt w:val="lowerRoman"/>
-      <w:lvlText w:val="%3."/>
-      <w:lvlJc w:val="right"/>
-      <w:pPr>
-        <w:ind w:left="2160" w:hanging="180"/>
-      </w:pPr>
-    </w:lvl>
-    <w:lvl w:ilvl="3" w:tplc="4009000F" w:tentative="1">
-      <w:start w:val="1"/>
-      <w:numFmt w:val="decimal"/>
-      <w:lvlText w:val="%4."/>
-      <w:lvlJc w:val="left"/>
-      <w:pPr>
-        <w:ind w:left="2880" w:hanging="360"/>
-      </w:pPr>
-    </w:lvl>
-    <w:lvl w:ilvl="4" w:tplc="40090019" w:tentative="1">
-      <w:start w:val="1"/>
-      <w:numFmt w:val="lowerLetter"/>
-      <w:lvlText w:val="%5."/>
-      <w:lvlJc w:val="left"/>
-      <w:pPr>
-        <w:ind w:left="3600" w:hanging="360"/>
-      </w:pPr>
-    </w:lvl>
-    <w:lvl w:ilvl="5" w:tplc="4009001B" w:tentative="1">
-      <w:start w:val="1"/>
-      <w:numFmt w:val="lowerRoman"/>
-      <w:lvlText w:val="%6."/>
-      <w:lvlJc w:val="right"/>
-      <w:pPr>
-        <w:ind w:left="4320" w:hanging="180"/>
-      </w:pPr>
-    </w:lvl>
-    <w:lvl w:ilvl="6" w:tplc="4009000F" w:tentative="1">
-      <w:start w:val="1"/>
-      <w:numFmt w:val="decimal"/>
-      <w:lvlText w:val="%7."/>
-      <w:lvlJc w:val="left"/>
-      <w:pPr>
-        <w:ind w:left="5040" w:hanging="360"/>
-      </w:pPr>
-    </w:lvl>
-    <w:lvl w:ilvl="7" w:tplc="40090019" w:tentative="1">
-      <w:start w:val="1"/>
-      <w:numFmt w:val="lowerLetter"/>
-      <w:lvlText w:val="%8."/>
-      <w:lvlJc w:val="left"/>
-      <w:pPr>
-        <w:ind w:left="5760" w:hanging="360"/>
-      </w:pPr>
-    </w:lvl>
-    <w:lvl w:ilvl="8" w:tplc="4009001B" w:tentative="1">
-      <w:start w:val="1"/>
-      <w:numFmt w:val="lowerRoman"/>
-      <w:lvlText w:val="%9."/>
-      <w:lvlJc w:val="right"/>
-      <w:pPr>
-        <w:ind w:left="6480" w:hanging="180"/>
-      </w:pPr>
-    </w:lvl>
-  </w:abstractNum>
-  <w:abstractNum w:abstractNumId="22" w15:restartNumberingAfterBreak="0">
-    <w:nsid w:val="692502A9"/>
-    <w:multiLevelType w:val="hybridMultilevel"/>
-    <w:tmpl w:val="66C0391E"/>
-    <w:lvl w:ilvl="0" w:tplc="7D327FB2">
-      <w:numFmt w:val="decimal"/>
-      <w:lvlText w:val="%1-"/>
-      <w:lvlJc w:val="left"/>
-      <w:pPr>
-        <w:ind w:left="720" w:hanging="360"/>
-      </w:pPr>
-      <w:rPr>
-        <w:rFonts w:hint="default"/>
-      </w:rPr>
-    </w:lvl>
-    <w:lvl w:ilvl="1" w:tplc="40090019" w:tentative="1">
-      <w:start w:val="1"/>
-      <w:numFmt w:val="lowerLetter"/>
-      <w:lvlText w:val="%2."/>
-      <w:lvlJc w:val="left"/>
-      <w:pPr>
-        <w:ind w:left="1440" w:hanging="360"/>
-      </w:pPr>
-    </w:lvl>
-    <w:lvl w:ilvl="2" w:tplc="4009001B" w:tentative="1">
-      <w:start w:val="1"/>
-      <w:numFmt w:val="lowerRoman"/>
-      <w:lvlText w:val="%3."/>
-      <w:lvlJc w:val="right"/>
-      <w:pPr>
-        <w:ind w:left="2160" w:hanging="180"/>
-      </w:pPr>
-    </w:lvl>
-    <w:lvl w:ilvl="3" w:tplc="4009000F" w:tentative="1">
-      <w:start w:val="1"/>
-      <w:numFmt w:val="decimal"/>
-      <w:lvlText w:val="%4."/>
-      <w:lvlJc w:val="left"/>
-      <w:pPr>
-        <w:ind w:left="2880" w:hanging="360"/>
-      </w:pPr>
-    </w:lvl>
-    <w:lvl w:ilvl="4" w:tplc="40090019" w:tentative="1">
-      <w:start w:val="1"/>
-      <w:numFmt w:val="lowerLetter"/>
-      <w:lvlText w:val="%5."/>
-      <w:lvlJc w:val="left"/>
-      <w:pPr>
-        <w:ind w:left="3600" w:hanging="360"/>
-      </w:pPr>
-    </w:lvl>
-    <w:lvl w:ilvl="5" w:tplc="4009001B" w:tentative="1">
-      <w:start w:val="1"/>
-      <w:numFmt w:val="lowerRoman"/>
-      <w:lvlText w:val="%6."/>
-      <w:lvlJc w:val="right"/>
-      <w:pPr>
-        <w:ind w:left="4320" w:hanging="180"/>
-      </w:pPr>
-    </w:lvl>
-    <w:lvl w:ilvl="6" w:tplc="4009000F" w:tentative="1">
-      <w:start w:val="1"/>
-      <w:numFmt w:val="decimal"/>
-      <w:lvlText w:val="%7."/>
-      <w:lvlJc w:val="left"/>
-      <w:pPr>
-        <w:ind w:left="5040" w:hanging="360"/>
-      </w:pPr>
-    </w:lvl>
-    <w:lvl w:ilvl="7" w:tplc="40090019" w:tentative="1">
-      <w:start w:val="1"/>
-      <w:numFmt w:val="lowerLetter"/>
-      <w:lvlText w:val="%8."/>
-      <w:lvlJc w:val="left"/>
-      <w:pPr>
-        <w:ind w:left="5760" w:hanging="360"/>
-      </w:pPr>
-    </w:lvl>
-    <w:lvl w:ilvl="8" w:tplc="4009001B" w:tentative="1">
-      <w:start w:val="1"/>
-      <w:numFmt w:val="lowerRoman"/>
-      <w:lvlText w:val="%9."/>
-      <w:lvlJc w:val="right"/>
-      <w:pPr>
-        <w:ind w:left="6480" w:hanging="180"/>
-      </w:pPr>
-    </w:lvl>
-  </w:abstractNum>
-  <w:abstractNum w:abstractNumId="23" w15:restartNumberingAfterBreak="0">
-    <w:nsid w:val="693A1C3F"/>
-    <w:multiLevelType w:val="multilevel"/>
-    <w:tmpl w:val="A03CAD02"/>
-    <w:lvl w:ilvl="0">
-      <w:start w:val="4"/>
-      <w:numFmt w:val="decimal"/>
-      <w:lvlText w:val="%1"/>
-      <w:lvlJc w:val="left"/>
-      <w:pPr>
-        <w:ind w:left="360" w:hanging="360"/>
-      </w:pPr>
-      <w:rPr>
-        <w:rFonts w:hint="default"/>
-      </w:rPr>
-    </w:lvl>
-    <w:lvl w:ilvl="1">
-      <w:start w:val="1"/>
-      <w:numFmt w:val="decimal"/>
-      <w:lvlText w:val="%1.%2"/>
-      <w:lvlJc w:val="left"/>
-      <w:pPr>
-        <w:ind w:left="360" w:hanging="360"/>
-      </w:pPr>
-      <w:rPr>
-        <w:rFonts w:hint="default"/>
-      </w:rPr>
-    </w:lvl>
-    <w:lvl w:ilvl="2">
-      <w:start w:val="1"/>
-      <w:numFmt w:val="decimal"/>
-      <w:lvlText w:val="%1.%2.%3"/>
-      <w:lvlJc w:val="left"/>
-      <w:pPr>
-        <w:ind w:left="720" w:hanging="720"/>
-      </w:pPr>
-      <w:rPr>
-        <w:rFonts w:hint="default"/>
-      </w:rPr>
-    </w:lvl>
-    <w:lvl w:ilvl="3">
-      <w:start w:val="1"/>
-      <w:numFmt w:val="decimal"/>
-      <w:lvlText w:val="%1.%2.%3.%4"/>
-      <w:lvlJc w:val="left"/>
-      <w:pPr>
-        <w:ind w:left="720" w:hanging="720"/>
-      </w:pPr>
-      <w:rPr>
-        <w:rFonts w:hint="default"/>
-      </w:rPr>
-    </w:lvl>
-    <w:lvl w:ilvl="4">
-      <w:start w:val="1"/>
-      <w:numFmt w:val="decimal"/>
-      <w:lvlText w:val="%1.%2.%3.%4.%5"/>
-      <w:lvlJc w:val="left"/>
-      <w:pPr>
-        <w:ind w:left="1080" w:hanging="1080"/>
-      </w:pPr>
-      <w:rPr>
-        <w:rFonts w:hint="default"/>
-      </w:rPr>
-    </w:lvl>
-    <w:lvl w:ilvl="5">
-      <w:start w:val="1"/>
-      <w:numFmt w:val="decimal"/>
-      <w:lvlText w:val="%1.%2.%3.%4.%5.%6"/>
-      <w:lvlJc w:val="left"/>
-      <w:pPr>
-        <w:ind w:left="1080" w:hanging="1080"/>
-      </w:pPr>
-      <w:rPr>
-        <w:rFonts w:hint="default"/>
-      </w:rPr>
-    </w:lvl>
-    <w:lvl w:ilvl="6">
-      <w:start w:val="1"/>
-      <w:numFmt w:val="decimal"/>
-      <w:lvlText w:val="%1.%2.%3.%4.%5.%6.%7"/>
-      <w:lvlJc w:val="left"/>
-      <w:pPr>
-        <w:ind w:left="1440" w:hanging="1440"/>
-      </w:pPr>
-      <w:rPr>
-        <w:rFonts w:hint="default"/>
-      </w:rPr>
-    </w:lvl>
-    <w:lvl w:ilvl="7">
-      <w:start w:val="1"/>
-      <w:numFmt w:val="decimal"/>
-      <w:lvlText w:val="%1.%2.%3.%4.%5.%6.%7.%8"/>
-      <w:lvlJc w:val="left"/>
-      <w:pPr>
-        <w:ind w:left="1440" w:hanging="1440"/>
-      </w:pPr>
-      <w:rPr>
-        <w:rFonts w:hint="default"/>
-      </w:rPr>
-    </w:lvl>
-    <w:lvl w:ilvl="8">
-      <w:start w:val="1"/>
-      <w:numFmt w:val="decimal"/>
-      <w:lvlText w:val="%1.%2.%3.%4.%5.%6.%7.%8.%9"/>
-      <w:lvlJc w:val="left"/>
-      <w:pPr>
-        <w:ind w:left="1440" w:hanging="1440"/>
-      </w:pPr>
-      <w:rPr>
-        <w:rFonts w:hint="default"/>
-      </w:rPr>
-    </w:lvl>
-  </w:abstractNum>
-  <w:abstractNum w:abstractNumId="24" w15:restartNumberingAfterBreak="0">
-    <w:nsid w:val="70E72FFA"/>
-    <w:multiLevelType w:val="hybridMultilevel"/>
-    <w:tmpl w:val="821859CC"/>
+    <w:tmpl w:val="69DE07FC"/>
     <w:lvl w:ilvl="0" w:tplc="40090001">
       <w:start w:val="1"/>
       <w:numFmt w:val="bullet"/>
       <w:lvlText w:val=""/>
       <w:lvlJc w:val="left"/>
       <w:pPr>
-        <w:ind w:left="2160" w:hanging="360"/>
+        <w:ind w:left="720" w:hanging="360"/>
       </w:pPr>
       <w:rPr>
         <w:rFonts w:ascii="Symbol" w:hAnsi="Symbol" w:hint="default"/>
@@ -5488,7 +2084,7 @@
       <w:lvlText w:val="o"/>
       <w:lvlJc w:val="left"/>
       <w:pPr>
-        <w:ind w:left="2880" w:hanging="360"/>
+        <w:ind w:left="1440" w:hanging="360"/>
       </w:pPr>
       <w:rPr>
         <w:rFonts w:ascii="Courier New" w:hAnsi="Courier New" w:cs="Courier New" w:hint="default"/>
@@ -5500,7 +2096,7 @@
       <w:lvlText w:val=""/>
       <w:lvlJc w:val="left"/>
       <w:pPr>
-        <w:ind w:left="3600" w:hanging="360"/>
+        <w:ind w:left="2160" w:hanging="360"/>
       </w:pPr>
       <w:rPr>
         <w:rFonts w:ascii="Wingdings" w:hAnsi="Wingdings" w:hint="default"/>
@@ -5512,7 +2108,7 @@
       <w:lvlText w:val=""/>
       <w:lvlJc w:val="left"/>
       <w:pPr>
-        <w:ind w:left="4320" w:hanging="360"/>
+        <w:ind w:left="2880" w:hanging="360"/>
       </w:pPr>
       <w:rPr>
         <w:rFonts w:ascii="Symbol" w:hAnsi="Symbol" w:hint="default"/>
@@ -5524,7 +2120,7 @@
       <w:lvlText w:val="o"/>
       <w:lvlJc w:val="left"/>
       <w:pPr>
-        <w:ind w:left="5040" w:hanging="360"/>
+        <w:ind w:left="3600" w:hanging="360"/>
       </w:pPr>
       <w:rPr>
         <w:rFonts w:ascii="Courier New" w:hAnsi="Courier New" w:cs="Courier New" w:hint="default"/>
@@ -5536,7 +2132,7 @@
       <w:lvlText w:val=""/>
       <w:lvlJc w:val="left"/>
       <w:pPr>
-        <w:ind w:left="5760" w:hanging="360"/>
+        <w:ind w:left="4320" w:hanging="360"/>
       </w:pPr>
       <w:rPr>
         <w:rFonts w:ascii="Wingdings" w:hAnsi="Wingdings" w:hint="default"/>
@@ -5548,7 +2144,7 @@
       <w:lvlText w:val=""/>
       <w:lvlJc w:val="left"/>
       <w:pPr>
-        <w:ind w:left="6480" w:hanging="360"/>
+        <w:ind w:left="5040" w:hanging="360"/>
       </w:pPr>
       <w:rPr>
         <w:rFonts w:ascii="Symbol" w:hAnsi="Symbol" w:hint="default"/>
@@ -5560,7 +2156,7 @@
       <w:lvlText w:val="o"/>
       <w:lvlJc w:val="left"/>
       <w:pPr>
-        <w:ind w:left="7200" w:hanging="360"/>
+        <w:ind w:left="5760" w:hanging="360"/>
       </w:pPr>
       <w:rPr>
         <w:rFonts w:ascii="Courier New" w:hAnsi="Courier New" w:cs="Courier New" w:hint="default"/>
@@ -5572,501 +2168,51 @@
       <w:lvlText w:val=""/>
       <w:lvlJc w:val="left"/>
       <w:pPr>
-        <w:ind w:left="7920" w:hanging="360"/>
+        <w:ind w:left="6480" w:hanging="360"/>
       </w:pPr>
       <w:rPr>
         <w:rFonts w:ascii="Wingdings" w:hAnsi="Wingdings" w:hint="default"/>
       </w:rPr>
     </w:lvl>
   </w:abstractNum>
-  <w:abstractNum w:abstractNumId="25" w15:restartNumberingAfterBreak="0">
-    <w:nsid w:val="72283511"/>
-    <w:multiLevelType w:val="hybridMultilevel"/>
-    <w:tmpl w:val="F948CE4C"/>
-    <w:lvl w:ilvl="0" w:tplc="40090001">
-      <w:start w:val="1"/>
-      <w:numFmt w:val="bullet"/>
-      <w:lvlText w:val=""/>
-      <w:lvlJc w:val="left"/>
-      <w:pPr>
-        <w:ind w:left="2160" w:hanging="360"/>
-      </w:pPr>
-      <w:rPr>
-        <w:rFonts w:ascii="Symbol" w:hAnsi="Symbol" w:hint="default"/>
-      </w:rPr>
-    </w:lvl>
-    <w:lvl w:ilvl="1" w:tplc="40090003" w:tentative="1">
-      <w:start w:val="1"/>
-      <w:numFmt w:val="bullet"/>
-      <w:lvlText w:val="o"/>
-      <w:lvlJc w:val="left"/>
-      <w:pPr>
-        <w:ind w:left="2880" w:hanging="360"/>
-      </w:pPr>
-      <w:rPr>
-        <w:rFonts w:ascii="Courier New" w:hAnsi="Courier New" w:cs="Courier New" w:hint="default"/>
-      </w:rPr>
-    </w:lvl>
-    <w:lvl w:ilvl="2" w:tplc="40090005" w:tentative="1">
-      <w:start w:val="1"/>
-      <w:numFmt w:val="bullet"/>
-      <w:lvlText w:val=""/>
-      <w:lvlJc w:val="left"/>
-      <w:pPr>
-        <w:ind w:left="3600" w:hanging="360"/>
-      </w:pPr>
-      <w:rPr>
-        <w:rFonts w:ascii="Wingdings" w:hAnsi="Wingdings" w:hint="default"/>
-      </w:rPr>
-    </w:lvl>
-    <w:lvl w:ilvl="3" w:tplc="40090001" w:tentative="1">
-      <w:start w:val="1"/>
-      <w:numFmt w:val="bullet"/>
-      <w:lvlText w:val=""/>
-      <w:lvlJc w:val="left"/>
-      <w:pPr>
-        <w:ind w:left="4320" w:hanging="360"/>
-      </w:pPr>
-      <w:rPr>
-        <w:rFonts w:ascii="Symbol" w:hAnsi="Symbol" w:hint="default"/>
-      </w:rPr>
-    </w:lvl>
-    <w:lvl w:ilvl="4" w:tplc="40090003" w:tentative="1">
-      <w:start w:val="1"/>
-      <w:numFmt w:val="bullet"/>
-      <w:lvlText w:val="o"/>
-      <w:lvlJc w:val="left"/>
-      <w:pPr>
-        <w:ind w:left="5040" w:hanging="360"/>
-      </w:pPr>
-      <w:rPr>
-        <w:rFonts w:ascii="Courier New" w:hAnsi="Courier New" w:cs="Courier New" w:hint="default"/>
-      </w:rPr>
-    </w:lvl>
-    <w:lvl w:ilvl="5" w:tplc="40090005" w:tentative="1">
-      <w:start w:val="1"/>
-      <w:numFmt w:val="bullet"/>
-      <w:lvlText w:val=""/>
-      <w:lvlJc w:val="left"/>
-      <w:pPr>
-        <w:ind w:left="5760" w:hanging="360"/>
-      </w:pPr>
-      <w:rPr>
-        <w:rFonts w:ascii="Wingdings" w:hAnsi="Wingdings" w:hint="default"/>
-      </w:rPr>
-    </w:lvl>
-    <w:lvl w:ilvl="6" w:tplc="40090001" w:tentative="1">
-      <w:start w:val="1"/>
-      <w:numFmt w:val="bullet"/>
-      <w:lvlText w:val=""/>
-      <w:lvlJc w:val="left"/>
-      <w:pPr>
-        <w:ind w:left="6480" w:hanging="360"/>
-      </w:pPr>
-      <w:rPr>
-        <w:rFonts w:ascii="Symbol" w:hAnsi="Symbol" w:hint="default"/>
-      </w:rPr>
-    </w:lvl>
-    <w:lvl w:ilvl="7" w:tplc="40090003" w:tentative="1">
-      <w:start w:val="1"/>
-      <w:numFmt w:val="bullet"/>
-      <w:lvlText w:val="o"/>
-      <w:lvlJc w:val="left"/>
-      <w:pPr>
-        <w:ind w:left="7200" w:hanging="360"/>
-      </w:pPr>
-      <w:rPr>
-        <w:rFonts w:ascii="Courier New" w:hAnsi="Courier New" w:cs="Courier New" w:hint="default"/>
-      </w:rPr>
-    </w:lvl>
-    <w:lvl w:ilvl="8" w:tplc="40090005" w:tentative="1">
-      <w:start w:val="1"/>
-      <w:numFmt w:val="bullet"/>
-      <w:lvlText w:val=""/>
-      <w:lvlJc w:val="left"/>
-      <w:pPr>
-        <w:ind w:left="7920" w:hanging="360"/>
-      </w:pPr>
-      <w:rPr>
-        <w:rFonts w:ascii="Wingdings" w:hAnsi="Wingdings" w:hint="default"/>
-      </w:rPr>
-    </w:lvl>
-  </w:abstractNum>
-  <w:abstractNum w:abstractNumId="26" w15:restartNumberingAfterBreak="0">
-    <w:nsid w:val="75784C95"/>
-    <w:multiLevelType w:val="hybridMultilevel"/>
-    <w:tmpl w:val="35905A1C"/>
-    <w:lvl w:ilvl="0" w:tplc="34CCECF0">
-      <w:numFmt w:val="decimal"/>
-      <w:lvlText w:val="%1-"/>
-      <w:lvlJc w:val="left"/>
-      <w:pPr>
-        <w:ind w:left="720" w:hanging="360"/>
-      </w:pPr>
-      <w:rPr>
-        <w:rFonts w:hint="default"/>
-      </w:rPr>
-    </w:lvl>
-    <w:lvl w:ilvl="1" w:tplc="40090019" w:tentative="1">
-      <w:start w:val="1"/>
-      <w:numFmt w:val="lowerLetter"/>
-      <w:lvlText w:val="%2."/>
-      <w:lvlJc w:val="left"/>
-      <w:pPr>
-        <w:ind w:left="1440" w:hanging="360"/>
-      </w:pPr>
-    </w:lvl>
-    <w:lvl w:ilvl="2" w:tplc="4009001B" w:tentative="1">
-      <w:start w:val="1"/>
-      <w:numFmt w:val="lowerRoman"/>
-      <w:lvlText w:val="%3."/>
-      <w:lvlJc w:val="right"/>
-      <w:pPr>
-        <w:ind w:left="2160" w:hanging="180"/>
-      </w:pPr>
-    </w:lvl>
-    <w:lvl w:ilvl="3" w:tplc="4009000F" w:tentative="1">
-      <w:start w:val="1"/>
-      <w:numFmt w:val="decimal"/>
-      <w:lvlText w:val="%4."/>
-      <w:lvlJc w:val="left"/>
-      <w:pPr>
-        <w:ind w:left="2880" w:hanging="360"/>
-      </w:pPr>
-    </w:lvl>
-    <w:lvl w:ilvl="4" w:tplc="40090019" w:tentative="1">
-      <w:start w:val="1"/>
-      <w:numFmt w:val="lowerLetter"/>
-      <w:lvlText w:val="%5."/>
-      <w:lvlJc w:val="left"/>
-      <w:pPr>
-        <w:ind w:left="3600" w:hanging="360"/>
-      </w:pPr>
-    </w:lvl>
-    <w:lvl w:ilvl="5" w:tplc="4009001B" w:tentative="1">
-      <w:start w:val="1"/>
-      <w:numFmt w:val="lowerRoman"/>
-      <w:lvlText w:val="%6."/>
-      <w:lvlJc w:val="right"/>
-      <w:pPr>
-        <w:ind w:left="4320" w:hanging="180"/>
-      </w:pPr>
-    </w:lvl>
-    <w:lvl w:ilvl="6" w:tplc="4009000F" w:tentative="1">
-      <w:start w:val="1"/>
-      <w:numFmt w:val="decimal"/>
-      <w:lvlText w:val="%7."/>
-      <w:lvlJc w:val="left"/>
-      <w:pPr>
-        <w:ind w:left="5040" w:hanging="360"/>
-      </w:pPr>
-    </w:lvl>
-    <w:lvl w:ilvl="7" w:tplc="40090019" w:tentative="1">
-      <w:start w:val="1"/>
-      <w:numFmt w:val="lowerLetter"/>
-      <w:lvlText w:val="%8."/>
-      <w:lvlJc w:val="left"/>
-      <w:pPr>
-        <w:ind w:left="5760" w:hanging="360"/>
-      </w:pPr>
-    </w:lvl>
-    <w:lvl w:ilvl="8" w:tplc="4009001B" w:tentative="1">
-      <w:start w:val="1"/>
-      <w:numFmt w:val="lowerRoman"/>
-      <w:lvlText w:val="%9."/>
-      <w:lvlJc w:val="right"/>
-      <w:pPr>
-        <w:ind w:left="6480" w:hanging="180"/>
-      </w:pPr>
-    </w:lvl>
-  </w:abstractNum>
-  <w:abstractNum w:abstractNumId="27" w15:restartNumberingAfterBreak="0">
-    <w:nsid w:val="7CE35705"/>
-    <w:multiLevelType w:val="hybridMultilevel"/>
-    <w:tmpl w:val="F7A4E3CC"/>
-    <w:lvl w:ilvl="0" w:tplc="0F6873C0">
-      <w:numFmt w:val="decimal"/>
-      <w:lvlText w:val="%1"/>
-      <w:lvlJc w:val="left"/>
-      <w:pPr>
-        <w:ind w:left="720" w:hanging="360"/>
-      </w:pPr>
-      <w:rPr>
-        <w:rFonts w:hint="default"/>
-      </w:rPr>
-    </w:lvl>
-    <w:lvl w:ilvl="1" w:tplc="40090019" w:tentative="1">
-      <w:start w:val="1"/>
-      <w:numFmt w:val="lowerLetter"/>
-      <w:lvlText w:val="%2."/>
-      <w:lvlJc w:val="left"/>
-      <w:pPr>
-        <w:ind w:left="1440" w:hanging="360"/>
-      </w:pPr>
-    </w:lvl>
-    <w:lvl w:ilvl="2" w:tplc="4009001B" w:tentative="1">
-      <w:start w:val="1"/>
-      <w:numFmt w:val="lowerRoman"/>
-      <w:lvlText w:val="%3."/>
-      <w:lvlJc w:val="right"/>
-      <w:pPr>
-        <w:ind w:left="2160" w:hanging="180"/>
-      </w:pPr>
-    </w:lvl>
-    <w:lvl w:ilvl="3" w:tplc="4009000F" w:tentative="1">
-      <w:start w:val="1"/>
-      <w:numFmt w:val="decimal"/>
-      <w:lvlText w:val="%4."/>
-      <w:lvlJc w:val="left"/>
-      <w:pPr>
-        <w:ind w:left="2880" w:hanging="360"/>
-      </w:pPr>
-    </w:lvl>
-    <w:lvl w:ilvl="4" w:tplc="40090019" w:tentative="1">
-      <w:start w:val="1"/>
-      <w:numFmt w:val="lowerLetter"/>
-      <w:lvlText w:val="%5."/>
-      <w:lvlJc w:val="left"/>
-      <w:pPr>
-        <w:ind w:left="3600" w:hanging="360"/>
-      </w:pPr>
-    </w:lvl>
-    <w:lvl w:ilvl="5" w:tplc="4009001B" w:tentative="1">
-      <w:start w:val="1"/>
-      <w:numFmt w:val="lowerRoman"/>
-      <w:lvlText w:val="%6."/>
-      <w:lvlJc w:val="right"/>
-      <w:pPr>
-        <w:ind w:left="4320" w:hanging="180"/>
-      </w:pPr>
-    </w:lvl>
-    <w:lvl w:ilvl="6" w:tplc="4009000F" w:tentative="1">
-      <w:start w:val="1"/>
-      <w:numFmt w:val="decimal"/>
-      <w:lvlText w:val="%7."/>
-      <w:lvlJc w:val="left"/>
-      <w:pPr>
-        <w:ind w:left="5040" w:hanging="360"/>
-      </w:pPr>
-    </w:lvl>
-    <w:lvl w:ilvl="7" w:tplc="40090019" w:tentative="1">
-      <w:start w:val="1"/>
-      <w:numFmt w:val="lowerLetter"/>
-      <w:lvlText w:val="%8."/>
-      <w:lvlJc w:val="left"/>
-      <w:pPr>
-        <w:ind w:left="5760" w:hanging="360"/>
-      </w:pPr>
-    </w:lvl>
-    <w:lvl w:ilvl="8" w:tplc="4009001B" w:tentative="1">
-      <w:start w:val="1"/>
-      <w:numFmt w:val="lowerRoman"/>
-      <w:lvlText w:val="%9."/>
-      <w:lvlJc w:val="right"/>
-      <w:pPr>
-        <w:ind w:left="6480" w:hanging="180"/>
-      </w:pPr>
-    </w:lvl>
-  </w:abstractNum>
-  <w:abstractNum w:abstractNumId="28" w15:restartNumberingAfterBreak="0">
-    <w:nsid w:val="7E596421"/>
-    <w:multiLevelType w:val="hybridMultilevel"/>
-    <w:tmpl w:val="33F232E0"/>
-    <w:lvl w:ilvl="0" w:tplc="40090001">
-      <w:start w:val="1"/>
-      <w:numFmt w:val="bullet"/>
-      <w:lvlText w:val=""/>
-      <w:lvlJc w:val="left"/>
-      <w:pPr>
-        <w:ind w:left="1440" w:hanging="360"/>
-      </w:pPr>
-      <w:rPr>
-        <w:rFonts w:ascii="Symbol" w:hAnsi="Symbol" w:hint="default"/>
-      </w:rPr>
-    </w:lvl>
-    <w:lvl w:ilvl="1" w:tplc="40090003" w:tentative="1">
-      <w:start w:val="1"/>
-      <w:numFmt w:val="bullet"/>
-      <w:lvlText w:val="o"/>
-      <w:lvlJc w:val="left"/>
-      <w:pPr>
-        <w:ind w:left="2160" w:hanging="360"/>
-      </w:pPr>
-      <w:rPr>
-        <w:rFonts w:ascii="Courier New" w:hAnsi="Courier New" w:cs="Courier New" w:hint="default"/>
-      </w:rPr>
-    </w:lvl>
-    <w:lvl w:ilvl="2" w:tplc="40090005" w:tentative="1">
-      <w:start w:val="1"/>
-      <w:numFmt w:val="bullet"/>
-      <w:lvlText w:val=""/>
-      <w:lvlJc w:val="left"/>
-      <w:pPr>
-        <w:ind w:left="2880" w:hanging="360"/>
-      </w:pPr>
-      <w:rPr>
-        <w:rFonts w:ascii="Wingdings" w:hAnsi="Wingdings" w:hint="default"/>
-      </w:rPr>
-    </w:lvl>
-    <w:lvl w:ilvl="3" w:tplc="40090001" w:tentative="1">
-      <w:start w:val="1"/>
-      <w:numFmt w:val="bullet"/>
-      <w:lvlText w:val=""/>
-      <w:lvlJc w:val="left"/>
-      <w:pPr>
-        <w:ind w:left="3600" w:hanging="360"/>
-      </w:pPr>
-      <w:rPr>
-        <w:rFonts w:ascii="Symbol" w:hAnsi="Symbol" w:hint="default"/>
-      </w:rPr>
-    </w:lvl>
-    <w:lvl w:ilvl="4" w:tplc="40090003" w:tentative="1">
-      <w:start w:val="1"/>
-      <w:numFmt w:val="bullet"/>
-      <w:lvlText w:val="o"/>
-      <w:lvlJc w:val="left"/>
-      <w:pPr>
-        <w:ind w:left="4320" w:hanging="360"/>
-      </w:pPr>
-      <w:rPr>
-        <w:rFonts w:ascii="Courier New" w:hAnsi="Courier New" w:cs="Courier New" w:hint="default"/>
-      </w:rPr>
-    </w:lvl>
-    <w:lvl w:ilvl="5" w:tplc="40090005" w:tentative="1">
-      <w:start w:val="1"/>
-      <w:numFmt w:val="bullet"/>
-      <w:lvlText w:val=""/>
-      <w:lvlJc w:val="left"/>
-      <w:pPr>
-        <w:ind w:left="5040" w:hanging="360"/>
-      </w:pPr>
-      <w:rPr>
-        <w:rFonts w:ascii="Wingdings" w:hAnsi="Wingdings" w:hint="default"/>
-      </w:rPr>
-    </w:lvl>
-    <w:lvl w:ilvl="6" w:tplc="40090001" w:tentative="1">
-      <w:start w:val="1"/>
-      <w:numFmt w:val="bullet"/>
-      <w:lvlText w:val=""/>
-      <w:lvlJc w:val="left"/>
-      <w:pPr>
-        <w:ind w:left="5760" w:hanging="360"/>
-      </w:pPr>
-      <w:rPr>
-        <w:rFonts w:ascii="Symbol" w:hAnsi="Symbol" w:hint="default"/>
-      </w:rPr>
-    </w:lvl>
-    <w:lvl w:ilvl="7" w:tplc="40090003" w:tentative="1">
-      <w:start w:val="1"/>
-      <w:numFmt w:val="bullet"/>
-      <w:lvlText w:val="o"/>
-      <w:lvlJc w:val="left"/>
-      <w:pPr>
-        <w:ind w:left="6480" w:hanging="360"/>
-      </w:pPr>
-      <w:rPr>
-        <w:rFonts w:ascii="Courier New" w:hAnsi="Courier New" w:cs="Courier New" w:hint="default"/>
-      </w:rPr>
-    </w:lvl>
-    <w:lvl w:ilvl="8" w:tplc="40090005" w:tentative="1">
-      <w:start w:val="1"/>
-      <w:numFmt w:val="bullet"/>
-      <w:lvlText w:val=""/>
-      <w:lvlJc w:val="left"/>
-      <w:pPr>
-        <w:ind w:left="7200" w:hanging="360"/>
-      </w:pPr>
-      <w:rPr>
-        <w:rFonts w:ascii="Wingdings" w:hAnsi="Wingdings" w:hint="default"/>
-      </w:rPr>
-    </w:lvl>
-  </w:abstractNum>
-  <w:num w:numId="1" w16cid:durableId="264848585">
+  <w:num w:numId="1" w16cid:durableId="1530678167">
     <w:abstractNumId w:val="8"/>
   </w:num>
-  <w:num w:numId="2" w16cid:durableId="525024736">
+  <w:num w:numId="2" w16cid:durableId="1880586724">
     <w:abstractNumId w:val="6"/>
   </w:num>
-  <w:num w:numId="3" w16cid:durableId="521552641">
+  <w:num w:numId="3" w16cid:durableId="1452280191">
     <w:abstractNumId w:val="5"/>
   </w:num>
-  <w:num w:numId="4" w16cid:durableId="484905540">
+  <w:num w:numId="4" w16cid:durableId="1113936388">
     <w:abstractNumId w:val="4"/>
   </w:num>
-  <w:num w:numId="5" w16cid:durableId="1035351926">
+  <w:num w:numId="5" w16cid:durableId="1757747328">
     <w:abstractNumId w:val="7"/>
   </w:num>
-  <w:num w:numId="6" w16cid:durableId="264654817">
+  <w:num w:numId="6" w16cid:durableId="957444832">
     <w:abstractNumId w:val="3"/>
   </w:num>
-  <w:num w:numId="7" w16cid:durableId="1714309353">
+  <w:num w:numId="7" w16cid:durableId="746611479">
     <w:abstractNumId w:val="2"/>
   </w:num>
-  <w:num w:numId="8" w16cid:durableId="526215442">
+  <w:num w:numId="8" w16cid:durableId="601497064">
     <w:abstractNumId w:val="1"/>
   </w:num>
-  <w:num w:numId="9" w16cid:durableId="960187576">
+  <w:num w:numId="9" w16cid:durableId="1829635692">
     <w:abstractNumId w:val="0"/>
   </w:num>
-  <w:num w:numId="10" w16cid:durableId="502167773">
+  <w:num w:numId="10" w16cid:durableId="217789577">
+    <w:abstractNumId w:val="10"/>
+  </w:num>
+  <w:num w:numId="11" w16cid:durableId="1391146403">
+    <w:abstractNumId w:val="12"/>
+  </w:num>
+  <w:num w:numId="12" w16cid:durableId="266348440">
     <w:abstractNumId w:val="11"/>
   </w:num>
-  <w:num w:numId="11" w16cid:durableId="2092464940">
-    <w:abstractNumId w:val="15"/>
-  </w:num>
-  <w:num w:numId="12" w16cid:durableId="1305432353">
-    <w:abstractNumId w:val="20"/>
-  </w:num>
-  <w:num w:numId="13" w16cid:durableId="1588416669">
-    <w:abstractNumId w:val="10"/>
-  </w:num>
-  <w:num w:numId="14" w16cid:durableId="483468710">
-    <w:abstractNumId w:val="14"/>
-  </w:num>
-  <w:num w:numId="15" w16cid:durableId="1870601030">
-    <w:abstractNumId w:val="27"/>
-  </w:num>
-  <w:num w:numId="16" w16cid:durableId="1234390505">
-    <w:abstractNumId w:val="18"/>
-  </w:num>
-  <w:num w:numId="17" w16cid:durableId="739402611">
-    <w:abstractNumId w:val="13"/>
-  </w:num>
-  <w:num w:numId="18" w16cid:durableId="1484346542">
-    <w:abstractNumId w:val="16"/>
-  </w:num>
-  <w:num w:numId="19" w16cid:durableId="62021609">
-    <w:abstractNumId w:val="22"/>
-  </w:num>
-  <w:num w:numId="20" w16cid:durableId="461273406">
-    <w:abstractNumId w:val="26"/>
-  </w:num>
-  <w:num w:numId="21" w16cid:durableId="1209874860">
-    <w:abstractNumId w:val="21"/>
-  </w:num>
-  <w:num w:numId="22" w16cid:durableId="127819321">
-    <w:abstractNumId w:val="28"/>
-  </w:num>
-  <w:num w:numId="23" w16cid:durableId="517545208">
+  <w:num w:numId="13" w16cid:durableId="71243720">
     <w:abstractNumId w:val="9"/>
-  </w:num>
-  <w:num w:numId="24" w16cid:durableId="2115661203">
-    <w:abstractNumId w:val="24"/>
-  </w:num>
-  <w:num w:numId="25" w16cid:durableId="1039623911">
-    <w:abstractNumId w:val="25"/>
-  </w:num>
-  <w:num w:numId="26" w16cid:durableId="1075665110">
-    <w:abstractNumId w:val="19"/>
-  </w:num>
-  <w:num w:numId="27" w16cid:durableId="1615821059">
-    <w:abstractNumId w:val="17"/>
-  </w:num>
-  <w:num w:numId="28" w16cid:durableId="1697777500">
-    <w:abstractNumId w:val="12"/>
-  </w:num>
-  <w:num w:numId="29" w16cid:durableId="1701593053">
-    <w:abstractNumId w:val="23"/>
   </w:num>
 </w:numbering>
 </file>
@@ -6460,7 +2606,7 @@
   <w:style w:type="paragraph" w:default="1" w:styleId="Normal">
     <w:name w:val="Normal"/>
     <w:qFormat/>
-    <w:rsid w:val="002957BD"/>
+    <w:rsid w:val="00FC693F"/>
     <w:rPr>
       <w:rFonts w:ascii="Calibri" w:hAnsi="Calibri"/>
     </w:rPr>
@@ -17450,6 +13596,158 @@
       <w:tblPr/>
       <w:tcPr>
         <w:shd w:val="clear" w:color="auto" w:fill="FBCAA2" w:themeFill="accent6" w:themeFillTint="7F"/>
+      </w:tcPr>
+    </w:tblStylePr>
+  </w:style>
+  <w:style w:type="table" w:styleId="GridTable4">
+    <w:name w:val="Grid Table 4"/>
+    <w:basedOn w:val="TableNormal"/>
+    <w:uiPriority w:val="49"/>
+    <w:rsid w:val="00826A31"/>
+    <w:pPr>
+      <w:spacing w:after="0" w:line="240" w:lineRule="auto"/>
+    </w:pPr>
+    <w:tblPr>
+      <w:tblStyleRowBandSize w:val="1"/>
+      <w:tblStyleColBandSize w:val="1"/>
+      <w:tblBorders>
+        <w:top w:val="single" w:sz="4" w:space="0" w:color="666666" w:themeColor="text1" w:themeTint="99"/>
+        <w:left w:val="single" w:sz="4" w:space="0" w:color="666666" w:themeColor="text1" w:themeTint="99"/>
+        <w:bottom w:val="single" w:sz="4" w:space="0" w:color="666666" w:themeColor="text1" w:themeTint="99"/>
+        <w:right w:val="single" w:sz="4" w:space="0" w:color="666666" w:themeColor="text1" w:themeTint="99"/>
+        <w:insideH w:val="single" w:sz="4" w:space="0" w:color="666666" w:themeColor="text1" w:themeTint="99"/>
+        <w:insideV w:val="single" w:sz="4" w:space="0" w:color="666666" w:themeColor="text1" w:themeTint="99"/>
+      </w:tblBorders>
+    </w:tblPr>
+    <w:tblStylePr w:type="firstRow">
+      <w:rPr>
+        <w:b/>
+        <w:bCs/>
+        <w:color w:val="FFFFFF" w:themeColor="background1"/>
+      </w:rPr>
+      <w:tblPr/>
+      <w:tcPr>
+        <w:tcBorders>
+          <w:top w:val="single" w:sz="4" w:space="0" w:color="000000" w:themeColor="text1"/>
+          <w:left w:val="single" w:sz="4" w:space="0" w:color="000000" w:themeColor="text1"/>
+          <w:bottom w:val="single" w:sz="4" w:space="0" w:color="000000" w:themeColor="text1"/>
+          <w:right w:val="single" w:sz="4" w:space="0" w:color="000000" w:themeColor="text1"/>
+          <w:insideH w:val="nil"/>
+          <w:insideV w:val="nil"/>
+        </w:tcBorders>
+        <w:shd w:val="clear" w:color="auto" w:fill="000000" w:themeFill="text1"/>
+      </w:tcPr>
+    </w:tblStylePr>
+    <w:tblStylePr w:type="lastRow">
+      <w:rPr>
+        <w:b/>
+        <w:bCs/>
+      </w:rPr>
+      <w:tblPr/>
+      <w:tcPr>
+        <w:tcBorders>
+          <w:top w:val="double" w:sz="4" w:space="0" w:color="000000" w:themeColor="text1"/>
+        </w:tcBorders>
+      </w:tcPr>
+    </w:tblStylePr>
+    <w:tblStylePr w:type="firstCol">
+      <w:rPr>
+        <w:b/>
+        <w:bCs/>
+      </w:rPr>
+    </w:tblStylePr>
+    <w:tblStylePr w:type="lastCol">
+      <w:rPr>
+        <w:b/>
+        <w:bCs/>
+      </w:rPr>
+    </w:tblStylePr>
+    <w:tblStylePr w:type="band1Vert">
+      <w:tblPr/>
+      <w:tcPr>
+        <w:shd w:val="clear" w:color="auto" w:fill="CCCCCC" w:themeFill="text1" w:themeFillTint="33"/>
+      </w:tcPr>
+    </w:tblStylePr>
+    <w:tblStylePr w:type="band1Horz">
+      <w:tblPr/>
+      <w:tcPr>
+        <w:shd w:val="clear" w:color="auto" w:fill="CCCCCC" w:themeFill="text1" w:themeFillTint="33"/>
+      </w:tcPr>
+    </w:tblStylePr>
+  </w:style>
+  <w:style w:type="table" w:styleId="GridTable4-Accent4">
+    <w:name w:val="Grid Table 4 Accent 4"/>
+    <w:basedOn w:val="TableNormal"/>
+    <w:uiPriority w:val="49"/>
+    <w:rsid w:val="00826A31"/>
+    <w:pPr>
+      <w:spacing w:after="0" w:line="240" w:lineRule="auto"/>
+    </w:pPr>
+    <w:tblPr>
+      <w:tblStyleRowBandSize w:val="1"/>
+      <w:tblStyleColBandSize w:val="1"/>
+      <w:tblBorders>
+        <w:top w:val="single" w:sz="4" w:space="0" w:color="B2A1C7" w:themeColor="accent4" w:themeTint="99"/>
+        <w:left w:val="single" w:sz="4" w:space="0" w:color="B2A1C7" w:themeColor="accent4" w:themeTint="99"/>
+        <w:bottom w:val="single" w:sz="4" w:space="0" w:color="B2A1C7" w:themeColor="accent4" w:themeTint="99"/>
+        <w:right w:val="single" w:sz="4" w:space="0" w:color="B2A1C7" w:themeColor="accent4" w:themeTint="99"/>
+        <w:insideH w:val="single" w:sz="4" w:space="0" w:color="B2A1C7" w:themeColor="accent4" w:themeTint="99"/>
+        <w:insideV w:val="single" w:sz="4" w:space="0" w:color="B2A1C7" w:themeColor="accent4" w:themeTint="99"/>
+      </w:tblBorders>
+    </w:tblPr>
+    <w:tblStylePr w:type="firstRow">
+      <w:rPr>
+        <w:b/>
+        <w:bCs/>
+        <w:color w:val="FFFFFF" w:themeColor="background1"/>
+      </w:rPr>
+      <w:tblPr/>
+      <w:tcPr>
+        <w:tcBorders>
+          <w:top w:val="single" w:sz="4" w:space="0" w:color="8064A2" w:themeColor="accent4"/>
+          <w:left w:val="single" w:sz="4" w:space="0" w:color="8064A2" w:themeColor="accent4"/>
+          <w:bottom w:val="single" w:sz="4" w:space="0" w:color="8064A2" w:themeColor="accent4"/>
+          <w:right w:val="single" w:sz="4" w:space="0" w:color="8064A2" w:themeColor="accent4"/>
+          <w:insideH w:val="nil"/>
+          <w:insideV w:val="nil"/>
+        </w:tcBorders>
+        <w:shd w:val="clear" w:color="auto" w:fill="8064A2" w:themeFill="accent4"/>
+      </w:tcPr>
+    </w:tblStylePr>
+    <w:tblStylePr w:type="lastRow">
+      <w:rPr>
+        <w:b/>
+        <w:bCs/>
+      </w:rPr>
+      <w:tblPr/>
+      <w:tcPr>
+        <w:tcBorders>
+          <w:top w:val="double" w:sz="4" w:space="0" w:color="8064A2" w:themeColor="accent4"/>
+        </w:tcBorders>
+      </w:tcPr>
+    </w:tblStylePr>
+    <w:tblStylePr w:type="firstCol">
+      <w:rPr>
+        <w:b/>
+        <w:bCs/>
+      </w:rPr>
+    </w:tblStylePr>
+    <w:tblStylePr w:type="lastCol">
+      <w:rPr>
+        <w:b/>
+        <w:bCs/>
+      </w:rPr>
+    </w:tblStylePr>
+    <w:tblStylePr w:type="band1Vert">
+      <w:tblPr/>
+      <w:tcPr>
+        <w:shd w:val="clear" w:color="auto" w:fill="E5DFEC" w:themeFill="accent4" w:themeFillTint="33"/>
+      </w:tcPr>
+    </w:tblStylePr>
+    <w:tblStylePr w:type="band1Horz">
+      <w:tblPr/>
+      <w:tcPr>
+        <w:shd w:val="clear" w:color="auto" w:fill="E5DFEC" w:themeFill="accent4" w:themeFillTint="33"/>
       </w:tcPr>
     </w:tblStylePr>
   </w:style>

--- a/docs/HLD/AltitudeMeasurement_HLD.docx
+++ b/docs/HLD/AltitudeMeasurement_HLD.docx
@@ -48,12 +48,31 @@
         <w:t>1. Purpose</w:t>
       </w:r>
     </w:p>
+    <w:p/>
     <w:p>
       <w:r>
         <w:rPr>
           <w:rFonts w:asciiTheme="majorHAnsi" w:hAnsiTheme="majorHAnsi" w:cstheme="majorHAnsi"/>
         </w:rPr>
-        <w:t>This document defines the procedure for acquiring altitude data from the sensor module, validating the readings against predefined thresholds, and triggering automated alarms based on the processed output</w:t>
+        <w:t xml:space="preserve">This document defines the </w:t>
+      </w:r>
+      <w:r>
+        <w:rPr>
+          <w:rFonts w:asciiTheme="majorHAnsi" w:hAnsiTheme="majorHAnsi" w:cstheme="majorHAnsi"/>
+        </w:rPr>
+        <w:t>high-level</w:t>
+      </w:r>
+      <w:r>
+        <w:rPr>
+          <w:rFonts w:asciiTheme="majorHAnsi" w:hAnsiTheme="majorHAnsi" w:cstheme="majorHAnsi"/>
+        </w:rPr>
+        <w:t xml:space="preserve"> design</w:t>
+      </w:r>
+      <w:r>
+        <w:rPr>
+          <w:rFonts w:asciiTheme="majorHAnsi" w:hAnsiTheme="majorHAnsi" w:cstheme="majorHAnsi"/>
+        </w:rPr>
+        <w:t xml:space="preserve"> for acquiring altitude data from the sensor module, validating the readings against predefined thresholds, and triggering automated alarms based on the processed output</w:t>
       </w:r>
       <w:r>
         <w:rPr>
@@ -70,6 +89,7 @@
         <w:t>2. System Overview</w:t>
       </w:r>
     </w:p>
+    <w:p/>
     <w:p>
       <w:pPr>
         <w:rPr>
@@ -80,7 +100,89 @@
         <w:rPr>
           <w:rFonts w:asciiTheme="majorHAnsi" w:hAnsiTheme="majorHAnsi" w:cstheme="majorHAnsi"/>
         </w:rPr>
-        <w:t xml:space="preserve">The Altitude Measurement System is designed to acquire real-time altitude values from a sensor module. It operates at a defined frequency [F] and monitoring interval [I]. During each interval [I], the system processes sensor data, performs validation against defined altitude thresholds [THRESHOLD_MIN, THRESOLD_MAX], and executes an alarm up to define </w:t>
+        <w:t xml:space="preserve">The Altitude Measurement System is designed to acquire real-time altitude values from a sensor module. It operates at a defined frequency </w:t>
+      </w:r>
+      <w:r>
+        <w:rPr>
+          <w:rFonts w:asciiTheme="majorHAnsi" w:hAnsiTheme="majorHAnsi" w:cstheme="majorHAnsi"/>
+          <w:i/>
+          <w:iCs/>
+        </w:rPr>
+        <w:t>[F]</w:t>
+      </w:r>
+      <w:r>
+        <w:rPr>
+          <w:rFonts w:asciiTheme="majorHAnsi" w:hAnsiTheme="majorHAnsi" w:cstheme="majorHAnsi"/>
+        </w:rPr>
+        <w:t xml:space="preserve"> and monitoring interval </w:t>
+      </w:r>
+      <w:r>
+        <w:rPr>
+          <w:rFonts w:asciiTheme="majorHAnsi" w:hAnsiTheme="majorHAnsi" w:cstheme="majorHAnsi"/>
+          <w:i/>
+          <w:iCs/>
+        </w:rPr>
+        <w:t>[I].</w:t>
+      </w:r>
+      <w:r>
+        <w:rPr>
+          <w:rFonts w:asciiTheme="majorHAnsi" w:hAnsiTheme="majorHAnsi" w:cstheme="majorHAnsi"/>
+        </w:rPr>
+        <w:t xml:space="preserve"> During each interval </w:t>
+      </w:r>
+      <w:r>
+        <w:rPr>
+          <w:rFonts w:asciiTheme="majorHAnsi" w:hAnsiTheme="majorHAnsi" w:cstheme="majorHAnsi"/>
+          <w:i/>
+          <w:iCs/>
+        </w:rPr>
+        <w:t>[I],</w:t>
+      </w:r>
+      <w:r>
+        <w:rPr>
+          <w:rFonts w:asciiTheme="majorHAnsi" w:hAnsiTheme="majorHAnsi" w:cstheme="majorHAnsi"/>
+        </w:rPr>
+        <w:t xml:space="preserve"> the system processes sensor data</w:t>
+      </w:r>
+      <w:r>
+        <w:rPr>
+          <w:rFonts w:asciiTheme="majorHAnsi" w:hAnsiTheme="majorHAnsi" w:cstheme="majorHAnsi"/>
+        </w:rPr>
+        <w:t xml:space="preserve"> </w:t>
+      </w:r>
+      <w:r>
+        <w:rPr>
+          <w:rFonts w:asciiTheme="majorHAnsi" w:hAnsiTheme="majorHAnsi" w:cstheme="majorHAnsi"/>
+        </w:rPr>
+        <w:t>[</w:t>
+      </w:r>
+      <w:r>
+        <w:rPr>
+          <w:rFonts w:asciiTheme="majorHAnsi" w:hAnsiTheme="majorHAnsi" w:cstheme="majorHAnsi"/>
+          <w:i/>
+          <w:iCs/>
+        </w:rPr>
+        <w:t>MIN_RANGE , MAX RANGE]</w:t>
+      </w:r>
+      <w:r>
+        <w:rPr>
+          <w:rFonts w:asciiTheme="majorHAnsi" w:hAnsiTheme="majorHAnsi" w:cstheme="majorHAnsi"/>
+        </w:rPr>
+        <w:t xml:space="preserve">, performs validation against defined altitude thresholds </w:t>
+      </w:r>
+      <w:r>
+        <w:rPr>
+          <w:rFonts w:asciiTheme="majorHAnsi" w:hAnsiTheme="majorHAnsi" w:cstheme="majorHAnsi"/>
+          <w:i/>
+          <w:iCs/>
+        </w:rPr>
+        <w:t>[THRESHOLD_MIN, THRESOLD_MAX],</w:t>
+      </w:r>
+      <w:r>
+        <w:rPr>
+          <w:rFonts w:asciiTheme="majorHAnsi" w:hAnsiTheme="majorHAnsi" w:cstheme="majorHAnsi"/>
+        </w:rPr>
+        <w:t xml:space="preserve"> and executes an alarm up to define </w:t>
       </w:r>
       <w:r>
         <w:rPr>
@@ -92,7 +194,21 @@
         <w:rPr>
           <w:rFonts w:asciiTheme="majorHAnsi" w:hAnsiTheme="majorHAnsi" w:cstheme="majorHAnsi"/>
         </w:rPr>
-        <w:t xml:space="preserve"> [ALARM_TIMEOUT]  if necessary</w:t>
+        <w:t xml:space="preserve"> </w:t>
+      </w:r>
+      <w:r>
+        <w:rPr>
+          <w:rFonts w:asciiTheme="majorHAnsi" w:hAnsiTheme="majorHAnsi" w:cstheme="majorHAnsi"/>
+          <w:i/>
+          <w:iCs/>
+        </w:rPr>
+        <w:t>[ALARM_TIMEOUT]</w:t>
+      </w:r>
+      <w:r>
+        <w:rPr>
+          <w:rFonts w:asciiTheme="majorHAnsi" w:hAnsiTheme="majorHAnsi" w:cstheme="majorHAnsi"/>
+        </w:rPr>
+        <w:t xml:space="preserve">  if necessary</w:t>
       </w:r>
       <w:r>
         <w:rPr>
@@ -100,6 +216,12 @@
         </w:rPr>
         <w:t xml:space="preserve"> .</w:t>
       </w:r>
+      <w:r>
+        <w:rPr>
+          <w:rFonts w:asciiTheme="majorHAnsi" w:hAnsiTheme="majorHAnsi" w:cstheme="majorHAnsi"/>
+        </w:rPr>
+        <w:t xml:space="preserve"> </w:t>
+      </w:r>
     </w:p>
     <w:p>
       <w:pPr>
@@ -109,6 +231,7 @@
         <w:t>2.1 Key components</w:t>
       </w:r>
     </w:p>
+    <w:p/>
     <w:p>
       <w:r>
         <w:rPr>
@@ -124,13 +247,42 @@
         </w:rPr>
         <w:t xml:space="preserve"> </w:t>
       </w:r>
-      <w:r>
-        <w:t>- The system interfaces with the sensor module with given frequency [F] to gather real time altitude data. The timing is synchronized to a fixed interval [I] to ensure data consistency.</w:t>
+    </w:p>
+    <w:p>
+      <w:r>
+        <w:t xml:space="preserve">The </w:t>
+      </w:r>
+      <w:r>
+        <w:t xml:space="preserve">Sensor Management </w:t>
+      </w:r>
+      <w:r>
+        <w:t xml:space="preserve">system interfaces with the sensor module with given frequency </w:t>
+      </w:r>
+      <w:r>
+        <w:rPr>
+          <w:i/>
+          <w:iCs/>
+        </w:rPr>
+        <w:t>[F]</w:t>
+      </w:r>
+      <w:r>
+        <w:t xml:space="preserve"> to gather real time altitude data. The timing is synchronized to a fixed interval </w:t>
+      </w:r>
+      <w:r>
+        <w:rPr>
+          <w:i/>
+          <w:iCs/>
+        </w:rPr>
+        <w:t xml:space="preserve">[I] </w:t>
+      </w:r>
+      <w:r>
+        <w:t>to ensure data consistency.</w:t>
       </w:r>
       <w:r>
         <w:t xml:space="preserve"> Expect sensor value as maximum of  4-byte data. </w:t>
       </w:r>
     </w:p>
+    <w:p/>
     <w:p>
       <w:r>
         <w:rPr>
@@ -146,17 +298,101 @@
         </w:rPr>
         <w:t xml:space="preserve"> </w:t>
       </w:r>
-      <w:r>
-        <w:t>– Within a specific interval [I] the system processes the raw data to analyze the altitude values. The system validates the altitude readings against predefined thresholds [THRESHOLD_MIN, THRESOLD_MAX]. If a value exceeds the limit set event bit.</w:t>
-      </w:r>
     </w:p>
     <w:p>
       <w:r>
+        <w:t>In Validation Engine</w:t>
+      </w:r>
+      <w:r>
+        <w:t>,</w:t>
+      </w:r>
+      <w:r>
+        <w:t xml:space="preserve"> the system </w:t>
+      </w:r>
+      <w:r>
+        <w:t>executes</w:t>
+      </w:r>
+      <w:r>
+        <w:t xml:space="preserve"> w</w:t>
+      </w:r>
+      <w:r>
+        <w:t xml:space="preserve">ithin a specific </w:t>
+      </w:r>
+      <w:r>
+        <w:rPr>
+          <w:i/>
+          <w:iCs/>
+        </w:rPr>
+        <w:t xml:space="preserve">interval </w:t>
+      </w:r>
+      <w:r>
+        <w:rPr>
+          <w:i/>
+          <w:iCs/>
+        </w:rPr>
+        <w:t>[I],</w:t>
+      </w:r>
+      <w:r>
+        <w:t xml:space="preserve"> the system processes </w:t>
+      </w:r>
+      <w:r>
+        <w:t>raw</w:t>
+      </w:r>
+      <w:r>
+        <w:t xml:space="preserve"> data to analyze the altitude values</w:t>
+      </w:r>
+      <w:r>
+        <w:t xml:space="preserve"> within range </w:t>
+      </w:r>
+      <w:r>
+        <w:rPr>
+          <w:rFonts w:asciiTheme="majorHAnsi" w:hAnsiTheme="majorHAnsi" w:cstheme="majorHAnsi"/>
+        </w:rPr>
+        <w:t>[</w:t>
+      </w:r>
+      <w:r>
+        <w:rPr>
+          <w:rFonts w:asciiTheme="majorHAnsi" w:hAnsiTheme="majorHAnsi" w:cstheme="majorHAnsi"/>
+          <w:i/>
+          <w:iCs/>
+        </w:rPr>
+        <w:t>MIN_RANGE , MAX RANGE]</w:t>
+      </w:r>
+      <w:r>
+        <w:t xml:space="preserve"> </w:t>
+      </w:r>
+      <w:r>
+        <w:t xml:space="preserve">. The system validates the altitude readings against predefined thresholds </w:t>
+      </w:r>
+      <w:r>
+        <w:rPr>
+          <w:i/>
+          <w:iCs/>
+        </w:rPr>
+        <w:t>[THRESHOLD_MIN, THRESOLD_MAX].</w:t>
+      </w:r>
+      <w:r>
+        <w:t xml:space="preserve"> If a value exceeds the limit set event bit.</w:t>
+      </w:r>
+    </w:p>
+    <w:p/>
+    <w:p>
+      <w:pPr>
         <w:rPr>
           <w:b/>
           <w:bCs/>
           <w:color w:val="4F81BD" w:themeColor="accent1"/>
         </w:rPr>
+      </w:pPr>
+    </w:p>
+    <w:p>
+      <w:r>
+        <w:rPr>
+          <w:b/>
+          <w:bCs/>
+          <w:color w:val="4F81BD" w:themeColor="accent1"/>
+        </w:rPr>
+        <w:lastRenderedPageBreak/>
         <w:t>2.1.3. Alarm Management</w:t>
       </w:r>
       <w:r>
@@ -165,15 +401,41 @@
         </w:rPr>
         <w:t xml:space="preserve"> </w:t>
       </w:r>
-      <w:r>
-        <w:t xml:space="preserve">– The system read the event bit, and an alarm is triggered up to a specified </w:t>
+    </w:p>
+    <w:p>
+      <w:pPr>
+        <w:rPr>
+          <w:i/>
+          <w:iCs/>
+        </w:rPr>
+      </w:pPr>
+      <w:r>
+        <w:t xml:space="preserve">The alarm management system will be </w:t>
+      </w:r>
+      <w:r>
+        <w:t xml:space="preserve">read the event bit, and an alarm is triggered up to a specified </w:t>
       </w:r>
       <w:r>
         <w:t>timeout</w:t>
       </w:r>
       <w:r>
-        <w:t xml:space="preserve"> [ALARM_TIMEOUT].</w:t>
-      </w:r>
+        <w:t xml:space="preserve"> </w:t>
+      </w:r>
+      <w:r>
+        <w:rPr>
+          <w:i/>
+          <w:iCs/>
+        </w:rPr>
+        <w:t>[ALARM_TIMEOUT].</w:t>
+      </w:r>
+    </w:p>
+    <w:p>
+      <w:pPr>
+        <w:rPr>
+          <w:i/>
+          <w:iCs/>
+        </w:rPr>
+      </w:pPr>
     </w:p>
     <w:p>
       <w:pPr>
@@ -192,6 +454,7 @@
       </w:pPr>
       <w:r>
         <w:rPr>
+          <w:noProof/>
           <w:lang w:val="en-IN"/>
         </w:rPr>
         <w:drawing>
@@ -250,18 +513,19 @@
         <w:pStyle w:val="Heading2"/>
       </w:pPr>
       <w:r>
-        <w:lastRenderedPageBreak/>
         <w:t>3. Software Architecture</w:t>
       </w:r>
     </w:p>
+    <w:p/>
     <w:p>
       <w:r>
-        <w:t xml:space="preserve"> The software is designed to follow layered architecture, that ensures each module is well defined and organized .</w:t>
+        <w:t>The software is designed to follow layered architecture, that ensures each module is well defined and organized .</w:t>
       </w:r>
       <w:r>
         <w:t xml:space="preserve"> </w:t>
       </w:r>
     </w:p>
+    <w:p/>
     <w:p>
       <w:pPr>
         <w:pStyle w:val="Heading3"/>
@@ -270,6 +534,7 @@
         <w:t>3.1. Modules</w:t>
       </w:r>
     </w:p>
+    <w:p/>
     <w:tbl>
       <w:tblPr>
         <w:tblStyle w:val="TableGrid"/>
@@ -277,17 +542,18 @@
         <w:tblLook w:val="04A0" w:firstRow="1" w:lastRow="0" w:firstColumn="1" w:lastColumn="0" w:noHBand="0" w:noVBand="1"/>
       </w:tblPr>
       <w:tblGrid>
-        <w:gridCol w:w="1771"/>
-        <w:gridCol w:w="1771"/>
+        <w:gridCol w:w="675"/>
+        <w:gridCol w:w="2867"/>
         <w:gridCol w:w="5497"/>
       </w:tblGrid>
       <w:tr>
         <w:tc>
           <w:tcPr>
-            <w:tcW w:w="1771" w:type="dxa"/>
+            <w:tcW w:w="675" w:type="dxa"/>
           </w:tcPr>
           <w:p>
             <w:pPr>
+              <w:jc w:val="center"/>
               <w:rPr>
                 <w:b/>
                 <w:bCs/>
@@ -306,10 +572,11 @@
         </w:tc>
         <w:tc>
           <w:tcPr>
-            <w:tcW w:w="1771" w:type="dxa"/>
+            <w:tcW w:w="2867" w:type="dxa"/>
           </w:tcPr>
           <w:p>
             <w:pPr>
+              <w:jc w:val="center"/>
               <w:rPr>
                 <w:b/>
                 <w:bCs/>
@@ -332,6 +599,7 @@
           </w:tcPr>
           <w:p>
             <w:pPr>
+              <w:jc w:val="center"/>
               <w:rPr>
                 <w:b/>
                 <w:bCs/>
@@ -352,9 +620,12 @@
       <w:tr>
         <w:tc>
           <w:tcPr>
-            <w:tcW w:w="1771" w:type="dxa"/>
+            <w:tcW w:w="675" w:type="dxa"/>
           </w:tcPr>
           <w:p>
+            <w:pPr>
+              <w:jc w:val="center"/>
+            </w:pPr>
             <w:r>
               <w:t>1</w:t>
             </w:r>
@@ -362,9 +633,12 @@
         </w:tc>
         <w:tc>
           <w:tcPr>
-            <w:tcW w:w="1771" w:type="dxa"/>
+            <w:tcW w:w="2867" w:type="dxa"/>
           </w:tcPr>
           <w:p>
+            <w:pPr>
+              <w:jc w:val="center"/>
+            </w:pPr>
             <w:r>
               <w:t>Sensor Management</w:t>
             </w:r>
@@ -376,13 +650,27 @@
           </w:tcPr>
           <w:p>
             <w:r>
-              <w:t>Initialize the sensor module with [</w:t>
+              <w:t xml:space="preserve">Initialize the sensor module with </w:t>
             </w:r>
             <w:r>
-              <w:t>F</w:t>
+              <w:rPr>
+                <w:i/>
+                <w:iCs/>
+              </w:rPr>
+              <w:t>[F]</w:t>
             </w:r>
             <w:r>
-              <w:t>] frequency. Read data from [I] interval and push to the message queue</w:t>
+              <w:t xml:space="preserve"> frequency. Read data from </w:t>
+            </w:r>
+            <w:r>
+              <w:rPr>
+                <w:i/>
+                <w:iCs/>
+              </w:rPr>
+              <w:t>[I]</w:t>
+            </w:r>
+            <w:r>
+              <w:t xml:space="preserve"> interval and push to the message queue</w:t>
             </w:r>
             <w:r>
               <w:t>.</w:t>
@@ -393,10 +681,11 @@
       <w:tr>
         <w:tc>
           <w:tcPr>
-            <w:tcW w:w="1771" w:type="dxa"/>
+            <w:tcW w:w="675" w:type="dxa"/>
           </w:tcPr>
           <w:p>
             <w:pPr>
+              <w:jc w:val="center"/>
               <w:rPr>
                 <w:color w:val="4F81BD" w:themeColor="accent1"/>
               </w:rPr>
@@ -408,10 +697,11 @@
         </w:tc>
         <w:tc>
           <w:tcPr>
-            <w:tcW w:w="1771" w:type="dxa"/>
+            <w:tcW w:w="2867" w:type="dxa"/>
           </w:tcPr>
           <w:p>
             <w:pPr>
+              <w:jc w:val="center"/>
               <w:rPr>
                 <w:color w:val="4F81BD" w:themeColor="accent1"/>
               </w:rPr>
@@ -432,7 +722,17 @@
               </w:rPr>
             </w:pPr>
             <w:r>
-              <w:t>Read data from the message queue and perform validation with [THRESHOLD_MIN, THRESOLD_MAX]. If processed output exceeds the limit it, set event signal.</w:t>
+              <w:t xml:space="preserve">Read data from the message queue and perform validation with </w:t>
+            </w:r>
+            <w:r>
+              <w:rPr>
+                <w:i/>
+                <w:iCs/>
+              </w:rPr>
+              <w:t>[THRESHOLD_MIN, THRESOLD_MAX].</w:t>
+            </w:r>
+            <w:r>
+              <w:t xml:space="preserve"> If processed output exceeds the limit it, set event signal.</w:t>
             </w:r>
           </w:p>
         </w:tc>
@@ -440,10 +740,11 @@
       <w:tr>
         <w:tc>
           <w:tcPr>
-            <w:tcW w:w="1771" w:type="dxa"/>
+            <w:tcW w:w="675" w:type="dxa"/>
           </w:tcPr>
           <w:p>
             <w:pPr>
+              <w:jc w:val="center"/>
               <w:rPr>
                 <w:color w:val="4F81BD" w:themeColor="accent1"/>
               </w:rPr>
@@ -455,10 +756,11 @@
         </w:tc>
         <w:tc>
           <w:tcPr>
-            <w:tcW w:w="1771" w:type="dxa"/>
+            <w:tcW w:w="2867" w:type="dxa"/>
           </w:tcPr>
           <w:p>
             <w:pPr>
+              <w:jc w:val="center"/>
               <w:rPr>
                 <w:color w:val="4F81BD" w:themeColor="accent1"/>
               </w:rPr>
@@ -497,13 +799,15 @@
               <w:rPr>
                 <w:rFonts w:asciiTheme="majorHAnsi" w:hAnsiTheme="majorHAnsi" w:cstheme="majorHAnsi"/>
               </w:rPr>
-              <w:t xml:space="preserve"> [ALARM_TIMEOUT]</w:t>
+              <w:t xml:space="preserve"> </w:t>
             </w:r>
             <w:r>
               <w:rPr>
                 <w:rFonts w:asciiTheme="majorHAnsi" w:hAnsiTheme="majorHAnsi" w:cstheme="majorHAnsi"/>
+                <w:i/>
+                <w:iCs/>
               </w:rPr>
-              <w:t>.</w:t>
+              <w:t>[ALARM_TIMEOUT].</w:t>
             </w:r>
           </w:p>
         </w:tc>
@@ -518,6 +822,34 @@
     </w:p>
     <w:p>
       <w:pPr>
+        <w:rPr>
+          <w:color w:val="4F81BD" w:themeColor="accent1"/>
+        </w:rPr>
+      </w:pPr>
+    </w:p>
+    <w:p>
+      <w:pPr>
+        <w:rPr>
+          <w:color w:val="4F81BD" w:themeColor="accent1"/>
+        </w:rPr>
+      </w:pPr>
+    </w:p>
+    <w:p>
+      <w:pPr>
+        <w:rPr>
+          <w:color w:val="4F81BD" w:themeColor="accent1"/>
+        </w:rPr>
+      </w:pPr>
+    </w:p>
+    <w:p>
+      <w:pPr>
+        <w:rPr>
+          <w:color w:val="4F81BD" w:themeColor="accent1"/>
+        </w:rPr>
+      </w:pPr>
+    </w:p>
+    <w:p>
+      <w:pPr>
         <w:pStyle w:val="Heading3"/>
       </w:pPr>
       <w:r>
@@ -533,6 +865,7 @@
       </w:pPr>
       <w:r>
         <w:rPr>
+          <w:noProof/>
           <w:lang w:val="en-IN"/>
         </w:rPr>
         <w:drawing>
@@ -611,12 +944,16 @@
         <w:t>Sensor Management</w:t>
       </w:r>
     </w:p>
+    <w:p/>
     <w:p>
       <w:r>
         <w:t xml:space="preserve">     </w:t>
       </w:r>
       <w:r>
         <w:t xml:space="preserve">  </w:t>
+      </w:r>
+      <w:r>
+        <w:t xml:space="preserve">Sensor management will initialize ,read and push the altitude data. </w:t>
       </w:r>
       <w:r>
         <w:t>The responsibility of the modules is</w:t>
@@ -640,13 +977,17 @@
         <w:t>tion</w:t>
       </w:r>
       <w:r>
-        <w:t xml:space="preserve"> of sensor module with [</w:t>
-      </w:r>
-      <w:r>
-        <w:t>F</w:t>
-      </w:r>
-      <w:r>
-        <w:t>] frequency</w:t>
+        <w:t xml:space="preserve"> of sensor module with </w:t>
+      </w:r>
+      <w:r>
+        <w:rPr>
+          <w:i/>
+          <w:iCs/>
+        </w:rPr>
+        <w:t>[F]</w:t>
+      </w:r>
+      <w:r>
+        <w:t xml:space="preserve"> frequency</w:t>
       </w:r>
       <w:r>
         <w:t>.</w:t>
@@ -670,7 +1011,17 @@
         <w:t xml:space="preserve"> data </w:t>
       </w:r>
       <w:r>
-        <w:t xml:space="preserve"> in [I] interval</w:t>
+        <w:t xml:space="preserve"> in </w:t>
+      </w:r>
+      <w:r>
+        <w:rPr>
+          <w:i/>
+          <w:iCs/>
+        </w:rPr>
+        <w:t>[I]</w:t>
+      </w:r>
+      <w:r>
+        <w:t xml:space="preserve"> interval</w:t>
       </w:r>
       <w:r>
         <w:t>.</w:t>
@@ -685,27 +1036,43 @@
         </w:numPr>
       </w:pPr>
       <w:r>
-        <w:t>Push the raw data in message queue.</w:t>
+        <w:t>Create message queue.</w:t>
       </w:r>
     </w:p>
     <w:p>
       <w:pPr>
-        <w:pStyle w:val="Heading3"/>
-      </w:pPr>
-      <w:r>
-        <w:t>4.2</w:t>
-      </w:r>
-      <w:r>
-        <w:t xml:space="preserve"> </w:t>
-      </w:r>
-      <w:r>
-        <w:t>Validation Engine</w:t>
-      </w:r>
-      <w:r>
-        <w:t xml:space="preserve"> </w:t>
+        <w:pStyle w:val="ListParagraph"/>
+        <w:numPr>
+          <w:ilvl w:val="0"/>
+          <w:numId w:val="10"/>
+        </w:numPr>
+      </w:pPr>
+      <w:r>
+        <w:t>Push the raw data in message queue.</w:t>
       </w:r>
     </w:p>
     <w:p>
+      <w:pPr>
+        <w:pStyle w:val="Heading3"/>
+      </w:pPr>
+      <w:r>
+        <w:t>4.2</w:t>
+      </w:r>
+      <w:r>
+        <w:t xml:space="preserve"> </w:t>
+      </w:r>
+      <w:r>
+        <w:t>Validation Engine</w:t>
+      </w:r>
+      <w:r>
+        <w:t xml:space="preserve"> </w:t>
+      </w:r>
+    </w:p>
+    <w:p/>
+    <w:p>
+      <w:r>
+        <w:t>The Validation engine performs the processing of data and validation.</w:t>
+      </w:r>
       <w:r>
         <w:t xml:space="preserve"> The responsibility of the modules </w:t>
       </w:r>
@@ -728,19 +1095,21 @@
         <w:rPr>
           <w:rFonts w:asciiTheme="majorHAnsi" w:hAnsiTheme="majorHAnsi" w:cstheme="majorHAnsi"/>
         </w:rPr>
-        <w:t>Read</w:t>
+        <w:t>Read the raw data from the message queue</w:t>
       </w:r>
       <w:r>
         <w:rPr>
           <w:rFonts w:asciiTheme="majorHAnsi" w:hAnsiTheme="majorHAnsi" w:cstheme="majorHAnsi"/>
         </w:rPr>
-        <w:t xml:space="preserve"> the raw data from the message queue</w:t>
+        <w:t xml:space="preserve"> and check them with [</w:t>
       </w:r>
       <w:r>
         <w:rPr>
           <w:rFonts w:asciiTheme="majorHAnsi" w:hAnsiTheme="majorHAnsi" w:cstheme="majorHAnsi"/>
+          <w:i/>
+          <w:iCs/>
         </w:rPr>
-        <w:t>.</w:t>
+        <w:t>MIN_RANGE , MAX RANGE]</w:t>
       </w:r>
     </w:p>
     <w:p>
@@ -750,6 +1119,10 @@
           <w:ilvl w:val="0"/>
           <w:numId w:val="11"/>
         </w:numPr>
+        <w:rPr>
+          <w:i/>
+          <w:iCs/>
+        </w:rPr>
       </w:pPr>
       <w:r>
         <w:rPr>
@@ -758,7 +1131,25 @@
         <w:t xml:space="preserve">Validate the altitude data with predefined threshold value </w:t>
       </w:r>
       <w:r>
-        <w:t>[THRESHOLD_MIN, THRESOLD_MAX].</w:t>
+        <w:rPr>
+          <w:i/>
+          <w:iCs/>
+        </w:rPr>
+        <w:t>[THRESHOLD_MIN, THRES</w:t>
+      </w:r>
+      <w:r>
+        <w:rPr>
+          <w:i/>
+          <w:iCs/>
+        </w:rPr>
+        <w:t>H</w:t>
+      </w:r>
+      <w:r>
+        <w:rPr>
+          <w:i/>
+          <w:iCs/>
+        </w:rPr>
+        <w:t>OLD_MAX].</w:t>
       </w:r>
     </w:p>
     <w:p>
@@ -776,83 +1167,100 @@
         <w:rPr>
           <w:rFonts w:asciiTheme="majorHAnsi" w:hAnsiTheme="majorHAnsi" w:cstheme="majorHAnsi"/>
         </w:rPr>
-        <w:lastRenderedPageBreak/>
-        <w:t xml:space="preserve">If </w:t>
+        <w:t xml:space="preserve">If altitude exceeds the boundary </w:t>
+      </w:r>
+      <w:r>
+        <w:rPr>
+          <w:i/>
+          <w:iCs/>
+        </w:rPr>
+        <w:t>[THRESHOLD_MIN, THRES</w:t>
+      </w:r>
+      <w:r>
+        <w:rPr>
+          <w:i/>
+          <w:iCs/>
+        </w:rPr>
+        <w:t>H</w:t>
+      </w:r>
+      <w:r>
+        <w:rPr>
+          <w:i/>
+          <w:iCs/>
+        </w:rPr>
+        <w:t xml:space="preserve">OLD_MAX] </w:t>
       </w:r>
       <w:r>
         <w:rPr>
           <w:rFonts w:asciiTheme="majorHAnsi" w:hAnsiTheme="majorHAnsi" w:cstheme="majorHAnsi"/>
         </w:rPr>
-        <w:t>altitude</w:t>
-      </w:r>
-      <w:r>
+        <w:t>we set, then  set an event signal.</w:t>
+      </w:r>
+    </w:p>
+    <w:p>
+      <w:pPr>
         <w:rPr>
           <w:rFonts w:asciiTheme="majorHAnsi" w:hAnsiTheme="majorHAnsi" w:cstheme="majorHAnsi"/>
         </w:rPr>
-        <w:t xml:space="preserve"> exceeds the </w:t>
-      </w:r>
-      <w:r>
+      </w:pPr>
+    </w:p>
+    <w:p>
+      <w:pPr>
         <w:rPr>
           <w:rFonts w:asciiTheme="majorHAnsi" w:hAnsiTheme="majorHAnsi" w:cstheme="majorHAnsi"/>
         </w:rPr>
-        <w:t xml:space="preserve">boundary </w:t>
-      </w:r>
-      <w:r>
-        <w:t>[THRESHOLD_MIN, THRESOLD_MAX]</w:t>
+      </w:pPr>
+    </w:p>
+    <w:p>
+      <w:pPr>
+        <w:pStyle w:val="Heading3"/>
+      </w:pPr>
+      <w:r>
+        <w:t xml:space="preserve">4.3 </w:t>
+      </w:r>
+      <w:r>
+        <w:t>Alarm Management</w:t>
       </w:r>
       <w:r>
         <w:t xml:space="preserve"> </w:t>
       </w:r>
-      <w:r>
+    </w:p>
+    <w:p/>
+    <w:p>
+      <w:pPr>
         <w:rPr>
           <w:rFonts w:asciiTheme="majorHAnsi" w:hAnsiTheme="majorHAnsi" w:cstheme="majorHAnsi"/>
         </w:rPr>
-        <w:t xml:space="preserve">we set, then </w:t>
-      </w:r>
+      </w:pPr>
       <w:r>
         <w:rPr>
           <w:rFonts w:asciiTheme="majorHAnsi" w:hAnsiTheme="majorHAnsi" w:cstheme="majorHAnsi"/>
         </w:rPr>
-        <w:t xml:space="preserve"> set </w:t>
+        <w:t xml:space="preserve">  </w:t>
       </w:r>
       <w:r>
         <w:rPr>
           <w:rFonts w:asciiTheme="majorHAnsi" w:hAnsiTheme="majorHAnsi" w:cstheme="majorHAnsi"/>
         </w:rPr>
-        <w:t xml:space="preserve">an </w:t>
+        <w:t xml:space="preserve">Alarm Management system will be </w:t>
       </w:r>
       <w:r>
         <w:rPr>
           <w:rFonts w:asciiTheme="majorHAnsi" w:hAnsiTheme="majorHAnsi" w:cstheme="majorHAnsi"/>
         </w:rPr>
-        <w:t>event signal.</w:t>
-      </w:r>
-    </w:p>
-    <w:p>
-      <w:pPr>
-        <w:pStyle w:val="Heading3"/>
-      </w:pPr>
-      <w:r>
-        <w:t xml:space="preserve">4.3 </w:t>
-      </w:r>
-      <w:r>
-        <w:t>Alarm Management</w:t>
-      </w:r>
-      <w:r>
-        <w:t xml:space="preserve"> </w:t>
-      </w:r>
-    </w:p>
-    <w:p>
-      <w:pPr>
+        <w:t>triggering</w:t>
+      </w:r>
+      <w:r>
         <w:rPr>
           <w:rFonts w:asciiTheme="majorHAnsi" w:hAnsiTheme="majorHAnsi" w:cstheme="majorHAnsi"/>
         </w:rPr>
-      </w:pPr>
+        <w:t xml:space="preserve"> the alarm based on received event signal.</w:t>
+      </w:r>
       <w:r>
         <w:rPr>
           <w:rFonts w:asciiTheme="majorHAnsi" w:hAnsiTheme="majorHAnsi" w:cstheme="majorHAnsi"/>
         </w:rPr>
-        <w:t xml:space="preserve">   </w:t>
+        <w:t xml:space="preserve"> </w:t>
       </w:r>
       <w:r>
         <w:rPr>
@@ -899,14 +1307,10 @@
       <w:r>
         <w:rPr>
           <w:rFonts w:asciiTheme="majorHAnsi" w:hAnsiTheme="majorHAnsi" w:cstheme="majorHAnsi"/>
+          <w:i/>
+          <w:iCs/>
         </w:rPr>
-        <w:t>[ALARM_TIMEOUT]</w:t>
-      </w:r>
-      <w:r>
-        <w:rPr>
-          <w:rFonts w:asciiTheme="majorHAnsi" w:hAnsiTheme="majorHAnsi" w:cstheme="majorHAnsi"/>
-        </w:rPr>
-        <w:t>.</w:t>
+        <w:t>[ALARM_TIMEOUT].</w:t>
       </w:r>
     </w:p>
     <w:p>
@@ -929,20 +1333,30 @@
     </w:p>
     <w:p>
       <w:pPr>
-        <w:pStyle w:val="Heading2"/>
-      </w:pPr>
-      <w:r>
-        <w:t>5. Interface Design</w:t>
-      </w:r>
+        <w:pStyle w:val="ListParagraph"/>
+        <w:rPr>
+          <w:rFonts w:asciiTheme="majorHAnsi" w:hAnsiTheme="majorHAnsi" w:cstheme="majorHAnsi"/>
+        </w:rPr>
+      </w:pPr>
     </w:p>
     <w:p>
       <w:pPr>
+        <w:pStyle w:val="Heading2"/>
+      </w:pPr>
+      <w:r>
+        <w:t>5. Interface Design</w:t>
+      </w:r>
+    </w:p>
+    <w:p/>
+    <w:p>
+      <w:pPr>
         <w:pStyle w:val="Heading3"/>
       </w:pPr>
       <w:r>
         <w:t>5.1 Define APIs</w:t>
       </w:r>
     </w:p>
+    <w:p/>
     <w:tbl>
       <w:tblPr>
         <w:tblStyle w:val="TableGrid"/>
@@ -1080,6 +1494,8 @@
             <w:r>
               <w:rPr>
                 <w:rFonts w:asciiTheme="majorHAnsi" w:hAnsiTheme="majorHAnsi" w:cstheme="majorHAnsi"/>
+                <w:i/>
+                <w:iCs/>
               </w:rPr>
               <w:t>[F]</w:t>
             </w:r>
@@ -1167,7 +1583,15 @@
               <w:rPr>
                 <w:rFonts w:asciiTheme="majorHAnsi" w:hAnsiTheme="majorHAnsi" w:cstheme="majorHAnsi"/>
               </w:rPr>
-              <w:t xml:space="preserve"> [I]</w:t>
+              <w:t xml:space="preserve"> </w:t>
+            </w:r>
+            <w:r>
+              <w:rPr>
+                <w:rFonts w:asciiTheme="majorHAnsi" w:hAnsiTheme="majorHAnsi" w:cstheme="majorHAnsi"/>
+                <w:i/>
+                <w:iCs/>
+              </w:rPr>
+              <w:t>[I]</w:t>
             </w:r>
             <w:r>
               <w:rPr>
@@ -1240,13 +1664,25 @@
               <w:t xml:space="preserve"> </w:t>
             </w:r>
             <w:r>
+              <w:rPr>
+                <w:i/>
+                <w:iCs/>
+              </w:rPr>
               <w:t>[THRESHOLD_MIN, THRESOLD_MAX]</w:t>
             </w:r>
             <w:r>
               <w:rPr>
                 <w:rFonts w:asciiTheme="majorHAnsi" w:hAnsiTheme="majorHAnsi" w:cstheme="majorHAnsi"/>
+                <w:i/>
+                <w:iCs/>
               </w:rPr>
-              <w:t>, set event flag if limit exceeds</w:t>
+              <w:t>,</w:t>
+            </w:r>
+            <w:r>
+              <w:rPr>
+                <w:rFonts w:asciiTheme="majorHAnsi" w:hAnsiTheme="majorHAnsi" w:cstheme="majorHAnsi"/>
+              </w:rPr>
+              <w:t xml:space="preserve"> set event flag if limit exceeds</w:t>
             </w:r>
           </w:p>
         </w:tc>
@@ -1322,47 +1758,105 @@
       </w:tr>
     </w:tbl>
     <w:p/>
+    <w:p/>
     <w:p>
       <w:pPr>
         <w:pStyle w:val="Heading3"/>
       </w:pPr>
       <w:r>
+        <w:lastRenderedPageBreak/>
         <w:t>5.2 Inter-process Communication method</w:t>
+      </w:r>
+    </w:p>
+    <w:p/>
+    <w:p>
+      <w:r>
+        <w:t xml:space="preserve">The system </w:t>
+      </w:r>
+      <w:r>
+        <w:t>implements</w:t>
+      </w:r>
+      <w:r>
+        <w:t xml:space="preserve"> message queue for Inter process communication.</w:t>
+      </w:r>
+      <w:r>
+        <w:t xml:space="preserve"> Sensor management module  pushes sensor data . Validation engine read and execute validation.</w:t>
+      </w:r>
+      <w:r>
+        <w:t xml:space="preserve"> Set below parameter for implementing message queue.</w:t>
       </w:r>
     </w:p>
     <w:p>
-      <w:r>
-        <w:t xml:space="preserve">The system </w:t>
-      </w:r>
-      <w:r>
-        <w:t>implements</w:t>
-      </w:r>
-      <w:r>
-        <w:t xml:space="preserve"> message queue for Inter process communication.</w:t>
-      </w:r>
-      <w:r>
-        <w:t xml:space="preserve"> Sensor management module  pushes sensor data . Validation engine read and execute validation.</w:t>
+      <w:pPr>
+        <w:pStyle w:val="ListParagraph"/>
+        <w:numPr>
+          <w:ilvl w:val="0"/>
+          <w:numId w:val="14"/>
+        </w:numPr>
+      </w:pPr>
+      <w:r>
+        <w:t>Set Message Queue size.</w:t>
       </w:r>
     </w:p>
     <w:p>
       <w:pPr>
+        <w:pStyle w:val="ListParagraph"/>
+        <w:numPr>
+          <w:ilvl w:val="0"/>
+          <w:numId w:val="14"/>
+        </w:numPr>
+      </w:pPr>
+      <w:r>
+        <w:t>Set Message Size.</w:t>
+      </w:r>
+    </w:p>
+    <w:p/>
+    <w:p>
+      <w:pPr>
         <w:pStyle w:val="Heading3"/>
-      </w:pPr>
-      <w:r>
-        <w:t>5.3 Data exchange Formats</w:t>
+        <w:numPr>
+          <w:ilvl w:val="1"/>
+          <w:numId w:val="15"/>
+        </w:numPr>
+      </w:pPr>
+      <w:r>
+        <w:t>Data exchange Formats</w:t>
       </w:r>
     </w:p>
+    <w:p/>
     <w:p>
+      <w:pPr>
+        <w:rPr>
+          <w:rFonts w:asciiTheme="majorHAnsi" w:hAnsiTheme="majorHAnsi" w:cstheme="majorHAnsi"/>
+        </w:rPr>
+      </w:pPr>
       <w:r>
         <w:t>The system receives 4-byte unsigned integer from sensor module.</w:t>
       </w:r>
+      <w:r>
+        <w:t xml:space="preserve"> This Must be in range of </w:t>
+      </w:r>
+      <w:r>
+        <w:rPr>
+          <w:rFonts w:asciiTheme="majorHAnsi" w:hAnsiTheme="majorHAnsi" w:cstheme="majorHAnsi"/>
+        </w:rPr>
+        <w:t>[</w:t>
+      </w:r>
+      <w:r>
+        <w:rPr>
+          <w:rFonts w:asciiTheme="majorHAnsi" w:hAnsiTheme="majorHAnsi" w:cstheme="majorHAnsi"/>
+          <w:i/>
+          <w:iCs/>
+        </w:rPr>
+        <w:t>MIN_RANGE , MAX RANGE]</w:t>
+      </w:r>
     </w:p>
+    <w:p/>
     <w:p>
       <w:pPr>
         <w:pStyle w:val="Heading2"/>
       </w:pPr>
       <w:r>
-        <w:lastRenderedPageBreak/>
         <w:t>6. Data Flow</w:t>
       </w:r>
     </w:p>
@@ -1374,6 +1868,7 @@
       </w:pPr>
       <w:r>
         <w:rPr>
+          <w:noProof/>
           <w:lang w:val="en-IN"/>
         </w:rPr>
         <w:drawing>
@@ -1432,6 +1927,7 @@
         <w:pStyle w:val="Heading2"/>
       </w:pPr>
       <w:r>
+        <w:lastRenderedPageBreak/>
         <w:t>7. Error Handling &amp; Fault Management</w:t>
       </w:r>
     </w:p>
@@ -1440,10 +1936,7 @@
         <w:pStyle w:val="Heading3"/>
       </w:pPr>
       <w:r>
-        <w:t>7.</w:t>
-      </w:r>
-      <w:r>
-        <w:t>1.Fault Detection</w:t>
+        <w:t>7.1.Fault Detection</w:t>
       </w:r>
     </w:p>
     <w:p>
@@ -1455,7 +1948,19 @@
         </w:numPr>
       </w:pPr>
       <w:r>
-        <w:t>Check the status of thread initialization. If failed to initialize exit with a warning.</w:t>
+        <w:t xml:space="preserve">Check the status of thread initialization. If </w:t>
+      </w:r>
+      <w:r>
+        <w:t>fails</w:t>
+      </w:r>
+      <w:r>
+        <w:t xml:space="preserve"> to initialize</w:t>
+      </w:r>
+      <w:r>
+        <w:t>,</w:t>
+      </w:r>
+      <w:r>
+        <w:t xml:space="preserve"> exit with a warning.</w:t>
       </w:r>
     </w:p>
     <w:p>
@@ -1494,10 +1999,7 @@
         <w:t>If you</w:t>
       </w:r>
       <w:r>
-        <w:t xml:space="preserve"> do not get data from message queue in a certain period </w:t>
-      </w:r>
-      <w:r>
-        <w:t>,</w:t>
+        <w:t xml:space="preserve"> do not get data from message queue in a certain period ,</w:t>
       </w:r>
       <w:r>
         <w:t>treat it</w:t>
@@ -1508,36 +2010,70 @@
     </w:p>
     <w:p>
       <w:pPr>
-        <w:pStyle w:val="Heading3"/>
-      </w:pPr>
-      <w:r>
-        <w:t>7.2.Recovery Mechanism</w:t>
-      </w:r>
+        <w:pStyle w:val="ListParagraph"/>
+      </w:pPr>
     </w:p>
     <w:p>
-      <w:r>
-        <w:t xml:space="preserve">Define an ideal interval [T] , Check the whole system work in that ideal interval [T] , </w:t>
-      </w:r>
-      <w:proofErr w:type="gramStart"/>
-      <w:r>
-        <w:t>If</w:t>
-      </w:r>
-      <w:proofErr w:type="gramEnd"/>
-      <w:r>
-        <w:t xml:space="preserve"> not reboot the whole system.</w:t>
+      <w:pPr>
+        <w:pStyle w:val="Heading3"/>
+      </w:pPr>
+      <w:r>
+        <w:t>7.2.Recovery Mechanism</w:t>
+      </w:r>
+    </w:p>
+    <w:p/>
+    <w:p>
+      <w:r>
+        <w:t xml:space="preserve">Define an ideal interval </w:t>
+      </w:r>
+      <w:r>
+        <w:rPr>
+          <w:i/>
+          <w:iCs/>
+        </w:rPr>
+        <w:t>[T]</w:t>
+      </w:r>
+      <w:r>
+        <w:t xml:space="preserve"> , Check the whole system work in that ideal interval </w:t>
+      </w:r>
+      <w:r>
+        <w:rPr>
+          <w:i/>
+          <w:iCs/>
+        </w:rPr>
+        <w:t xml:space="preserve">[T] </w:t>
+      </w:r>
+      <w:r>
+        <w:t xml:space="preserve">, </w:t>
+      </w:r>
+      <w:r>
+        <w:t>if</w:t>
+      </w:r>
+      <w:r>
+        <w:t xml:space="preserve"> not reboot the whole system</w:t>
+      </w:r>
+      <w:r>
+        <w:t xml:space="preserve"> with escalation warnings</w:t>
+      </w:r>
+      <w:r>
+        <w:t>.</w:t>
+      </w:r>
+    </w:p>
+    <w:p/>
+    <w:p>
+      <w:pPr>
+        <w:pStyle w:val="Heading2"/>
+      </w:pPr>
+      <w:r>
+        <w:t>8. Traceability</w:t>
       </w:r>
     </w:p>
     <w:p>
-      <w:pPr>
-        <w:pStyle w:val="Heading2"/>
-      </w:pPr>
-      <w:r>
-        <w:t>8. Traceability</w:t>
-      </w:r>
-    </w:p>
-    <w:p>
       <w:r>
         <w:t>SRS document – Requirement and functionality analysis</w:t>
+      </w:r>
+      <w:r>
+        <w:t xml:space="preserve"> (V1.0)</w:t>
       </w:r>
     </w:p>
     <w:sectPr>
@@ -2066,6 +2602,232 @@
     <w:nsid w:val="63CC6246"/>
     <w:multiLevelType w:val="hybridMultilevel"/>
     <w:tmpl w:val="69DE07FC"/>
+    <w:lvl w:ilvl="0" w:tplc="40090001">
+      <w:start w:val="1"/>
+      <w:numFmt w:val="bullet"/>
+      <w:lvlText w:val=""/>
+      <w:lvlJc w:val="left"/>
+      <w:pPr>
+        <w:ind w:left="720" w:hanging="360"/>
+      </w:pPr>
+      <w:rPr>
+        <w:rFonts w:ascii="Symbol" w:hAnsi="Symbol" w:hint="default"/>
+      </w:rPr>
+    </w:lvl>
+    <w:lvl w:ilvl="1" w:tplc="40090003" w:tentative="1">
+      <w:start w:val="1"/>
+      <w:numFmt w:val="bullet"/>
+      <w:lvlText w:val="o"/>
+      <w:lvlJc w:val="left"/>
+      <w:pPr>
+        <w:ind w:left="1440" w:hanging="360"/>
+      </w:pPr>
+      <w:rPr>
+        <w:rFonts w:ascii="Courier New" w:hAnsi="Courier New" w:cs="Courier New" w:hint="default"/>
+      </w:rPr>
+    </w:lvl>
+    <w:lvl w:ilvl="2" w:tplc="40090005" w:tentative="1">
+      <w:start w:val="1"/>
+      <w:numFmt w:val="bullet"/>
+      <w:lvlText w:val=""/>
+      <w:lvlJc w:val="left"/>
+      <w:pPr>
+        <w:ind w:left="2160" w:hanging="360"/>
+      </w:pPr>
+      <w:rPr>
+        <w:rFonts w:ascii="Wingdings" w:hAnsi="Wingdings" w:hint="default"/>
+      </w:rPr>
+    </w:lvl>
+    <w:lvl w:ilvl="3" w:tplc="40090001" w:tentative="1">
+      <w:start w:val="1"/>
+      <w:numFmt w:val="bullet"/>
+      <w:lvlText w:val=""/>
+      <w:lvlJc w:val="left"/>
+      <w:pPr>
+        <w:ind w:left="2880" w:hanging="360"/>
+      </w:pPr>
+      <w:rPr>
+        <w:rFonts w:ascii="Symbol" w:hAnsi="Symbol" w:hint="default"/>
+      </w:rPr>
+    </w:lvl>
+    <w:lvl w:ilvl="4" w:tplc="40090003" w:tentative="1">
+      <w:start w:val="1"/>
+      <w:numFmt w:val="bullet"/>
+      <w:lvlText w:val="o"/>
+      <w:lvlJc w:val="left"/>
+      <w:pPr>
+        <w:ind w:left="3600" w:hanging="360"/>
+      </w:pPr>
+      <w:rPr>
+        <w:rFonts w:ascii="Courier New" w:hAnsi="Courier New" w:cs="Courier New" w:hint="default"/>
+      </w:rPr>
+    </w:lvl>
+    <w:lvl w:ilvl="5" w:tplc="40090005" w:tentative="1">
+      <w:start w:val="1"/>
+      <w:numFmt w:val="bullet"/>
+      <w:lvlText w:val=""/>
+      <w:lvlJc w:val="left"/>
+      <w:pPr>
+        <w:ind w:left="4320" w:hanging="360"/>
+      </w:pPr>
+      <w:rPr>
+        <w:rFonts w:ascii="Wingdings" w:hAnsi="Wingdings" w:hint="default"/>
+      </w:rPr>
+    </w:lvl>
+    <w:lvl w:ilvl="6" w:tplc="40090001" w:tentative="1">
+      <w:start w:val="1"/>
+      <w:numFmt w:val="bullet"/>
+      <w:lvlText w:val=""/>
+      <w:lvlJc w:val="left"/>
+      <w:pPr>
+        <w:ind w:left="5040" w:hanging="360"/>
+      </w:pPr>
+      <w:rPr>
+        <w:rFonts w:ascii="Symbol" w:hAnsi="Symbol" w:hint="default"/>
+      </w:rPr>
+    </w:lvl>
+    <w:lvl w:ilvl="7" w:tplc="40090003" w:tentative="1">
+      <w:start w:val="1"/>
+      <w:numFmt w:val="bullet"/>
+      <w:lvlText w:val="o"/>
+      <w:lvlJc w:val="left"/>
+      <w:pPr>
+        <w:ind w:left="5760" w:hanging="360"/>
+      </w:pPr>
+      <w:rPr>
+        <w:rFonts w:ascii="Courier New" w:hAnsi="Courier New" w:cs="Courier New" w:hint="default"/>
+      </w:rPr>
+    </w:lvl>
+    <w:lvl w:ilvl="8" w:tplc="40090005" w:tentative="1">
+      <w:start w:val="1"/>
+      <w:numFmt w:val="bullet"/>
+      <w:lvlText w:val=""/>
+      <w:lvlJc w:val="left"/>
+      <w:pPr>
+        <w:ind w:left="6480" w:hanging="360"/>
+      </w:pPr>
+      <w:rPr>
+        <w:rFonts w:ascii="Wingdings" w:hAnsi="Wingdings" w:hint="default"/>
+      </w:rPr>
+    </w:lvl>
+  </w:abstractNum>
+  <w:abstractNum w:abstractNumId="13" w15:restartNumberingAfterBreak="0">
+    <w:nsid w:val="6B1A1830"/>
+    <w:multiLevelType w:val="multilevel"/>
+    <w:tmpl w:val="443044B0"/>
+    <w:lvl w:ilvl="0">
+      <w:start w:val="5"/>
+      <w:numFmt w:val="decimal"/>
+      <w:lvlText w:val="%1"/>
+      <w:lvlJc w:val="left"/>
+      <w:pPr>
+        <w:ind w:left="360" w:hanging="360"/>
+      </w:pPr>
+      <w:rPr>
+        <w:rFonts w:hint="default"/>
+      </w:rPr>
+    </w:lvl>
+    <w:lvl w:ilvl="1">
+      <w:start w:val="3"/>
+      <w:numFmt w:val="decimal"/>
+      <w:lvlText w:val="%1.%2"/>
+      <w:lvlJc w:val="left"/>
+      <w:pPr>
+        <w:ind w:left="360" w:hanging="360"/>
+      </w:pPr>
+      <w:rPr>
+        <w:rFonts w:hint="default"/>
+      </w:rPr>
+    </w:lvl>
+    <w:lvl w:ilvl="2">
+      <w:start w:val="1"/>
+      <w:numFmt w:val="decimal"/>
+      <w:lvlText w:val="%1.%2.%3"/>
+      <w:lvlJc w:val="left"/>
+      <w:pPr>
+        <w:ind w:left="720" w:hanging="720"/>
+      </w:pPr>
+      <w:rPr>
+        <w:rFonts w:hint="default"/>
+      </w:rPr>
+    </w:lvl>
+    <w:lvl w:ilvl="3">
+      <w:start w:val="1"/>
+      <w:numFmt w:val="decimal"/>
+      <w:lvlText w:val="%1.%2.%3.%4"/>
+      <w:lvlJc w:val="left"/>
+      <w:pPr>
+        <w:ind w:left="720" w:hanging="720"/>
+      </w:pPr>
+      <w:rPr>
+        <w:rFonts w:hint="default"/>
+      </w:rPr>
+    </w:lvl>
+    <w:lvl w:ilvl="4">
+      <w:start w:val="1"/>
+      <w:numFmt w:val="decimal"/>
+      <w:lvlText w:val="%1.%2.%3.%4.%5"/>
+      <w:lvlJc w:val="left"/>
+      <w:pPr>
+        <w:ind w:left="1080" w:hanging="1080"/>
+      </w:pPr>
+      <w:rPr>
+        <w:rFonts w:hint="default"/>
+      </w:rPr>
+    </w:lvl>
+    <w:lvl w:ilvl="5">
+      <w:start w:val="1"/>
+      <w:numFmt w:val="decimal"/>
+      <w:lvlText w:val="%1.%2.%3.%4.%5.%6"/>
+      <w:lvlJc w:val="left"/>
+      <w:pPr>
+        <w:ind w:left="1080" w:hanging="1080"/>
+      </w:pPr>
+      <w:rPr>
+        <w:rFonts w:hint="default"/>
+      </w:rPr>
+    </w:lvl>
+    <w:lvl w:ilvl="6">
+      <w:start w:val="1"/>
+      <w:numFmt w:val="decimal"/>
+      <w:lvlText w:val="%1.%2.%3.%4.%5.%6.%7"/>
+      <w:lvlJc w:val="left"/>
+      <w:pPr>
+        <w:ind w:left="1440" w:hanging="1440"/>
+      </w:pPr>
+      <w:rPr>
+        <w:rFonts w:hint="default"/>
+      </w:rPr>
+    </w:lvl>
+    <w:lvl w:ilvl="7">
+      <w:start w:val="1"/>
+      <w:numFmt w:val="decimal"/>
+      <w:lvlText w:val="%1.%2.%3.%4.%5.%6.%7.%8"/>
+      <w:lvlJc w:val="left"/>
+      <w:pPr>
+        <w:ind w:left="1440" w:hanging="1440"/>
+      </w:pPr>
+      <w:rPr>
+        <w:rFonts w:hint="default"/>
+      </w:rPr>
+    </w:lvl>
+    <w:lvl w:ilvl="8">
+      <w:start w:val="1"/>
+      <w:numFmt w:val="decimal"/>
+      <w:lvlText w:val="%1.%2.%3.%4.%5.%6.%7.%8.%9"/>
+      <w:lvlJc w:val="left"/>
+      <w:pPr>
+        <w:ind w:left="1440" w:hanging="1440"/>
+      </w:pPr>
+      <w:rPr>
+        <w:rFonts w:hint="default"/>
+      </w:rPr>
+    </w:lvl>
+  </w:abstractNum>
+  <w:abstractNum w:abstractNumId="14" w15:restartNumberingAfterBreak="0">
+    <w:nsid w:val="6EA1531F"/>
+    <w:multiLevelType w:val="hybridMultilevel"/>
+    <w:tmpl w:val="674AF5EC"/>
     <w:lvl w:ilvl="0" w:tplc="40090001">
       <w:start w:val="1"/>
       <w:numFmt w:val="bullet"/>
@@ -2213,6 +2975,12 @@
   </w:num>
   <w:num w:numId="13" w16cid:durableId="71243720">
     <w:abstractNumId w:val="9"/>
+  </w:num>
+  <w:num w:numId="14" w16cid:durableId="1097291107">
+    <w:abstractNumId w:val="14"/>
+  </w:num>
+  <w:num w:numId="15" w16cid:durableId="1180050130">
+    <w:abstractNumId w:val="13"/>
   </w:num>
 </w:numbering>
 </file>
@@ -2823,6 +3591,7 @@
   <w:style w:type="character" w:default="1" w:styleId="DefaultParagraphFont">
     <w:name w:val="Default Paragraph Font"/>
     <w:uiPriority w:val="1"/>
+    <w:semiHidden/>
     <w:unhideWhenUsed/>
   </w:style>
   <w:style w:type="table" w:default="1" w:styleId="TableNormal">

--- a/docs/HLD/AltitudeMeasurement_HLD.docx
+++ b/docs/HLD/AltitudeMeasurement_HLD.docx
@@ -48,7 +48,6 @@
         <w:t>1. Purpose</w:t>
       </w:r>
     </w:p>
-    <w:p/>
     <w:p>
       <w:r>
         <w:rPr>
@@ -89,7 +88,6 @@
         <w:t>2. System Overview</w:t>
       </w:r>
     </w:p>
-    <w:p/>
     <w:p>
       <w:pPr>
         <w:rPr>
@@ -148,13 +146,7 @@
         <w:rPr>
           <w:rFonts w:asciiTheme="majorHAnsi" w:hAnsiTheme="majorHAnsi" w:cstheme="majorHAnsi"/>
         </w:rPr>
-        <w:t xml:space="preserve"> </w:t>
-      </w:r>
-      <w:r>
-        <w:rPr>
-          <w:rFonts w:asciiTheme="majorHAnsi" w:hAnsiTheme="majorHAnsi" w:cstheme="majorHAnsi"/>
-        </w:rPr>
-        <w:t>[</w:t>
+        <w:t xml:space="preserve"> [</w:t>
       </w:r>
       <w:r>
         <w:rPr>
@@ -176,7 +168,23 @@
           <w:i/>
           <w:iCs/>
         </w:rPr>
-        <w:t>[THRESHOLD_MIN, THRESOLD_MAX],</w:t>
+        <w:t>[THRESHOLD_MIN, THRES</w:t>
+      </w:r>
+      <w:r>
+        <w:rPr>
+          <w:rFonts w:asciiTheme="majorHAnsi" w:hAnsiTheme="majorHAnsi" w:cstheme="majorHAnsi"/>
+          <w:i/>
+          <w:iCs/>
+        </w:rPr>
+        <w:t>H</w:t>
+      </w:r>
+      <w:r>
+        <w:rPr>
+          <w:rFonts w:asciiTheme="majorHAnsi" w:hAnsiTheme="majorHAnsi" w:cstheme="majorHAnsi"/>
+          <w:i/>
+          <w:iCs/>
+        </w:rPr>
+        <w:t>OLD_MAX],</w:t>
       </w:r>
       <w:r>
         <w:rPr>
@@ -231,7 +239,6 @@
         <w:t>2.1 Key components</w:t>
       </w:r>
     </w:p>
-    <w:p/>
     <w:p>
       <w:r>
         <w:rPr>
@@ -282,7 +289,6 @@
         <w:t xml:space="preserve"> Expect sensor value as maximum of  4-byte data. </w:t>
       </w:r>
     </w:p>
-    <w:p/>
     <w:p>
       <w:r>
         <w:rPr>
@@ -375,24 +381,13 @@
         <w:t xml:space="preserve"> If a value exceeds the limit set event bit.</w:t>
       </w:r>
     </w:p>
-    <w:p/>
     <w:p>
-      <w:pPr>
+      <w:r>
         <w:rPr>
           <w:b/>
           <w:bCs/>
           <w:color w:val="4F81BD" w:themeColor="accent1"/>
         </w:rPr>
-      </w:pPr>
-    </w:p>
-    <w:p>
-      <w:r>
-        <w:rPr>
-          <w:b/>
-          <w:bCs/>
-          <w:color w:val="4F81BD" w:themeColor="accent1"/>
-        </w:rPr>
-        <w:lastRenderedPageBreak/>
         <w:t>2.1.3. Alarm Management</w:t>
       </w:r>
       <w:r>
@@ -431,14 +426,6 @@
     </w:p>
     <w:p>
       <w:pPr>
-        <w:rPr>
-          <w:i/>
-          <w:iCs/>
-        </w:rPr>
-      </w:pPr>
-    </w:p>
-    <w:p>
-      <w:pPr>
         <w:pStyle w:val="Heading3"/>
       </w:pPr>
       <w:r>
@@ -457,6 +444,7 @@
           <w:noProof/>
           <w:lang w:val="en-IN"/>
         </w:rPr>
+        <w:lastRenderedPageBreak/>
         <w:drawing>
           <wp:inline distT="0" distB="0" distL="0" distR="0" wp14:anchorId="74A84F8D" wp14:editId="0EDB53E2">
             <wp:extent cx="5486400" cy="1395730"/>
@@ -516,7 +504,6 @@
         <w:t>3. Software Architecture</w:t>
       </w:r>
     </w:p>
-    <w:p/>
     <w:p>
       <w:r>
         <w:t>The software is designed to follow layered architecture, that ensures each module is well defined and organized .</w:t>
@@ -525,7 +512,6 @@
         <w:t xml:space="preserve"> </w:t>
       </w:r>
     </w:p>
-    <w:p/>
     <w:p>
       <w:pPr>
         <w:pStyle w:val="Heading3"/>
@@ -829,27 +815,6 @@
     </w:p>
     <w:p>
       <w:pPr>
-        <w:rPr>
-          <w:color w:val="4F81BD" w:themeColor="accent1"/>
-        </w:rPr>
-      </w:pPr>
-    </w:p>
-    <w:p>
-      <w:pPr>
-        <w:rPr>
-          <w:color w:val="4F81BD" w:themeColor="accent1"/>
-        </w:rPr>
-      </w:pPr>
-    </w:p>
-    <w:p>
-      <w:pPr>
-        <w:rPr>
-          <w:color w:val="4F81BD" w:themeColor="accent1"/>
-        </w:rPr>
-      </w:pPr>
-    </w:p>
-    <w:p>
-      <w:pPr>
         <w:pStyle w:val="Heading3"/>
       </w:pPr>
       <w:r>
@@ -924,6 +889,7 @@
         <w:pStyle w:val="Heading2"/>
       </w:pPr>
       <w:r>
+        <w:lastRenderedPageBreak/>
         <w:t>4. Module Descriptions</w:t>
       </w:r>
     </w:p>
@@ -944,7 +910,6 @@
         <w:t>Sensor Management</w:t>
       </w:r>
     </w:p>
-    <w:p/>
     <w:p>
       <w:r>
         <w:t xml:space="preserve">     </w:t>
@@ -1068,7 +1033,6 @@
         <w:t xml:space="preserve"> </w:t>
       </w:r>
     </w:p>
-    <w:p/>
     <w:p>
       <w:r>
         <w:t>The Validation engine performs the processing of data and validation.</w:t>
@@ -1199,33 +1163,18 @@
     </w:p>
     <w:p>
       <w:pPr>
-        <w:rPr>
-          <w:rFonts w:asciiTheme="majorHAnsi" w:hAnsiTheme="majorHAnsi" w:cstheme="majorHAnsi"/>
-        </w:rPr>
-      </w:pPr>
+        <w:pStyle w:val="Heading3"/>
+      </w:pPr>
+      <w:r>
+        <w:t xml:space="preserve">4.3 </w:t>
+      </w:r>
+      <w:r>
+        <w:t>Alarm Management</w:t>
+      </w:r>
+      <w:r>
+        <w:t xml:space="preserve"> </w:t>
+      </w:r>
     </w:p>
-    <w:p>
-      <w:pPr>
-        <w:rPr>
-          <w:rFonts w:asciiTheme="majorHAnsi" w:hAnsiTheme="majorHAnsi" w:cstheme="majorHAnsi"/>
-        </w:rPr>
-      </w:pPr>
-    </w:p>
-    <w:p>
-      <w:pPr>
-        <w:pStyle w:val="Heading3"/>
-      </w:pPr>
-      <w:r>
-        <w:t xml:space="preserve">4.3 </w:t>
-      </w:r>
-      <w:r>
-        <w:t>Alarm Management</w:t>
-      </w:r>
-      <w:r>
-        <w:t xml:space="preserve"> </w:t>
-      </w:r>
-    </w:p>
-    <w:p/>
     <w:p>
       <w:pPr>
         <w:rPr>
@@ -1373,7 +1322,7 @@
       <w:tr>
         <w:tc>
           <w:tcPr>
-            <w:tcW w:w="3039" w:type="dxa"/>
+            <w:tcW w:w="3147" w:type="dxa"/>
           </w:tcPr>
           <w:p>
             <w:pPr>
@@ -1395,7 +1344,7 @@
         </w:tc>
         <w:tc>
           <w:tcPr>
-            <w:tcW w:w="2900" w:type="dxa"/>
+            <w:tcW w:w="2833" w:type="dxa"/>
           </w:tcPr>
           <w:p>
             <w:pPr>
@@ -1439,7 +1388,7 @@
         </w:tc>
         <w:tc>
           <w:tcPr>
-            <w:tcW w:w="1490" w:type="dxa"/>
+            <w:tcW w:w="1449" w:type="dxa"/>
           </w:tcPr>
           <w:p>
             <w:pPr>
@@ -1463,7 +1412,7 @@
       <w:tr>
         <w:tc>
           <w:tcPr>
-            <w:tcW w:w="3039" w:type="dxa"/>
+            <w:tcW w:w="3147" w:type="dxa"/>
           </w:tcPr>
           <w:p>
             <w:pPr>
@@ -1482,7 +1431,7 @@
         </w:tc>
         <w:tc>
           <w:tcPr>
-            <w:tcW w:w="2900" w:type="dxa"/>
+            <w:tcW w:w="2833" w:type="dxa"/>
           </w:tcPr>
           <w:p>
             <w:r>
@@ -1519,7 +1468,7 @@
         </w:tc>
         <w:tc>
           <w:tcPr>
-            <w:tcW w:w="1490" w:type="dxa"/>
+            <w:tcW w:w="1449" w:type="dxa"/>
           </w:tcPr>
           <w:p>
             <w:r>
@@ -1536,7 +1485,7 @@
       <w:tr>
         <w:tc>
           <w:tcPr>
-            <w:tcW w:w="3039" w:type="dxa"/>
+            <w:tcW w:w="3147" w:type="dxa"/>
           </w:tcPr>
           <w:p>
             <w:r>
@@ -1546,7 +1495,7 @@
         </w:tc>
         <w:tc>
           <w:tcPr>
-            <w:tcW w:w="2900" w:type="dxa"/>
+            <w:tcW w:w="2833" w:type="dxa"/>
           </w:tcPr>
           <w:p>
             <w:r>
@@ -1559,7 +1508,14 @@
               <w:rPr>
                 <w:rFonts w:asciiTheme="majorHAnsi" w:hAnsiTheme="majorHAnsi" w:cstheme="majorHAnsi"/>
               </w:rPr>
-              <w:t>data from sensor module</w:t>
+              <w:t xml:space="preserve">data from sensor </w:t>
+            </w:r>
+            <w:r>
+              <w:rPr>
+                <w:rFonts w:asciiTheme="majorHAnsi" w:hAnsiTheme="majorHAnsi" w:cstheme="majorHAnsi"/>
+              </w:rPr>
+              <w:lastRenderedPageBreak/>
+              <w:t>module</w:t>
             </w:r>
             <w:r>
               <w:rPr>
@@ -1627,7 +1583,7 @@
         </w:tc>
         <w:tc>
           <w:tcPr>
-            <w:tcW w:w="1490" w:type="dxa"/>
+            <w:tcW w:w="1449" w:type="dxa"/>
           </w:tcPr>
           <w:p/>
         </w:tc>
@@ -1635,7 +1591,7 @@
       <w:tr>
         <w:tc>
           <w:tcPr>
-            <w:tcW w:w="3039" w:type="dxa"/>
+            <w:tcW w:w="3147" w:type="dxa"/>
           </w:tcPr>
           <w:p>
             <w:r>
@@ -1648,7 +1604,7 @@
         </w:tc>
         <w:tc>
           <w:tcPr>
-            <w:tcW w:w="2900" w:type="dxa"/>
+            <w:tcW w:w="2833" w:type="dxa"/>
           </w:tcPr>
           <w:p>
             <w:r>
@@ -1694,7 +1650,7 @@
         </w:tc>
         <w:tc>
           <w:tcPr>
-            <w:tcW w:w="1490" w:type="dxa"/>
+            <w:tcW w:w="1449" w:type="dxa"/>
           </w:tcPr>
           <w:p/>
         </w:tc>
@@ -1702,7 +1658,7 @@
       <w:tr>
         <w:tc>
           <w:tcPr>
-            <w:tcW w:w="3039" w:type="dxa"/>
+            <w:tcW w:w="3147" w:type="dxa"/>
           </w:tcPr>
           <w:p>
             <w:pPr>
@@ -1720,7 +1676,7 @@
         </w:tc>
         <w:tc>
           <w:tcPr>
-            <w:tcW w:w="2900" w:type="dxa"/>
+            <w:tcW w:w="2833" w:type="dxa"/>
           </w:tcPr>
           <w:p>
             <w:r>
@@ -1751,24 +1707,68 @@
         </w:tc>
         <w:tc>
           <w:tcPr>
-            <w:tcW w:w="1490" w:type="dxa"/>
+            <w:tcW w:w="1449" w:type="dxa"/>
+          </w:tcPr>
+          <w:p/>
+        </w:tc>
+      </w:tr>
+      <w:tr>
+        <w:tc>
+          <w:tcPr>
+            <w:tcW w:w="3147" w:type="dxa"/>
+          </w:tcPr>
+          <w:p>
+            <w:pPr>
+              <w:rPr>
+                <w:rFonts w:asciiTheme="majorHAnsi" w:hAnsiTheme="majorHAnsi" w:cstheme="majorHAnsi"/>
+              </w:rPr>
+            </w:pPr>
+            <w:r>
+              <w:t>void SensorAltitudeMeasure(void)</w:t>
+            </w:r>
+          </w:p>
+        </w:tc>
+        <w:tc>
+          <w:tcPr>
+            <w:tcW w:w="2833" w:type="dxa"/>
+          </w:tcPr>
+          <w:p>
+            <w:pPr>
+              <w:rPr>
+                <w:rFonts w:asciiTheme="majorHAnsi" w:hAnsiTheme="majorHAnsi" w:cstheme="majorHAnsi"/>
+              </w:rPr>
+            </w:pPr>
+            <w:r>
+              <w:rPr>
+                <w:rFonts w:asciiTheme="majorHAnsi" w:hAnsiTheme="majorHAnsi" w:cstheme="majorHAnsi"/>
+              </w:rPr>
+              <w:t>Responsible for thread creation, IPC enabling , event creation</w:t>
+            </w:r>
+          </w:p>
+        </w:tc>
+        <w:tc>
+          <w:tcPr>
+            <w:tcW w:w="1319" w:type="dxa"/>
+          </w:tcPr>
+          <w:p/>
+        </w:tc>
+        <w:tc>
+          <w:tcPr>
+            <w:tcW w:w="1449" w:type="dxa"/>
           </w:tcPr>
           <w:p/>
         </w:tc>
       </w:tr>
     </w:tbl>
     <w:p/>
-    <w:p/>
     <w:p>
       <w:pPr>
         <w:pStyle w:val="Heading3"/>
       </w:pPr>
       <w:r>
-        <w:lastRenderedPageBreak/>
         <w:t>5.2 Inter-process Communication method</w:t>
       </w:r>
     </w:p>
-    <w:p/>
     <w:p>
       <w:r>
         <w:t xml:space="preserve">The system </w:t>
@@ -1810,7 +1810,6 @@
         <w:t>Set Message Size.</w:t>
       </w:r>
     </w:p>
-    <w:p/>
     <w:p>
       <w:pPr>
         <w:pStyle w:val="Heading3"/>
@@ -1823,7 +1822,6 @@
         <w:t>Data exchange Formats</w:t>
       </w:r>
     </w:p>
-    <w:p/>
     <w:p>
       <w:pPr>
         <w:rPr>
@@ -1857,6 +1855,7 @@
         <w:pStyle w:val="Heading2"/>
       </w:pPr>
       <w:r>
+        <w:lastRenderedPageBreak/>
         <w:t>6. Data Flow</w:t>
       </w:r>
     </w:p>
@@ -1927,7 +1926,6 @@
         <w:pStyle w:val="Heading2"/>
       </w:pPr>
       <w:r>
-        <w:lastRenderedPageBreak/>
         <w:t>7. Error Handling &amp; Fault Management</w:t>
       </w:r>
     </w:p>
@@ -2021,7 +2019,6 @@
         <w:t>7.2.Recovery Mechanism</w:t>
       </w:r>
     </w:p>
-    <w:p/>
     <w:p>
       <w:r>
         <w:t xml:space="preserve">Define an ideal interval </w:t>
